--- a/药衡智析_增量源码交接/public_source_candidate/07_交付/delivery_20260921/银黄口服液_2026-06.docx
+++ b/药衡智析_增量源码交接/public_source_candidate/07_交付/delivery_20260921/银黄口服液_2026-06.docx
@@ -135,7 +135,7 @@
         <ns0:keepLines/>
         <ns0:pageBreakBefore ns0:val="0"/>
         <ns0:widowControl/>
-        <ns0:spacing ns0:after="0" ns0:line="240" ns0:lineRule="auto" ns0:before="0"/>
+        <ns0:spacing ns0:after="20" ns0:line="312" ns0:lineRule="auto" ns0:before="20"/>
         <ns0:ind ns0:firstLine="420"/>
         <ns0:jc ns0:val="left"/>
         <ns0:wordWrap ns0:val="0"/>
@@ -145,9 +145,9 @@
           <ns0:rFonts ns0:ascii="Noto Sans SC" ns0:hAnsi="Noto Sans SC" ns0:eastAsia="Noto Sans SC"/>
           <ns0:b ns0:val="0"/>
           <ns0:color ns0:val="202D33"/>
-          <ns0:sz ns0:val="18"/>
+          <ns0:sz ns0:val="21"/>
         </ns0:rPr>
-        <ns0:t xml:space="preserve">　一、基本信息　·　第1页</ns0:t>
+        <ns0:t xml:space="preserve">　一、封面与基本信息</ns0:t>
       </ns0:r>
     </ns0:p>
     <ns0:p>
@@ -156,7 +156,7 @@
         <ns0:keepLines/>
         <ns0:pageBreakBefore ns0:val="0"/>
         <ns0:widowControl/>
-        <ns0:spacing ns0:after="0" ns0:line="240" ns0:lineRule="auto" ns0:before="0"/>
+        <ns0:spacing ns0:after="20" ns0:line="312" ns0:lineRule="auto" ns0:before="20"/>
         <ns0:ind ns0:firstLine="420"/>
         <ns0:jc ns0:val="left"/>
         <ns0:wordWrap ns0:val="0"/>
@@ -166,9 +166,9 @@
           <ns0:rFonts ns0:ascii="Noto Sans SC" ns0:hAnsi="Noto Sans SC" ns0:eastAsia="Noto Sans SC"/>
           <ns0:b ns0:val="0"/>
           <ns0:color ns0:val="202D33"/>
-          <ns0:sz ns0:val="18"/>
+          <ns0:sz ns0:val="21"/>
         </ns0:rPr>
-        <ns0:t xml:space="preserve">　二、总成本概览　·　第1页</ns0:t>
+        <ns0:t xml:space="preserve">　二、总成本概览　·　第2页</ns0:t>
       </ns0:r>
     </ns0:p>
     <ns0:p>
@@ -177,7 +177,7 @@
         <ns0:keepLines/>
         <ns0:pageBreakBefore ns0:val="0"/>
         <ns0:widowControl/>
-        <ns0:spacing ns0:after="0" ns0:line="240" ns0:lineRule="auto" ns0:before="0"/>
+        <ns0:spacing ns0:after="20" ns0:line="312" ns0:lineRule="auto" ns0:before="20"/>
         <ns0:ind ns0:firstLine="420"/>
         <ns0:jc ns0:val="left"/>
         <ns0:wordWrap ns0:val="0"/>
@@ -187,9 +187,9 @@
           <ns0:rFonts ns0:ascii="Noto Sans SC" ns0:hAnsi="Noto Sans SC" ns0:eastAsia="Noto Sans SC"/>
           <ns0:b ns0:val="0"/>
           <ns0:color ns0:val="202D33"/>
-          <ns0:sz ns0:val="18"/>
+          <ns0:sz ns0:val="21"/>
         </ns0:rPr>
-        <ns0:t xml:space="preserve">　三、要素明细　·　第2页</ns0:t>
+        <ns0:t xml:space="preserve">　　2.1 核心指标一览</ns0:t>
       </ns0:r>
     </ns0:p>
     <ns0:p>
@@ -198,7 +198,7 @@
         <ns0:keepLines/>
         <ns0:pageBreakBefore ns0:val="0"/>
         <ns0:widowControl/>
-        <ns0:spacing ns0:after="0" ns0:line="240" ns0:lineRule="auto" ns0:before="0"/>
+        <ns0:spacing ns0:after="20" ns0:line="312" ns0:lineRule="auto" ns0:before="20"/>
         <ns0:ind ns0:firstLine="420"/>
         <ns0:jc ns0:val="left"/>
         <ns0:wordWrap ns0:val="0"/>
@@ -208,9 +208,9 @@
           <ns0:rFonts ns0:ascii="Noto Sans SC" ns0:hAnsi="Noto Sans SC" ns0:eastAsia="Noto Sans SC"/>
           <ns0:b ns0:val="0"/>
           <ns0:color ns0:val="202D33"/>
-          <ns0:sz ns0:val="18"/>
+          <ns0:sz ns0:val="21"/>
         </ns0:rPr>
-        <ns0:t xml:space="preserve">　四、专项分析　·　第4页</ns0:t>
+        <ns0:t xml:space="preserve">　　2.2 成本结构</ns0:t>
       </ns0:r>
     </ns0:p>
     <ns0:p>
@@ -219,7 +219,7 @@
         <ns0:keepLines/>
         <ns0:pageBreakBefore ns0:val="0"/>
         <ns0:widowControl/>
-        <ns0:spacing ns0:after="0" ns0:line="240" ns0:lineRule="auto" ns0:before="0"/>
+        <ns0:spacing ns0:after="20" ns0:line="312" ns0:lineRule="auto" ns0:before="20"/>
         <ns0:ind ns0:firstLine="420"/>
         <ns0:jc ns0:val="left"/>
         <ns0:wordWrap ns0:val="0"/>
@@ -229,9 +229,9 @@
           <ns0:rFonts ns0:ascii="Noto Sans SC" ns0:hAnsi="Noto Sans SC" ns0:eastAsia="Noto Sans SC"/>
           <ns0:b ns0:val="0"/>
           <ns0:color ns0:val="202D33"/>
-          <ns0:sz ns0:val="18"/>
+          <ns0:sz ns0:val="21"/>
         </ns0:rPr>
-        <ns0:t xml:space="preserve">　五、对标分析　·　第5页</ns0:t>
+        <ns0:t xml:space="preserve">　三、成本要素明细分析</ns0:t>
       </ns0:r>
     </ns0:p>
     <ns0:p>
@@ -240,7 +240,7 @@
         <ns0:keepLines/>
         <ns0:pageBreakBefore ns0:val="0"/>
         <ns0:widowControl/>
-        <ns0:spacing ns0:after="0" ns0:line="240" ns0:lineRule="auto" ns0:before="0"/>
+        <ns0:spacing ns0:after="20" ns0:line="312" ns0:lineRule="auto" ns0:before="20"/>
         <ns0:ind ns0:firstLine="420"/>
         <ns0:jc ns0:val="left"/>
         <ns0:wordWrap ns0:val="0"/>
@@ -250,9 +250,9 @@
           <ns0:rFonts ns0:ascii="Noto Sans SC" ns0:hAnsi="Noto Sans SC" ns0:eastAsia="Noto Sans SC"/>
           <ns0:b ns0:val="0"/>
           <ns0:color ns0:val="202D33"/>
-          <ns0:sz ns0:val="18"/>
+          <ns0:sz ns0:val="21"/>
         </ns0:rPr>
-        <ns0:t xml:space="preserve">　六、总结与建议　·　第6页</ns0:t>
+        <ns0:t xml:space="preserve">　　3.1 直接材料分析</ns0:t>
       </ns0:r>
     </ns0:p>
     <ns0:p>
@@ -261,7 +261,365 @@
         <ns0:keepLines/>
         <ns0:pageBreakBefore ns0:val="0"/>
         <ns0:widowControl/>
-        <ns0:spacing ns0:line="331" ns0:lineRule="auto" ns0:before="200" ns0:after="100"/>
+        <ns0:spacing ns0:after="20" ns0:line="312" ns0:lineRule="auto" ns0:before="20"/>
+        <ns0:ind ns0:firstLine="420"/>
+        <ns0:jc ns0:val="left"/>
+        <ns0:wordWrap ns0:val="0"/>
+      </ns0:pPr>
+      <ns0:r>
+        <ns0:rPr>
+          <ns0:rFonts ns0:ascii="Noto Sans SC" ns0:hAnsi="Noto Sans SC" ns0:eastAsia="Noto Sans SC"/>
+          <ns0:b ns0:val="0"/>
+          <ns0:color ns0:val="202D33"/>
+          <ns0:sz ns0:val="21"/>
+        </ns0:rPr>
+        <ns0:t xml:space="preserve">　　3.1.1 原材料成本明细</ns0:t>
+      </ns0:r>
+    </ns0:p>
+    <ns0:p>
+      <ns0:pPr>
+        <ns0:keepNext/>
+        <ns0:keepLines/>
+        <ns0:pageBreakBefore ns0:val="0"/>
+        <ns0:widowControl/>
+        <ns0:spacing ns0:after="20" ns0:line="312" ns0:lineRule="auto" ns0:before="20"/>
+        <ns0:ind ns0:firstLine="420"/>
+        <ns0:jc ns0:val="left"/>
+        <ns0:wordWrap ns0:val="0"/>
+      </ns0:pPr>
+      <ns0:r>
+        <ns0:rPr>
+          <ns0:rFonts ns0:ascii="Noto Sans SC" ns0:hAnsi="Noto Sans SC" ns0:eastAsia="Noto Sans SC"/>
+          <ns0:b ns0:val="0"/>
+          <ns0:color ns0:val="202D33"/>
+          <ns0:sz ns0:val="21"/>
+        </ns0:rPr>
+        <ns0:t xml:space="preserve">　　3.1.2 材料成本变动归因</ns0:t>
+      </ns0:r>
+    </ns0:p>
+    <ns0:p>
+      <ns0:pPr>
+        <ns0:keepNext/>
+        <ns0:keepLines/>
+        <ns0:pageBreakBefore ns0:val="0"/>
+        <ns0:widowControl/>
+        <ns0:spacing ns0:after="20" ns0:line="312" ns0:lineRule="auto" ns0:before="20"/>
+        <ns0:ind ns0:firstLine="420"/>
+        <ns0:jc ns0:val="left"/>
+        <ns0:wordWrap ns0:val="0"/>
+      </ns0:pPr>
+      <ns0:r>
+        <ns0:rPr>
+          <ns0:rFonts ns0:ascii="Noto Sans SC" ns0:hAnsi="Noto Sans SC" ns0:eastAsia="Noto Sans SC"/>
+          <ns0:b ns0:val="0"/>
+          <ns0:color ns0:val="202D33"/>
+          <ns0:sz ns0:val="21"/>
+        </ns0:rPr>
+        <ns0:t xml:space="preserve">　　3.2 直接人工分析</ns0:t>
+      </ns0:r>
+    </ns0:p>
+    <ns0:p>
+      <ns0:pPr>
+        <ns0:keepNext/>
+        <ns0:keepLines/>
+        <ns0:pageBreakBefore ns0:val="0"/>
+        <ns0:widowControl/>
+        <ns0:spacing ns0:after="20" ns0:line="312" ns0:lineRule="auto" ns0:before="20"/>
+        <ns0:ind ns0:firstLine="420"/>
+        <ns0:jc ns0:val="left"/>
+        <ns0:wordWrap ns0:val="0"/>
+      </ns0:pPr>
+      <ns0:r>
+        <ns0:rPr>
+          <ns0:rFonts ns0:ascii="Noto Sans SC" ns0:hAnsi="Noto Sans SC" ns0:eastAsia="Noto Sans SC"/>
+          <ns0:b ns0:val="0"/>
+          <ns0:color ns0:val="202D33"/>
+          <ns0:sz ns0:val="21"/>
+        </ns0:rPr>
+        <ns0:t xml:space="preserve">　　3.3 制造费用分析</ns0:t>
+      </ns0:r>
+    </ns0:p>
+    <ns0:p>
+      <ns0:pPr>
+        <ns0:keepNext/>
+        <ns0:keepLines/>
+        <ns0:pageBreakBefore ns0:val="0"/>
+        <ns0:widowControl/>
+        <ns0:spacing ns0:after="20" ns0:line="312" ns0:lineRule="auto" ns0:before="20"/>
+        <ns0:ind ns0:firstLine="420"/>
+        <ns0:jc ns0:val="left"/>
+        <ns0:wordWrap ns0:val="0"/>
+      </ns0:pPr>
+      <ns0:r>
+        <ns0:rPr>
+          <ns0:rFonts ns0:ascii="Noto Sans SC" ns0:hAnsi="Noto Sans SC" ns0:eastAsia="Noto Sans SC"/>
+          <ns0:b ns0:val="0"/>
+          <ns0:color ns0:val="202D33"/>
+          <ns0:sz ns0:val="21"/>
+        </ns0:rPr>
+        <ns0:t xml:space="preserve">　四、重点产品专项分析 — 银黄口服液</ns0:t>
+      </ns0:r>
+    </ns0:p>
+    <ns0:p>
+      <ns0:pPr>
+        <ns0:keepNext/>
+        <ns0:keepLines/>
+        <ns0:pageBreakBefore ns0:val="0"/>
+        <ns0:widowControl/>
+        <ns0:spacing ns0:after="20" ns0:line="312" ns0:lineRule="auto" ns0:before="20"/>
+        <ns0:ind ns0:firstLine="420"/>
+        <ns0:jc ns0:val="left"/>
+        <ns0:wordWrap ns0:val="0"/>
+      </ns0:pPr>
+      <ns0:r>
+        <ns0:rPr>
+          <ns0:rFonts ns0:ascii="Noto Sans SC" ns0:hAnsi="Noto Sans SC" ns0:eastAsia="Noto Sans SC"/>
+          <ns0:b ns0:val="0"/>
+          <ns0:color ns0:val="202D33"/>
+          <ns0:sz ns0:val="21"/>
+        </ns0:rPr>
+        <ns0:t xml:space="preserve">　　4.1 可用期间单位成本趋势（截至 2026-06，共 6 个月）</ns0:t>
+      </ns0:r>
+    </ns0:p>
+    <ns0:p>
+      <ns0:pPr>
+        <ns0:keepNext/>
+        <ns0:keepLines/>
+        <ns0:pageBreakBefore ns0:val="0"/>
+        <ns0:widowControl/>
+        <ns0:spacing ns0:after="20" ns0:line="312" ns0:lineRule="auto" ns0:before="20"/>
+        <ns0:ind ns0:firstLine="420"/>
+        <ns0:jc ns0:val="left"/>
+        <ns0:wordWrap ns0:val="0"/>
+      </ns0:pPr>
+      <ns0:r>
+        <ns0:rPr>
+          <ns0:rFonts ns0:ascii="Noto Sans SC" ns0:hAnsi="Noto Sans SC" ns0:eastAsia="Noto Sans SC"/>
+          <ns0:b ns0:val="0"/>
+          <ns0:color ns0:val="202D33"/>
+          <ns0:sz ns0:val="21"/>
+        </ns0:rPr>
+        <ns0:t xml:space="preserve">　　4.2 成本异常点排查</ns0:t>
+      </ns0:r>
+    </ns0:p>
+    <ns0:p>
+      <ns0:pPr>
+        <ns0:keepNext/>
+        <ns0:keepLines/>
+        <ns0:pageBreakBefore ns0:val="0"/>
+        <ns0:widowControl/>
+        <ns0:spacing ns0:after="20" ns0:line="312" ns0:lineRule="auto" ns0:before="20"/>
+        <ns0:ind ns0:firstLine="420"/>
+        <ns0:jc ns0:val="left"/>
+        <ns0:wordWrap ns0:val="0"/>
+      </ns0:pPr>
+      <ns0:r>
+        <ns0:rPr>
+          <ns0:rFonts ns0:ascii="Noto Sans SC" ns0:hAnsi="Noto Sans SC" ns0:eastAsia="Noto Sans SC"/>
+          <ns0:b ns0:val="0"/>
+          <ns0:color ns0:val="202D33"/>
+          <ns0:sz ns0:val="21"/>
+        </ns0:rPr>
+        <ns0:t xml:space="preserve">　　4.3 关键原材料市场价格跟踪</ns0:t>
+      </ns0:r>
+    </ns0:p>
+    <ns0:p>
+      <ns0:pPr>
+        <ns0:keepNext/>
+        <ns0:keepLines/>
+        <ns0:pageBreakBefore ns0:val="0"/>
+        <ns0:widowControl/>
+        <ns0:spacing ns0:after="20" ns0:line="312" ns0:lineRule="auto" ns0:before="20"/>
+        <ns0:ind ns0:firstLine="420"/>
+        <ns0:jc ns0:val="left"/>
+        <ns0:wordWrap ns0:val="0"/>
+      </ns0:pPr>
+      <ns0:r>
+        <ns0:rPr>
+          <ns0:rFonts ns0:ascii="Noto Sans SC" ns0:hAnsi="Noto Sans SC" ns0:eastAsia="Noto Sans SC"/>
+          <ns0:b ns0:val="0"/>
+          <ns0:color ns0:val="202D33"/>
+          <ns0:sz ns0:val="21"/>
+        </ns0:rPr>
+        <ns0:t xml:space="preserve">　五、对标分析　·　第6页</ns0:t>
+      </ns0:r>
+    </ns0:p>
+    <ns0:p>
+      <ns0:pPr>
+        <ns0:keepNext/>
+        <ns0:keepLines/>
+        <ns0:pageBreakBefore ns0:val="0"/>
+        <ns0:widowControl/>
+        <ns0:spacing ns0:after="20" ns0:line="312" ns0:lineRule="auto" ns0:before="20"/>
+        <ns0:ind ns0:firstLine="420"/>
+        <ns0:jc ns0:val="left"/>
+        <ns0:wordWrap ns0:val="0"/>
+      </ns0:pPr>
+      <ns0:r>
+        <ns0:rPr>
+          <ns0:rFonts ns0:ascii="Noto Sans SC" ns0:hAnsi="Noto Sans SC" ns0:eastAsia="Noto Sans SC"/>
+          <ns0:b ns0:val="0"/>
+          <ns0:color ns0:val="202D33"/>
+          <ns0:sz ns0:val="21"/>
+        </ns0:rPr>
+        <ns0:t xml:space="preserve">　　5.1 差异总览</ns0:t>
+      </ns0:r>
+    </ns0:p>
+    <ns0:p>
+      <ns0:pPr>
+        <ns0:keepNext/>
+        <ns0:keepLines/>
+        <ns0:pageBreakBefore ns0:val="0"/>
+        <ns0:widowControl/>
+        <ns0:spacing ns0:after="20" ns0:line="312" ns0:lineRule="auto" ns0:before="20"/>
+        <ns0:ind ns0:firstLine="420"/>
+        <ns0:jc ns0:val="left"/>
+        <ns0:wordWrap ns0:val="0"/>
+      </ns0:pPr>
+      <ns0:r>
+        <ns0:rPr>
+          <ns0:rFonts ns0:ascii="Noto Sans SC" ns0:hAnsi="Noto Sans SC" ns0:eastAsia="Noto Sans SC"/>
+          <ns0:b ns0:val="0"/>
+          <ns0:color ns0:val="202D33"/>
+          <ns0:sz ns0:val="21"/>
+        </ns0:rPr>
+        <ns0:t xml:space="preserve">　　5.2 差异结构拆解</ns0:t>
+      </ns0:r>
+    </ns0:p>
+    <ns0:p>
+      <ns0:pPr>
+        <ns0:keepNext/>
+        <ns0:keepLines/>
+        <ns0:pageBreakBefore ns0:val="0"/>
+        <ns0:widowControl/>
+        <ns0:spacing ns0:after="20" ns0:line="312" ns0:lineRule="auto" ns0:before="20"/>
+        <ns0:ind ns0:firstLine="420"/>
+        <ns0:jc ns0:val="left"/>
+        <ns0:wordWrap ns0:val="0"/>
+      </ns0:pPr>
+      <ns0:r>
+        <ns0:rPr>
+          <ns0:rFonts ns0:ascii="Noto Sans SC" ns0:hAnsi="Noto Sans SC" ns0:eastAsia="Noto Sans SC"/>
+          <ns0:b ns0:val="0"/>
+          <ns0:color ns0:val="202D33"/>
+          <ns0:sz ns0:val="21"/>
+        </ns0:rPr>
+        <ns0:t xml:space="preserve">　　5.3 差异归因分析</ns0:t>
+      </ns0:r>
+    </ns0:p>
+    <ns0:p>
+      <ns0:pPr>
+        <ns0:keepNext/>
+        <ns0:keepLines/>
+        <ns0:pageBreakBefore ns0:val="0"/>
+        <ns0:widowControl/>
+        <ns0:spacing ns0:after="20" ns0:line="312" ns0:lineRule="auto" ns0:before="20"/>
+        <ns0:ind ns0:firstLine="420"/>
+        <ns0:jc ns0:val="left"/>
+        <ns0:wordWrap ns0:val="0"/>
+      </ns0:pPr>
+      <ns0:r>
+        <ns0:rPr>
+          <ns0:rFonts ns0:ascii="Noto Sans SC" ns0:hAnsi="Noto Sans SC" ns0:eastAsia="Noto Sans SC"/>
+          <ns0:b ns0:val="0"/>
+          <ns0:color ns0:val="202D33"/>
+          <ns0:sz ns0:val="21"/>
+        </ns0:rPr>
+        <ns0:t xml:space="preserve">　六、总结与建议　·　第7页</ns0:t>
+      </ns0:r>
+    </ns0:p>
+    <ns0:p>
+      <ns0:pPr>
+        <ns0:keepNext/>
+        <ns0:keepLines/>
+        <ns0:pageBreakBefore ns0:val="0"/>
+        <ns0:widowControl/>
+        <ns0:spacing ns0:after="20" ns0:line="312" ns0:lineRule="auto" ns0:before="20"/>
+        <ns0:ind ns0:firstLine="420"/>
+        <ns0:jc ns0:val="left"/>
+        <ns0:wordWrap ns0:val="0"/>
+      </ns0:pPr>
+      <ns0:r>
+        <ns0:rPr>
+          <ns0:rFonts ns0:ascii="Noto Sans SC" ns0:hAnsi="Noto Sans SC" ns0:eastAsia="Noto Sans SC"/>
+          <ns0:b ns0:val="0"/>
+          <ns0:color ns0:val="202D33"/>
+          <ns0:sz ns0:val="21"/>
+        </ns0:rPr>
+        <ns0:t xml:space="preserve">　　6.1 本月成本管理亮点</ns0:t>
+      </ns0:r>
+    </ns0:p>
+    <ns0:p>
+      <ns0:pPr>
+        <ns0:keepNext/>
+        <ns0:keepLines/>
+        <ns0:pageBreakBefore ns0:val="0"/>
+        <ns0:widowControl/>
+        <ns0:spacing ns0:after="20" ns0:line="312" ns0:lineRule="auto" ns0:before="20"/>
+        <ns0:ind ns0:firstLine="420"/>
+        <ns0:jc ns0:val="left"/>
+        <ns0:wordWrap ns0:val="0"/>
+      </ns0:pPr>
+      <ns0:r>
+        <ns0:rPr>
+          <ns0:rFonts ns0:ascii="Noto Sans SC" ns0:hAnsi="Noto Sans SC" ns0:eastAsia="Noto Sans SC"/>
+          <ns0:b ns0:val="0"/>
+          <ns0:color ns0:val="202D33"/>
+          <ns0:sz ns0:val="21"/>
+        </ns0:rPr>
+        <ns0:t xml:space="preserve">　　6.2 需关注的问题</ns0:t>
+      </ns0:r>
+    </ns0:p>
+    <ns0:p>
+      <ns0:pPr>
+        <ns0:keepNext/>
+        <ns0:keepLines/>
+        <ns0:pageBreakBefore ns0:val="0"/>
+        <ns0:widowControl/>
+        <ns0:spacing ns0:after="20" ns0:line="312" ns0:lineRule="auto" ns0:before="20"/>
+        <ns0:ind ns0:firstLine="420"/>
+        <ns0:jc ns0:val="left"/>
+        <ns0:wordWrap ns0:val="0"/>
+      </ns0:pPr>
+      <ns0:r>
+        <ns0:rPr>
+          <ns0:rFonts ns0:ascii="Noto Sans SC" ns0:hAnsi="Noto Sans SC" ns0:eastAsia="Noto Sans SC"/>
+          <ns0:b ns0:val="0"/>
+          <ns0:color ns0:val="202D33"/>
+          <ns0:sz ns0:val="21"/>
+        </ns0:rPr>
+        <ns0:t xml:space="preserve">　　6.3 改进建议</ns0:t>
+      </ns0:r>
+    </ns0:p>
+    <ns0:p>
+      <ns0:pPr>
+        <ns0:keepNext/>
+        <ns0:keepLines/>
+        <ns0:pageBreakBefore ns0:val="0"/>
+        <ns0:widowControl/>
+        <ns0:spacing ns0:after="20" ns0:line="312" ns0:lineRule="auto" ns0:before="20"/>
+        <ns0:ind ns0:firstLine="420"/>
+        <ns0:jc ns0:val="left"/>
+        <ns0:wordWrap ns0:val="0"/>
+      </ns0:pPr>
+      <ns0:r>
+        <ns0:rPr>
+          <ns0:rFonts ns0:ascii="Noto Sans SC" ns0:hAnsi="Noto Sans SC" ns0:eastAsia="Noto Sans SC"/>
+          <ns0:b ns0:val="0"/>
+          <ns0:color ns0:val="202D33"/>
+          <ns0:sz ns0:val="21"/>
+        </ns0:rPr>
+        <ns0:t xml:space="preserve">　　6.4 整改任务清单（自动生成）</ns0:t>
+      </ns0:r>
+    </ns0:p>
+    <ns0:p>
+      <ns0:bookmarkStart ns0:id="31000" ns0:name="YH_SEC_0"/>
+      <ns0:pPr>
+        <ns0:keepNext/>
+        <ns0:keepLines/>
+        <ns0:pageBreakBefore ns0:val="0"/>
+        <ns0:widowControl/>
+        <ns0:spacing ns0:line="331" ns0:lineRule="auto" ns0:before="240" ns0:after="120"/>
         <ns0:jc ns0:val="left"/>
         <ns0:outlineLvl ns0:val="1"/>
         <ns0:wordWrap ns0:val="0"/>
@@ -275,6 +633,7 @@
         </ns0:rPr>
         <ns0:t>一、封面与基本信息</ns0:t>
       </ns0:r>
+      <ns0:bookmarkEnd ns0:id="31000"/>
     </ns0:p>
     <ns0:tbl>
       <ns0:tblPr>
@@ -313,7 +672,7 @@
               <ns0:pageBreakBefore ns0:val="0"/>
               <ns0:widowControl/>
               <ns0:spacing ns0:line="276" ns0:lineRule="auto" ns0:before="0" ns0:after="60"/>
-              <ns0:jc ns0:val="left"/>
+              <ns0:jc ns0:val="center"/>
               <ns0:wordWrap ns0:val="0"/>
             </ns0:pPr>
             <ns0:r>
@@ -341,7 +700,7 @@
               <ns0:pageBreakBefore ns0:val="0"/>
               <ns0:widowControl/>
               <ns0:spacing ns0:line="276" ns0:lineRule="auto" ns0:before="0" ns0:after="60"/>
-              <ns0:jc ns0:val="left"/>
+              <ns0:jc ns0:val="center"/>
               <ns0:wordWrap ns0:val="0"/>
             </ns0:pPr>
             <ns0:r>
@@ -824,12 +1183,13 @@
       </ns0:tr>
     </ns0:tbl>
     <ns0:p>
+      <ns0:bookmarkStart ns0:id="31001" ns0:name="YH_SEC_1"/>
       <ns0:pPr>
         <ns0:keepNext/>
         <ns0:keepLines/>
         <ns0:pageBreakBefore ns0:val="0"/>
         <ns0:widowControl/>
-        <ns0:spacing ns0:line="331" ns0:lineRule="auto" ns0:before="200" ns0:after="100"/>
+        <ns0:spacing ns0:line="331" ns0:lineRule="auto" ns0:before="240" ns0:after="120"/>
         <ns0:jc ns0:val="left"/>
         <ns0:outlineLvl ns0:val="1"/>
         <ns0:wordWrap ns0:val="0"/>
@@ -843,14 +1203,16 @@
         </ns0:rPr>
         <ns0:t>二、总成本概览</ns0:t>
       </ns0:r>
+      <ns0:bookmarkEnd ns0:id="31001"/>
     </ns0:p>
     <ns0:p>
+      <ns0:bookmarkStart ns0:id="31002" ns0:name="YH_SEC_2"/>
       <ns0:pPr>
         <ns0:keepNext/>
         <ns0:keepLines/>
         <ns0:pageBreakBefore ns0:val="0"/>
         <ns0:widowControl/>
-        <ns0:spacing ns0:line="331" ns0:lineRule="auto" ns0:before="200" ns0:after="100"/>
+        <ns0:spacing ns0:line="331" ns0:lineRule="auto" ns0:before="240" ns0:after="120"/>
         <ns0:jc ns0:val="left"/>
         <ns0:outlineLvl ns0:val="2"/>
         <ns0:wordWrap ns0:val="0"/>
@@ -864,6 +1226,7 @@
         </ns0:rPr>
         <ns0:t>2.1 核心指标一览</ns0:t>
       </ns0:r>
+      <ns0:bookmarkEnd ns0:id="31002"/>
     </ns0:p>
     <ns0:tbl>
       <ns0:tblPr>
@@ -908,7 +1271,7 @@
               <ns0:pageBreakBefore ns0:val="0"/>
               <ns0:widowControl/>
               <ns0:spacing ns0:line="276" ns0:lineRule="auto" ns0:before="0" ns0:after="60"/>
-              <ns0:jc ns0:val="left"/>
+              <ns0:jc ns0:val="center"/>
               <ns0:wordWrap ns0:val="0"/>
             </ns0:pPr>
             <ns0:r>
@@ -936,7 +1299,7 @@
               <ns0:pageBreakBefore ns0:val="0"/>
               <ns0:widowControl/>
               <ns0:spacing ns0:line="276" ns0:lineRule="auto" ns0:before="0" ns0:after="60"/>
-              <ns0:jc ns0:val="left"/>
+              <ns0:jc ns0:val="center"/>
               <ns0:wordWrap ns0:val="0"/>
             </ns0:pPr>
             <ns0:r>
@@ -964,7 +1327,7 @@
               <ns0:pageBreakBefore ns0:val="0"/>
               <ns0:widowControl/>
               <ns0:spacing ns0:line="276" ns0:lineRule="auto" ns0:before="0" ns0:after="60"/>
-              <ns0:jc ns0:val="left"/>
+              <ns0:jc ns0:val="center"/>
               <ns0:wordWrap ns0:val="0"/>
             </ns0:pPr>
             <ns0:r>
@@ -992,7 +1355,7 @@
               <ns0:pageBreakBefore ns0:val="0"/>
               <ns0:widowControl/>
               <ns0:spacing ns0:line="276" ns0:lineRule="auto" ns0:before="0" ns0:after="60"/>
-              <ns0:jc ns0:val="left"/>
+              <ns0:jc ns0:val="center"/>
               <ns0:wordWrap ns0:val="0"/>
             </ns0:pPr>
             <ns0:r>
@@ -1020,7 +1383,7 @@
               <ns0:pageBreakBefore ns0:val="0"/>
               <ns0:widowControl/>
               <ns0:spacing ns0:line="276" ns0:lineRule="auto" ns0:before="0" ns0:after="60"/>
-              <ns0:jc ns0:val="left"/>
+              <ns0:jc ns0:val="center"/>
               <ns0:wordWrap ns0:val="0"/>
             </ns0:pPr>
             <ns0:r>
@@ -1048,7 +1411,7 @@
               <ns0:pageBreakBefore ns0:val="0"/>
               <ns0:widowControl/>
               <ns0:spacing ns0:line="276" ns0:lineRule="auto" ns0:before="0" ns0:after="60"/>
-              <ns0:jc ns0:val="left"/>
+              <ns0:jc ns0:val="center"/>
               <ns0:wordWrap ns0:val="0"/>
             </ns0:pPr>
             <ns0:r>
@@ -1076,7 +1439,7 @@
               <ns0:pageBreakBefore ns0:val="0"/>
               <ns0:widowControl/>
               <ns0:spacing ns0:line="276" ns0:lineRule="auto" ns0:before="0" ns0:after="60"/>
-              <ns0:jc ns0:val="left"/>
+              <ns0:jc ns0:val="center"/>
               <ns0:wordWrap ns0:val="0"/>
             </ns0:pPr>
             <ns0:r>
@@ -1104,7 +1467,7 @@
               <ns0:pageBreakBefore ns0:val="0"/>
               <ns0:widowControl/>
               <ns0:spacing ns0:line="276" ns0:lineRule="auto" ns0:before="0" ns0:after="60"/>
-              <ns0:jc ns0:val="left"/>
+              <ns0:jc ns0:val="center"/>
               <ns0:wordWrap ns0:val="0"/>
             </ns0:pPr>
             <ns0:r>
@@ -2483,12 +2846,13 @@
       </ns0:tr>
     </ns0:tbl>
     <ns0:p>
+      <ns0:bookmarkStart ns0:id="31003" ns0:name="YH_SEC_3"/>
       <ns0:pPr>
         <ns0:keepNext/>
         <ns0:keepLines/>
-        <ns0:pageBreakBefore ns0:val="0"/>
+        <ns0:pageBreakBefore/>
         <ns0:widowControl/>
-        <ns0:spacing ns0:line="331" ns0:lineRule="auto" ns0:before="200" ns0:after="100"/>
+        <ns0:spacing ns0:line="331" ns0:lineRule="auto" ns0:before="240" ns0:after="120"/>
         <ns0:jc ns0:val="left"/>
         <ns0:outlineLvl ns0:val="2"/>
         <ns0:wordWrap ns0:val="0"/>
@@ -2502,6 +2866,7 @@
         </ns0:rPr>
         <ns0:t>2.2 成本结构</ns0:t>
       </ns0:r>
+      <ns0:bookmarkEnd ns0:id="31003"/>
     </ns0:p>
     <ns0:p>
       <ns0:pPr>
@@ -2520,7 +2885,7 @@
           <ns0:color ns0:val="5A6B70"/>
           <ns0:sz ns0:val="17"/>
         </ns0:rPr>
-        <ns0:t>图｜银黄口服液 · 中药一厂 · 2026-06｜上期至本期单位成本变动（负向=下降）</ns0:t>
+        <ns0:t>图｜银黄口服液 · 中药一厂 · 2026-06｜上期至本期单位成本变动（零线双区：负向柱在零线下）</ns0:t>
       </ns0:r>
     </ns0:p>
     <ns0:p>
@@ -2543,7 +2908,7 @@
         </ns0:rPr>
         <ns0:drawing>
           <wp:inline xmlns:wp="http://schemas.openxmlformats.org/drawingml/2006/wordprocessingDrawing" xmlns:a="http://schemas.openxmlformats.org/drawingml/2006/main" xmlns:pic="http://schemas.openxmlformats.org/drawingml/2006/picture">
-            <wp:extent cx="6120000" cy="2026463"/>
+            <wp:extent cx="6120000" cy="2596733"/>
             <wp:docPr id="3" name="Picture 3"/>
             <wp:cNvGraphicFramePr>
               <a:graphicFrameLocks noChangeAspect="1"/>
@@ -2564,7 +2929,7 @@
                   <pic:spPr>
                     <a:xfrm>
                       <a:off x="0" y="0"/>
-                      <a:ext cx="6120000" cy="2026463"/>
+                      <a:ext cx="6120000" cy="2596733"/>
                     </a:xfrm>
                     <a:prstGeom prst="rect"/>
                   </pic:spPr>
@@ -2687,7 +3052,7 @@
               <ns0:pageBreakBefore ns0:val="0"/>
               <ns0:widowControl/>
               <ns0:spacing ns0:line="276" ns0:lineRule="auto" ns0:before="0" ns0:after="60"/>
-              <ns0:jc ns0:val="left"/>
+              <ns0:jc ns0:val="center"/>
               <ns0:wordWrap ns0:val="0"/>
             </ns0:pPr>
             <ns0:r>
@@ -2715,7 +3080,7 @@
               <ns0:pageBreakBefore ns0:val="0"/>
               <ns0:widowControl/>
               <ns0:spacing ns0:line="276" ns0:lineRule="auto" ns0:before="0" ns0:after="60"/>
-              <ns0:jc ns0:val="left"/>
+              <ns0:jc ns0:val="center"/>
               <ns0:wordWrap ns0:val="0"/>
             </ns0:pPr>
             <ns0:r>
@@ -2743,7 +3108,7 @@
               <ns0:pageBreakBefore ns0:val="0"/>
               <ns0:widowControl/>
               <ns0:spacing ns0:line="276" ns0:lineRule="auto" ns0:before="0" ns0:after="60"/>
-              <ns0:jc ns0:val="left"/>
+              <ns0:jc ns0:val="center"/>
               <ns0:wordWrap ns0:val="0"/>
             </ns0:pPr>
             <ns0:r>
@@ -2771,7 +3136,7 @@
               <ns0:pageBreakBefore ns0:val="0"/>
               <ns0:widowControl/>
               <ns0:spacing ns0:line="276" ns0:lineRule="auto" ns0:before="0" ns0:after="60"/>
-              <ns0:jc ns0:val="left"/>
+              <ns0:jc ns0:val="center"/>
               <ns0:wordWrap ns0:val="0"/>
             </ns0:pPr>
             <ns0:r>
@@ -2799,7 +3164,7 @@
               <ns0:pageBreakBefore ns0:val="0"/>
               <ns0:widowControl/>
               <ns0:spacing ns0:line="276" ns0:lineRule="auto" ns0:before="0" ns0:after="60"/>
-              <ns0:jc ns0:val="left"/>
+              <ns0:jc ns0:val="center"/>
               <ns0:wordWrap ns0:val="0"/>
             </ns0:pPr>
             <ns0:r>
@@ -3386,12 +3751,13 @@
       </ns0:tr>
     </ns0:tbl>
     <ns0:p>
+      <ns0:bookmarkStart ns0:id="31004" ns0:name="YH_SEC_4"/>
       <ns0:pPr>
         <ns0:keepNext/>
         <ns0:keepLines/>
         <ns0:pageBreakBefore ns0:val="0"/>
         <ns0:widowControl/>
-        <ns0:spacing ns0:line="331" ns0:lineRule="auto" ns0:before="200" ns0:after="100"/>
+        <ns0:spacing ns0:line="331" ns0:lineRule="auto" ns0:before="240" ns0:after="120"/>
         <ns0:jc ns0:val="left"/>
         <ns0:outlineLvl ns0:val="1"/>
         <ns0:wordWrap ns0:val="0"/>
@@ -3405,14 +3771,16 @@
         </ns0:rPr>
         <ns0:t>三、成本要素明细分析</ns0:t>
       </ns0:r>
+      <ns0:bookmarkEnd ns0:id="31004"/>
     </ns0:p>
     <ns0:p>
+      <ns0:bookmarkStart ns0:id="31005" ns0:name="YH_SEC_5"/>
       <ns0:pPr>
         <ns0:keepNext/>
         <ns0:keepLines/>
         <ns0:pageBreakBefore ns0:val="0"/>
         <ns0:widowControl/>
-        <ns0:spacing ns0:line="331" ns0:lineRule="auto" ns0:before="200" ns0:after="100"/>
+        <ns0:spacing ns0:line="331" ns0:lineRule="auto" ns0:before="240" ns0:after="120"/>
         <ns0:jc ns0:val="left"/>
         <ns0:outlineLvl ns0:val="2"/>
         <ns0:wordWrap ns0:val="0"/>
@@ -3426,14 +3794,16 @@
         </ns0:rPr>
         <ns0:t>3.1 直接材料分析</ns0:t>
       </ns0:r>
+      <ns0:bookmarkEnd ns0:id="31005"/>
     </ns0:p>
     <ns0:p>
+      <ns0:bookmarkStart ns0:id="31006" ns0:name="YH_SEC_6"/>
       <ns0:pPr>
         <ns0:keepNext/>
         <ns0:keepLines/>
         <ns0:pageBreakBefore ns0:val="0"/>
         <ns0:widowControl/>
-        <ns0:spacing ns0:line="331" ns0:lineRule="auto" ns0:before="200" ns0:after="100"/>
+        <ns0:spacing ns0:line="331" ns0:lineRule="auto" ns0:before="240" ns0:after="120"/>
         <ns0:jc ns0:val="left"/>
         <ns0:outlineLvl ns0:val="3"/>
         <ns0:wordWrap ns0:val="0"/>
@@ -3447,6 +3817,7 @@
         </ns0:rPr>
         <ns0:t>3.1.1 原材料成本明细</ns0:t>
       </ns0:r>
+      <ns0:bookmarkEnd ns0:id="31006"/>
     </ns0:p>
     <ns0:p>
       <ns0:bookmarkStart ns0:id="10240" ns0:name="YH_c282ade0_240"/>
@@ -3501,7 +3872,7 @@
               <ns0:pageBreakBefore ns0:val="0"/>
               <ns0:widowControl/>
               <ns0:spacing ns0:line="276" ns0:lineRule="auto" ns0:before="0" ns0:after="60"/>
-              <ns0:jc ns0:val="left"/>
+              <ns0:jc ns0:val="center"/>
               <ns0:wordWrap ns0:val="0"/>
             </ns0:pPr>
             <ns0:r>
@@ -3528,7 +3899,7 @@
               <ns0:pageBreakBefore ns0:val="0"/>
               <ns0:widowControl/>
               <ns0:spacing ns0:line="276" ns0:lineRule="auto" ns0:before="0" ns0:after="60"/>
-              <ns0:jc ns0:val="left"/>
+              <ns0:jc ns0:val="center"/>
               <ns0:wordWrap ns0:val="0"/>
             </ns0:pPr>
             <ns0:r>
@@ -3555,7 +3926,7 @@
               <ns0:pageBreakBefore ns0:val="0"/>
               <ns0:widowControl/>
               <ns0:spacing ns0:line="276" ns0:lineRule="auto" ns0:before="0" ns0:after="60"/>
-              <ns0:jc ns0:val="left"/>
+              <ns0:jc ns0:val="center"/>
               <ns0:wordWrap ns0:val="0"/>
             </ns0:pPr>
             <ns0:r>
@@ -3582,7 +3953,7 @@
               <ns0:pageBreakBefore ns0:val="0"/>
               <ns0:widowControl/>
               <ns0:spacing ns0:line="276" ns0:lineRule="auto" ns0:before="0" ns0:after="60"/>
-              <ns0:jc ns0:val="left"/>
+              <ns0:jc ns0:val="center"/>
               <ns0:wordWrap ns0:val="0"/>
             </ns0:pPr>
             <ns0:r>
@@ -4253,12 +4624,13 @@
       </ns0:tr>
     </ns0:tbl>
     <ns0:p>
+      <ns0:bookmarkStart ns0:id="31007" ns0:name="YH_SEC_7"/>
       <ns0:pPr>
         <ns0:keepNext/>
         <ns0:keepLines/>
         <ns0:pageBreakBefore ns0:val="0"/>
         <ns0:widowControl/>
-        <ns0:spacing ns0:line="331" ns0:lineRule="auto" ns0:before="200" ns0:after="100"/>
+        <ns0:spacing ns0:line="331" ns0:lineRule="auto" ns0:before="240" ns0:after="120"/>
         <ns0:jc ns0:val="left"/>
         <ns0:outlineLvl ns0:val="3"/>
         <ns0:wordWrap ns0:val="0"/>
@@ -4272,6 +4644,7 @@
         </ns0:rPr>
         <ns0:t>3.1.2 材料成本变动归因</ns0:t>
       </ns0:r>
+      <ns0:bookmarkEnd ns0:id="31007"/>
     </ns0:p>
     <ns0:p>
       <ns0:bookmarkStart ns0:id="10242" ns0:name="YH_c282ade0_242"/>
@@ -4292,20 +4665,24 @@
           <ns0:color ns0:val="202D33"/>
           <ns0:sz ns0:val="21"/>
         </ns0:rPr>
-        <ns0:t xml:space="preserve">直接材料每盒 7﻿.﻿1﻿3﻿ ﻿元，比上期变动 -﻿0﻿.﻿1﻿7﻿ ﻿元，占单位成本变动的 6﻿0﻿.﻿7﻿1﻿%。
-金银花：3.50 → 3﻿.﻿4﻿0﻿ ﻿元﻿/﻿盒，变动 -﻿0﻿.﻿1﻿0﻿ ﻿元﻿/﻿盒，占材料增量 5﻿8﻿.﻿8﻿2﻿%；包装材料(盒+说明书)：0.88 → 0﻿.﻿8﻿6﻿ ﻿元﻿/﻿盒，变动 -﻿0﻿.﻿0﻿2﻿ ﻿元﻿/﻿盒，占材料增量 1﻿1﻿.﻿7﻿6﻿%；蔗糖：0.48 → 0﻿.﻿4﻿6﻿ ﻿元﻿/﻿盒，变动 -﻿0﻿.﻿0﻿2﻿ ﻿元﻿/﻿盒，占材料增量 1﻿1﻿.﻿7﻿6﻿%；黄芩提取物：2.20 → 2﻿.﻿1﻿8﻿ ﻿元﻿/﻿盒，变动 -﻿0﻿.﻿0﻿2﻿ ﻿元﻿/﻿盒，占材料增量 1﻿1﻿.﻿7﻿6﻿%。 单位消耗成本同时受价格和实耗影响；需采购入库单、批次领退料及合格产出记录，才能分别核验价格与耗量。
-提取收率变化可能影响每盒材料耗用；现有工艺文档给出控制要求，尚不能证明本期实际收率下降。需将批次投料和合格产出与上期对照核查。
-直接材料总成本口径：本期3﻿5﻿6﻿5﻿0﻿0﻿.﻿0﻿0﻿元，基期4﻿2﻿3﻿4﻿0﻿0﻿.﻿0﻿0﻿元，环比-﻿1﻿5﻿.﻿8﻿0﻿%。直接材料单位成本环比下降可能主要来自金银花采购价格回落。配方文档给出金银花按产地计价的参考单价，且金银花占单盒材料成本比重最高。可能性中等，尚需采购凭证证实。</ns0:t>
+        <ns0:t xml:space="preserve">直接材料每盒 7﻿.﻿1﻿3﻿ ﻿元，比上期变动 -﻿0﻿.﻿1﻿7﻿ ﻿元，占单位成本变动的 6﻿0﻿.﻿7﻿1﻿%。</ns0:t>
+        <ns0:br/>
+        <ns0:t xml:space="preserve">金银花：3.50 → 3﻿.﻿4﻿0﻿ ﻿元﻿/﻿盒，变动 -﻿0﻿.﻿1﻿0﻿ ﻿元﻿/﻿盒，占材料增量 5﻿8﻿.﻿8﻿2﻿%；包装材料(盒+说明书)：0.88 → 0﻿.﻿8﻿6﻿ ﻿元﻿/﻿盒，变动 -﻿0﻿.﻿0﻿2﻿ ﻿元﻿/﻿盒，占材料增量 1﻿1﻿.﻿7﻿6﻿%；蔗糖：0.48 → 0﻿.﻿4﻿6﻿ ﻿元﻿/﻿盒，变动 -﻿0﻿.﻿0﻿2﻿ ﻿元﻿/﻿盒，占材料增量 1﻿1﻿.﻿7﻿6﻿%；黄芩提取物：2.20 → 2﻿.﻿1﻿8﻿ ﻿元﻿/﻿盒，变动 -﻿0﻿.﻿0﻿2﻿ ﻿元﻿/﻿盒，占材料增量 1﻿1﻿.﻿7﻿6﻿%。 单位消耗成本同时受价格和实耗影响；需采购入库单、批次领退料及合格产出记录，才能分别核验价格与耗量。</ns0:t>
+        <ns0:br/>
+        <ns0:t xml:space="preserve">提取收率变化可能影响每盒材料耗用；现有工艺文档给出控制要求，尚不能证明本期实际收率下降。需将批次投料和合格产出与上期对照核查。</ns0:t>
+        <ns0:br/>
+        <ns0:t xml:space="preserve">直接材料总成本口径：本期3﻿5﻿6﻿5﻿0﻿0﻿.﻿0﻿0﻿元，基期4﻿2﻿3﻿4﻿0﻿0﻿.﻿0﻿0﻿元，环比-﻿1﻿5﻿.﻿8﻿0﻿%。直接材料单位成本环比下降可能主要来自金银花采购价格回落。配方文档给出金银花按产地计价的参考单价，且金银花占单盒材料成本比重最高。可能性中等，尚需采购凭证证实。</ns0:t>
       </ns0:r>
       <ns0:bookmarkEnd ns0:id="10242"/>
     </ns0:p>
     <ns0:p>
+      <ns0:bookmarkStart ns0:id="31008" ns0:name="YH_SEC_8"/>
       <ns0:pPr>
         <ns0:keepNext/>
         <ns0:keepLines/>
         <ns0:pageBreakBefore ns0:val="0"/>
         <ns0:widowControl/>
-        <ns0:spacing ns0:line="331" ns0:lineRule="auto" ns0:before="200" ns0:after="100"/>
+        <ns0:spacing ns0:line="331" ns0:lineRule="auto" ns0:before="240" ns0:after="120"/>
         <ns0:jc ns0:val="left"/>
         <ns0:outlineLvl ns0:val="2"/>
         <ns0:wordWrap ns0:val="0"/>
@@ -4319,6 +4696,7 @@
         </ns0:rPr>
         <ns0:t>3.2 直接人工分析</ns0:t>
       </ns0:r>
+      <ns0:bookmarkEnd ns0:id="31008"/>
     </ns0:p>
     <ns0:tbl>
       <ns0:tblPr>
@@ -4360,7 +4738,7 @@
               <ns0:pageBreakBefore ns0:val="0"/>
               <ns0:widowControl/>
               <ns0:spacing ns0:line="276" ns0:lineRule="auto" ns0:before="0" ns0:after="60"/>
-              <ns0:jc ns0:val="left"/>
+              <ns0:jc ns0:val="center"/>
               <ns0:wordWrap ns0:val="0"/>
             </ns0:pPr>
             <ns0:r>
@@ -4388,7 +4766,7 @@
               <ns0:pageBreakBefore ns0:val="0"/>
               <ns0:widowControl/>
               <ns0:spacing ns0:line="276" ns0:lineRule="auto" ns0:before="0" ns0:after="60"/>
-              <ns0:jc ns0:val="left"/>
+              <ns0:jc ns0:val="center"/>
               <ns0:wordWrap ns0:val="0"/>
             </ns0:pPr>
             <ns0:r>
@@ -4416,7 +4794,7 @@
               <ns0:pageBreakBefore ns0:val="0"/>
               <ns0:widowControl/>
               <ns0:spacing ns0:line="276" ns0:lineRule="auto" ns0:before="0" ns0:after="60"/>
-              <ns0:jc ns0:val="left"/>
+              <ns0:jc ns0:val="center"/>
               <ns0:wordWrap ns0:val="0"/>
             </ns0:pPr>
             <ns0:r>
@@ -4444,7 +4822,7 @@
               <ns0:pageBreakBefore ns0:val="0"/>
               <ns0:widowControl/>
               <ns0:spacing ns0:line="276" ns0:lineRule="auto" ns0:before="0" ns0:after="60"/>
-              <ns0:jc ns0:val="left"/>
+              <ns0:jc ns0:val="center"/>
               <ns0:wordWrap ns0:val="0"/>
             </ns0:pPr>
             <ns0:r>
@@ -4472,7 +4850,7 @@
               <ns0:pageBreakBefore ns0:val="0"/>
               <ns0:widowControl/>
               <ns0:spacing ns0:line="276" ns0:lineRule="auto" ns0:before="0" ns0:after="60"/>
-              <ns0:jc ns0:val="left"/>
+              <ns0:jc ns0:val="center"/>
               <ns0:wordWrap ns0:val="0"/>
             </ns0:pPr>
             <ns0:r>
@@ -5095,12 +5473,13 @@
       </ns0:r>
     </ns0:p>
     <ns0:p>
+      <ns0:bookmarkStart ns0:id="31009" ns0:name="YH_SEC_9"/>
       <ns0:pPr>
         <ns0:keepNext/>
         <ns0:keepLines/>
         <ns0:pageBreakBefore ns0:val="0"/>
         <ns0:widowControl/>
-        <ns0:spacing ns0:line="331" ns0:lineRule="auto" ns0:before="200" ns0:after="100"/>
+        <ns0:spacing ns0:line="331" ns0:lineRule="auto" ns0:before="240" ns0:after="120"/>
         <ns0:jc ns0:val="left"/>
         <ns0:outlineLvl ns0:val="2"/>
         <ns0:wordWrap ns0:val="0"/>
@@ -5114,6 +5493,7 @@
         </ns0:rPr>
         <ns0:t>3.3 制造费用分析</ns0:t>
       </ns0:r>
+      <ns0:bookmarkEnd ns0:id="31009"/>
     </ns0:p>
     <ns0:tbl>
       <ns0:tblPr>
@@ -5155,7 +5535,7 @@
               <ns0:pageBreakBefore ns0:val="0"/>
               <ns0:widowControl/>
               <ns0:spacing ns0:line="276" ns0:lineRule="auto" ns0:before="0" ns0:after="60"/>
-              <ns0:jc ns0:val="left"/>
+              <ns0:jc ns0:val="center"/>
               <ns0:wordWrap ns0:val="0"/>
             </ns0:pPr>
             <ns0:r>
@@ -5183,7 +5563,7 @@
               <ns0:pageBreakBefore ns0:val="0"/>
               <ns0:widowControl/>
               <ns0:spacing ns0:line="276" ns0:lineRule="auto" ns0:before="0" ns0:after="60"/>
-              <ns0:jc ns0:val="left"/>
+              <ns0:jc ns0:val="center"/>
               <ns0:wordWrap ns0:val="0"/>
             </ns0:pPr>
             <ns0:r>
@@ -5211,7 +5591,7 @@
               <ns0:pageBreakBefore ns0:val="0"/>
               <ns0:widowControl/>
               <ns0:spacing ns0:line="276" ns0:lineRule="auto" ns0:before="0" ns0:after="60"/>
-              <ns0:jc ns0:val="left"/>
+              <ns0:jc ns0:val="center"/>
               <ns0:wordWrap ns0:val="0"/>
             </ns0:pPr>
             <ns0:r>
@@ -5239,7 +5619,7 @@
               <ns0:pageBreakBefore ns0:val="0"/>
               <ns0:widowControl/>
               <ns0:spacing ns0:line="276" ns0:lineRule="auto" ns0:before="0" ns0:after="60"/>
-              <ns0:jc ns0:val="left"/>
+              <ns0:jc ns0:val="center"/>
               <ns0:wordWrap ns0:val="0"/>
             </ns0:pPr>
             <ns0:r>
@@ -5267,7 +5647,7 @@
               <ns0:pageBreakBefore ns0:val="0"/>
               <ns0:widowControl/>
               <ns0:spacing ns0:line="276" ns0:lineRule="auto" ns0:before="0" ns0:after="60"/>
-              <ns0:jc ns0:val="left"/>
+              <ns0:jc ns0:val="center"/>
               <ns0:wordWrap ns0:val="0"/>
             </ns0:pPr>
             <ns0:r>
@@ -6182,13 +6562,14 @@
       </ns0:r>
     </ns0:p>
     <ns0:p>
+      <ns0:bookmarkStart ns0:id="31010" ns0:name="YH_SEC_10"/>
       <ns0:bookmarkStart ns0:id="10307" ns0:name="YH_c282ade0_307"/>
       <ns0:pPr>
         <ns0:keepNext/>
         <ns0:keepLines/>
         <ns0:pageBreakBefore ns0:val="0"/>
         <ns0:widowControl/>
-        <ns0:spacing ns0:line="331" ns0:lineRule="auto" ns0:before="200" ns0:after="100"/>
+        <ns0:spacing ns0:line="331" ns0:lineRule="auto" ns0:before="240" ns0:after="120"/>
         <ns0:jc ns0:val="left"/>
         <ns0:outlineLvl ns0:val="1"/>
         <ns0:wordWrap ns0:val="0"/>
@@ -6203,14 +6584,16 @@
         <ns0:t xml:space="preserve">四、重点产品专项分析 — 银黄口服液</ns0:t>
       </ns0:r>
       <ns0:bookmarkEnd ns0:id="10307"/>
+      <ns0:bookmarkEnd ns0:id="31010"/>
     </ns0:p>
     <ns0:p>
+      <ns0:bookmarkStart ns0:id="31011" ns0:name="YH_SEC_11"/>
       <ns0:pPr>
         <ns0:keepNext/>
         <ns0:keepLines/>
         <ns0:pageBreakBefore ns0:val="0"/>
         <ns0:widowControl/>
-        <ns0:spacing ns0:line="331" ns0:lineRule="auto" ns0:before="200" ns0:after="100"/>
+        <ns0:spacing ns0:line="331" ns0:lineRule="auto" ns0:before="240" ns0:after="120"/>
         <ns0:jc ns0:val="left"/>
         <ns0:outlineLvl ns0:val="2"/>
         <ns0:wordWrap ns0:val="0"/>
@@ -6224,6 +6607,7 @@
         </ns0:rPr>
         <ns0:t>4.1 可用期间单位成本趋势（截至 2026-06，共 6 个月）</ns0:t>
       </ns0:r>
+      <ns0:bookmarkEnd ns0:id="31011"/>
     </ns0:p>
     <ns0:p>
       <ns0:bookmarkStart ns0:id="10309" ns0:name="YH_c282ade0_309"/>
@@ -6350,7 +6734,7 @@
               <ns0:pageBreakBefore ns0:val="0"/>
               <ns0:widowControl/>
               <ns0:spacing ns0:line="276" ns0:lineRule="auto" ns0:before="0" ns0:after="60"/>
-              <ns0:jc ns0:val="left"/>
+              <ns0:jc ns0:val="center"/>
               <ns0:wordWrap ns0:val="0"/>
             </ns0:pPr>
             <ns0:r>
@@ -6377,7 +6761,7 @@
               <ns0:pageBreakBefore ns0:val="0"/>
               <ns0:widowControl/>
               <ns0:spacing ns0:line="276" ns0:lineRule="auto" ns0:before="0" ns0:after="60"/>
-              <ns0:jc ns0:val="left"/>
+              <ns0:jc ns0:val="center"/>
               <ns0:wordWrap ns0:val="0"/>
             </ns0:pPr>
             <ns0:r>
@@ -6404,7 +6788,7 @@
               <ns0:pageBreakBefore ns0:val="0"/>
               <ns0:widowControl/>
               <ns0:spacing ns0:line="276" ns0:lineRule="auto" ns0:before="0" ns0:after="60"/>
-              <ns0:jc ns0:val="left"/>
+              <ns0:jc ns0:val="center"/>
               <ns0:wordWrap ns0:val="0"/>
             </ns0:pPr>
             <ns0:r>
@@ -6431,7 +6815,7 @@
               <ns0:pageBreakBefore ns0:val="0"/>
               <ns0:widowControl/>
               <ns0:spacing ns0:line="276" ns0:lineRule="auto" ns0:before="0" ns0:after="60"/>
-              <ns0:jc ns0:val="left"/>
+              <ns0:jc ns0:val="center"/>
               <ns0:wordWrap ns0:val="0"/>
             </ns0:pPr>
             <ns0:r>
@@ -7102,12 +7486,13 @@
       </ns0:tr>
     </ns0:tbl>
     <ns0:p>
+      <ns0:bookmarkStart ns0:id="31012" ns0:name="YH_SEC_12"/>
       <ns0:pPr>
         <ns0:keepNext/>
         <ns0:keepLines/>
         <ns0:pageBreakBefore ns0:val="0"/>
         <ns0:widowControl/>
-        <ns0:spacing ns0:line="331" ns0:lineRule="auto" ns0:before="200" ns0:after="100"/>
+        <ns0:spacing ns0:line="331" ns0:lineRule="auto" ns0:before="240" ns0:after="120"/>
         <ns0:jc ns0:val="left"/>
         <ns0:outlineLvl ns0:val="2"/>
         <ns0:wordWrap ns0:val="0"/>
@@ -7121,6 +7506,7 @@
         </ns0:rPr>
         <ns0:t>4.2 成本异常点排查</ns0:t>
       </ns0:r>
+      <ns0:bookmarkEnd ns0:id="31012"/>
     </ns0:p>
     <ns0:p>
       <ns0:bookmarkStart ns0:id="10311" ns0:name="YH_c282ade0_311"/>
@@ -7141,24 +7527,32 @@
           <ns0:color ns0:val="202D33"/>
           <ns0:sz ns0:val="21"/>
         </ns0:rPr>
-        <ns0:t xml:space="preserve">本期产量 5﻿0﻿0﻿0﻿0﻿ ﻿盒，总成本 5﻿4﻿6﻿5﻿0﻿0﻿.﻿0﻿0﻿ ﻿元。 相对预算总成本差额 1﻿6﻿5﻿0﻿0﻿.﻿0﻿0﻿ ﻿元，其中产量影响 0﻿.﻿0﻿0﻿ ﻿元，单位成本影响 1﻿6﻿5﻿0﻿0﻿.﻿0﻿0﻿ ﻿元；不能全部归为效率恶化。
-直接材料的总额环比变动 -﻿1﻿5﻿.﻿8﻿0﻿%；总额同时受产量影响。
-直接人工的总额环比变动 -﻿1﻿5﻿.﻿4﻿8﻿%；总额同时受产量影响。
-制造费用的总额环比变动 -﻿1﻿6﻿.﻿6﻿9﻿%；总额同时受产量影响。
-归因方向评估（按可能性排序；以下均为待证实假设，供业务判断）：
-1. 材料价格传导：金银花市场价由上期 138.0 变为 1﻿3﻿3﻿.﻿5﻿ ﻿元﻿/﻿k﻿g（亳州中药材市场），与材料单位成本变动方向一致，价格传导可能性较高。证实或证伪：核对采购合同单价与市场价的偏离、以及批次库存结构。
-2. 单位耗用变化：投料单耗或提取收率变化会直接改变每盒材料成本，与价格因素叠加。证实或证伪：同批次投料记录与合格产出对照上期，计算单耗变动。
-3. 产量分摊：产量环比下降 8﻿0﻿0﻿0﻿.﻿0﻿0﻿ ﻿盒，折旧、间接人工等偏固定费用按产量分摊时，单位成本会随产量上升。证实或证伪：核对制造费用分配表使用的产量基数是否与实际产量一致。</ns0:t>
+        <ns0:t xml:space="preserve">本期产量 5﻿0﻿0﻿0﻿0﻿ ﻿盒，总成本 5﻿4﻿6﻿5﻿0﻿0﻿.﻿0﻿0﻿ ﻿元。 相对预算总成本差额 1﻿6﻿5﻿0﻿0﻿.﻿0﻿0﻿ ﻿元，其中产量影响 0﻿.﻿0﻿0﻿ ﻿元，单位成本影响 1﻿6﻿5﻿0﻿0﻿.﻿0﻿0﻿ ﻿元；不能全部归为效率恶化。</ns0:t>
+        <ns0:br/>
+        <ns0:t xml:space="preserve">直接材料的总额环比变动 -﻿1﻿5﻿.﻿8﻿0﻿%；总额同时受产量影响。</ns0:t>
+        <ns0:br/>
+        <ns0:t xml:space="preserve">直接人工的总额环比变动 -﻿1﻿5﻿.﻿4﻿8﻿%；总额同时受产量影响。</ns0:t>
+        <ns0:br/>
+        <ns0:t xml:space="preserve">制造费用的总额环比变动 -﻿1﻿6﻿.﻿6﻿9﻿%；总额同时受产量影响。</ns0:t>
+        <ns0:br/>
+        <ns0:t xml:space="preserve">归因方向评估（按可能性排序；以下均为待证实假设，供业务判断）：</ns0:t>
+        <ns0:br/>
+        <ns0:t xml:space="preserve">1. 材料价格传导：金银花市场价由上期 138.0 变为 1﻿3﻿3﻿.﻿5﻿ ﻿元﻿/﻿k﻿g（亳州中药材市场），与材料单位成本变动方向一致，价格传导可能性较高。证实或证伪：核对采购合同单价与市场价的偏离、以及批次库存结构。</ns0:t>
+        <ns0:br/>
+        <ns0:t xml:space="preserve">2. 单位耗用变化：投料单耗或提取收率变化会直接改变每盒材料成本，与价格因素叠加。证实或证伪：同批次投料记录与合格产出对照上期，计算单耗变动。</ns0:t>
+        <ns0:br/>
+        <ns0:t xml:space="preserve">3. 产量分摊：产量环比下降 8﻿0﻿0﻿0﻿.﻿0﻿0﻿ ﻿盒，折旧、间接人工等偏固定费用按产量分摊时，单位成本会随产量上升。证实或证伪：核对制造费用分配表使用的产量基数是否与实际产量一致。</ns0:t>
       </ns0:r>
       <ns0:bookmarkEnd ns0:id="10311"/>
     </ns0:p>
     <ns0:p>
+      <ns0:bookmarkStart ns0:id="31013" ns0:name="YH_SEC_13"/>
       <ns0:pPr>
         <ns0:keepNext/>
         <ns0:keepLines/>
         <ns0:pageBreakBefore ns0:val="0"/>
         <ns0:widowControl/>
-        <ns0:spacing ns0:line="331" ns0:lineRule="auto" ns0:before="200" ns0:after="100"/>
+        <ns0:spacing ns0:line="331" ns0:lineRule="auto" ns0:before="240" ns0:after="120"/>
         <ns0:jc ns0:val="left"/>
         <ns0:outlineLvl ns0:val="2"/>
         <ns0:wordWrap ns0:val="0"/>
@@ -7172,6 +7566,7 @@
         </ns0:rPr>
         <ns0:t>4.3 关键原材料市场价格跟踪</ns0:t>
       </ns0:r>
+      <ns0:bookmarkEnd ns0:id="31013"/>
     </ns0:p>
     <ns0:p>
       <ns0:bookmarkStart ns0:id="10313" ns0:name="YH_c282ade0_313"/>
@@ -7226,7 +7621,7 @@
               <ns0:pageBreakBefore ns0:val="0"/>
               <ns0:widowControl/>
               <ns0:spacing ns0:line="276" ns0:lineRule="auto" ns0:before="0" ns0:after="60"/>
-              <ns0:jc ns0:val="left"/>
+              <ns0:jc ns0:val="center"/>
               <ns0:wordWrap ns0:val="0"/>
             </ns0:pPr>
             <ns0:r>
@@ -7253,7 +7648,7 @@
               <ns0:pageBreakBefore ns0:val="0"/>
               <ns0:widowControl/>
               <ns0:spacing ns0:line="276" ns0:lineRule="auto" ns0:before="0" ns0:after="60"/>
-              <ns0:jc ns0:val="left"/>
+              <ns0:jc ns0:val="center"/>
               <ns0:wordWrap ns0:val="0"/>
             </ns0:pPr>
             <ns0:r>
@@ -7280,7 +7675,7 @@
               <ns0:pageBreakBefore ns0:val="0"/>
               <ns0:widowControl/>
               <ns0:spacing ns0:line="276" ns0:lineRule="auto" ns0:before="0" ns0:after="60"/>
-              <ns0:jc ns0:val="left"/>
+              <ns0:jc ns0:val="center"/>
               <ns0:wordWrap ns0:val="0"/>
             </ns0:pPr>
             <ns0:r>
@@ -7307,7 +7702,7 @@
               <ns0:pageBreakBefore ns0:val="0"/>
               <ns0:widowControl/>
               <ns0:spacing ns0:line="276" ns0:lineRule="auto" ns0:before="0" ns0:after="60"/>
-              <ns0:jc ns0:val="left"/>
+              <ns0:jc ns0:val="center"/>
               <ns0:wordWrap ns0:val="0"/>
             </ns0:pPr>
             <ns0:r>
@@ -7760,12 +8155,13 @@
       </ns0:tr>
     </ns0:tbl>
     <ns0:p>
+      <ns0:bookmarkStart ns0:id="31014" ns0:name="YH_SEC_14"/>
       <ns0:pPr>
         <ns0:keepNext/>
         <ns0:keepLines/>
         <ns0:pageBreakBefore ns0:val="0"/>
         <ns0:widowControl/>
-        <ns0:spacing ns0:line="331" ns0:lineRule="auto" ns0:before="200" ns0:after="100"/>
+        <ns0:spacing ns0:line="331" ns0:lineRule="auto" ns0:before="240" ns0:after="120"/>
         <ns0:jc ns0:val="left"/>
         <ns0:outlineLvl ns0:val="1"/>
         <ns0:wordWrap ns0:val="0"/>
@@ -7779,14 +8175,16 @@
         </ns0:rPr>
         <ns0:t xml:space="preserve">五、对标分析（中药一厂−中药二厂，以中药二厂为分母）</ns0:t>
       </ns0:r>
+      <ns0:bookmarkEnd ns0:id="31014"/>
     </ns0:p>
     <ns0:p>
+      <ns0:bookmarkStart ns0:id="31015" ns0:name="YH_SEC_15"/>
       <ns0:pPr>
         <ns0:keepNext/>
         <ns0:keepLines/>
         <ns0:pageBreakBefore ns0:val="0"/>
         <ns0:widowControl/>
-        <ns0:spacing ns0:line="331" ns0:lineRule="auto" ns0:before="200" ns0:after="100"/>
+        <ns0:spacing ns0:line="331" ns0:lineRule="auto" ns0:before="240" ns0:after="120"/>
         <ns0:jc ns0:val="left"/>
         <ns0:outlineLvl ns0:val="2"/>
         <ns0:wordWrap ns0:val="0"/>
@@ -7800,6 +8198,7 @@
         </ns0:rPr>
         <ns0:t>5.1 差异总览</ns0:t>
       </ns0:r>
+      <ns0:bookmarkEnd ns0:id="31015"/>
     </ns0:p>
     <ns0:p>
       <ns0:bookmarkStart ns0:id="10316" ns0:name="YH_c282ade0_316"/>
@@ -7864,7 +8263,7 @@
         </ns0:rPr>
         <ns0:drawing>
           <wp:inline xmlns:wp="http://schemas.openxmlformats.org/drawingml/2006/wordprocessingDrawing" xmlns:a="http://schemas.openxmlformats.org/drawingml/2006/main" xmlns:pic="http://schemas.openxmlformats.org/drawingml/2006/picture">
-            <wp:extent cx="6120000" cy="1796175"/>
+            <wp:extent cx="6120000" cy="1794983"/>
             <wp:docPr id="4" name="Picture 4"/>
             <wp:cNvGraphicFramePr>
               <a:graphicFrameLocks noChangeAspect="1"/>
@@ -7885,7 +8284,7 @@
                   <pic:spPr>
                     <a:xfrm>
                       <a:off x="0" y="0"/>
-                      <a:ext cx="6120000" cy="1796175"/>
+                      <a:ext cx="6120000" cy="1794983"/>
                     </a:xfrm>
                     <a:prstGeom prst="rect"/>
                   </pic:spPr>
@@ -7927,7 +8326,7 @@
               <ns0:pageBreakBefore ns0:val="0"/>
               <ns0:widowControl/>
               <ns0:spacing ns0:line="276" ns0:lineRule="auto" ns0:before="0" ns0:after="60"/>
-              <ns0:jc ns0:val="left"/>
+              <ns0:jc ns0:val="center"/>
               <ns0:wordWrap ns0:val="0"/>
             </ns0:pPr>
             <ns0:r>
@@ -7954,7 +8353,7 @@
               <ns0:pageBreakBefore ns0:val="0"/>
               <ns0:widowControl/>
               <ns0:spacing ns0:line="276" ns0:lineRule="auto" ns0:before="0" ns0:after="60"/>
-              <ns0:jc ns0:val="left"/>
+              <ns0:jc ns0:val="center"/>
               <ns0:wordWrap ns0:val="0"/>
             </ns0:pPr>
             <ns0:r>
@@ -7981,7 +8380,7 @@
               <ns0:pageBreakBefore ns0:val="0"/>
               <ns0:widowControl/>
               <ns0:spacing ns0:line="276" ns0:lineRule="auto" ns0:before="0" ns0:after="60"/>
-              <ns0:jc ns0:val="left"/>
+              <ns0:jc ns0:val="center"/>
               <ns0:wordWrap ns0:val="0"/>
             </ns0:pPr>
             <ns0:r>
@@ -8008,7 +8407,7 @@
               <ns0:pageBreakBefore ns0:val="0"/>
               <ns0:widowControl/>
               <ns0:spacing ns0:line="276" ns0:lineRule="auto" ns0:before="0" ns0:after="60"/>
-              <ns0:jc ns0:val="left"/>
+              <ns0:jc ns0:val="center"/>
               <ns0:wordWrap ns0:val="0"/>
             </ns0:pPr>
             <ns0:r>
@@ -8035,7 +8434,7 @@
               <ns0:pageBreakBefore ns0:val="0"/>
               <ns0:widowControl/>
               <ns0:spacing ns0:line="276" ns0:lineRule="auto" ns0:before="0" ns0:after="60"/>
-              <ns0:jc ns0:val="left"/>
+              <ns0:jc ns0:val="center"/>
               <ns0:wordWrap ns0:val="0"/>
             </ns0:pPr>
             <ns0:r>
@@ -8592,12 +8991,13 @@
       </ns0:tr>
     </ns0:tbl>
     <ns0:p>
+      <ns0:bookmarkStart ns0:id="31016" ns0:name="YH_SEC_16"/>
       <ns0:pPr>
         <ns0:keepNext/>
         <ns0:keepLines/>
         <ns0:pageBreakBefore ns0:val="0"/>
         <ns0:widowControl/>
-        <ns0:spacing ns0:line="331" ns0:lineRule="auto" ns0:before="200" ns0:after="100"/>
+        <ns0:spacing ns0:line="331" ns0:lineRule="auto" ns0:before="240" ns0:after="120"/>
         <ns0:jc ns0:val="left"/>
         <ns0:outlineLvl ns0:val="2"/>
         <ns0:wordWrap ns0:val="0"/>
@@ -8611,6 +9011,7 @@
         </ns0:rPr>
         <ns0:t>5.2 差异结构拆解</ns0:t>
       </ns0:r>
+      <ns0:bookmarkEnd ns0:id="31016"/>
     </ns0:p>
     <ns0:p>
       <ns0:bookmarkStart ns0:id="10318" ns0:name="YH_c282ade0_318"/>
@@ -8636,12 +9037,13 @@
       <ns0:bookmarkEnd ns0:id="10318"/>
     </ns0:p>
     <ns0:p>
+      <ns0:bookmarkStart ns0:id="31017" ns0:name="YH_SEC_17"/>
       <ns0:pPr>
         <ns0:keepNext/>
         <ns0:keepLines/>
         <ns0:pageBreakBefore ns0:val="0"/>
         <ns0:widowControl/>
-        <ns0:spacing ns0:line="331" ns0:lineRule="auto" ns0:before="200" ns0:after="100"/>
+        <ns0:spacing ns0:line="331" ns0:lineRule="auto" ns0:before="240" ns0:after="120"/>
         <ns0:jc ns0:val="left"/>
         <ns0:outlineLvl ns0:val="2"/>
         <ns0:wordWrap ns0:val="0"/>
@@ -8655,6 +9057,7 @@
         </ns0:rPr>
         <ns0:t>5.3 差异归因分析</ns0:t>
       </ns0:r>
+      <ns0:bookmarkEnd ns0:id="31017"/>
     </ns0:p>
     <ns0:p>
       <ns0:bookmarkStart ns0:id="10320" ns0:name="YH_c282ade0_320"/>
@@ -8680,12 +9083,13 @@
       <ns0:bookmarkEnd ns0:id="10320"/>
     </ns0:p>
     <ns0:p>
+      <ns0:bookmarkStart ns0:id="31018" ns0:name="YH_SEC_18"/>
       <ns0:pPr>
         <ns0:keepNext/>
         <ns0:keepLines/>
         <ns0:pageBreakBefore ns0:val="0"/>
         <ns0:widowControl/>
-        <ns0:spacing ns0:line="331" ns0:lineRule="auto" ns0:before="200" ns0:after="100"/>
+        <ns0:spacing ns0:line="331" ns0:lineRule="auto" ns0:before="240" ns0:after="120"/>
         <ns0:jc ns0:val="left"/>
         <ns0:outlineLvl ns0:val="1"/>
         <ns0:wordWrap ns0:val="0"/>
@@ -8699,14 +9103,16 @@
         </ns0:rPr>
         <ns0:t>六、总结与建议</ns0:t>
       </ns0:r>
+      <ns0:bookmarkEnd ns0:id="31018"/>
     </ns0:p>
     <ns0:p>
+      <ns0:bookmarkStart ns0:id="31019" ns0:name="YH_SEC_19"/>
       <ns0:pPr>
         <ns0:keepNext/>
         <ns0:keepLines/>
         <ns0:pageBreakBefore ns0:val="0"/>
         <ns0:widowControl/>
-        <ns0:spacing ns0:line="331" ns0:lineRule="auto" ns0:before="200" ns0:after="100"/>
+        <ns0:spacing ns0:line="331" ns0:lineRule="auto" ns0:before="240" ns0:after="120"/>
         <ns0:jc ns0:val="left"/>
         <ns0:outlineLvl ns0:val="2"/>
         <ns0:wordWrap ns0:val="0"/>
@@ -8720,6 +9126,7 @@
         </ns0:rPr>
         <ns0:t>6.1 本月成本管理亮点</ns0:t>
       </ns0:r>
+      <ns0:bookmarkEnd ns0:id="31019"/>
     </ns0:p>
     <ns0:p>
       <ns0:bookmarkStart ns0:id="10323" ns0:name="YH_c282ade0_323"/>
@@ -8745,12 +9152,13 @@
       <ns0:bookmarkEnd ns0:id="10323"/>
     </ns0:p>
     <ns0:p>
+      <ns0:bookmarkStart ns0:id="31020" ns0:name="YH_SEC_20"/>
       <ns0:pPr>
         <ns0:keepNext/>
         <ns0:keepLines/>
         <ns0:pageBreakBefore ns0:val="0"/>
         <ns0:widowControl/>
-        <ns0:spacing ns0:line="331" ns0:lineRule="auto" ns0:before="200" ns0:after="100"/>
+        <ns0:spacing ns0:line="331" ns0:lineRule="auto" ns0:before="240" ns0:after="120"/>
         <ns0:jc ns0:val="left"/>
         <ns0:outlineLvl ns0:val="2"/>
         <ns0:wordWrap ns0:val="0"/>
@@ -8764,6 +9172,7 @@
         </ns0:rPr>
         <ns0:t>6.2 需关注的问题</ns0:t>
       </ns0:r>
+      <ns0:bookmarkEnd ns0:id="31020"/>
     </ns0:p>
     <ns0:p>
       <ns0:bookmarkStart ns0:id="10325" ns0:name="YH_c282ade0_325"/>
@@ -8789,12 +9198,13 @@
       <ns0:bookmarkEnd ns0:id="10325"/>
     </ns0:p>
     <ns0:p>
+      <ns0:bookmarkStart ns0:id="31021" ns0:name="YH_SEC_21"/>
       <ns0:pPr>
         <ns0:keepNext/>
         <ns0:keepLines/>
         <ns0:pageBreakBefore ns0:val="0"/>
         <ns0:widowControl/>
-        <ns0:spacing ns0:line="331" ns0:lineRule="auto" ns0:before="200" ns0:after="100"/>
+        <ns0:spacing ns0:line="331" ns0:lineRule="auto" ns0:before="240" ns0:after="120"/>
         <ns0:jc ns0:val="left"/>
         <ns0:outlineLvl ns0:val="2"/>
         <ns0:wordWrap ns0:val="0"/>
@@ -8808,6 +9218,7 @@
         </ns0:rPr>
         <ns0:t>6.3 改进建议</ns0:t>
       </ns0:r>
+      <ns0:bookmarkEnd ns0:id="31021"/>
     </ns0:p>
     <ns0:p>
       <ns0:bookmarkStart ns0:id="10327" ns0:name="YH_c282ade0_327"/>
@@ -8860,7 +9271,7 @@
               <ns0:pageBreakBefore ns0:val="0"/>
               <ns0:widowControl/>
               <ns0:spacing ns0:line="276" ns0:lineRule="auto" ns0:before="0" ns0:after="60"/>
-              <ns0:jc ns0:val="left"/>
+              <ns0:jc ns0:val="center"/>
               <ns0:wordWrap ns0:val="0"/>
             </ns0:pPr>
             <ns0:r>
@@ -8887,7 +9298,7 @@
               <ns0:pageBreakBefore ns0:val="0"/>
               <ns0:widowControl/>
               <ns0:spacing ns0:line="276" ns0:lineRule="auto" ns0:before="0" ns0:after="60"/>
-              <ns0:jc ns0:val="left"/>
+              <ns0:jc ns0:val="center"/>
               <ns0:wordWrap ns0:val="0"/>
             </ns0:pPr>
             <ns0:r>
@@ -9392,12 +9803,13 @@
       </ns0:tr>
     </ns0:tbl>
     <ns0:p>
+      <ns0:bookmarkStart ns0:id="31022" ns0:name="YH_SEC_22"/>
       <ns0:pPr>
         <ns0:keepNext/>
         <ns0:keepLines/>
         <ns0:pageBreakBefore ns0:val="0"/>
         <ns0:widowControl/>
-        <ns0:spacing ns0:line="331" ns0:lineRule="auto" ns0:before="200" ns0:after="100"/>
+        <ns0:spacing ns0:line="331" ns0:lineRule="auto" ns0:before="240" ns0:after="120"/>
         <ns0:jc ns0:val="left"/>
         <ns0:outlineLvl ns0:val="2"/>
         <ns0:wordWrap ns0:val="0"/>
@@ -9411,6 +9823,7 @@
         </ns0:rPr>
         <ns0:t>6.4 整改任务清单（自动生成）</ns0:t>
       </ns0:r>
+      <ns0:bookmarkEnd ns0:id="31022"/>
     </ns0:p>
     <ns0:p>
       <ns0:bookmarkStart ns0:id="10329" ns0:name="YH_c282ade0_329"/>
@@ -9464,7 +9877,7 @@
               <ns0:pageBreakBefore ns0:val="0"/>
               <ns0:widowControl/>
               <ns0:spacing ns0:line="276" ns0:lineRule="auto" ns0:before="0" ns0:after="60"/>
-              <ns0:jc ns0:val="left"/>
+              <ns0:jc ns0:val="center"/>
               <ns0:wordWrap ns0:val="0"/>
             </ns0:pPr>
             <ns0:r>
@@ -9491,7 +9904,7 @@
               <ns0:pageBreakBefore ns0:val="0"/>
               <ns0:widowControl/>
               <ns0:spacing ns0:line="276" ns0:lineRule="auto" ns0:before="0" ns0:after="60"/>
-              <ns0:jc ns0:val="left"/>
+              <ns0:jc ns0:val="center"/>
               <ns0:wordWrap ns0:val="0"/>
             </ns0:pPr>
             <ns0:r>
@@ -9518,7 +9931,7 @@
               <ns0:pageBreakBefore ns0:val="0"/>
               <ns0:widowControl/>
               <ns0:spacing ns0:line="276" ns0:lineRule="auto" ns0:before="0" ns0:after="60"/>
-              <ns0:jc ns0:val="left"/>
+              <ns0:jc ns0:val="center"/>
               <ns0:wordWrap ns0:val="0"/>
             </ns0:pPr>
             <ns0:r>
@@ -10204,7 +10617,7 @@
         <ns0:keepLines/>
         <ns0:pageBreakBefore ns0:val="0"/>
         <ns0:widowControl/>
-        <ns0:spacing ns0:line="331" ns0:lineRule="auto" ns0:before="200" ns0:after="100"/>
+        <ns0:spacing ns0:line="331" ns0:lineRule="auto" ns0:before="240" ns0:after="120"/>
         <ns0:jc ns0:val="left"/>
         <ns0:wordWrap ns0:val="0"/>
       </ns0:pPr>

--- a/药衡智析_增量源码交接/public_source_candidate/07_交付/delivery_20260921/银黄口服液_2026-06.docx
+++ b/药衡智析_增量源码交接/public_source_candidate/07_交付/delivery_20260921/银黄口服液_2026-06.docx
@@ -2,9 +2,3248 @@
 <file path=word/document.xml><?xml version="1.0" encoding="utf-8"?>
 <ns0:document xmlns:ns0="http://schemas.openxmlformats.org/wordprocessingml/2006/main" xmlns:ns1="http://schemas.openxmlformats.org/markup-compatibility/2006" xmlns:ns2="http://schemas.microsoft.com/office/word/2010/wordml" xmlns:ns3="http://schemas.openxmlformats.org/officeDocument/2006/relationships" ns1:Ignorable="w14 w15 wp14">
   <ns0:body>
-    <ns0:p>
+    <ns0:p ns2:paraId="6E951B70">
+      <ns0:bookmarkStart ns0:id="10002" ns0:name="YH_c282ade0_2"/>
       <ns0:pPr>
         <ns0:keepNext/>
+        <ns0:keepLines/>
+        <ns0:pageBreakBefore ns0:val="0"/>
+        <ns0:widowControl/>
+        <ns0:spacing ns0:line="331" ns0:lineRule="auto" ns0:before="0" ns0:after="140"/>
+        <ns0:ind ns0:firstLine="420"/>
+        <ns0:jc ns0:val="left"/>
+        <ns0:rPr>
+          <ns0:rStyle ns0:val="16"/>
+          <ns0:rFonts ns0:hint="default"/>
+          <ns0:b/>
+          <ns0:bCs/>
+          <ns0:sz ns0:val="48"/>
+          <ns0:szCs ns0:val="48"/>
+          <ns0:lang ns0:val="en-US" ns0:eastAsia="zh-CN"/>
+        </ns0:rPr>
+        <ns0:wordWrap ns0:val="0"/>
+      </ns0:pPr>
+      <ns0:r>
+        <ns0:rPr>
+          <ns0:rStyle ns0:val="16"/>
+          <ns0:rFonts ns0:hint="eastAsia" ns0:ascii="Noto Sans SC" ns0:hAnsi="Noto Sans SC" ns0:eastAsia="Noto Sans SC"/>
+          <ns0:b ns0:val="0"/>
+          <ns0:bCs/>
+          <ns0:color ns0:val="202D33"/>
+          <ns0:sz ns0:val="40"/>
+          <ns0:lang ns0:val="en-US" ns0:eastAsia="zh-CN"/>
+        </ns0:rPr>
+        <ns0:t xml:space="preserve">银黄口服液 月度成本分析报告</ns0:t>
+      </ns0:r>
+      <ns0:bookmarkStart ns0:id="13" ns0:name="_GoBack"/>
+      <ns0:bookmarkEnd ns0:id="13"/>
+      <ns0:bookmarkEnd ns0:id="10002"/>
+    </ns0:p>
+    <ns0:p ns2:paraId="67B983A2">
+      <ns0:bookmarkStart ns0:id="10004" ns0:name="YH_c282ade0_4"/>
+      <ns0:pPr>
+        <ns0:keepNext ns0:val="0"/>
+        <ns0:keepLines/>
+        <ns0:pageBreakBefore ns0:val="0"/>
+        <ns0:widowControl/>
+        <ns0:spacing ns0:line="331" ns0:lineRule="auto" ns0:before="0" ns0:after="140"/>
+        <ns0:ind ns0:firstLine="420"/>
+        <ns0:jc ns0:val="left"/>
+        <ns0:rPr>
+          <ns0:rStyle ns0:val="16"/>
+          <ns0:rFonts ns0:hint="eastAsia"/>
+          <ns0:b/>
+          <ns0:bCs/>
+          <ns0:sz ns0:val="48"/>
+          <ns0:szCs ns0:val="48"/>
+        </ns0:rPr>
+        <ns0:wordWrap ns0:val="0"/>
+      </ns0:pPr>
+      <ns0:r>
+        <ns0:rPr>
+          <ns0:rStyle ns0:val="16"/>
+          <ns0:rFonts ns0:hint="eastAsia" ns0:ascii="Noto Sans SC" ns0:hAnsi="Noto Sans SC" ns0:eastAsia="Noto Sans SC"/>
+          <ns0:b ns0:val="0"/>
+          <ns0:bCs/>
+          <ns0:color ns0:val="202D33"/>
+          <ns0:sz ns0:val="21"/>
+        </ns0:rPr>
+        <ns0:t>《</ns0:t>
+      </ns0:r>
+      <ns0:r>
+        <ns0:rPr>
+          <ns0:rStyle ns0:val="16"/>
+          <ns0:rFonts ns0:hint="eastAsia" ns0:ascii="Noto Sans SC" ns0:hAnsi="Noto Sans SC" ns0:eastAsia="Noto Sans SC"/>
+          <ns0:b ns0:val="0"/>
+          <ns0:bCs/>
+          <ns0:color ns0:val="202D33"/>
+          <ns0:sz ns0:val="21"/>
+          <ns0:lang ns0:val="en-US" ns0:eastAsia="zh-CN"/>
+        </ns0:rPr>
+        <ns0:t xml:space="preserve">银黄口服液 月度成本分析报告</ns0:t>
+      </ns0:r>
+      <ns0:r>
+        <ns0:rPr>
+          <ns0:rStyle ns0:val="16"/>
+          <ns0:rFonts ns0:hint="eastAsia" ns0:ascii="Noto Sans SC" ns0:hAnsi="Noto Sans SC" ns0:eastAsia="Noto Sans SC"/>
+          <ns0:b ns0:val="0"/>
+          <ns0:bCs/>
+          <ns0:color ns0:val="202D33"/>
+          <ns0:sz ns0:val="21"/>
+        </ns0:rPr>
+        <ns0:t>》</ns0:t>
+      </ns0:r>
+      <ns0:bookmarkEnd ns0:id="10004"/>
+    </ns0:p>
+    <ns0:p ns2:paraId="67464046">
+      <ns0:pPr>
+        <ns0:keepNext ns0:val="0"/>
+        <ns0:keepLines/>
+        <ns0:pageBreakBefore ns0:val="0"/>
+        <ns0:widowControl/>
+        <ns0:spacing ns0:line="331" ns0:lineRule="auto" ns0:before="0" ns0:after="140"/>
+        <ns0:ind ns0:firstLine="420"/>
+        <ns0:jc ns0:val="left"/>
+        <ns0:rPr>
+          <ns0:b/>
+          <ns0:bCs/>
+          <ns0:color ns0:val="0000FF"/>
+          <ns0:sz ns0:val="48"/>
+          <ns0:szCs ns0:val="48"/>
+        </ns0:rPr>
+        <ns0:wordWrap ns0:val="0"/>
+      </ns0:pPr>
+      <ns0:r>
+        <ns0:rPr>
+          <ns0:rStyle ns0:val="16"/>
+          <ns0:rFonts ns0:hint="eastAsia" ns0:ascii="Noto Sans SC" ns0:hAnsi="Noto Sans SC" ns0:eastAsia="Noto Sans SC"/>
+          <ns0:b ns0:val="0"/>
+          <ns0:bCs/>
+          <ns0:color ns0:val="202D33"/>
+          <ns0:sz ns0:val="21"/>
+        </ns0:rPr>
+        <ns0:t>整体解决方案</ns0:t>
+      </ns0:r>
+    </ns0:p>
+    <ns0:p ns2:paraId="77347557">
+      <ns0:pPr>
+        <ns0:keepNext/>
+        <ns0:keepLines/>
+        <ns0:pageBreakBefore ns0:val="0"/>
+        <ns0:widowControl/>
+        <ns0:spacing ns0:before="0" ns0:after="0" ns0:line="20" ns0:lineRule="exact"/>
+        <ns0:ind ns0:left="0" ns0:firstLine="420"/>
+        <ns0:jc ns0:val="left"/>
+        <ns0:rPr>
+          <ns0:rFonts ns0:hint="eastAsia" ns0:ascii="微软雅黑" ns0:hAnsi="微软雅黑" ns0:eastAsia="微软雅黑" ns0:cs="微软雅黑"/>
+          <ns0:b/>
+          <ns0:sz ns0:val="22"/>
+        </ns0:rPr>
+        <ns0:wordWrap ns0:val="0"/>
+      </ns0:pPr>
+      <ns0:bookmarkStart ns0:id="0" ns0:name="_Toc415912152"/>
+      <ns0:bookmarkStart ns0:id="1" ns0:name="_Toc7317897"/>
+      <ns0:bookmarkStart ns0:id="2" ns0:name="_Toc7318567"/>
+      <ns0:bookmarkStart ns0:id="3" ns0:name="_Toc509606282"/>
+      <ns0:bookmarkStart ns0:id="4" ns0:name="_Toc449934797"/>
+    </ns0:p>
+    <ns0:p ns2:paraId="43612FAD">
+      <ns0:pPr>
+        <ns0:keepNext ns0:val="0"/>
+        <ns0:keepLines/>
+        <ns0:pageBreakBefore ns0:val="0"/>
+        <ns0:widowControl/>
+        <ns0:spacing ns0:before="0" ns0:after="140" ns0:line="331" ns0:lineRule="auto"/>
+        <ns0:ind ns0:left="0" ns0:firstLine="420"/>
+        <ns0:jc ns0:val="left"/>
+        <ns0:rPr>
+          <ns0:rFonts ns0:hint="eastAsia" ns0:ascii="微软雅黑" ns0:hAnsi="微软雅黑" ns0:eastAsia="微软雅黑" ns0:cs="微软雅黑"/>
+        </ns0:rPr>
+        <ns0:wordWrap ns0:val="0"/>
+      </ns0:pPr>
+      <ns0:r>
+        <ns0:rPr>
+          <ns0:rFonts ns0:hint="eastAsia" ns0:ascii="Noto Sans SC" ns0:hAnsi="Noto Sans SC" ns0:eastAsia="Noto Sans SC" ns0:cs="微软雅黑"/>
+          <ns0:b ns0:val="0"/>
+          <ns0:color ns0:val="202D33"/>
+          <ns0:sz ns0:val="21"/>
+        </ns0:rPr>
+        <ns0:t>文件版本： V3.0</ns0:t>
+      </ns0:r>
+    </ns0:p>
+    <ns0:p ns2:paraId="22868FAB">
+      <ns0:bookmarkStart ns0:id="10015" ns0:name="YH_c282ade0_15"/>
+      <ns0:pPr>
+        <ns0:keepNext ns0:val="0"/>
+        <ns0:keepLines/>
+        <ns0:pageBreakBefore ns0:val="0"/>
+        <ns0:widowControl/>
+        <ns0:spacing ns0:before="0" ns0:after="140" ns0:line="331" ns0:lineRule="auto"/>
+        <ns0:ind ns0:left="0" ns0:firstLine="420"/>
+        <ns0:jc ns0:val="left"/>
+        <ns0:rPr>
+          <ns0:rFonts ns0:hint="eastAsia" ns0:ascii="微软雅黑" ns0:hAnsi="微软雅黑" ns0:eastAsia="微软雅黑" ns0:cs="微软雅黑"/>
+        </ns0:rPr>
+        <ns0:wordWrap ns0:val="0"/>
+      </ns0:pPr>
+      <ns0:r>
+        <ns0:rPr>
+          <ns0:rFonts ns0:hint="eastAsia" ns0:ascii="Noto Sans SC" ns0:hAnsi="Noto Sans SC" ns0:eastAsia="Noto Sans SC" ns0:cs="微软雅黑"/>
+          <ns0:b ns0:val="0"/>
+          <ns0:color ns0:val="202D33"/>
+          <ns0:sz ns0:val="21"/>
+        </ns0:rPr>
+        <ns0:t xml:space="preserve">编制日期： 2026-09-21</ns0:t>
+      </ns0:r>
+      <ns0:r>
+        <ns0:rPr>
+          <ns0:rFonts ns0:hint="eastAsia" ns0:ascii="Noto Sans SC" ns0:hAnsi="Noto Sans SC" ns0:eastAsia="Noto Sans SC" ns0:cs="微软雅黑"/>
+          <ns0:b ns0:val="0"/>
+          <ns0:color ns0:val="202D33"/>
+          <ns0:sz ns0:val="21"/>
+        </ns0:rPr>
+      </ns0:r>
+      <ns0:bookmarkEnd ns0:id="10015"/>
+    </ns0:p>
+    <ns0:p ns2:paraId="6A3D3DEC">
+      <ns0:pPr>
+        <ns0:keepNext ns0:val="0"/>
+        <ns0:keepLines/>
+        <ns0:pageBreakBefore ns0:val="0"/>
+        <ns0:widowControl/>
+        <ns0:spacing ns0:before="0" ns0:after="140" ns0:line="331" ns0:lineRule="auto"/>
+        <ns0:ind ns0:left="0" ns0:firstLine="420"/>
+        <ns0:jc ns0:val="left"/>
+        <ns0:rPr>
+          <ns0:rFonts ns0:hint="eastAsia" ns0:ascii="微软雅黑" ns0:hAnsi="微软雅黑" ns0:eastAsia="微软雅黑" ns0:cs="微软雅黑"/>
+        </ns0:rPr>
+        <ns0:wordWrap ns0:val="0"/>
+      </ns0:pPr>
+      <ns0:r>
+        <ns0:rPr>
+          <ns0:rFonts ns0:hint="eastAsia" ns0:ascii="Noto Sans SC" ns0:hAnsi="Noto Sans SC" ns0:eastAsia="Noto Sans SC" ns0:cs="微软雅黑"/>
+          <ns0:b ns0:val="0"/>
+          <ns0:color ns0:val="202D33"/>
+          <ns0:sz ns0:val="21"/>
+        </ns0:rPr>
+        <ns0:t>编制单位：</ns0:t>
+      </ns0:r>
+      <ns0:r>
+        <ns0:rPr>
+          <ns0:rFonts ns0:hint="eastAsia" ns0:ascii="Noto Sans SC" ns0:hAnsi="Noto Sans SC" ns0:eastAsia="Noto Sans SC" ns0:cs="微软雅黑"/>
+          <ns0:b ns0:val="0"/>
+          <ns0:color ns0:val="202D33"/>
+          <ns0:sz ns0:val="21"/>
+        </ns0:rPr>
+        <ns0:t xml:space="preserve"> 重庆创灵境数字技术有限公司</ns0:t>
+      </ns0:r>
+    </ns0:p>
+    <ns0:p ns2:paraId="5C4525E1">
+      <ns0:pPr>
+        <ns0:keepNext ns0:val="0"/>
+        <ns0:keepLines/>
+        <ns0:pageBreakBefore ns0:val="0"/>
+        <ns0:widowControl/>
+        <ns0:spacing ns0:line="331" ns0:lineRule="auto" ns0:before="0" ns0:after="140"/>
+        <ns0:ind ns0:firstLine="420"/>
+        <ns0:jc ns0:val="left"/>
+        <ns0:rPr>
+          <ns0:rFonts ns0:hint="eastAsia" ns0:ascii="宋体" ns0:hAnsi="宋体"/>
+          <ns0:b/>
+          <ns0:bCs/>
+        </ns0:rPr>
+        <ns0:wordWrap ns0:val="0"/>
+      </ns0:pPr>
+      <ns0:r>
+        <ns0:rPr>
+          <ns0:rFonts ns0:hint="eastAsia" ns0:ascii="Noto Sans SC" ns0:hAnsi="Noto Sans SC" ns0:eastAsia="Noto Sans SC"/>
+          <ns0:b ns0:val="0"/>
+          <ns0:bCs/>
+          <ns0:color ns0:val="202D33"/>
+          <ns0:sz ns0:val="21"/>
+        </ns0:rPr>
+        <ns0:t>文档控制</ns0:t>
+      </ns0:r>
+      <ns0:bookmarkEnd ns0:id="0"/>
+      <ns0:bookmarkEnd ns0:id="1"/>
+      <ns0:bookmarkEnd ns0:id="2"/>
+      <ns0:bookmarkEnd ns0:id="3"/>
+      <ns0:bookmarkEnd ns0:id="4"/>
+      <ns0:bookmarkStart ns0:id="5" ns0:name="_Toc449934798"/>
+      <ns0:bookmarkStart ns0:id="6" ns0:name="_Toc7317898"/>
+      <ns0:bookmarkStart ns0:id="7" ns0:name="_Toc415912153"/>
+      <ns0:bookmarkStart ns0:id="8" ns0:name="_Toc7318568"/>
+    </ns0:p>
+    <ns0:p ns2:paraId="3686E4F6">
+      <ns0:pPr>
+        <ns0:keepNext ns0:val="0"/>
+        <ns0:keepLines/>
+        <ns0:pageBreakBefore ns0:val="0"/>
+        <ns0:widowControl/>
+        <ns0:spacing ns0:line="331" ns0:lineRule="auto" ns0:before="0" ns0:after="140"/>
+        <ns0:ind ns0:firstLine="420"/>
+        <ns0:jc ns0:val="left"/>
+        <ns0:rPr>
+          <ns0:rFonts ns0:hint="eastAsia" ns0:ascii="宋体" ns0:hAnsi="宋体"/>
+          <ns0:b/>
+          <ns0:bCs/>
+        </ns0:rPr>
+        <ns0:wordWrap ns0:val="0"/>
+      </ns0:pPr>
+      <ns0:r>
+        <ns0:rPr>
+          <ns0:rFonts ns0:hint="eastAsia" ns0:ascii="Noto Sans SC" ns0:hAnsi="Noto Sans SC" ns0:eastAsia="Noto Sans SC"/>
+          <ns0:b ns0:val="0"/>
+          <ns0:bCs/>
+          <ns0:color ns0:val="202D33"/>
+          <ns0:sz ns0:val="21"/>
+        </ns0:rPr>
+        <ns0:t>版本记录</ns0:t>
+      </ns0:r>
+      <ns0:bookmarkEnd ns0:id="5"/>
+      <ns0:bookmarkEnd ns0:id="6"/>
+      <ns0:bookmarkEnd ns0:id="7"/>
+      <ns0:bookmarkEnd ns0:id="8"/>
+    </ns0:p>
+    <ns0:tbl>
+      <ns0:tblPr>
+        <ns0:tblStyle ns0:val="11"/>
+        <ns0:tblW ns0:w="7440" ns0:type="dxa"/>
+        <ns0:tblInd ns0:w="453" ns0:type="dxa"/>
+        <ns0:tblBorders>
+          <ns0:top ns0:val="single" ns0:color="auto" ns0:sz="12" ns0:space="0"/>
+          <ns0:left ns0:val="single" ns0:color="auto" ns0:sz="12" ns0:space="0"/>
+          <ns0:bottom ns0:val="single" ns0:color="auto" ns0:sz="12" ns0:space="0"/>
+          <ns0:right ns0:val="single" ns0:color="auto" ns0:sz="12" ns0:space="0"/>
+          <ns0:insideH ns0:val="single" ns0:color="auto" ns0:sz="6" ns0:space="0"/>
+          <ns0:insideV ns0:val="single" ns0:color="auto" ns0:sz="6" ns0:space="0"/>
+        </ns0:tblBorders>
+        <ns0:tblLayout ns0:type="fixed"/>
+        <ns0:tblCellMar>
+          <ns0:top ns0:w="0" ns0:type="dxa"/>
+          <ns0:left ns0:w="96" ns0:type="dxa"/>
+          <ns0:bottom ns0:w="0" ns0:type="dxa"/>
+          <ns0:right ns0:w="96" ns0:type="dxa"/>
+        </ns0:tblCellMar>
+      </ns0:tblPr>
+      <ns0:tblGrid>
+        <ns0:gridCol ns0:w="2452"/>
+        <ns0:gridCol ns0:w="2452"/>
+        <ns0:gridCol ns0:w="2452"/>
+        <ns0:gridCol ns0:w="2452"/>
+      </ns0:tblGrid>
+      <ns0:tr ns2:paraId="56EB3084">
+        <ns0:trPr>
+          <ns0:cantSplit/>
+          <ns0:tblHeader/>
+        </ns0:trPr>
+        <ns0:tc>
+          <ns0:tcPr>
+            <ns0:tcW ns0:w="2452" ns0:type="dxa"/>
+            <ns0:tcBorders>
+              <ns0:top ns0:val="single" ns0:color="auto" ns0:sz="12" ns0:space="0"/>
+              <ns0:bottom ns0:val="single" ns0:color="auto" ns0:sz="2" ns0:space="0"/>
+              <ns0:right ns0:val="single" ns0:color="auto" ns0:sz="2" ns0:space="0"/>
+            </ns0:tcBorders>
+            <ns0:shd ns0:val="clear" ns0:color="auto" ns0:fill="CCCCCC"/>
+            <ns0:noWrap ns0:val="0"/>
+            <ns0:vAlign ns0:val="center"/>
+            <ns0:shd ns0:fill="EAF2F5"/>
+            <ns0:shd ns0:fill="EAF2F5"/>
+          </ns0:tcPr>
+          <ns0:p ns2:paraId="69AD8A79">
+            <ns0:pPr>
+              <ns0:keepNext ns0:val="0"/>
+              <ns0:keepLines/>
+              <ns0:pageBreakBefore ns0:val="0"/>
+              <ns0:widowControl/>
+              <ns0:spacing ns0:line="276" ns0:lineRule="auto" ns0:before="0" ns0:after="60"/>
+              <ns0:jc ns0:val="center"/>
+              <ns0:rPr>
+                <ns0:rFonts ns0:hint="eastAsia" ns0:hAnsi="宋体"/>
+              </ns0:rPr>
+              <ns0:wordWrap ns0:val="0"/>
+            </ns0:pPr>
+            <ns0:r>
+              <ns0:rPr>
+                <ns0:rFonts ns0:hint="eastAsia" ns0:hAnsi="Noto Sans SC" ns0:ascii="Noto Sans SC" ns0:eastAsia="Noto Sans SC"/>
+                <ns0:b/>
+                <ns0:color ns0:val="202D33"/>
+                <ns0:sz ns0:val="19"/>
+              </ns0:rPr>
+              <ns0:t xml:space="preserve"> 日期</ns0:t>
+            </ns0:r>
+          </ns0:p>
+        </ns0:tc>
+        <ns0:tc>
+          <ns0:tcPr>
+            <ns0:tcW ns0:w="2452" ns0:type="dxa"/>
+            <ns0:tcBorders>
+              <ns0:top ns0:val="single" ns0:color="auto" ns0:sz="12" ns0:space="0"/>
+              <ns0:left ns0:val="single" ns0:color="auto" ns0:sz="2" ns0:space="0"/>
+              <ns0:bottom ns0:val="single" ns0:color="auto" ns0:sz="2" ns0:space="0"/>
+              <ns0:right ns0:val="single" ns0:color="auto" ns0:sz="2" ns0:space="0"/>
+            </ns0:tcBorders>
+            <ns0:shd ns0:val="clear" ns0:color="auto" ns0:fill="CCCCCC"/>
+            <ns0:noWrap ns0:val="0"/>
+            <ns0:vAlign ns0:val="center"/>
+            <ns0:shd ns0:fill="EAF2F5"/>
+            <ns0:shd ns0:fill="EAF2F5"/>
+          </ns0:tcPr>
+          <ns0:p ns2:paraId="44193883">
+            <ns0:pPr>
+              <ns0:pStyle ns0:val="17"/>
+              <ns0:keepNext ns0:val="0"/>
+              <ns0:keepLines/>
+              <ns0:pageBreakBefore ns0:val="0"/>
+              <ns0:widowControl/>
+              <ns0:spacing ns0:line="276" ns0:lineRule="auto" ns0:before="0" ns0:after="60"/>
+              <ns0:jc ns0:val="center"/>
+              <ns0:rPr>
+                <ns0:rFonts ns0:hint="eastAsia" ns0:hAnsi="宋体"/>
+                <ns0:sz ns0:val="21"/>
+              </ns0:rPr>
+              <ns0:wordWrap ns0:val="0"/>
+            </ns0:pPr>
+            <ns0:r>
+              <ns0:rPr>
+                <ns0:rFonts ns0:hint="eastAsia" ns0:hAnsi="Noto Sans SC" ns0:ascii="Noto Sans SC" ns0:eastAsia="Noto Sans SC"/>
+                <ns0:b/>
+                <ns0:color ns0:val="202D33"/>
+                <ns0:sz ns0:val="19"/>
+              </ns0:rPr>
+              <ns0:t>作者</ns0:t>
+            </ns0:r>
+          </ns0:p>
+        </ns0:tc>
+        <ns0:tc>
+          <ns0:tcPr>
+            <ns0:tcW ns0:w="2452" ns0:type="dxa"/>
+            <ns0:tcBorders>
+              <ns0:top ns0:val="single" ns0:color="auto" ns0:sz="12" ns0:space="0"/>
+              <ns0:left ns0:val="single" ns0:color="auto" ns0:sz="2" ns0:space="0"/>
+              <ns0:bottom ns0:val="single" ns0:color="auto" ns0:sz="2" ns0:space="0"/>
+              <ns0:right ns0:val="single" ns0:color="auto" ns0:sz="2" ns0:space="0"/>
+            </ns0:tcBorders>
+            <ns0:shd ns0:val="clear" ns0:color="auto" ns0:fill="CCCCCC"/>
+            <ns0:noWrap ns0:val="0"/>
+            <ns0:vAlign ns0:val="center"/>
+            <ns0:shd ns0:fill="EAF2F5"/>
+            <ns0:shd ns0:fill="EAF2F5"/>
+          </ns0:tcPr>
+          <ns0:p ns2:paraId="38CAF851">
+            <ns0:pPr>
+              <ns0:pStyle ns0:val="17"/>
+              <ns0:keepNext ns0:val="0"/>
+              <ns0:keepLines/>
+              <ns0:pageBreakBefore ns0:val="0"/>
+              <ns0:widowControl/>
+              <ns0:spacing ns0:line="276" ns0:lineRule="auto" ns0:before="0" ns0:after="60"/>
+              <ns0:jc ns0:val="center"/>
+              <ns0:rPr>
+                <ns0:rFonts ns0:hint="eastAsia" ns0:hAnsi="宋体"/>
+                <ns0:sz ns0:val="21"/>
+              </ns0:rPr>
+              <ns0:wordWrap ns0:val="0"/>
+            </ns0:pPr>
+            <ns0:r>
+              <ns0:rPr>
+                <ns0:rFonts ns0:hint="eastAsia" ns0:hAnsi="Noto Sans SC" ns0:ascii="Noto Sans SC" ns0:eastAsia="Noto Sans SC"/>
+                <ns0:b/>
+                <ns0:color ns0:val="202D33"/>
+                <ns0:sz ns0:val="19"/>
+              </ns0:rPr>
+              <ns0:t>版本号</ns0:t>
+            </ns0:r>
+          </ns0:p>
+        </ns0:tc>
+        <ns0:tc>
+          <ns0:tcPr>
+            <ns0:tcW ns0:w="2452" ns0:type="dxa"/>
+            <ns0:tcBorders>
+              <ns0:top ns0:val="single" ns0:color="auto" ns0:sz="12" ns0:space="0"/>
+              <ns0:left ns0:val="single" ns0:color="auto" ns0:sz="2" ns0:space="0"/>
+              <ns0:bottom ns0:val="single" ns0:color="auto" ns0:sz="2" ns0:space="0"/>
+            </ns0:tcBorders>
+            <ns0:shd ns0:val="clear" ns0:color="auto" ns0:fill="CCCCCC"/>
+            <ns0:noWrap ns0:val="0"/>
+            <ns0:vAlign ns0:val="center"/>
+            <ns0:shd ns0:fill="EAF2F5"/>
+            <ns0:shd ns0:fill="EAF2F5"/>
+          </ns0:tcPr>
+          <ns0:p ns2:paraId="16720776">
+            <ns0:pPr>
+              <ns0:pStyle ns0:val="17"/>
+              <ns0:keepNext ns0:val="0"/>
+              <ns0:keepLines/>
+              <ns0:pageBreakBefore ns0:val="0"/>
+              <ns0:widowControl/>
+              <ns0:spacing ns0:line="276" ns0:lineRule="auto" ns0:before="0" ns0:after="60"/>
+              <ns0:jc ns0:val="center"/>
+              <ns0:rPr>
+                <ns0:rFonts ns0:hint="eastAsia" ns0:hAnsi="宋体"/>
+                <ns0:sz ns0:val="21"/>
+              </ns0:rPr>
+              <ns0:wordWrap ns0:val="0"/>
+            </ns0:pPr>
+            <ns0:r>
+              <ns0:rPr>
+                <ns0:rFonts ns0:hint="eastAsia" ns0:hAnsi="Noto Sans SC" ns0:ascii="Noto Sans SC" ns0:eastAsia="Noto Sans SC"/>
+                <ns0:b/>
+                <ns0:color ns0:val="202D33"/>
+                <ns0:sz ns0:val="19"/>
+              </ns0:rPr>
+              <ns0:t>版本记录</ns0:t>
+            </ns0:r>
+          </ns0:p>
+        </ns0:tc>
+      </ns0:tr>
+      <ns0:tr ns2:paraId="743A86CA">
+        <ns0:trPr>
+          <ns0:cantSplit/>
+          <ns0:tblHeader/>
+        </ns0:trPr>
+        <ns0:tc>
+          <ns0:tcPr>
+            <ns0:tcW ns0:w="2452" ns0:type="dxa"/>
+            <ns0:tcBorders>
+              <ns0:top ns0:val="single" ns0:color="auto" ns0:sz="2" ns0:space="0"/>
+            </ns0:tcBorders>
+            <ns0:noWrap ns0:val="0"/>
+            <ns0:vAlign ns0:val="center"/>
+          </ns0:tcPr>
+          <ns0:p>
+            <ns0:pPr>
+              <ns0:keepNext ns0:val="0"/>
+              <ns0:keepLines/>
+              <ns0:pageBreakBefore ns0:val="0"/>
+              <ns0:widowControl/>
+              <ns0:spacing ns0:line="276" ns0:lineRule="auto" ns0:before="0" ns0:after="60"/>
+              <ns0:jc ns0:val="left"/>
+              <ns0:wordWrap ns0:val="0"/>
+            </ns0:pPr>
+            <ns0:bookmarkStart ns0:id="10025" ns0:name="YH_c282ade0_25"/>
+            <ns0:r>
+              <ns0:rPr>
+                <ns0:rFonts ns0:ascii="Noto Sans SC" ns0:hAnsi="Noto Sans SC" ns0:eastAsia="Noto Sans SC"/>
+                <ns0:b ns0:val="0"/>
+                <ns0:color ns0:val="202D33"/>
+                <ns0:sz ns0:val="19"/>
+              </ns0:rPr>
+            </ns0:r>
+            <ns0:r>
+              <ns0:rPr>
+                <ns0:rFonts ns0:ascii="Noto Sans SC" ns0:hAnsi="Noto Sans SC" ns0:eastAsia="Noto Sans SC"/>
+                <ns0:b ns0:val="0"/>
+                <ns0:color ns0:val="202D33"/>
+                <ns0:sz ns0:val="19"/>
+              </ns0:rPr>
+              <ns0:t xml:space="preserve">2026-09-21</ns0:t>
+            </ns0:r>
+            <ns0:bookmarkEnd ns0:id="10025"/>
+          </ns0:p>
+        </ns0:tc>
+        <ns0:tc>
+          <ns0:tcPr>
+            <ns0:tcW ns0:w="2452" ns0:type="dxa"/>
+            <ns0:tcBorders>
+              <ns0:top ns0:val="single" ns0:color="auto" ns0:sz="2" ns0:space="0"/>
+            </ns0:tcBorders>
+            <ns0:noWrap ns0:val="0"/>
+            <ns0:vAlign ns0:val="center"/>
+          </ns0:tcPr>
+          <ns0:p>
+            <ns0:pPr>
+              <ns0:keepNext ns0:val="0"/>
+              <ns0:keepLines/>
+              <ns0:pageBreakBefore ns0:val="0"/>
+              <ns0:widowControl/>
+              <ns0:spacing ns0:line="276" ns0:lineRule="auto" ns0:before="0" ns0:after="60"/>
+              <ns0:jc ns0:val="left"/>
+              <ns0:wordWrap ns0:val="0"/>
+            </ns0:pPr>
+            <ns0:r>
+              <ns0:rPr>
+                <ns0:rFonts ns0:ascii="Noto Sans SC" ns0:hAnsi="Noto Sans SC" ns0:eastAsia="Noto Sans SC"/>
+                <ns0:b ns0:val="0"/>
+                <ns0:color ns0:val="202D33"/>
+                <ns0:sz ns0:val="19"/>
+              </ns0:rPr>
+            </ns0:r>
+            <ns0:r>
+              <ns0:rPr>
+                <ns0:rFonts ns0:ascii="Noto Sans SC" ns0:hAnsi="Noto Sans SC" ns0:eastAsia="Noto Sans SC"/>
+                <ns0:b ns0:val="0"/>
+                <ns0:color ns0:val="202D33"/>
+                <ns0:sz ns0:val="19"/>
+              </ns0:rPr>
+              <ns0:t>龚云</ns0:t>
+            </ns0:r>
+          </ns0:p>
+        </ns0:tc>
+        <ns0:tc>
+          <ns0:tcPr>
+            <ns0:tcW ns0:w="2452" ns0:type="dxa"/>
+            <ns0:tcBorders>
+              <ns0:top ns0:val="single" ns0:color="auto" ns0:sz="2" ns0:space="0"/>
+            </ns0:tcBorders>
+            <ns0:noWrap ns0:val="0"/>
+            <ns0:vAlign ns0:val="center"/>
+          </ns0:tcPr>
+          <ns0:p>
+            <ns0:pPr>
+              <ns0:keepNext ns0:val="0"/>
+              <ns0:keepLines/>
+              <ns0:pageBreakBefore ns0:val="0"/>
+              <ns0:widowControl/>
+              <ns0:spacing ns0:line="276" ns0:lineRule="auto" ns0:before="0" ns0:after="60"/>
+              <ns0:jc ns0:val="left"/>
+              <ns0:wordWrap ns0:val="0"/>
+            </ns0:pPr>
+            <ns0:r>
+              <ns0:rPr>
+                <ns0:rFonts ns0:ascii="Noto Sans SC" ns0:hAnsi="Noto Sans SC" ns0:eastAsia="Noto Sans SC"/>
+                <ns0:b ns0:val="0"/>
+                <ns0:color ns0:val="202D33"/>
+                <ns0:sz ns0:val="19"/>
+              </ns0:rPr>
+            </ns0:r>
+            <ns0:r>
+              <ns0:rPr>
+                <ns0:rFonts ns0:ascii="Noto Sans SC" ns0:hAnsi="Noto Sans SC" ns0:eastAsia="Noto Sans SC"/>
+                <ns0:b ns0:val="0"/>
+                <ns0:color ns0:val="202D33"/>
+                <ns0:sz ns0:val="19"/>
+              </ns0:rPr>
+              <ns0:t>V3.0</ns0:t>
+            </ns0:r>
+          </ns0:p>
+        </ns0:tc>
+        <ns0:tc>
+          <ns0:tcPr>
+            <ns0:tcW ns0:w="2452" ns0:type="dxa"/>
+            <ns0:tcBorders>
+              <ns0:top ns0:val="single" ns0:color="auto" ns0:sz="2" ns0:space="0"/>
+            </ns0:tcBorders>
+            <ns0:noWrap ns0:val="0"/>
+            <ns0:vAlign ns0:val="center"/>
+          </ns0:tcPr>
+          <ns0:p>
+            <ns0:pPr>
+              <ns0:keepNext ns0:val="0"/>
+              <ns0:keepLines/>
+              <ns0:pageBreakBefore ns0:val="0"/>
+              <ns0:widowControl/>
+              <ns0:spacing ns0:line="276" ns0:lineRule="auto" ns0:before="0" ns0:after="60"/>
+              <ns0:jc ns0:val="left"/>
+              <ns0:wordWrap ns0:val="0"/>
+            </ns0:pPr>
+            <ns0:r>
+              <ns0:rPr>
+                <ns0:rFonts ns0:ascii="Noto Sans SC" ns0:hAnsi="Noto Sans SC" ns0:eastAsia="Noto Sans SC"/>
+                <ns0:b ns0:val="0"/>
+                <ns0:color ns0:val="202D33"/>
+                <ns0:sz ns0:val="19"/>
+              </ns0:rPr>
+            </ns0:r>
+            <ns0:r>
+              <ns0:rPr>
+                <ns0:rFonts ns0:ascii="Noto Sans SC" ns0:hAnsi="Noto Sans SC" ns0:eastAsia="Noto Sans SC"/>
+                <ns0:b ns0:val="0"/>
+                <ns0:color ns0:val="202D33"/>
+                <ns0:sz ns0:val="19"/>
+              </ns0:rPr>
+              <ns0:t>初版</ns0:t>
+            </ns0:r>
+          </ns0:p>
+        </ns0:tc>
+      </ns0:tr>
+      <ns0:tr ns2:paraId="2005E24F">
+        <ns0:trPr>
+          <ns0:cantSplit/>
+          <ns0:tblHeader/>
+        </ns0:trPr>
+        <ns0:tc>
+          <ns0:tcPr>
+            <ns0:tcW ns0:w="2452" ns0:type="dxa"/>
+            <ns0:shd ns0:val="clear" ns0:color="auto" ns0:fill="auto"/>
+            <ns0:noWrap ns0:val="0"/>
+            <ns0:vAlign ns0:val="center"/>
+          </ns0:tcPr>
+          <ns0:p ns2:paraId="70ECA7FA">
+            <ns0:pPr>
+              <ns0:pStyle ns0:val="18"/>
+              <ns0:keepNext ns0:val="0"/>
+              <ns0:keepLines/>
+              <ns0:pageBreakBefore ns0:val="0"/>
+              <ns0:widowControl/>
+              <ns0:spacing ns0:line="276" ns0:lineRule="auto" ns0:before="0" ns0:after="60"/>
+              <ns0:jc ns0:val="left"/>
+              <ns0:rPr>
+                <ns0:rFonts ns0:hint="default" ns0:ascii="宋体" ns0:hAnsi="宋体" ns0:eastAsia="宋体" ns0:cstheme="minorBidi"/>
+                <ns0:kern ns0:val="0"/>
+                <ns0:sz ns0:val="16"/>
+                <ns0:szCs ns0:val="22"/>
+                <ns0:lang ns0:val="en-US" ns0:eastAsia="zh-CN"/>
+              </ns0:rPr>
+              <ns0:wordWrap ns0:val="0"/>
+            </ns0:pPr>
+          </ns0:p>
+        </ns0:tc>
+        <ns0:tc>
+          <ns0:tcPr>
+            <ns0:tcW ns0:w="2452" ns0:type="dxa"/>
+            <ns0:shd ns0:val="clear" ns0:color="auto" ns0:fill="auto"/>
+            <ns0:noWrap ns0:val="0"/>
+            <ns0:vAlign ns0:val="center"/>
+          </ns0:tcPr>
+          <ns0:p ns2:paraId="36A1C0A0">
+            <ns0:pPr>
+              <ns0:pStyle ns0:val="18"/>
+              <ns0:keepNext ns0:val="0"/>
+              <ns0:keepLines/>
+              <ns0:pageBreakBefore ns0:val="0"/>
+              <ns0:widowControl/>
+              <ns0:spacing ns0:line="276" ns0:lineRule="auto" ns0:before="0" ns0:after="60"/>
+              <ns0:jc ns0:val="left"/>
+              <ns0:rPr>
+                <ns0:rFonts ns0:hint="eastAsia" ns0:ascii="宋体" ns0:hAnsi="宋体" ns0:eastAsia="宋体" ns0:cstheme="minorBidi"/>
+                <ns0:kern ns0:val="0"/>
+                <ns0:sz ns0:val="16"/>
+                <ns0:szCs ns0:val="22"/>
+                <ns0:lang ns0:val="en-US" ns0:eastAsia="zh-CN"/>
+              </ns0:rPr>
+              <ns0:wordWrap ns0:val="0"/>
+            </ns0:pPr>
+          </ns0:p>
+        </ns0:tc>
+        <ns0:tc>
+          <ns0:tcPr>
+            <ns0:tcW ns0:w="2452" ns0:type="dxa"/>
+            <ns0:shd ns0:val="clear" ns0:color="auto" ns0:fill="auto"/>
+            <ns0:noWrap ns0:val="0"/>
+            <ns0:vAlign ns0:val="center"/>
+          </ns0:tcPr>
+          <ns0:p ns2:paraId="1D8485AB">
+            <ns0:pPr>
+              <ns0:pStyle ns0:val="18"/>
+              <ns0:keepNext ns0:val="0"/>
+              <ns0:keepLines/>
+              <ns0:pageBreakBefore ns0:val="0"/>
+              <ns0:widowControl/>
+              <ns0:spacing ns0:line="276" ns0:lineRule="auto" ns0:before="0" ns0:after="60"/>
+              <ns0:jc ns0:val="left"/>
+              <ns0:rPr>
+                <ns0:rFonts ns0:hint="default" ns0:ascii="宋体" ns0:hAnsi="宋体" ns0:eastAsia="宋体" ns0:cstheme="minorBidi"/>
+                <ns0:kern ns0:val="0"/>
+                <ns0:sz ns0:val="16"/>
+                <ns0:szCs ns0:val="22"/>
+                <ns0:lang ns0:val="en-US" ns0:eastAsia="zh-CN"/>
+              </ns0:rPr>
+              <ns0:wordWrap ns0:val="0"/>
+            </ns0:pPr>
+          </ns0:p>
+        </ns0:tc>
+        <ns0:tc>
+          <ns0:tcPr>
+            <ns0:tcW ns0:w="2452" ns0:type="dxa"/>
+            <ns0:shd ns0:val="clear" ns0:color="auto" ns0:fill="auto"/>
+            <ns0:noWrap ns0:val="0"/>
+            <ns0:vAlign ns0:val="center"/>
+          </ns0:tcPr>
+          <ns0:p ns2:paraId="7D01996A">
+            <ns0:pPr>
+              <ns0:pStyle ns0:val="18"/>
+              <ns0:keepNext ns0:val="0"/>
+              <ns0:keepLines/>
+              <ns0:pageBreakBefore ns0:val="0"/>
+              <ns0:widowControl/>
+              <ns0:spacing ns0:line="276" ns0:lineRule="auto" ns0:before="0" ns0:after="60"/>
+              <ns0:jc ns0:val="left"/>
+              <ns0:rPr>
+                <ns0:rFonts ns0:hint="default" ns0:ascii="宋体" ns0:hAnsi="宋体" ns0:eastAsia="宋体" ns0:cstheme="minorBidi"/>
+                <ns0:kern ns0:val="0"/>
+                <ns0:sz ns0:val="16"/>
+                <ns0:szCs ns0:val="22"/>
+                <ns0:lang ns0:val="en-US" ns0:eastAsia="zh-CN"/>
+              </ns0:rPr>
+              <ns0:wordWrap ns0:val="0"/>
+            </ns0:pPr>
+          </ns0:p>
+        </ns0:tc>
+      </ns0:tr>
+      <ns0:tr ns2:paraId="3A5D17AC">
+        <ns0:trPr>
+          <ns0:cantSplit/>
+          <ns0:tblHeader/>
+        </ns0:trPr>
+        <ns0:tc>
+          <ns0:tcPr>
+            <ns0:tcW ns0:w="2452" ns0:type="dxa"/>
+            <ns0:noWrap ns0:val="0"/>
+            <ns0:vAlign ns0:val="center"/>
+          </ns0:tcPr>
+          <ns0:p ns2:paraId="2212FCF9">
+            <ns0:pPr>
+              <ns0:pStyle ns0:val="18"/>
+              <ns0:keepNext ns0:val="0"/>
+              <ns0:keepLines/>
+              <ns0:pageBreakBefore ns0:val="0"/>
+              <ns0:widowControl/>
+              <ns0:spacing ns0:line="276" ns0:lineRule="auto" ns0:before="0" ns0:after="60"/>
+              <ns0:jc ns0:val="left"/>
+              <ns0:rPr>
+                <ns0:rFonts ns0:hAnsi="宋体"/>
+              </ns0:rPr>
+              <ns0:wordWrap ns0:val="0"/>
+            </ns0:pPr>
+          </ns0:p>
+        </ns0:tc>
+        <ns0:tc>
+          <ns0:tcPr>
+            <ns0:tcW ns0:w="2452" ns0:type="dxa"/>
+            <ns0:noWrap ns0:val="0"/>
+            <ns0:vAlign ns0:val="center"/>
+          </ns0:tcPr>
+          <ns0:p ns2:paraId="640C4DAF">
+            <ns0:pPr>
+              <ns0:pStyle ns0:val="18"/>
+              <ns0:keepNext ns0:val="0"/>
+              <ns0:keepLines/>
+              <ns0:pageBreakBefore ns0:val="0"/>
+              <ns0:widowControl/>
+              <ns0:spacing ns0:line="276" ns0:lineRule="auto" ns0:before="0" ns0:after="60"/>
+              <ns0:jc ns0:val="left"/>
+              <ns0:rPr>
+                <ns0:rFonts ns0:hAnsi="宋体"/>
+              </ns0:rPr>
+              <ns0:wordWrap ns0:val="0"/>
+            </ns0:pPr>
+          </ns0:p>
+        </ns0:tc>
+        <ns0:tc>
+          <ns0:tcPr>
+            <ns0:tcW ns0:w="2452" ns0:type="dxa"/>
+            <ns0:noWrap ns0:val="0"/>
+            <ns0:vAlign ns0:val="center"/>
+          </ns0:tcPr>
+          <ns0:p ns2:paraId="13B9F1D6">
+            <ns0:pPr>
+              <ns0:pStyle ns0:val="18"/>
+              <ns0:keepNext ns0:val="0"/>
+              <ns0:keepLines/>
+              <ns0:pageBreakBefore ns0:val="0"/>
+              <ns0:widowControl/>
+              <ns0:spacing ns0:line="276" ns0:lineRule="auto" ns0:before="0" ns0:after="60"/>
+              <ns0:jc ns0:val="left"/>
+              <ns0:rPr>
+                <ns0:rFonts ns0:hAnsi="宋体"/>
+              </ns0:rPr>
+              <ns0:wordWrap ns0:val="0"/>
+            </ns0:pPr>
+          </ns0:p>
+        </ns0:tc>
+        <ns0:tc>
+          <ns0:tcPr>
+            <ns0:tcW ns0:w="2452" ns0:type="dxa"/>
+            <ns0:noWrap ns0:val="0"/>
+            <ns0:vAlign ns0:val="center"/>
+          </ns0:tcPr>
+          <ns0:p ns2:paraId="47D65283">
+            <ns0:pPr>
+              <ns0:pStyle ns0:val="18"/>
+              <ns0:keepNext ns0:val="0"/>
+              <ns0:keepLines/>
+              <ns0:pageBreakBefore ns0:val="0"/>
+              <ns0:widowControl/>
+              <ns0:spacing ns0:line="276" ns0:lineRule="auto" ns0:before="0" ns0:after="60"/>
+              <ns0:jc ns0:val="left"/>
+              <ns0:rPr>
+                <ns0:rFonts ns0:hAnsi="宋体"/>
+              </ns0:rPr>
+              <ns0:wordWrap ns0:val="0"/>
+            </ns0:pPr>
+          </ns0:p>
+        </ns0:tc>
+      </ns0:tr>
+      <ns0:tr ns2:paraId="201518EC">
+        <ns0:trPr>
+          <ns0:cantSplit/>
+          <ns0:tblHeader/>
+        </ns0:trPr>
+        <ns0:tc>
+          <ns0:tcPr>
+            <ns0:tcW ns0:w="2452" ns0:type="dxa"/>
+            <ns0:noWrap ns0:val="0"/>
+            <ns0:vAlign ns0:val="center"/>
+          </ns0:tcPr>
+          <ns0:p ns2:paraId="318F629B">
+            <ns0:pPr>
+              <ns0:pStyle ns0:val="18"/>
+              <ns0:keepNext ns0:val="0"/>
+              <ns0:keepLines/>
+              <ns0:pageBreakBefore ns0:val="0"/>
+              <ns0:widowControl/>
+              <ns0:spacing ns0:line="276" ns0:lineRule="auto" ns0:before="0" ns0:after="60"/>
+              <ns0:jc ns0:val="left"/>
+              <ns0:rPr>
+                <ns0:rFonts ns0:hAnsi="宋体"/>
+              </ns0:rPr>
+              <ns0:wordWrap ns0:val="0"/>
+            </ns0:pPr>
+          </ns0:p>
+        </ns0:tc>
+        <ns0:tc>
+          <ns0:tcPr>
+            <ns0:tcW ns0:w="2452" ns0:type="dxa"/>
+            <ns0:noWrap ns0:val="0"/>
+            <ns0:vAlign ns0:val="center"/>
+          </ns0:tcPr>
+          <ns0:p ns2:paraId="320D3FDB">
+            <ns0:pPr>
+              <ns0:pStyle ns0:val="18"/>
+              <ns0:keepNext ns0:val="0"/>
+              <ns0:keepLines/>
+              <ns0:pageBreakBefore ns0:val="0"/>
+              <ns0:widowControl/>
+              <ns0:spacing ns0:line="276" ns0:lineRule="auto" ns0:before="0" ns0:after="60"/>
+              <ns0:jc ns0:val="left"/>
+              <ns0:rPr>
+                <ns0:rFonts ns0:hAnsi="宋体"/>
+              </ns0:rPr>
+              <ns0:wordWrap ns0:val="0"/>
+            </ns0:pPr>
+          </ns0:p>
+        </ns0:tc>
+        <ns0:tc>
+          <ns0:tcPr>
+            <ns0:tcW ns0:w="2452" ns0:type="dxa"/>
+            <ns0:noWrap ns0:val="0"/>
+            <ns0:vAlign ns0:val="center"/>
+          </ns0:tcPr>
+          <ns0:p ns2:paraId="1C2F60C9">
+            <ns0:pPr>
+              <ns0:pStyle ns0:val="18"/>
+              <ns0:keepNext ns0:val="0"/>
+              <ns0:keepLines/>
+              <ns0:pageBreakBefore ns0:val="0"/>
+              <ns0:widowControl/>
+              <ns0:spacing ns0:line="276" ns0:lineRule="auto" ns0:before="0" ns0:after="60"/>
+              <ns0:jc ns0:val="left"/>
+              <ns0:rPr>
+                <ns0:rFonts ns0:hAnsi="宋体"/>
+              </ns0:rPr>
+              <ns0:wordWrap ns0:val="0"/>
+            </ns0:pPr>
+          </ns0:p>
+        </ns0:tc>
+        <ns0:tc>
+          <ns0:tcPr>
+            <ns0:tcW ns0:w="2452" ns0:type="dxa"/>
+            <ns0:noWrap ns0:val="0"/>
+            <ns0:vAlign ns0:val="center"/>
+          </ns0:tcPr>
+          <ns0:p ns2:paraId="5A8BD8C2">
+            <ns0:pPr>
+              <ns0:pStyle ns0:val="18"/>
+              <ns0:keepNext ns0:val="0"/>
+              <ns0:keepLines/>
+              <ns0:pageBreakBefore ns0:val="0"/>
+              <ns0:widowControl/>
+              <ns0:spacing ns0:line="276" ns0:lineRule="auto" ns0:before="0" ns0:after="60"/>
+              <ns0:jc ns0:val="left"/>
+              <ns0:rPr>
+                <ns0:rFonts ns0:hAnsi="宋体"/>
+              </ns0:rPr>
+              <ns0:wordWrap ns0:val="0"/>
+            </ns0:pPr>
+          </ns0:p>
+        </ns0:tc>
+      </ns0:tr>
+      <ns0:tr ns2:paraId="22ADF9FE">
+        <ns0:trPr>
+          <ns0:cantSplit/>
+          <ns0:tblHeader/>
+        </ns0:trPr>
+        <ns0:tc>
+          <ns0:tcPr>
+            <ns0:tcW ns0:w="2452" ns0:type="dxa"/>
+            <ns0:noWrap ns0:val="0"/>
+            <ns0:vAlign ns0:val="center"/>
+          </ns0:tcPr>
+          <ns0:p ns2:paraId="01DC88BB">
+            <ns0:pPr>
+              <ns0:pStyle ns0:val="18"/>
+              <ns0:keepNext ns0:val="0"/>
+              <ns0:keepLines/>
+              <ns0:pageBreakBefore ns0:val="0"/>
+              <ns0:widowControl/>
+              <ns0:spacing ns0:line="276" ns0:lineRule="auto" ns0:before="0" ns0:after="60"/>
+              <ns0:jc ns0:val="left"/>
+              <ns0:rPr>
+                <ns0:rFonts ns0:hAnsi="宋体"/>
+              </ns0:rPr>
+              <ns0:wordWrap ns0:val="0"/>
+            </ns0:pPr>
+          </ns0:p>
+        </ns0:tc>
+        <ns0:tc>
+          <ns0:tcPr>
+            <ns0:tcW ns0:w="2452" ns0:type="dxa"/>
+            <ns0:noWrap ns0:val="0"/>
+            <ns0:vAlign ns0:val="center"/>
+          </ns0:tcPr>
+          <ns0:p ns2:paraId="43B8E507">
+            <ns0:pPr>
+              <ns0:pStyle ns0:val="18"/>
+              <ns0:keepNext ns0:val="0"/>
+              <ns0:keepLines/>
+              <ns0:pageBreakBefore ns0:val="0"/>
+              <ns0:widowControl/>
+              <ns0:spacing ns0:line="276" ns0:lineRule="auto" ns0:before="0" ns0:after="60"/>
+              <ns0:jc ns0:val="left"/>
+              <ns0:rPr>
+                <ns0:rFonts ns0:hAnsi="宋体"/>
+              </ns0:rPr>
+              <ns0:wordWrap ns0:val="0"/>
+            </ns0:pPr>
+          </ns0:p>
+        </ns0:tc>
+        <ns0:tc>
+          <ns0:tcPr>
+            <ns0:tcW ns0:w="2452" ns0:type="dxa"/>
+            <ns0:noWrap ns0:val="0"/>
+            <ns0:vAlign ns0:val="center"/>
+          </ns0:tcPr>
+          <ns0:p ns2:paraId="3DCCDA11">
+            <ns0:pPr>
+              <ns0:pStyle ns0:val="18"/>
+              <ns0:keepNext ns0:val="0"/>
+              <ns0:keepLines/>
+              <ns0:pageBreakBefore ns0:val="0"/>
+              <ns0:widowControl/>
+              <ns0:spacing ns0:line="276" ns0:lineRule="auto" ns0:before="0" ns0:after="60"/>
+              <ns0:jc ns0:val="left"/>
+              <ns0:rPr>
+                <ns0:rFonts ns0:hAnsi="宋体"/>
+              </ns0:rPr>
+              <ns0:wordWrap ns0:val="0"/>
+            </ns0:pPr>
+          </ns0:p>
+        </ns0:tc>
+        <ns0:tc>
+          <ns0:tcPr>
+            <ns0:tcW ns0:w="2452" ns0:type="dxa"/>
+            <ns0:noWrap ns0:val="0"/>
+            <ns0:vAlign ns0:val="center"/>
+          </ns0:tcPr>
+          <ns0:p ns2:paraId="60ED05B9">
+            <ns0:pPr>
+              <ns0:pStyle ns0:val="18"/>
+              <ns0:keepNext ns0:val="0"/>
+              <ns0:keepLines/>
+              <ns0:pageBreakBefore ns0:val="0"/>
+              <ns0:widowControl/>
+              <ns0:spacing ns0:line="276" ns0:lineRule="auto" ns0:before="0" ns0:after="60"/>
+              <ns0:jc ns0:val="left"/>
+              <ns0:rPr>
+                <ns0:rFonts ns0:hAnsi="宋体"/>
+              </ns0:rPr>
+              <ns0:wordWrap ns0:val="0"/>
+            </ns0:pPr>
+          </ns0:p>
+        </ns0:tc>
+      </ns0:tr>
+      <ns0:tr ns2:paraId="61800C29">
+        <ns0:trPr>
+          <ns0:cantSplit/>
+          <ns0:tblHeader/>
+        </ns0:trPr>
+        <ns0:tc>
+          <ns0:tcPr>
+            <ns0:tcW ns0:w="2452" ns0:type="dxa"/>
+            <ns0:noWrap ns0:val="0"/>
+            <ns0:vAlign ns0:val="center"/>
+          </ns0:tcPr>
+          <ns0:p ns2:paraId="3FD6324B">
+            <ns0:pPr>
+              <ns0:pStyle ns0:val="18"/>
+              <ns0:keepNext ns0:val="0"/>
+              <ns0:keepLines/>
+              <ns0:pageBreakBefore ns0:val="0"/>
+              <ns0:widowControl/>
+              <ns0:spacing ns0:line="276" ns0:lineRule="auto" ns0:before="0" ns0:after="60"/>
+              <ns0:jc ns0:val="left"/>
+              <ns0:rPr>
+                <ns0:rFonts ns0:hAnsi="宋体"/>
+              </ns0:rPr>
+              <ns0:wordWrap ns0:val="0"/>
+            </ns0:pPr>
+          </ns0:p>
+        </ns0:tc>
+        <ns0:tc>
+          <ns0:tcPr>
+            <ns0:tcW ns0:w="2452" ns0:type="dxa"/>
+            <ns0:noWrap ns0:val="0"/>
+            <ns0:vAlign ns0:val="center"/>
+          </ns0:tcPr>
+          <ns0:p ns2:paraId="0EC9459C">
+            <ns0:pPr>
+              <ns0:pStyle ns0:val="18"/>
+              <ns0:keepNext ns0:val="0"/>
+              <ns0:keepLines/>
+              <ns0:pageBreakBefore ns0:val="0"/>
+              <ns0:widowControl/>
+              <ns0:spacing ns0:line="276" ns0:lineRule="auto" ns0:before="0" ns0:after="60"/>
+              <ns0:jc ns0:val="left"/>
+              <ns0:rPr>
+                <ns0:rFonts ns0:hAnsi="宋体"/>
+              </ns0:rPr>
+              <ns0:wordWrap ns0:val="0"/>
+            </ns0:pPr>
+          </ns0:p>
+        </ns0:tc>
+        <ns0:tc>
+          <ns0:tcPr>
+            <ns0:tcW ns0:w="2452" ns0:type="dxa"/>
+            <ns0:noWrap ns0:val="0"/>
+            <ns0:vAlign ns0:val="center"/>
+          </ns0:tcPr>
+          <ns0:p ns2:paraId="4C4AB1B4">
+            <ns0:pPr>
+              <ns0:pStyle ns0:val="18"/>
+              <ns0:keepNext ns0:val="0"/>
+              <ns0:keepLines/>
+              <ns0:pageBreakBefore ns0:val="0"/>
+              <ns0:widowControl/>
+              <ns0:spacing ns0:line="276" ns0:lineRule="auto" ns0:before="0" ns0:after="60"/>
+              <ns0:jc ns0:val="left"/>
+              <ns0:rPr>
+                <ns0:rFonts ns0:hAnsi="宋体"/>
+              </ns0:rPr>
+              <ns0:wordWrap ns0:val="0"/>
+            </ns0:pPr>
+          </ns0:p>
+        </ns0:tc>
+        <ns0:tc>
+          <ns0:tcPr>
+            <ns0:tcW ns0:w="2452" ns0:type="dxa"/>
+            <ns0:noWrap ns0:val="0"/>
+            <ns0:vAlign ns0:val="center"/>
+          </ns0:tcPr>
+          <ns0:p ns2:paraId="7AAD76F2">
+            <ns0:pPr>
+              <ns0:pStyle ns0:val="18"/>
+              <ns0:keepNext ns0:val="0"/>
+              <ns0:keepLines/>
+              <ns0:pageBreakBefore ns0:val="0"/>
+              <ns0:widowControl/>
+              <ns0:spacing ns0:line="276" ns0:lineRule="auto" ns0:before="0" ns0:after="60"/>
+              <ns0:jc ns0:val="left"/>
+              <ns0:rPr>
+                <ns0:rFonts ns0:hAnsi="宋体"/>
+              </ns0:rPr>
+              <ns0:wordWrap ns0:val="0"/>
+            </ns0:pPr>
+          </ns0:p>
+        </ns0:tc>
+      </ns0:tr>
+      <ns0:tr ns2:paraId="7CA34497">
+        <ns0:trPr>
+          <ns0:cantSplit/>
+          <ns0:tblHeader/>
+        </ns0:trPr>
+        <ns0:tc>
+          <ns0:tcPr>
+            <ns0:tcW ns0:w="2452" ns0:type="dxa"/>
+            <ns0:noWrap ns0:val="0"/>
+            <ns0:vAlign ns0:val="center"/>
+          </ns0:tcPr>
+          <ns0:p ns2:paraId="228427E0">
+            <ns0:pPr>
+              <ns0:pStyle ns0:val="18"/>
+              <ns0:keepNext ns0:val="0"/>
+              <ns0:keepLines/>
+              <ns0:pageBreakBefore ns0:val="0"/>
+              <ns0:widowControl/>
+              <ns0:spacing ns0:line="276" ns0:lineRule="auto" ns0:before="0" ns0:after="60"/>
+              <ns0:jc ns0:val="left"/>
+              <ns0:rPr>
+                <ns0:rFonts ns0:hAnsi="宋体"/>
+              </ns0:rPr>
+              <ns0:wordWrap ns0:val="0"/>
+            </ns0:pPr>
+          </ns0:p>
+        </ns0:tc>
+        <ns0:tc>
+          <ns0:tcPr>
+            <ns0:tcW ns0:w="2452" ns0:type="dxa"/>
+            <ns0:noWrap ns0:val="0"/>
+            <ns0:vAlign ns0:val="center"/>
+          </ns0:tcPr>
+          <ns0:p ns2:paraId="6B8DF032">
+            <ns0:pPr>
+              <ns0:pStyle ns0:val="18"/>
+              <ns0:keepNext ns0:val="0"/>
+              <ns0:keepLines/>
+              <ns0:pageBreakBefore ns0:val="0"/>
+              <ns0:widowControl/>
+              <ns0:spacing ns0:line="276" ns0:lineRule="auto" ns0:before="0" ns0:after="60"/>
+              <ns0:jc ns0:val="left"/>
+              <ns0:rPr>
+                <ns0:rFonts ns0:hAnsi="宋体"/>
+              </ns0:rPr>
+              <ns0:wordWrap ns0:val="0"/>
+            </ns0:pPr>
+          </ns0:p>
+        </ns0:tc>
+        <ns0:tc>
+          <ns0:tcPr>
+            <ns0:tcW ns0:w="2452" ns0:type="dxa"/>
+            <ns0:noWrap ns0:val="0"/>
+            <ns0:vAlign ns0:val="center"/>
+          </ns0:tcPr>
+          <ns0:p ns2:paraId="68746AAC">
+            <ns0:pPr>
+              <ns0:pStyle ns0:val="18"/>
+              <ns0:keepNext ns0:val="0"/>
+              <ns0:keepLines/>
+              <ns0:pageBreakBefore ns0:val="0"/>
+              <ns0:widowControl/>
+              <ns0:spacing ns0:line="276" ns0:lineRule="auto" ns0:before="0" ns0:after="60"/>
+              <ns0:jc ns0:val="left"/>
+              <ns0:rPr>
+                <ns0:rFonts ns0:hAnsi="宋体"/>
+              </ns0:rPr>
+              <ns0:wordWrap ns0:val="0"/>
+            </ns0:pPr>
+          </ns0:p>
+        </ns0:tc>
+        <ns0:tc>
+          <ns0:tcPr>
+            <ns0:tcW ns0:w="2452" ns0:type="dxa"/>
+            <ns0:noWrap ns0:val="0"/>
+            <ns0:vAlign ns0:val="center"/>
+          </ns0:tcPr>
+          <ns0:p ns2:paraId="72A3BF59">
+            <ns0:pPr>
+              <ns0:pStyle ns0:val="18"/>
+              <ns0:keepNext ns0:val="0"/>
+              <ns0:keepLines/>
+              <ns0:pageBreakBefore ns0:val="0"/>
+              <ns0:widowControl/>
+              <ns0:spacing ns0:line="276" ns0:lineRule="auto" ns0:before="0" ns0:after="60"/>
+              <ns0:jc ns0:val="left"/>
+              <ns0:rPr>
+                <ns0:rFonts ns0:hAnsi="宋体"/>
+              </ns0:rPr>
+              <ns0:wordWrap ns0:val="0"/>
+            </ns0:pPr>
+          </ns0:p>
+        </ns0:tc>
+      </ns0:tr>
+      <ns0:tr ns2:paraId="1EEDE0F5">
+        <ns0:trPr>
+          <ns0:cantSplit/>
+          <ns0:tblHeader/>
+        </ns0:trPr>
+        <ns0:tc>
+          <ns0:tcPr>
+            <ns0:tcW ns0:w="2452" ns0:type="dxa"/>
+            <ns0:noWrap ns0:val="0"/>
+            <ns0:vAlign ns0:val="center"/>
+          </ns0:tcPr>
+          <ns0:p ns2:paraId="342DE313">
+            <ns0:pPr>
+              <ns0:pStyle ns0:val="18"/>
+              <ns0:keepNext ns0:val="0"/>
+              <ns0:keepLines/>
+              <ns0:pageBreakBefore ns0:val="0"/>
+              <ns0:widowControl/>
+              <ns0:spacing ns0:line="276" ns0:lineRule="auto" ns0:before="0" ns0:after="60"/>
+              <ns0:jc ns0:val="left"/>
+              <ns0:rPr>
+                <ns0:rFonts ns0:hAnsi="宋体"/>
+              </ns0:rPr>
+              <ns0:wordWrap ns0:val="0"/>
+            </ns0:pPr>
+          </ns0:p>
+        </ns0:tc>
+        <ns0:tc>
+          <ns0:tcPr>
+            <ns0:tcW ns0:w="2452" ns0:type="dxa"/>
+            <ns0:noWrap ns0:val="0"/>
+            <ns0:vAlign ns0:val="center"/>
+          </ns0:tcPr>
+          <ns0:p ns2:paraId="3FDAA6E2">
+            <ns0:pPr>
+              <ns0:pStyle ns0:val="18"/>
+              <ns0:keepNext ns0:val="0"/>
+              <ns0:keepLines/>
+              <ns0:pageBreakBefore ns0:val="0"/>
+              <ns0:widowControl/>
+              <ns0:spacing ns0:line="276" ns0:lineRule="auto" ns0:before="0" ns0:after="60"/>
+              <ns0:jc ns0:val="left"/>
+              <ns0:rPr>
+                <ns0:rFonts ns0:hAnsi="宋体"/>
+              </ns0:rPr>
+              <ns0:wordWrap ns0:val="0"/>
+            </ns0:pPr>
+          </ns0:p>
+        </ns0:tc>
+        <ns0:tc>
+          <ns0:tcPr>
+            <ns0:tcW ns0:w="2452" ns0:type="dxa"/>
+            <ns0:noWrap ns0:val="0"/>
+            <ns0:vAlign ns0:val="center"/>
+          </ns0:tcPr>
+          <ns0:p ns2:paraId="3F5539F9">
+            <ns0:pPr>
+              <ns0:pStyle ns0:val="18"/>
+              <ns0:keepNext ns0:val="0"/>
+              <ns0:keepLines/>
+              <ns0:pageBreakBefore ns0:val="0"/>
+              <ns0:widowControl/>
+              <ns0:spacing ns0:line="276" ns0:lineRule="auto" ns0:before="0" ns0:after="60"/>
+              <ns0:jc ns0:val="left"/>
+              <ns0:rPr>
+                <ns0:rFonts ns0:hAnsi="宋体"/>
+              </ns0:rPr>
+              <ns0:wordWrap ns0:val="0"/>
+            </ns0:pPr>
+          </ns0:p>
+        </ns0:tc>
+        <ns0:tc>
+          <ns0:tcPr>
+            <ns0:tcW ns0:w="2452" ns0:type="dxa"/>
+            <ns0:noWrap ns0:val="0"/>
+            <ns0:vAlign ns0:val="center"/>
+          </ns0:tcPr>
+          <ns0:p ns2:paraId="3D34456B">
+            <ns0:pPr>
+              <ns0:pStyle ns0:val="18"/>
+              <ns0:keepNext ns0:val="0"/>
+              <ns0:keepLines/>
+              <ns0:pageBreakBefore ns0:val="0"/>
+              <ns0:widowControl/>
+              <ns0:spacing ns0:line="276" ns0:lineRule="auto" ns0:before="0" ns0:after="60"/>
+              <ns0:jc ns0:val="left"/>
+              <ns0:rPr>
+                <ns0:rFonts ns0:hAnsi="宋体"/>
+              </ns0:rPr>
+              <ns0:wordWrap ns0:val="0"/>
+            </ns0:pPr>
+          </ns0:p>
+        </ns0:tc>
+      </ns0:tr>
+      <ns0:tr ns2:paraId="64559AE2">
+        <ns0:trPr>
+          <ns0:cantSplit/>
+          <ns0:tblHeader/>
+        </ns0:trPr>
+        <ns0:tc>
+          <ns0:tcPr>
+            <ns0:tcW ns0:w="2452" ns0:type="dxa"/>
+            <ns0:noWrap ns0:val="0"/>
+            <ns0:vAlign ns0:val="center"/>
+          </ns0:tcPr>
+          <ns0:p ns2:paraId="1F8720D8">
+            <ns0:pPr>
+              <ns0:pStyle ns0:val="18"/>
+              <ns0:keepNext ns0:val="0"/>
+              <ns0:keepLines/>
+              <ns0:pageBreakBefore ns0:val="0"/>
+              <ns0:widowControl/>
+              <ns0:spacing ns0:line="276" ns0:lineRule="auto" ns0:before="0" ns0:after="60"/>
+              <ns0:jc ns0:val="left"/>
+              <ns0:rPr>
+                <ns0:rFonts ns0:hAnsi="宋体"/>
+              </ns0:rPr>
+              <ns0:wordWrap ns0:val="0"/>
+            </ns0:pPr>
+          </ns0:p>
+        </ns0:tc>
+        <ns0:tc>
+          <ns0:tcPr>
+            <ns0:tcW ns0:w="2452" ns0:type="dxa"/>
+            <ns0:noWrap ns0:val="0"/>
+            <ns0:vAlign ns0:val="center"/>
+          </ns0:tcPr>
+          <ns0:p ns2:paraId="345A15E2">
+            <ns0:pPr>
+              <ns0:pStyle ns0:val="18"/>
+              <ns0:keepNext ns0:val="0"/>
+              <ns0:keepLines/>
+              <ns0:pageBreakBefore ns0:val="0"/>
+              <ns0:widowControl/>
+              <ns0:spacing ns0:line="276" ns0:lineRule="auto" ns0:before="0" ns0:after="60"/>
+              <ns0:jc ns0:val="left"/>
+              <ns0:rPr>
+                <ns0:rFonts ns0:hAnsi="宋体"/>
+              </ns0:rPr>
+              <ns0:wordWrap ns0:val="0"/>
+            </ns0:pPr>
+          </ns0:p>
+        </ns0:tc>
+        <ns0:tc>
+          <ns0:tcPr>
+            <ns0:tcW ns0:w="2452" ns0:type="dxa"/>
+            <ns0:noWrap ns0:val="0"/>
+            <ns0:vAlign ns0:val="center"/>
+          </ns0:tcPr>
+          <ns0:p ns2:paraId="3C17F69F">
+            <ns0:pPr>
+              <ns0:pStyle ns0:val="18"/>
+              <ns0:keepNext ns0:val="0"/>
+              <ns0:keepLines/>
+              <ns0:pageBreakBefore ns0:val="0"/>
+              <ns0:widowControl/>
+              <ns0:spacing ns0:line="276" ns0:lineRule="auto" ns0:before="0" ns0:after="60"/>
+              <ns0:jc ns0:val="left"/>
+              <ns0:rPr>
+                <ns0:rFonts ns0:hAnsi="宋体"/>
+              </ns0:rPr>
+              <ns0:wordWrap ns0:val="0"/>
+            </ns0:pPr>
+          </ns0:p>
+        </ns0:tc>
+        <ns0:tc>
+          <ns0:tcPr>
+            <ns0:tcW ns0:w="2452" ns0:type="dxa"/>
+            <ns0:noWrap ns0:val="0"/>
+            <ns0:vAlign ns0:val="center"/>
+          </ns0:tcPr>
+          <ns0:p ns2:paraId="0A5FD95F">
+            <ns0:pPr>
+              <ns0:pStyle ns0:val="18"/>
+              <ns0:keepNext ns0:val="0"/>
+              <ns0:keepLines/>
+              <ns0:pageBreakBefore ns0:val="0"/>
+              <ns0:widowControl/>
+              <ns0:spacing ns0:line="276" ns0:lineRule="auto" ns0:before="0" ns0:after="60"/>
+              <ns0:jc ns0:val="left"/>
+              <ns0:rPr>
+                <ns0:rFonts ns0:hAnsi="宋体"/>
+              </ns0:rPr>
+              <ns0:wordWrap ns0:val="0"/>
+            </ns0:pPr>
+          </ns0:p>
+        </ns0:tc>
+      </ns0:tr>
+    </ns0:tbl>
+    <ns0:p ns2:paraId="231C34DB">
+      <ns0:pPr>
+        <ns0:keepNext/>
+        <ns0:keepLines/>
+        <ns0:pageBreakBefore ns0:val="0"/>
+        <ns0:widowControl/>
+        <ns0:spacing ns0:before="0" ns0:after="140" ns0:line="331" ns0:lineRule="auto"/>
+        <ns0:ind ns0:firstLine="420"/>
+        <ns0:jc ns0:val="left"/>
+        <ns0:rPr>
+          <ns0:rFonts ns0:hint="eastAsia" ns0:ascii="宋体" ns0:hAnsi="宋体"/>
+          <ns0:b/>
+        </ns0:rPr>
+        <ns0:wordWrap ns0:val="0"/>
+      </ns0:pPr>
+      <ns0:r>
+        <ns0:rPr>
+          <ns0:rFonts ns0:hint="eastAsia" ns0:ascii="Noto Sans SC" ns0:hAnsi="Noto Sans SC" ns0:eastAsia="Noto Sans SC"/>
+          <ns0:b ns0:val="0"/>
+          <ns0:color ns0:val="202D33"/>
+          <ns0:sz ns0:val="21"/>
+        </ns0:rPr>
+        <ns0:t>查阅</ns0:t>
+      </ns0:r>
+    </ns0:p>
+    <ns0:tbl>
+      <ns0:tblPr>
+        <ns0:tblStyle ns0:val="11"/>
+        <ns0:tblW ns0:w="0" ns0:type="auto"/>
+        <ns0:tblInd ns0:w="465" ns0:type="dxa"/>
+        <ns0:tblBorders>
+          <ns0:top ns0:val="single" ns0:color="auto" ns0:sz="12" ns0:space="0"/>
+          <ns0:left ns0:val="single" ns0:color="auto" ns0:sz="12" ns0:space="0"/>
+          <ns0:bottom ns0:val="single" ns0:color="auto" ns0:sz="12" ns0:space="0"/>
+          <ns0:right ns0:val="single" ns0:color="auto" ns0:sz="12" ns0:space="0"/>
+          <ns0:insideH ns0:val="single" ns0:color="auto" ns0:sz="6" ns0:space="0"/>
+          <ns0:insideV ns0:val="single" ns0:color="auto" ns0:sz="6" ns0:space="0"/>
+        </ns0:tblBorders>
+        <ns0:tblLayout ns0:type="fixed"/>
+        <ns0:tblCellMar>
+          <ns0:top ns0:w="0" ns0:type="dxa"/>
+          <ns0:left ns0:w="108" ns0:type="dxa"/>
+          <ns0:bottom ns0:w="0" ns0:type="dxa"/>
+          <ns0:right ns0:w="108" ns0:type="dxa"/>
+        </ns0:tblCellMar>
+      </ns0:tblPr>
+      <ns0:tblGrid>
+        <ns0:gridCol ns0:w="4904"/>
+        <ns0:gridCol ns0:w="4904"/>
+      </ns0:tblGrid>
+      <ns0:tr ns2:paraId="0F6BE266">
+        <ns0:trPr>
+          <ns0:cantSplit/>
+          <ns0:tblHeader/>
+        </ns0:trPr>
+        <ns0:tc>
+          <ns0:tcPr>
+            <ns0:tcW ns0:w="4904" ns0:type="dxa"/>
+            <ns0:tcBorders>
+              <ns0:top ns0:val="single" ns0:color="auto" ns0:sz="12" ns0:space="0"/>
+              <ns0:bottom ns0:val="single" ns0:color="auto" ns0:sz="6" ns0:space="0"/>
+              <ns0:right ns0:val="nil"/>
+            </ns0:tcBorders>
+            <ns0:shd ns0:val="clear" ns0:color="auto" ns0:fill="CCCCCC"/>
+            <ns0:noWrap ns0:val="0"/>
+            <ns0:vAlign ns0:val="center"/>
+            <ns0:shd ns0:fill="EAF2F5"/>
+            <ns0:shd ns0:fill="EAF2F5"/>
+          </ns0:tcPr>
+          <ns0:p ns2:paraId="7C8011D1">
+            <ns0:pPr>
+              <ns0:pStyle ns0:val="17"/>
+              <ns0:keepNext ns0:val="0"/>
+              <ns0:keepLines/>
+              <ns0:pageBreakBefore ns0:val="0"/>
+              <ns0:widowControl/>
+              <ns0:spacing ns0:line="276" ns0:lineRule="auto" ns0:before="0" ns0:after="60"/>
+              <ns0:jc ns0:val="center"/>
+              <ns0:rPr>
+                <ns0:rFonts ns0:hint="eastAsia" ns0:hAnsi="宋体"/>
+                <ns0:sz ns0:val="21"/>
+              </ns0:rPr>
+              <ns0:wordWrap ns0:val="0"/>
+            </ns0:pPr>
+            <ns0:r>
+              <ns0:rPr>
+                <ns0:rFonts ns0:hint="eastAsia" ns0:hAnsi="Noto Sans SC" ns0:ascii="Noto Sans SC" ns0:eastAsia="Noto Sans SC"/>
+                <ns0:b/>
+                <ns0:color ns0:val="202D33"/>
+                <ns0:sz ns0:val="19"/>
+              </ns0:rPr>
+              <ns0:t>名字</ns0:t>
+            </ns0:r>
+          </ns0:p>
+        </ns0:tc>
+        <ns0:tc>
+          <ns0:tcPr>
+            <ns0:tcW ns0:w="4904" ns0:type="dxa"/>
+            <ns0:tcBorders>
+              <ns0:top ns0:val="single" ns0:color="auto" ns0:sz="12" ns0:space="0"/>
+              <ns0:left ns0:val="nil"/>
+              <ns0:bottom ns0:val="single" ns0:color="auto" ns0:sz="6" ns0:space="0"/>
+            </ns0:tcBorders>
+            <ns0:shd ns0:val="clear" ns0:color="auto" ns0:fill="CCCCCC"/>
+            <ns0:noWrap ns0:val="0"/>
+            <ns0:vAlign ns0:val="center"/>
+            <ns0:shd ns0:fill="EAF2F5"/>
+            <ns0:shd ns0:fill="EAF2F5"/>
+          </ns0:tcPr>
+          <ns0:p ns2:paraId="6AA9785E">
+            <ns0:pPr>
+              <ns0:pStyle ns0:val="17"/>
+              <ns0:keepNext ns0:val="0"/>
+              <ns0:keepLines/>
+              <ns0:pageBreakBefore ns0:val="0"/>
+              <ns0:widowControl/>
+              <ns0:spacing ns0:line="276" ns0:lineRule="auto" ns0:before="0" ns0:after="60"/>
+              <ns0:jc ns0:val="center"/>
+              <ns0:rPr>
+                <ns0:rFonts ns0:hint="eastAsia" ns0:hAnsi="宋体"/>
+                <ns0:sz ns0:val="21"/>
+              </ns0:rPr>
+              <ns0:wordWrap ns0:val="0"/>
+            </ns0:pPr>
+            <ns0:r>
+              <ns0:rPr>
+                <ns0:rFonts ns0:hint="eastAsia" ns0:hAnsi="Noto Sans SC" ns0:ascii="Noto Sans SC" ns0:eastAsia="Noto Sans SC"/>
+                <ns0:b/>
+                <ns0:color ns0:val="202D33"/>
+                <ns0:sz ns0:val="19"/>
+              </ns0:rPr>
+              <ns0:t>备注</ns0:t>
+            </ns0:r>
+          </ns0:p>
+        </ns0:tc>
+      </ns0:tr>
+      <ns0:tr ns2:paraId="180E69F8">
+        <ns0:trPr>
+          <ns0:cantSplit/>
+          <ns0:tblHeader/>
+        </ns0:trPr>
+        <ns0:tc>
+          <ns0:tcPr>
+            <ns0:tcW ns0:w="4904" ns0:type="dxa"/>
+            <ns0:tcBorders>
+              <ns0:top ns0:val="nil"/>
+            </ns0:tcBorders>
+            <ns0:noWrap ns0:val="0"/>
+            <ns0:vAlign ns0:val="center"/>
+          </ns0:tcPr>
+          <ns0:p ns2:paraId="365DF85F">
+            <ns0:pPr>
+              <ns0:pStyle ns0:val="18"/>
+              <ns0:keepNext ns0:val="0"/>
+              <ns0:keepLines/>
+              <ns0:pageBreakBefore ns0:val="0"/>
+              <ns0:widowControl/>
+              <ns0:spacing ns0:line="276" ns0:lineRule="auto" ns0:before="0" ns0:after="60"/>
+              <ns0:jc ns0:val="left"/>
+              <ns0:rPr>
+                <ns0:rFonts ns0:hint="eastAsia" ns0:hAnsi="宋体"/>
+              </ns0:rPr>
+              <ns0:wordWrap ns0:val="0"/>
+            </ns0:pPr>
+          </ns0:p>
+        </ns0:tc>
+        <ns0:tc>
+          <ns0:tcPr>
+            <ns0:tcW ns0:w="4904" ns0:type="dxa"/>
+            <ns0:tcBorders>
+              <ns0:top ns0:val="nil"/>
+            </ns0:tcBorders>
+            <ns0:noWrap ns0:val="0"/>
+            <ns0:vAlign ns0:val="center"/>
+          </ns0:tcPr>
+          <ns0:p ns2:paraId="5AFA9847">
+            <ns0:pPr>
+              <ns0:pStyle ns0:val="18"/>
+              <ns0:keepNext ns0:val="0"/>
+              <ns0:keepLines/>
+              <ns0:pageBreakBefore ns0:val="0"/>
+              <ns0:widowControl/>
+              <ns0:spacing ns0:line="276" ns0:lineRule="auto" ns0:before="0" ns0:after="60"/>
+              <ns0:jc ns0:val="left"/>
+              <ns0:rPr>
+                <ns0:rFonts ns0:hAnsi="宋体"/>
+              </ns0:rPr>
+              <ns0:wordWrap ns0:val="0"/>
+            </ns0:pPr>
+          </ns0:p>
+        </ns0:tc>
+      </ns0:tr>
+      <ns0:tr ns2:paraId="625566EF">
+        <ns0:trPr>
+          <ns0:cantSplit/>
+          <ns0:tblHeader/>
+        </ns0:trPr>
+        <ns0:tc>
+          <ns0:tcPr>
+            <ns0:tcW ns0:w="4904" ns0:type="dxa"/>
+            <ns0:noWrap ns0:val="0"/>
+            <ns0:vAlign ns0:val="center"/>
+          </ns0:tcPr>
+          <ns0:p ns2:paraId="665B14E0">
+            <ns0:pPr>
+              <ns0:pStyle ns0:val="18"/>
+              <ns0:keepNext ns0:val="0"/>
+              <ns0:keepLines/>
+              <ns0:pageBreakBefore ns0:val="0"/>
+              <ns0:widowControl/>
+              <ns0:spacing ns0:line="276" ns0:lineRule="auto" ns0:before="0" ns0:after="60"/>
+              <ns0:jc ns0:val="left"/>
+              <ns0:rPr>
+                <ns0:rFonts ns0:hint="eastAsia" ns0:hAnsi="宋体"/>
+              </ns0:rPr>
+              <ns0:wordWrap ns0:val="0"/>
+            </ns0:pPr>
+          </ns0:p>
+        </ns0:tc>
+        <ns0:tc>
+          <ns0:tcPr>
+            <ns0:tcW ns0:w="4904" ns0:type="dxa"/>
+            <ns0:noWrap ns0:val="0"/>
+            <ns0:vAlign ns0:val="center"/>
+          </ns0:tcPr>
+          <ns0:p ns2:paraId="56923780">
+            <ns0:pPr>
+              <ns0:pStyle ns0:val="18"/>
+              <ns0:keepNext ns0:val="0"/>
+              <ns0:keepLines/>
+              <ns0:pageBreakBefore ns0:val="0"/>
+              <ns0:widowControl/>
+              <ns0:spacing ns0:line="276" ns0:lineRule="auto" ns0:before="0" ns0:after="60"/>
+              <ns0:jc ns0:val="left"/>
+              <ns0:rPr>
+                <ns0:rFonts ns0:hAnsi="宋体"/>
+              </ns0:rPr>
+              <ns0:wordWrap ns0:val="0"/>
+            </ns0:pPr>
+          </ns0:p>
+        </ns0:tc>
+      </ns0:tr>
+      <ns0:tr ns2:paraId="45B8A40B">
+        <ns0:trPr>
+          <ns0:cantSplit/>
+          <ns0:tblHeader/>
+        </ns0:trPr>
+        <ns0:tc>
+          <ns0:tcPr>
+            <ns0:tcW ns0:w="4904" ns0:type="dxa"/>
+            <ns0:noWrap ns0:val="0"/>
+            <ns0:vAlign ns0:val="center"/>
+          </ns0:tcPr>
+          <ns0:p ns2:paraId="01AFE105">
+            <ns0:pPr>
+              <ns0:pStyle ns0:val="18"/>
+              <ns0:keepNext ns0:val="0"/>
+              <ns0:keepLines/>
+              <ns0:pageBreakBefore ns0:val="0"/>
+              <ns0:widowControl/>
+              <ns0:spacing ns0:line="276" ns0:lineRule="auto" ns0:before="0" ns0:after="60"/>
+              <ns0:jc ns0:val="left"/>
+              <ns0:rPr>
+                <ns0:rFonts ns0:hint="eastAsia" ns0:hAnsi="宋体"/>
+              </ns0:rPr>
+              <ns0:wordWrap ns0:val="0"/>
+            </ns0:pPr>
+          </ns0:p>
+        </ns0:tc>
+        <ns0:tc>
+          <ns0:tcPr>
+            <ns0:tcW ns0:w="4904" ns0:type="dxa"/>
+            <ns0:noWrap ns0:val="0"/>
+            <ns0:vAlign ns0:val="center"/>
+          </ns0:tcPr>
+          <ns0:p ns2:paraId="5C1DB3D7">
+            <ns0:pPr>
+              <ns0:pStyle ns0:val="18"/>
+              <ns0:keepNext ns0:val="0"/>
+              <ns0:keepLines/>
+              <ns0:pageBreakBefore ns0:val="0"/>
+              <ns0:widowControl/>
+              <ns0:spacing ns0:line="276" ns0:lineRule="auto" ns0:before="0" ns0:after="60"/>
+              <ns0:jc ns0:val="left"/>
+              <ns0:rPr>
+                <ns0:rFonts ns0:hAnsi="宋体"/>
+              </ns0:rPr>
+              <ns0:wordWrap ns0:val="0"/>
+            </ns0:pPr>
+          </ns0:p>
+        </ns0:tc>
+      </ns0:tr>
+      <ns0:tr ns2:paraId="2C7CC3E5">
+        <ns0:trPr>
+          <ns0:cantSplit/>
+          <ns0:tblHeader/>
+        </ns0:trPr>
+        <ns0:tc>
+          <ns0:tcPr>
+            <ns0:tcW ns0:w="4904" ns0:type="dxa"/>
+            <ns0:noWrap ns0:val="0"/>
+            <ns0:vAlign ns0:val="center"/>
+          </ns0:tcPr>
+          <ns0:p ns2:paraId="21C55DBD">
+            <ns0:pPr>
+              <ns0:pStyle ns0:val="18"/>
+              <ns0:keepNext ns0:val="0"/>
+              <ns0:keepLines/>
+              <ns0:pageBreakBefore ns0:val="0"/>
+              <ns0:widowControl/>
+              <ns0:spacing ns0:line="276" ns0:lineRule="auto" ns0:before="0" ns0:after="60"/>
+              <ns0:jc ns0:val="left"/>
+              <ns0:rPr>
+                <ns0:rFonts ns0:hAnsi="宋体"/>
+              </ns0:rPr>
+              <ns0:wordWrap ns0:val="0"/>
+            </ns0:pPr>
+          </ns0:p>
+        </ns0:tc>
+        <ns0:tc>
+          <ns0:tcPr>
+            <ns0:tcW ns0:w="4904" ns0:type="dxa"/>
+            <ns0:noWrap ns0:val="0"/>
+            <ns0:vAlign ns0:val="center"/>
+          </ns0:tcPr>
+          <ns0:p ns2:paraId="2311B1BD">
+            <ns0:pPr>
+              <ns0:pStyle ns0:val="18"/>
+              <ns0:keepNext ns0:val="0"/>
+              <ns0:keepLines/>
+              <ns0:pageBreakBefore ns0:val="0"/>
+              <ns0:widowControl/>
+              <ns0:spacing ns0:line="276" ns0:lineRule="auto" ns0:before="0" ns0:after="60"/>
+              <ns0:jc ns0:val="left"/>
+              <ns0:rPr>
+                <ns0:rFonts ns0:hAnsi="宋体"/>
+              </ns0:rPr>
+              <ns0:wordWrap ns0:val="0"/>
+            </ns0:pPr>
+          </ns0:p>
+        </ns0:tc>
+      </ns0:tr>
+    </ns0:tbl>
+    <ns0:p ns2:paraId="25509D95">
+      <ns0:pPr>
+        <ns0:keepNext/>
+        <ns0:keepLines/>
+        <ns0:pageBreakBefore ns0:val="0"/>
+        <ns0:widowControl/>
+        <ns0:spacing ns0:before="0" ns0:after="140" ns0:line="331" ns0:lineRule="auto"/>
+        <ns0:ind ns0:firstLine="420"/>
+        <ns0:jc ns0:val="left"/>
+        <ns0:rPr>
+          <ns0:rFonts ns0:hint="eastAsia" ns0:hAnsi="宋体"/>
+        </ns0:rPr>
+        <ns0:wordWrap ns0:val="0"/>
+      </ns0:pPr>
+      <ns0:r>
+        <ns0:rPr>
+          <ns0:rFonts ns0:hint="eastAsia" ns0:ascii="Noto Sans SC" ns0:hAnsi="Noto Sans SC" ns0:eastAsia="Noto Sans SC"/>
+          <ns0:b ns0:val="0"/>
+          <ns0:color ns0:val="202D33"/>
+          <ns0:sz ns0:val="21"/>
+        </ns0:rPr>
+        <ns0:t>分发</ns0:t>
+      </ns0:r>
+    </ns0:p>
+    <ns0:tbl>
+      <ns0:tblPr>
+        <ns0:tblStyle ns0:val="11"/>
+        <ns0:tblW ns0:w="0" ns0:type="auto"/>
+        <ns0:tblInd ns0:w="445" ns0:type="dxa"/>
+        <ns0:tblBorders>
+          <ns0:top ns0:val="single" ns0:color="auto" ns0:sz="12" ns0:space="0"/>
+          <ns0:left ns0:val="single" ns0:color="auto" ns0:sz="12" ns0:space="0"/>
+          <ns0:bottom ns0:val="single" ns0:color="auto" ns0:sz="12" ns0:space="0"/>
+          <ns0:right ns0:val="single" ns0:color="auto" ns0:sz="12" ns0:space="0"/>
+          <ns0:insideH ns0:val="single" ns0:color="auto" ns0:sz="6" ns0:space="0"/>
+          <ns0:insideV ns0:val="single" ns0:color="auto" ns0:sz="6" ns0:space="0"/>
+        </ns0:tblBorders>
+        <ns0:tblLayout ns0:type="fixed"/>
+        <ns0:tblCellMar>
+          <ns0:top ns0:w="0" ns0:type="dxa"/>
+          <ns0:left ns0:w="108" ns0:type="dxa"/>
+          <ns0:bottom ns0:w="0" ns0:type="dxa"/>
+          <ns0:right ns0:w="108" ns0:type="dxa"/>
+        </ns0:tblCellMar>
+      </ns0:tblPr>
+      <ns0:tblGrid>
+        <ns0:gridCol ns0:w="3269"/>
+        <ns0:gridCol ns0:w="3269"/>
+        <ns0:gridCol ns0:w="3269"/>
+      </ns0:tblGrid>
+      <ns0:tr ns2:paraId="1C3BF9B9">
+        <ns0:trPr>
+          <ns0:cantSplit/>
+          <ns0:tblHeader/>
+        </ns0:trPr>
+        <ns0:tc>
+          <ns0:tcPr>
+            <ns0:tcW ns0:w="3269" ns0:type="dxa"/>
+            <ns0:tcBorders>
+              <ns0:top ns0:val="single" ns0:color="auto" ns0:sz="12" ns0:space="0"/>
+              <ns0:bottom ns0:val="single" ns0:color="auto" ns0:sz="6" ns0:space="0"/>
+              <ns0:right ns0:val="nil"/>
+            </ns0:tcBorders>
+            <ns0:shd ns0:val="clear" ns0:color="auto" ns0:fill="CCCCCC"/>
+            <ns0:noWrap ns0:val="0"/>
+            <ns0:vAlign ns0:val="center"/>
+            <ns0:shd ns0:fill="EAF2F5"/>
+            <ns0:shd ns0:fill="EAF2F5"/>
+          </ns0:tcPr>
+          <ns0:p ns2:paraId="54D512DD">
+            <ns0:pPr>
+              <ns0:pStyle ns0:val="17"/>
+              <ns0:keepNext ns0:val="0"/>
+              <ns0:keepLines/>
+              <ns0:pageBreakBefore ns0:val="0"/>
+              <ns0:widowControl/>
+              <ns0:spacing ns0:line="276" ns0:lineRule="auto" ns0:before="0" ns0:after="60"/>
+              <ns0:jc ns0:val="center"/>
+              <ns0:rPr>
+                <ns0:rFonts ns0:hAnsi="宋体"/>
+                <ns0:sz ns0:val="21"/>
+              </ns0:rPr>
+              <ns0:wordWrap ns0:val="0"/>
+            </ns0:pPr>
+            <ns0:r>
+              <ns0:rPr>
+                <ns0:rFonts ns0:hint="eastAsia" ns0:hAnsi="Noto Sans SC" ns0:ascii="Noto Sans SC" ns0:eastAsia="Noto Sans SC"/>
+                <ns0:b/>
+                <ns0:color ns0:val="202D33"/>
+                <ns0:sz ns0:val="19"/>
+              </ns0:rPr>
+              <ns0:t>抄送</ns0:t>
+            </ns0:r>
+            <ns0:r>
+              <ns0:rPr>
+                <ns0:rFonts ns0:hAnsi="Noto Sans SC" ns0:ascii="Noto Sans SC" ns0:eastAsia="Noto Sans SC"/>
+                <ns0:b/>
+                <ns0:color ns0:val="202D33"/>
+                <ns0:sz ns0:val="19"/>
+              </ns0:rPr>
+              <ns0:t>.</ns0:t>
+            </ns0:r>
+          </ns0:p>
+        </ns0:tc>
+        <ns0:tc>
+          <ns0:tcPr>
+            <ns0:tcW ns0:w="3269" ns0:type="dxa"/>
+            <ns0:tcBorders>
+              <ns0:top ns0:val="single" ns0:color="auto" ns0:sz="12" ns0:space="0"/>
+              <ns0:left ns0:val="nil"/>
+              <ns0:bottom ns0:val="single" ns0:color="auto" ns0:sz="6" ns0:space="0"/>
+              <ns0:right ns0:val="nil"/>
+            </ns0:tcBorders>
+            <ns0:shd ns0:val="clear" ns0:color="auto" ns0:fill="CCCCCC"/>
+            <ns0:noWrap ns0:val="0"/>
+            <ns0:vAlign ns0:val="center"/>
+            <ns0:shd ns0:fill="EAF2F5"/>
+            <ns0:shd ns0:fill="EAF2F5"/>
+          </ns0:tcPr>
+          <ns0:p ns2:paraId="29B807E6">
+            <ns0:pPr>
+              <ns0:pStyle ns0:val="17"/>
+              <ns0:keepNext ns0:val="0"/>
+              <ns0:keepLines/>
+              <ns0:pageBreakBefore ns0:val="0"/>
+              <ns0:widowControl/>
+              <ns0:spacing ns0:line="276" ns0:lineRule="auto" ns0:before="0" ns0:after="60"/>
+              <ns0:jc ns0:val="center"/>
+              <ns0:rPr>
+                <ns0:rFonts ns0:hint="eastAsia" ns0:hAnsi="宋体"/>
+                <ns0:sz ns0:val="21"/>
+              </ns0:rPr>
+              <ns0:wordWrap ns0:val="0"/>
+            </ns0:pPr>
+            <ns0:r>
+              <ns0:rPr>
+                <ns0:rFonts ns0:hint="eastAsia" ns0:hAnsi="Noto Sans SC" ns0:ascii="Noto Sans SC" ns0:eastAsia="Noto Sans SC"/>
+                <ns0:b/>
+                <ns0:color ns0:val="202D33"/>
+                <ns0:sz ns0:val="19"/>
+              </ns0:rPr>
+              <ns0:t>名字</ns0:t>
+            </ns0:r>
+          </ns0:p>
+        </ns0:tc>
+        <ns0:tc>
+          <ns0:tcPr>
+            <ns0:tcW ns0:w="3269" ns0:type="dxa"/>
+            <ns0:tcBorders>
+              <ns0:top ns0:val="single" ns0:color="auto" ns0:sz="12" ns0:space="0"/>
+              <ns0:left ns0:val="nil"/>
+              <ns0:bottom ns0:val="single" ns0:color="auto" ns0:sz="6" ns0:space="0"/>
+            </ns0:tcBorders>
+            <ns0:shd ns0:val="clear" ns0:color="auto" ns0:fill="CCCCCC"/>
+            <ns0:noWrap ns0:val="0"/>
+            <ns0:vAlign ns0:val="center"/>
+            <ns0:shd ns0:fill="EAF2F5"/>
+            <ns0:shd ns0:fill="EAF2F5"/>
+          </ns0:tcPr>
+          <ns0:p ns2:paraId="0CD354C9">
+            <ns0:pPr>
+              <ns0:pStyle ns0:val="17"/>
+              <ns0:keepNext ns0:val="0"/>
+              <ns0:keepLines/>
+              <ns0:pageBreakBefore ns0:val="0"/>
+              <ns0:widowControl/>
+              <ns0:spacing ns0:line="276" ns0:lineRule="auto" ns0:before="0" ns0:after="60"/>
+              <ns0:jc ns0:val="center"/>
+              <ns0:rPr>
+                <ns0:rFonts ns0:hint="eastAsia" ns0:hAnsi="宋体"/>
+                <ns0:sz ns0:val="21"/>
+              </ns0:rPr>
+              <ns0:wordWrap ns0:val="0"/>
+            </ns0:pPr>
+            <ns0:r>
+              <ns0:rPr>
+                <ns0:rFonts ns0:hint="eastAsia" ns0:hAnsi="Noto Sans SC" ns0:ascii="Noto Sans SC" ns0:eastAsia="Noto Sans SC"/>
+                <ns0:b/>
+                <ns0:color ns0:val="202D33"/>
+                <ns0:sz ns0:val="19"/>
+              </ns0:rPr>
+              <ns0:t>意见</ns0:t>
+            </ns0:r>
+          </ns0:p>
+        </ns0:tc>
+      </ns0:tr>
+      <ns0:tr ns2:paraId="6AA0833E">
+        <ns0:trPr>
+          <ns0:cantSplit/>
+          <ns0:tblHeader/>
+        </ns0:trPr>
+        <ns0:tc>
+          <ns0:tcPr>
+            <ns0:tcW ns0:w="3269" ns0:type="dxa"/>
+            <ns0:tcBorders>
+              <ns0:top ns0:val="nil"/>
+            </ns0:tcBorders>
+            <ns0:noWrap ns0:val="0"/>
+            <ns0:vAlign ns0:val="center"/>
+          </ns0:tcPr>
+          <ns0:p ns2:paraId="6A61276D">
+            <ns0:pPr>
+              <ns0:pStyle ns0:val="18"/>
+              <ns0:keepNext ns0:val="0"/>
+              <ns0:keepLines/>
+              <ns0:pageBreakBefore ns0:val="0"/>
+              <ns0:widowControl/>
+              <ns0:numPr>
+                <ns0:ilvl ns0:val="0"/>
+                <ns0:numId ns0:val="1"/>
+              </ns0:numPr>
+              <ns0:spacing ns0:line="276" ns0:lineRule="auto" ns0:before="0" ns0:after="60"/>
+              <ns0:jc ns0:val="left"/>
+              <ns0:rPr>
+                <ns0:rFonts ns0:hAnsi="宋体"/>
+              </ns0:rPr>
+              <ns0:wordWrap ns0:val="0"/>
+            </ns0:pPr>
+          </ns0:p>
+        </ns0:tc>
+        <ns0:tc>
+          <ns0:tcPr>
+            <ns0:tcW ns0:w="3269" ns0:type="dxa"/>
+            <ns0:tcBorders>
+              <ns0:top ns0:val="nil"/>
+            </ns0:tcBorders>
+            <ns0:noWrap ns0:val="0"/>
+            <ns0:vAlign ns0:val="center"/>
+          </ns0:tcPr>
+          <ns0:p ns2:paraId="49ECFE7D">
+            <ns0:pPr>
+              <ns0:pStyle ns0:val="18"/>
+              <ns0:keepNext ns0:val="0"/>
+              <ns0:keepLines/>
+              <ns0:pageBreakBefore ns0:val="0"/>
+              <ns0:widowControl/>
+              <ns0:spacing ns0:line="276" ns0:lineRule="auto" ns0:before="0" ns0:after="60"/>
+              <ns0:jc ns0:val="left"/>
+              <ns0:rPr>
+                <ns0:rFonts ns0:hint="eastAsia" ns0:hAnsi="宋体"/>
+              </ns0:rPr>
+              <ns0:wordWrap ns0:val="0"/>
+            </ns0:pPr>
+          </ns0:p>
+        </ns0:tc>
+        <ns0:tc>
+          <ns0:tcPr>
+            <ns0:tcW ns0:w="3269" ns0:type="dxa"/>
+            <ns0:tcBorders>
+              <ns0:top ns0:val="nil"/>
+            </ns0:tcBorders>
+            <ns0:noWrap ns0:val="0"/>
+            <ns0:vAlign ns0:val="center"/>
+          </ns0:tcPr>
+          <ns0:p ns2:paraId="7541E47C">
+            <ns0:pPr>
+              <ns0:pStyle ns0:val="18"/>
+              <ns0:keepNext ns0:val="0"/>
+              <ns0:keepLines/>
+              <ns0:pageBreakBefore ns0:val="0"/>
+              <ns0:widowControl/>
+              <ns0:spacing ns0:line="276" ns0:lineRule="auto" ns0:before="0" ns0:after="60"/>
+              <ns0:jc ns0:val="left"/>
+              <ns0:rPr>
+                <ns0:rFonts ns0:hint="eastAsia" ns0:hAnsi="宋体"/>
+              </ns0:rPr>
+              <ns0:wordWrap ns0:val="0"/>
+            </ns0:pPr>
+          </ns0:p>
+        </ns0:tc>
+      </ns0:tr>
+      <ns0:tr ns2:paraId="684AAA82">
+        <ns0:trPr>
+          <ns0:cantSplit/>
+          <ns0:tblHeader/>
+        </ns0:trPr>
+        <ns0:tc>
+          <ns0:tcPr>
+            <ns0:tcW ns0:w="3269" ns0:type="dxa"/>
+            <ns0:noWrap ns0:val="0"/>
+            <ns0:vAlign ns0:val="center"/>
+          </ns0:tcPr>
+          <ns0:p ns2:paraId="529D1FBF">
+            <ns0:pPr>
+              <ns0:pStyle ns0:val="18"/>
+              <ns0:keepNext ns0:val="0"/>
+              <ns0:keepLines/>
+              <ns0:pageBreakBefore ns0:val="0"/>
+              <ns0:widowControl/>
+              <ns0:numPr>
+                <ns0:ilvl ns0:val="0"/>
+                <ns0:numId ns0:val="1"/>
+              </ns0:numPr>
+              <ns0:spacing ns0:line="276" ns0:lineRule="auto" ns0:before="0" ns0:after="60"/>
+              <ns0:jc ns0:val="left"/>
+              <ns0:rPr>
+                <ns0:rFonts ns0:hAnsi="宋体"/>
+              </ns0:rPr>
+              <ns0:wordWrap ns0:val="0"/>
+            </ns0:pPr>
+          </ns0:p>
+        </ns0:tc>
+        <ns0:tc>
+          <ns0:tcPr>
+            <ns0:tcW ns0:w="3269" ns0:type="dxa"/>
+            <ns0:noWrap ns0:val="0"/>
+            <ns0:vAlign ns0:val="center"/>
+          </ns0:tcPr>
+          <ns0:p ns2:paraId="5B4631C5">
+            <ns0:pPr>
+              <ns0:pStyle ns0:val="18"/>
+              <ns0:keepNext ns0:val="0"/>
+              <ns0:keepLines/>
+              <ns0:pageBreakBefore ns0:val="0"/>
+              <ns0:widowControl/>
+              <ns0:spacing ns0:line="276" ns0:lineRule="auto" ns0:before="0" ns0:after="60"/>
+              <ns0:jc ns0:val="left"/>
+              <ns0:rPr>
+                <ns0:rFonts ns0:hint="eastAsia" ns0:hAnsi="宋体"/>
+              </ns0:rPr>
+              <ns0:wordWrap ns0:val="0"/>
+            </ns0:pPr>
+          </ns0:p>
+        </ns0:tc>
+        <ns0:tc>
+          <ns0:tcPr>
+            <ns0:tcW ns0:w="3269" ns0:type="dxa"/>
+            <ns0:noWrap ns0:val="0"/>
+            <ns0:vAlign ns0:val="center"/>
+          </ns0:tcPr>
+          <ns0:p ns2:paraId="295FF64E">
+            <ns0:pPr>
+              <ns0:pStyle ns0:val="18"/>
+              <ns0:keepNext ns0:val="0"/>
+              <ns0:keepLines/>
+              <ns0:pageBreakBefore ns0:val="0"/>
+              <ns0:widowControl/>
+              <ns0:spacing ns0:line="276" ns0:lineRule="auto" ns0:before="0" ns0:after="60"/>
+              <ns0:jc ns0:val="left"/>
+              <ns0:rPr>
+                <ns0:rFonts ns0:hint="eastAsia" ns0:hAnsi="宋体"/>
+              </ns0:rPr>
+              <ns0:wordWrap ns0:val="0"/>
+            </ns0:pPr>
+          </ns0:p>
+        </ns0:tc>
+      </ns0:tr>
+      <ns0:tr ns2:paraId="0E6AE6B4">
+        <ns0:trPr>
+          <ns0:cantSplit/>
+          <ns0:tblHeader/>
+        </ns0:trPr>
+        <ns0:tc>
+          <ns0:tcPr>
+            <ns0:tcW ns0:w="3269" ns0:type="dxa"/>
+            <ns0:noWrap ns0:val="0"/>
+            <ns0:vAlign ns0:val="center"/>
+          </ns0:tcPr>
+          <ns0:p ns2:paraId="2F2B7A8C">
+            <ns0:pPr>
+              <ns0:pStyle ns0:val="18"/>
+              <ns0:keepNext ns0:val="0"/>
+              <ns0:keepLines/>
+              <ns0:pageBreakBefore ns0:val="0"/>
+              <ns0:widowControl/>
+              <ns0:numPr>
+                <ns0:ilvl ns0:val="0"/>
+                <ns0:numId ns0:val="1"/>
+              </ns0:numPr>
+              <ns0:spacing ns0:line="276" ns0:lineRule="auto" ns0:before="0" ns0:after="60"/>
+              <ns0:jc ns0:val="left"/>
+              <ns0:rPr>
+                <ns0:rFonts ns0:hAnsi="宋体"/>
+              </ns0:rPr>
+              <ns0:wordWrap ns0:val="0"/>
+            </ns0:pPr>
+          </ns0:p>
+        </ns0:tc>
+        <ns0:tc>
+          <ns0:tcPr>
+            <ns0:tcW ns0:w="3269" ns0:type="dxa"/>
+            <ns0:noWrap ns0:val="0"/>
+            <ns0:vAlign ns0:val="center"/>
+          </ns0:tcPr>
+          <ns0:p ns2:paraId="178A8516">
+            <ns0:pPr>
+              <ns0:pStyle ns0:val="18"/>
+              <ns0:keepNext ns0:val="0"/>
+              <ns0:keepLines/>
+              <ns0:pageBreakBefore ns0:val="0"/>
+              <ns0:widowControl/>
+              <ns0:spacing ns0:line="276" ns0:lineRule="auto" ns0:before="0" ns0:after="60"/>
+              <ns0:jc ns0:val="left"/>
+              <ns0:rPr>
+                <ns0:rFonts ns0:hAnsi="宋体"/>
+              </ns0:rPr>
+              <ns0:wordWrap ns0:val="0"/>
+            </ns0:pPr>
+          </ns0:p>
+        </ns0:tc>
+        <ns0:tc>
+          <ns0:tcPr>
+            <ns0:tcW ns0:w="3269" ns0:type="dxa"/>
+            <ns0:noWrap ns0:val="0"/>
+            <ns0:vAlign ns0:val="center"/>
+          </ns0:tcPr>
+          <ns0:p ns2:paraId="5DD6E0B9">
+            <ns0:pPr>
+              <ns0:pStyle ns0:val="18"/>
+              <ns0:keepNext ns0:val="0"/>
+              <ns0:keepLines/>
+              <ns0:pageBreakBefore ns0:val="0"/>
+              <ns0:widowControl/>
+              <ns0:spacing ns0:line="276" ns0:lineRule="auto" ns0:before="0" ns0:after="60"/>
+              <ns0:jc ns0:val="left"/>
+              <ns0:rPr>
+                <ns0:rFonts ns0:hAnsi="宋体"/>
+              </ns0:rPr>
+              <ns0:wordWrap ns0:val="0"/>
+            </ns0:pPr>
+          </ns0:p>
+        </ns0:tc>
+      </ns0:tr>
+      <ns0:tr ns2:paraId="562FEB5E">
+        <ns0:trPr>
+          <ns0:cantSplit/>
+          <ns0:tblHeader/>
+        </ns0:trPr>
+        <ns0:tc>
+          <ns0:tcPr>
+            <ns0:tcW ns0:w="3269" ns0:type="dxa"/>
+            <ns0:noWrap ns0:val="0"/>
+            <ns0:vAlign ns0:val="center"/>
+          </ns0:tcPr>
+          <ns0:p ns2:paraId="2D033772">
+            <ns0:pPr>
+              <ns0:pStyle ns0:val="18"/>
+              <ns0:keepNext ns0:val="0"/>
+              <ns0:keepLines/>
+              <ns0:pageBreakBefore ns0:val="0"/>
+              <ns0:widowControl/>
+              <ns0:numPr>
+                <ns0:ilvl ns0:val="0"/>
+                <ns0:numId ns0:val="1"/>
+              </ns0:numPr>
+              <ns0:spacing ns0:line="276" ns0:lineRule="auto" ns0:before="0" ns0:after="60"/>
+              <ns0:jc ns0:val="left"/>
+              <ns0:rPr>
+                <ns0:rFonts ns0:hAnsi="宋体"/>
+              </ns0:rPr>
+              <ns0:wordWrap ns0:val="0"/>
+            </ns0:pPr>
+          </ns0:p>
+        </ns0:tc>
+        <ns0:tc>
+          <ns0:tcPr>
+            <ns0:tcW ns0:w="3269" ns0:type="dxa"/>
+            <ns0:noWrap ns0:val="0"/>
+            <ns0:vAlign ns0:val="center"/>
+          </ns0:tcPr>
+          <ns0:p ns2:paraId="551D9B8D">
+            <ns0:pPr>
+              <ns0:pStyle ns0:val="18"/>
+              <ns0:keepNext ns0:val="0"/>
+              <ns0:keepLines/>
+              <ns0:pageBreakBefore ns0:val="0"/>
+              <ns0:widowControl/>
+              <ns0:spacing ns0:line="276" ns0:lineRule="auto" ns0:before="0" ns0:after="60"/>
+              <ns0:jc ns0:val="left"/>
+              <ns0:rPr>
+                <ns0:rFonts ns0:hAnsi="宋体"/>
+              </ns0:rPr>
+              <ns0:wordWrap ns0:val="0"/>
+            </ns0:pPr>
+          </ns0:p>
+        </ns0:tc>
+        <ns0:tc>
+          <ns0:tcPr>
+            <ns0:tcW ns0:w="3269" ns0:type="dxa"/>
+            <ns0:noWrap ns0:val="0"/>
+            <ns0:vAlign ns0:val="center"/>
+          </ns0:tcPr>
+          <ns0:p ns2:paraId="43416F87">
+            <ns0:pPr>
+              <ns0:pStyle ns0:val="18"/>
+              <ns0:keepNext ns0:val="0"/>
+              <ns0:keepLines/>
+              <ns0:pageBreakBefore ns0:val="0"/>
+              <ns0:widowControl/>
+              <ns0:spacing ns0:line="276" ns0:lineRule="auto" ns0:before="0" ns0:after="60"/>
+              <ns0:jc ns0:val="left"/>
+              <ns0:rPr>
+                <ns0:rFonts ns0:hAnsi="宋体"/>
+              </ns0:rPr>
+              <ns0:wordWrap ns0:val="0"/>
+            </ns0:pPr>
+          </ns0:p>
+        </ns0:tc>
+      </ns0:tr>
+      <ns0:tr ns2:paraId="5321FE2F">
+        <ns0:trPr>
+          <ns0:cantSplit/>
+          <ns0:tblHeader/>
+        </ns0:trPr>
+        <ns0:tc>
+          <ns0:tcPr>
+            <ns0:tcW ns0:w="3269" ns0:type="dxa"/>
+            <ns0:noWrap ns0:val="0"/>
+            <ns0:vAlign ns0:val="center"/>
+          </ns0:tcPr>
+          <ns0:p ns2:paraId="219A0FD9">
+            <ns0:pPr>
+              <ns0:pStyle ns0:val="18"/>
+              <ns0:keepNext ns0:val="0"/>
+              <ns0:keepLines/>
+              <ns0:pageBreakBefore ns0:val="0"/>
+              <ns0:widowControl/>
+              <ns0:numPr>
+                <ns0:ilvl ns0:val="0"/>
+                <ns0:numId ns0:val="1"/>
+              </ns0:numPr>
+              <ns0:spacing ns0:line="276" ns0:lineRule="auto" ns0:before="0" ns0:after="60"/>
+              <ns0:jc ns0:val="left"/>
+              <ns0:rPr>
+                <ns0:rFonts ns0:hAnsi="宋体"/>
+              </ns0:rPr>
+              <ns0:wordWrap ns0:val="0"/>
+            </ns0:pPr>
+          </ns0:p>
+        </ns0:tc>
+        <ns0:tc>
+          <ns0:tcPr>
+            <ns0:tcW ns0:w="3269" ns0:type="dxa"/>
+            <ns0:noWrap ns0:val="0"/>
+            <ns0:vAlign ns0:val="center"/>
+          </ns0:tcPr>
+          <ns0:p ns2:paraId="405598D9">
+            <ns0:pPr>
+              <ns0:pStyle ns0:val="18"/>
+              <ns0:keepNext ns0:val="0"/>
+              <ns0:keepLines/>
+              <ns0:pageBreakBefore ns0:val="0"/>
+              <ns0:widowControl/>
+              <ns0:spacing ns0:line="276" ns0:lineRule="auto" ns0:before="0" ns0:after="60"/>
+              <ns0:jc ns0:val="left"/>
+              <ns0:rPr>
+                <ns0:rFonts ns0:hAnsi="宋体"/>
+              </ns0:rPr>
+              <ns0:wordWrap ns0:val="0"/>
+            </ns0:pPr>
+          </ns0:p>
+        </ns0:tc>
+        <ns0:tc>
+          <ns0:tcPr>
+            <ns0:tcW ns0:w="3269" ns0:type="dxa"/>
+            <ns0:noWrap ns0:val="0"/>
+            <ns0:vAlign ns0:val="center"/>
+          </ns0:tcPr>
+          <ns0:p ns2:paraId="1BA91B40">
+            <ns0:pPr>
+              <ns0:pStyle ns0:val="18"/>
+              <ns0:keepNext ns0:val="0"/>
+              <ns0:keepLines/>
+              <ns0:pageBreakBefore ns0:val="0"/>
+              <ns0:widowControl/>
+              <ns0:spacing ns0:line="276" ns0:lineRule="auto" ns0:before="0" ns0:after="60"/>
+              <ns0:jc ns0:val="left"/>
+              <ns0:rPr>
+                <ns0:rFonts ns0:hint="eastAsia" ns0:hAnsi="宋体"/>
+              </ns0:rPr>
+              <ns0:wordWrap ns0:val="0"/>
+            </ns0:pPr>
+          </ns0:p>
+        </ns0:tc>
+      </ns0:tr>
+      <ns0:tr ns2:paraId="0584DCCE">
+        <ns0:trPr>
+          <ns0:cantSplit/>
+          <ns0:tblHeader/>
+        </ns0:trPr>
+        <ns0:tc>
+          <ns0:tcPr>
+            <ns0:tcW ns0:w="3269" ns0:type="dxa"/>
+            <ns0:noWrap ns0:val="0"/>
+            <ns0:vAlign ns0:val="center"/>
+          </ns0:tcPr>
+          <ns0:p ns2:paraId="661A0373">
+            <ns0:pPr>
+              <ns0:pStyle ns0:val="18"/>
+              <ns0:keepNext ns0:val="0"/>
+              <ns0:keepLines/>
+              <ns0:pageBreakBefore ns0:val="0"/>
+              <ns0:widowControl/>
+              <ns0:numPr>
+                <ns0:ilvl ns0:val="0"/>
+                <ns0:numId ns0:val="1"/>
+              </ns0:numPr>
+              <ns0:spacing ns0:line="276" ns0:lineRule="auto" ns0:before="0" ns0:after="60"/>
+              <ns0:jc ns0:val="left"/>
+              <ns0:rPr>
+                <ns0:rFonts ns0:hAnsi="宋体"/>
+              </ns0:rPr>
+              <ns0:wordWrap ns0:val="0"/>
+            </ns0:pPr>
+          </ns0:p>
+        </ns0:tc>
+        <ns0:tc>
+          <ns0:tcPr>
+            <ns0:tcW ns0:w="3269" ns0:type="dxa"/>
+            <ns0:noWrap ns0:val="0"/>
+            <ns0:vAlign ns0:val="center"/>
+          </ns0:tcPr>
+          <ns0:p ns2:paraId="73C24080">
+            <ns0:pPr>
+              <ns0:pStyle ns0:val="18"/>
+              <ns0:keepNext ns0:val="0"/>
+              <ns0:keepLines/>
+              <ns0:pageBreakBefore ns0:val="0"/>
+              <ns0:widowControl/>
+              <ns0:spacing ns0:line="276" ns0:lineRule="auto" ns0:before="0" ns0:after="60"/>
+              <ns0:jc ns0:val="left"/>
+              <ns0:rPr>
+                <ns0:rFonts ns0:hAnsi="宋体"/>
+              </ns0:rPr>
+              <ns0:wordWrap ns0:val="0"/>
+            </ns0:pPr>
+          </ns0:p>
+        </ns0:tc>
+        <ns0:tc>
+          <ns0:tcPr>
+            <ns0:tcW ns0:w="3269" ns0:type="dxa"/>
+            <ns0:noWrap ns0:val="0"/>
+            <ns0:vAlign ns0:val="center"/>
+          </ns0:tcPr>
+          <ns0:p ns2:paraId="12FAF7B7">
+            <ns0:pPr>
+              <ns0:pStyle ns0:val="18"/>
+              <ns0:keepNext ns0:val="0"/>
+              <ns0:keepLines/>
+              <ns0:pageBreakBefore ns0:val="0"/>
+              <ns0:widowControl/>
+              <ns0:spacing ns0:line="276" ns0:lineRule="auto" ns0:before="0" ns0:after="60"/>
+              <ns0:jc ns0:val="left"/>
+              <ns0:rPr>
+                <ns0:rFonts ns0:hAnsi="宋体"/>
+              </ns0:rPr>
+              <ns0:wordWrap ns0:val="0"/>
+            </ns0:pPr>
+          </ns0:p>
+        </ns0:tc>
+      </ns0:tr>
+    </ns0:tbl>
+    <ns0:p ns2:paraId="12075237">
+      <ns0:pPr>
+        <ns0:keepNext/>
+        <ns0:keepLines/>
+        <ns0:pageBreakBefore ns0:val="0"/>
+        <ns0:widowControl/>
+        <ns0:spacing ns0:before="0" ns0:after="140" ns0:line="331" ns0:lineRule="auto"/>
+        <ns0:ind ns0:firstLine="420"/>
+        <ns0:jc ns0:val="left"/>
+        <ns0:rPr>
+          <ns0:rFonts ns0:ascii="宋体" ns0:hAnsi="宋体"/>
+        </ns0:rPr>
+        <ns0:wordWrap ns0:val="0"/>
+      </ns0:pPr>
+      <ns0:r>
+        <ns0:rPr>
+          <ns0:rFonts ns0:hint="eastAsia" ns0:ascii="Noto Sans SC" ns0:hAnsi="Noto Sans SC" ns0:eastAsia="Noto Sans SC"/>
+          <ns0:b ns0:val="0"/>
+          <ns0:color ns0:val="202D33"/>
+          <ns0:sz ns0:val="21"/>
+          <ns0:lang ns0:val="en-US" ns0:eastAsia="zh-CN"/>
+        </ns0:rPr>
+        <ns0:t>阅读指南</ns0:t>
+      </ns0:r>
+    </ns0:p>
+    <ns0:p ns2:paraId="7377E6A9">
+      <ns0:pPr>
+        <ns0:keepNext ns0:val="0"/>
+        <ns0:keepLines/>
+        <ns0:pageBreakBefore ns0:val="0"/>
+        <ns0:widowControl/>
+        <ns0:suppressLineNumbers ns0:val="0"/>
+        <ns0:spacing ns0:line="331" ns0:lineRule="auto" ns0:before="0" ns0:after="140"/>
+        <ns0:ind ns0:firstLine="420"/>
+        <ns0:jc ns0:val="left"/>
+        <ns0:rPr>
+          <ns0:rFonts ns0:hint="eastAsia" ns0:ascii="等线" ns0:hAnsi="等线" ns0:eastAsia="等线" ns0:cs="等线"/>
+          <ns0:kern ns0:val="0"/>
+          <ns0:sz ns0:val="21"/>
+          <ns0:szCs ns0:val="21"/>
+          <ns0:lang ns0:val="en-US" ns0:eastAsia="zh-CN" ns0:bidi="ar"/>
+        </ns0:rPr>
+        <ns0:wordWrap ns0:val="0"/>
+      </ns0:pPr>
+      <ns0:r>
+        <ns0:rPr>
+          <ns0:rFonts ns0:hint="eastAsia" ns0:ascii="Noto Sans SC" ns0:hAnsi="Noto Sans SC" ns0:eastAsia="Noto Sans SC" ns0:cs="等线"/>
+          <ns0:b ns0:val="0"/>
+          <ns0:color ns0:val="202D33"/>
+          <ns0:kern ns0:val="0"/>
+          <ns0:sz ns0:val="21"/>
+          <ns0:lang ns0:val="en-US" ns0:eastAsia="zh-CN" ns0:bidi="ar"/>
+        </ns0:rPr>
+        <ns0:t>为了让不同角色的读者快速抓住重点，建议按以下路径阅读：</ns0:t>
+      </ns0:r>
+    </ns0:p>
+    <ns0:tbl>
+      <ns0:tblPr>
+        <ns0:tblStyle ns0:val="11"/>
+        <ns0:tblW ns0:w="8436" ns0:type="dxa"/>
+        <ns0:tblInd ns0:w="88" ns0:type="dxa"/>
+        <ns0:tblBorders>
+          <ns0:top ns0:val="none" ns0:color="auto" ns0:sz="0" ns0:space="0"/>
+          <ns0:left ns0:val="none" ns0:color="auto" ns0:sz="0" ns0:space="0"/>
+          <ns0:bottom ns0:val="none" ns0:color="auto" ns0:sz="0" ns0:space="0"/>
+          <ns0:right ns0:val="none" ns0:color="auto" ns0:sz="0" ns0:space="0"/>
+          <ns0:insideH ns0:val="none" ns0:color="auto" ns0:sz="0" ns0:space="0"/>
+          <ns0:insideV ns0:val="none" ns0:color="auto" ns0:sz="0" ns0:space="0"/>
+        </ns0:tblBorders>
+        <ns0:shd ns0:val="clear" ns0:color="auto" ns0:fill="auto"/>
+        <ns0:tblLayout ns0:type="fixed"/>
+        <ns0:tblCellMar>
+          <ns0:top ns0:w="0" ns0:type="dxa"/>
+          <ns0:left ns0:w="108" ns0:type="dxa"/>
+          <ns0:bottom ns0:w="0" ns0:type="dxa"/>
+          <ns0:right ns0:w="108" ns0:type="dxa"/>
+        </ns0:tblCellMar>
+      </ns0:tblPr>
+      <ns0:tblGrid>
+        <ns0:gridCol ns0:w="3269"/>
+        <ns0:gridCol ns0:w="3269"/>
+        <ns0:gridCol ns0:w="3269"/>
+      </ns0:tblGrid>
+      <ns0:tr ns2:paraId="23EB7635">
+        <ns0:trPr>
+          <ns0:cantSplit/>
+          <ns0:tblHeader/>
+        </ns0:trPr>
+        <ns0:tc>
+          <ns0:tcPr>
+            <ns0:tcW ns0:w="3269" ns0:type="dxa"/>
+            <ns0:tcBorders>
+              <ns0:top ns0:val="single" ns0:color="DEE0E3" ns0:sz="8" ns0:space="0"/>
+              <ns0:left ns0:val="single" ns0:color="DEE0E3" ns0:sz="8" ns0:space="0"/>
+              <ns0:bottom ns0:val="single" ns0:color="DEE0E3" ns0:sz="8" ns0:space="0"/>
+              <ns0:right ns0:val="single" ns0:color="DEE0E3" ns0:sz="8" ns0:space="0"/>
+            </ns0:tcBorders>
+            <ns0:shd ns0:val="clear" ns0:color="auto" ns0:fill="F2F2F2"/>
+            <ns0:vAlign ns0:val="center"/>
+            <ns0:shd ns0:fill="EAF2F5"/>
+            <ns0:shd ns0:fill="EAF2F5"/>
+          </ns0:tcPr>
+          <ns0:p>
+            <ns0:pPr>
+              <ns0:keepNext ns0:val="0"/>
+              <ns0:keepLines/>
+              <ns0:pageBreakBefore ns0:val="0"/>
+              <ns0:widowControl/>
+              <ns0:spacing ns0:line="276" ns0:lineRule="auto" ns0:before="0" ns0:after="60"/>
+              <ns0:jc ns0:val="center"/>
+              <ns0:wordWrap ns0:val="0"/>
+            </ns0:pPr>
+            <ns0:r>
+              <ns0:rPr>
+                <ns0:rFonts ns0:ascii="Noto Sans SC" ns0:hAnsi="Noto Sans SC" ns0:eastAsia="Noto Sans SC"/>
+                <ns0:b/>
+                <ns0:color ns0:val="202D33"/>
+                <ns0:sz ns0:val="19"/>
+              </ns0:rPr>
+            </ns0:r>
+            <ns0:r>
+              <ns0:rPr>
+                <ns0:rFonts ns0:ascii="Noto Sans SC" ns0:hAnsi="Noto Sans SC" ns0:eastAsia="Noto Sans SC"/>
+                <ns0:b/>
+                <ns0:color ns0:val="202D33"/>
+                <ns0:sz ns0:val="19"/>
+              </ns0:rPr>
+              <ns0:t>读者角色</ns0:t>
+            </ns0:r>
+          </ns0:p>
+        </ns0:tc>
+        <ns0:tc>
+          <ns0:tcPr>
+            <ns0:tcW ns0:w="3269" ns0:type="dxa"/>
+            <ns0:tcBorders>
+              <ns0:top ns0:val="single" ns0:color="DEE0E3" ns0:sz="8" ns0:space="0"/>
+              <ns0:left ns0:val="nil"/>
+              <ns0:bottom ns0:val="single" ns0:color="DEE0E3" ns0:sz="8" ns0:space="0"/>
+              <ns0:right ns0:val="single" ns0:color="DEE0E3" ns0:sz="8" ns0:space="0"/>
+            </ns0:tcBorders>
+            <ns0:shd ns0:val="clear" ns0:color="auto" ns0:fill="F2F2F2"/>
+            <ns0:vAlign ns0:val="center"/>
+            <ns0:shd ns0:fill="EAF2F5"/>
+            <ns0:shd ns0:fill="EAF2F5"/>
+          </ns0:tcPr>
+          <ns0:p>
+            <ns0:pPr>
+              <ns0:keepNext ns0:val="0"/>
+              <ns0:keepLines/>
+              <ns0:pageBreakBefore ns0:val="0"/>
+              <ns0:widowControl/>
+              <ns0:spacing ns0:line="276" ns0:lineRule="auto" ns0:before="0" ns0:after="60"/>
+              <ns0:jc ns0:val="center"/>
+              <ns0:wordWrap ns0:val="0"/>
+            </ns0:pPr>
+            <ns0:r>
+              <ns0:rPr>
+                <ns0:rFonts ns0:ascii="Noto Sans SC" ns0:hAnsi="Noto Sans SC" ns0:eastAsia="Noto Sans SC"/>
+                <ns0:b/>
+                <ns0:color ns0:val="202D33"/>
+                <ns0:sz ns0:val="19"/>
+              </ns0:rPr>
+            </ns0:r>
+            <ns0:r>
+              <ns0:rPr>
+                <ns0:rFonts ns0:ascii="Noto Sans SC" ns0:hAnsi="Noto Sans SC" ns0:eastAsia="Noto Sans SC"/>
+                <ns0:b/>
+                <ns0:color ns0:val="202D33"/>
+                <ns0:sz ns0:val="19"/>
+              </ns0:rPr>
+              <ns0:t>阅读重点</ns0:t>
+            </ns0:r>
+          </ns0:p>
+        </ns0:tc>
+        <ns0:tc>
+          <ns0:tcPr>
+            <ns0:tcW ns0:w="3269" ns0:type="dxa"/>
+            <ns0:tcBorders>
+              <ns0:top ns0:val="single" ns0:color="DEE0E3" ns0:sz="8" ns0:space="0"/>
+              <ns0:left ns0:val="nil"/>
+              <ns0:bottom ns0:val="single" ns0:color="DEE0E3" ns0:sz="8" ns0:space="0"/>
+              <ns0:right ns0:val="single" ns0:color="DEE0E3" ns0:sz="8" ns0:space="0"/>
+            </ns0:tcBorders>
+            <ns0:shd ns0:val="clear" ns0:color="auto" ns0:fill="F2F2F2"/>
+            <ns0:vAlign ns0:val="center"/>
+            <ns0:shd ns0:fill="EAF2F5"/>
+            <ns0:shd ns0:fill="EAF2F5"/>
+          </ns0:tcPr>
+          <ns0:p>
+            <ns0:pPr>
+              <ns0:keepNext ns0:val="0"/>
+              <ns0:keepLines/>
+              <ns0:pageBreakBefore ns0:val="0"/>
+              <ns0:widowControl/>
+              <ns0:spacing ns0:line="276" ns0:lineRule="auto" ns0:before="0" ns0:after="60"/>
+              <ns0:jc ns0:val="center"/>
+              <ns0:wordWrap ns0:val="0"/>
+            </ns0:pPr>
+            <ns0:r>
+              <ns0:rPr>
+                <ns0:rFonts ns0:ascii="Noto Sans SC" ns0:hAnsi="Noto Sans SC" ns0:eastAsia="Noto Sans SC"/>
+                <ns0:b/>
+                <ns0:color ns0:val="202D33"/>
+                <ns0:sz ns0:val="19"/>
+              </ns0:rPr>
+            </ns0:r>
+            <ns0:r>
+              <ns0:rPr>
+                <ns0:rFonts ns0:ascii="Noto Sans SC" ns0:hAnsi="Noto Sans SC" ns0:eastAsia="Noto Sans SC"/>
+                <ns0:b/>
+                <ns0:color ns0:val="202D33"/>
+                <ns0:sz ns0:val="19"/>
+              </ns0:rPr>
+              <ns0:t>目的</ns0:t>
+            </ns0:r>
+          </ns0:p>
+        </ns0:tc>
+      </ns0:tr>
+      <ns0:tr ns2:paraId="649EAFD5">
+        <ns0:trPr>
+          <ns0:cantSplit/>
+        </ns0:trPr>
+        <ns0:tc>
+          <ns0:tcPr>
+            <ns0:tcW ns0:w="3269" ns0:type="dxa"/>
+            <ns0:tcBorders>
+              <ns0:top ns0:val="nil"/>
+              <ns0:left ns0:val="single" ns0:color="DEE0E3" ns0:sz="8" ns0:space="0"/>
+              <ns0:bottom ns0:val="single" ns0:color="DEE0E3" ns0:sz="8" ns0:space="0"/>
+              <ns0:right ns0:val="single" ns0:color="DEE0E3" ns0:sz="8" ns0:space="0"/>
+            </ns0:tcBorders>
+            <ns0:shd ns0:val="clear" ns0:color="auto" ns0:fill="auto"/>
+            <ns0:vAlign ns0:val="center"/>
+          </ns0:tcPr>
+          <ns0:p>
+            <ns0:pPr>
+              <ns0:keepNext ns0:val="0"/>
+              <ns0:keepLines/>
+              <ns0:pageBreakBefore ns0:val="0"/>
+              <ns0:widowControl/>
+              <ns0:spacing ns0:line="276" ns0:lineRule="auto" ns0:before="0" ns0:after="60"/>
+              <ns0:jc ns0:val="left"/>
+              <ns0:wordWrap ns0:val="0"/>
+            </ns0:pPr>
+            <ns0:r>
+              <ns0:rPr>
+                <ns0:rFonts ns0:ascii="Noto Sans SC" ns0:hAnsi="Noto Sans SC" ns0:eastAsia="Noto Sans SC"/>
+                <ns0:b ns0:val="0"/>
+                <ns0:color ns0:val="202D33"/>
+                <ns0:sz ns0:val="19"/>
+              </ns0:rPr>
+            </ns0:r>
+            <ns0:r>
+              <ns0:rPr>
+                <ns0:rFonts ns0:ascii="Noto Sans SC" ns0:hAnsi="Noto Sans SC" ns0:eastAsia="Noto Sans SC"/>
+                <ns0:b ns0:val="0"/>
+                <ns0:color ns0:val="202D33"/>
+                <ns0:sz ns0:val="19"/>
+              </ns0:rPr>
+              <ns0:t>管理层/总经理</ns0:t>
+            </ns0:r>
+          </ns0:p>
+        </ns0:tc>
+        <ns0:tc>
+          <ns0:tcPr>
+            <ns0:tcW ns0:w="3269" ns0:type="dxa"/>
+            <ns0:tcBorders>
+              <ns0:top ns0:val="nil"/>
+              <ns0:left ns0:val="nil"/>
+              <ns0:bottom ns0:val="single" ns0:color="DEE0E3" ns0:sz="8" ns0:space="0"/>
+              <ns0:right ns0:val="single" ns0:color="DEE0E3" ns0:sz="8" ns0:space="0"/>
+            </ns0:tcBorders>
+            <ns0:shd ns0:val="clear" ns0:color="auto" ns0:fill="auto"/>
+            <ns0:vAlign ns0:val="center"/>
+          </ns0:tcPr>
+          <ns0:p>
+            <ns0:pPr>
+              <ns0:keepNext ns0:val="0"/>
+              <ns0:keepLines/>
+              <ns0:pageBreakBefore ns0:val="0"/>
+              <ns0:widowControl/>
+              <ns0:spacing ns0:line="276" ns0:lineRule="auto" ns0:before="240" ns0:after="60"/>
+              <ns0:jc ns0:val="left"/>
+              <ns0:wordWrap ns0:val="0"/>
+            </ns0:pPr>
+            <ns0:r>
+              <ns0:rPr>
+                <ns0:rFonts ns0:ascii="Noto Sans SC" ns0:hAnsi="Noto Sans SC" ns0:eastAsia="Noto Sans SC"/>
+                <ns0:b ns0:val="0"/>
+                <ns0:color ns0:val="143D50"/>
+                <ns0:sz ns0:val="19"/>
+              </ns0:rPr>
+            </ns0:r>
+            <ns0:r>
+              <ns0:rPr>
+                <ns0:rFonts ns0:ascii="Noto Sans SC" ns0:hAnsi="Noto Sans SC" ns0:eastAsia="Noto Sans SC"/>
+                <ns0:b ns0:val="0"/>
+                <ns0:color ns0:val="143D50"/>
+                <ns0:sz ns0:val="19"/>
+              </ns0:rPr>
+              <ns0:t>三、成本要素明、四、重点产品专、五、对标分析、六、总结与建议</ns0:t>
+            </ns0:r>
+          </ns0:p>
+        </ns0:tc>
+        <ns0:tc>
+          <ns0:tcPr>
+            <ns0:tcW ns0:w="3269" ns0:type="dxa"/>
+            <ns0:tcBorders>
+              <ns0:top ns0:val="nil"/>
+              <ns0:left ns0:val="nil"/>
+              <ns0:bottom ns0:val="single" ns0:color="DEE0E3" ns0:sz="8" ns0:space="0"/>
+              <ns0:right ns0:val="single" ns0:color="DEE0E3" ns0:sz="8" ns0:space="0"/>
+            </ns0:tcBorders>
+            <ns0:shd ns0:val="clear" ns0:color="auto" ns0:fill="auto"/>
+            <ns0:vAlign ns0:val="center"/>
+          </ns0:tcPr>
+          <ns0:p>
+            <ns0:pPr>
+              <ns0:keepNext ns0:val="0"/>
+              <ns0:keepLines/>
+              <ns0:pageBreakBefore ns0:val="0"/>
+              <ns0:widowControl/>
+              <ns0:spacing ns0:line="276" ns0:lineRule="auto" ns0:before="0" ns0:after="60"/>
+              <ns0:jc ns0:val="left"/>
+              <ns0:wordWrap ns0:val="0"/>
+            </ns0:pPr>
+            <ns0:r>
+              <ns0:rPr>
+                <ns0:rFonts ns0:ascii="Noto Sans SC" ns0:hAnsi="Noto Sans SC" ns0:eastAsia="Noto Sans SC"/>
+                <ns0:b ns0:val="0"/>
+                <ns0:color ns0:val="202D33"/>
+                <ns0:sz ns0:val="19"/>
+              </ns0:rPr>
+            </ns0:r>
+            <ns0:r>
+              <ns0:rPr>
+                <ns0:rFonts ns0:ascii="Noto Sans SC" ns0:hAnsi="Noto Sans SC" ns0:eastAsia="Noto Sans SC"/>
+                <ns0:b ns0:val="0"/>
+                <ns0:color ns0:val="202D33"/>
+                <ns0:sz ns0:val="19"/>
+              </ns0:rPr>
+              <ns0:t>了解现状痛点、方案核心价值、路线建议</ns0:t>
+            </ns0:r>
+          </ns0:p>
+        </ns0:tc>
+      </ns0:tr>
+      <ns0:tr ns2:paraId="5B759299">
+        <ns0:trPr>
+          <ns0:cantSplit/>
+        </ns0:trPr>
+        <ns0:tc>
+          <ns0:tcPr>
+            <ns0:tcW ns0:w="3269" ns0:type="dxa"/>
+            <ns0:tcBorders>
+              <ns0:top ns0:val="nil"/>
+              <ns0:left ns0:val="single" ns0:color="DEE0E3" ns0:sz="8" ns0:space="0"/>
+              <ns0:bottom ns0:val="single" ns0:color="DEE0E3" ns0:sz="8" ns0:space="0"/>
+              <ns0:right ns0:val="single" ns0:color="DEE0E3" ns0:sz="8" ns0:space="0"/>
+            </ns0:tcBorders>
+            <ns0:shd ns0:val="clear" ns0:color="auto" ns0:fill="auto"/>
+            <ns0:vAlign ns0:val="center"/>
+          </ns0:tcPr>
+          <ns0:p>
+            <ns0:pPr>
+              <ns0:keepNext ns0:val="0"/>
+              <ns0:keepLines/>
+              <ns0:pageBreakBefore ns0:val="0"/>
+              <ns0:widowControl/>
+              <ns0:spacing ns0:line="276" ns0:lineRule="auto" ns0:before="0" ns0:after="60"/>
+              <ns0:jc ns0:val="left"/>
+              <ns0:wordWrap ns0:val="0"/>
+            </ns0:pPr>
+            <ns0:r>
+              <ns0:rPr>
+                <ns0:rFonts ns0:ascii="Noto Sans SC" ns0:hAnsi="Noto Sans SC" ns0:eastAsia="Noto Sans SC"/>
+                <ns0:b ns0:val="0"/>
+                <ns0:color ns0:val="202D33"/>
+                <ns0:sz ns0:val="19"/>
+              </ns0:rPr>
+            </ns0:r>
+            <ns0:r>
+              <ns0:rPr>
+                <ns0:rFonts ns0:ascii="Noto Sans SC" ns0:hAnsi="Noto Sans SC" ns0:eastAsia="Noto Sans SC"/>
+                <ns0:b ns0:val="0"/>
+                <ns0:color ns0:val="202D33"/>
+                <ns0:sz ns0:val="19"/>
+              </ns0:rPr>
+              <ns0:t>采购总监/业务负责人</ns0:t>
+            </ns0:r>
+          </ns0:p>
+        </ns0:tc>
+        <ns0:tc>
+          <ns0:tcPr>
+            <ns0:tcW ns0:w="3269" ns0:type="dxa"/>
+            <ns0:tcBorders>
+              <ns0:top ns0:val="nil"/>
+              <ns0:left ns0:val="nil"/>
+              <ns0:bottom ns0:val="single" ns0:color="DEE0E3" ns0:sz="8" ns0:space="0"/>
+              <ns0:right ns0:val="single" ns0:color="DEE0E3" ns0:sz="8" ns0:space="0"/>
+            </ns0:tcBorders>
+            <ns0:shd ns0:val="clear" ns0:color="auto" ns0:fill="auto"/>
+            <ns0:vAlign ns0:val="center"/>
+          </ns0:tcPr>
+          <ns0:p>
+            <ns0:pPr>
+              <ns0:keepNext ns0:val="0"/>
+              <ns0:keepLines/>
+              <ns0:pageBreakBefore ns0:val="0"/>
+              <ns0:widowControl/>
+              <ns0:spacing ns0:line="276" ns0:lineRule="auto" ns0:before="0" ns0:after="60"/>
+              <ns0:jc ns0:val="left"/>
+              <ns0:wordWrap ns0:val="0"/>
+            </ns0:pPr>
+            <ns0:r>
+              <ns0:rPr>
+                <ns0:rFonts ns0:ascii="Noto Sans SC" ns0:hAnsi="Noto Sans SC" ns0:eastAsia="Noto Sans SC"/>
+                <ns0:b ns0:val="0"/>
+                <ns0:color ns0:val="202D33"/>
+                <ns0:sz ns0:val="19"/>
+              </ns0:rPr>
+            </ns0:r>
+            <ns0:r>
+              <ns0:rPr>
+                <ns0:rFonts ns0:ascii="Noto Sans SC" ns0:hAnsi="Noto Sans SC" ns0:eastAsia="Noto Sans SC"/>
+                <ns0:b ns0:val="0"/>
+                <ns0:color ns0:val="202D33"/>
+                <ns0:sz ns0:val="19"/>
+              </ns0:rPr>
+              <ns0:t>全文通读</ns0:t>
+            </ns0:r>
+          </ns0:p>
+        </ns0:tc>
+        <ns0:tc>
+          <ns0:tcPr>
+            <ns0:tcW ns0:w="3269" ns0:type="dxa"/>
+            <ns0:tcBorders>
+              <ns0:top ns0:val="nil"/>
+              <ns0:left ns0:val="nil"/>
+              <ns0:bottom ns0:val="single" ns0:color="DEE0E3" ns0:sz="8" ns0:space="0"/>
+              <ns0:right ns0:val="single" ns0:color="DEE0E3" ns0:sz="8" ns0:space="0"/>
+            </ns0:tcBorders>
+            <ns0:shd ns0:val="clear" ns0:color="auto" ns0:fill="auto"/>
+            <ns0:vAlign ns0:val="center"/>
+          </ns0:tcPr>
+          <ns0:p>
+            <ns0:pPr>
+              <ns0:keepNext ns0:val="0"/>
+              <ns0:keepLines/>
+              <ns0:pageBreakBefore ns0:val="0"/>
+              <ns0:widowControl/>
+              <ns0:spacing ns0:line="276" ns0:lineRule="auto" ns0:before="0" ns0:after="60"/>
+              <ns0:jc ns0:val="left"/>
+              <ns0:wordWrap ns0:val="0"/>
+            </ns0:pPr>
+            <ns0:r>
+              <ns0:rPr>
+                <ns0:rFonts ns0:ascii="Noto Sans SC" ns0:hAnsi="Noto Sans SC" ns0:eastAsia="Noto Sans SC"/>
+                <ns0:b ns0:val="0"/>
+                <ns0:color ns0:val="202D33"/>
+                <ns0:sz ns0:val="19"/>
+              </ns0:rPr>
+            </ns0:r>
+            <ns0:r>
+              <ns0:rPr>
+                <ns0:rFonts ns0:ascii="Noto Sans SC" ns0:hAnsi="Noto Sans SC" ns0:eastAsia="Noto Sans SC"/>
+                <ns0:b ns0:val="0"/>
+                <ns0:color ns0:val="202D33"/>
+                <ns0:sz ns0:val="19"/>
+              </ns0:rPr>
+              <ns0:t>了解具体业务方案、自动化场景、实施效果</ns0:t>
+            </ns0:r>
+          </ns0:p>
+        </ns0:tc>
+      </ns0:tr>
+      <ns0:tr ns2:paraId="19E38308">
+        <ns0:trPr>
+          <ns0:cantSplit/>
+        </ns0:trPr>
+        <ns0:tc>
+          <ns0:tcPr>
+            <ns0:tcW ns0:w="3269" ns0:type="dxa"/>
+            <ns0:tcBorders>
+              <ns0:top ns0:val="nil"/>
+              <ns0:left ns0:val="single" ns0:color="DEE0E3" ns0:sz="8" ns0:space="0"/>
+              <ns0:bottom ns0:val="single" ns0:color="DEE0E3" ns0:sz="8" ns0:space="0"/>
+              <ns0:right ns0:val="single" ns0:color="DEE0E3" ns0:sz="8" ns0:space="0"/>
+            </ns0:tcBorders>
+            <ns0:shd ns0:val="clear" ns0:color="auto" ns0:fill="auto"/>
+            <ns0:vAlign ns0:val="center"/>
+          </ns0:tcPr>
+          <ns0:p>
+            <ns0:pPr>
+              <ns0:keepNext ns0:val="0"/>
+              <ns0:keepLines/>
+              <ns0:pageBreakBefore ns0:val="0"/>
+              <ns0:widowControl/>
+              <ns0:spacing ns0:line="276" ns0:lineRule="auto" ns0:before="0" ns0:after="60"/>
+              <ns0:jc ns0:val="left"/>
+              <ns0:wordWrap ns0:val="0"/>
+            </ns0:pPr>
+            <ns0:r>
+              <ns0:rPr>
+                <ns0:rFonts ns0:ascii="Noto Sans SC" ns0:hAnsi="Noto Sans SC" ns0:eastAsia="Noto Sans SC"/>
+                <ns0:b ns0:val="0"/>
+                <ns0:color ns0:val="202D33"/>
+                <ns0:sz ns0:val="19"/>
+              </ns0:rPr>
+            </ns0:r>
+            <ns0:r>
+              <ns0:rPr>
+                <ns0:rFonts ns0:ascii="Noto Sans SC" ns0:hAnsi="Noto Sans SC" ns0:eastAsia="Noto Sans SC"/>
+                <ns0:b ns0:val="0"/>
+                <ns0:color ns0:val="202D33"/>
+                <ns0:sz ns0:val="19"/>
+              </ns0:rPr>
+              <ns0:t>IT/实施团队</ns0:t>
+            </ns0:r>
+          </ns0:p>
+        </ns0:tc>
+        <ns0:tc>
+          <ns0:tcPr>
+            <ns0:tcW ns0:w="3269" ns0:type="dxa"/>
+            <ns0:tcBorders>
+              <ns0:top ns0:val="nil"/>
+              <ns0:left ns0:val="nil"/>
+              <ns0:bottom ns0:val="single" ns0:color="DEE0E3" ns0:sz="8" ns0:space="0"/>
+              <ns0:right ns0:val="single" ns0:color="DEE0E3" ns0:sz="8" ns0:space="0"/>
+            </ns0:tcBorders>
+            <ns0:shd ns0:val="clear" ns0:color="auto" ns0:fill="auto"/>
+            <ns0:vAlign ns0:val="center"/>
+          </ns0:tcPr>
+          <ns0:p>
+            <ns0:pPr>
+              <ns0:keepNext ns0:val="0"/>
+              <ns0:keepLines/>
+              <ns0:pageBreakBefore ns0:val="0"/>
+              <ns0:widowControl/>
+              <ns0:spacing ns0:line="276" ns0:lineRule="auto" ns0:before="0" ns0:after="60"/>
+              <ns0:jc ns0:val="left"/>
+              <ns0:wordWrap ns0:val="0"/>
+            </ns0:pPr>
+            <ns0:r>
+              <ns0:rPr>
+                <ns0:rFonts ns0:ascii="Noto Sans SC" ns0:hAnsi="Noto Sans SC" ns0:eastAsia="Noto Sans SC"/>
+                <ns0:b ns0:val="0"/>
+                <ns0:color ns0:val="202D33"/>
+                <ns0:sz ns0:val="19"/>
+              </ns0:rPr>
+            </ns0:r>
+            <ns0:r>
+              <ns0:rPr>
+                <ns0:rFonts ns0:ascii="Noto Sans SC" ns0:hAnsi="Noto Sans SC" ns0:eastAsia="Noto Sans SC"/>
+                <ns0:b ns0:val="0"/>
+                <ns0:color ns0:val="202D33"/>
+                <ns0:sz ns0:val="19"/>
+              </ns0:rPr>
+              <ns0:t>全文通读</ns0:t>
+            </ns0:r>
+          </ns0:p>
+        </ns0:tc>
+        <ns0:tc>
+          <ns0:tcPr>
+            <ns0:tcW ns0:w="3269" ns0:type="dxa"/>
+            <ns0:tcBorders>
+              <ns0:top ns0:val="nil"/>
+              <ns0:left ns0:val="nil"/>
+              <ns0:bottom ns0:val="single" ns0:color="DEE0E3" ns0:sz="8" ns0:space="0"/>
+              <ns0:right ns0:val="single" ns0:color="DEE0E3" ns0:sz="8" ns0:space="0"/>
+            </ns0:tcBorders>
+            <ns0:shd ns0:val="clear" ns0:color="auto" ns0:fill="auto"/>
+            <ns0:vAlign ns0:val="center"/>
+          </ns0:tcPr>
+          <ns0:p>
+            <ns0:pPr>
+              <ns0:keepNext ns0:val="0"/>
+              <ns0:keepLines/>
+              <ns0:pageBreakBefore ns0:val="0"/>
+              <ns0:widowControl/>
+              <ns0:spacing ns0:line="276" ns0:lineRule="auto" ns0:before="0" ns0:after="60"/>
+              <ns0:jc ns0:val="left"/>
+              <ns0:wordWrap ns0:val="0"/>
+            </ns0:pPr>
+            <ns0:r>
+              <ns0:rPr>
+                <ns0:rFonts ns0:ascii="Noto Sans SC" ns0:hAnsi="Noto Sans SC" ns0:eastAsia="Noto Sans SC"/>
+                <ns0:b ns0:val="0"/>
+                <ns0:color ns0:val="202D33"/>
+                <ns0:sz ns0:val="19"/>
+              </ns0:rPr>
+            </ns0:r>
+            <ns0:r>
+              <ns0:rPr>
+                <ns0:rFonts ns0:ascii="Noto Sans SC" ns0:hAnsi="Noto Sans SC" ns0:eastAsia="Noto Sans SC"/>
+                <ns0:b ns0:val="0"/>
+                <ns0:color ns0:val="202D33"/>
+                <ns0:sz ns0:val="19"/>
+              </ns0:rPr>
+              <ns0:t>明确技术架构、实施计划、系统配置</ns0:t>
+            </ns0:r>
+          </ns0:p>
+        </ns0:tc>
+      </ns0:tr>
+      <ns0:tr ns2:paraId="5D9B84E5">
+        <ns0:trPr>
+          <ns0:cantSplit/>
+        </ns0:trPr>
+        <ns0:tc>
+          <ns0:tcPr>
+            <ns0:tcW ns0:w="3269" ns0:type="dxa"/>
+            <ns0:tcBorders>
+              <ns0:top ns0:val="nil"/>
+              <ns0:left ns0:val="single" ns0:color="DEE0E3" ns0:sz="8" ns0:space="0"/>
+              <ns0:bottom ns0:val="single" ns0:color="DEE0E3" ns0:sz="8" ns0:space="0"/>
+              <ns0:right ns0:val="single" ns0:color="DEE0E3" ns0:sz="8" ns0:space="0"/>
+            </ns0:tcBorders>
+            <ns0:shd ns0:val="clear" ns0:color="auto" ns0:fill="auto"/>
+            <ns0:vAlign ns0:val="center"/>
+          </ns0:tcPr>
+          <ns0:p>
+            <ns0:pPr>
+              <ns0:keepNext ns0:val="0"/>
+              <ns0:keepLines/>
+              <ns0:pageBreakBefore ns0:val="0"/>
+              <ns0:widowControl/>
+              <ns0:spacing ns0:line="276" ns0:lineRule="auto" ns0:before="0" ns0:after="60"/>
+              <ns0:jc ns0:val="left"/>
+              <ns0:wordWrap ns0:val="0"/>
+            </ns0:pPr>
+            <ns0:r>
+              <ns0:rPr>
+                <ns0:rFonts ns0:ascii="Noto Sans SC" ns0:hAnsi="Noto Sans SC" ns0:eastAsia="Noto Sans SC"/>
+                <ns0:b ns0:val="0"/>
+                <ns0:color ns0:val="202D33"/>
+                <ns0:sz ns0:val="19"/>
+              </ns0:rPr>
+            </ns0:r>
+            <ns0:r>
+              <ns0:rPr>
+                <ns0:rFonts ns0:ascii="Noto Sans SC" ns0:hAnsi="Noto Sans SC" ns0:eastAsia="Noto Sans SC"/>
+                <ns0:b ns0:val="0"/>
+                <ns0:color ns0:val="202D33"/>
+                <ns0:sz ns0:val="19"/>
+              </ns0:rPr>
+              <ns0:t>财务/采购决策者</ns0:t>
+            </ns0:r>
+          </ns0:p>
+        </ns0:tc>
+        <ns0:tc>
+          <ns0:tcPr>
+            <ns0:tcW ns0:w="3269" ns0:type="dxa"/>
+            <ns0:tcBorders>
+              <ns0:top ns0:val="nil"/>
+              <ns0:left ns0:val="nil"/>
+              <ns0:bottom ns0:val="single" ns0:color="DEE0E3" ns0:sz="8" ns0:space="0"/>
+              <ns0:right ns0:val="single" ns0:color="DEE0E3" ns0:sz="8" ns0:space="0"/>
+            </ns0:tcBorders>
+            <ns0:shd ns0:val="clear" ns0:color="auto" ns0:fill="auto"/>
+            <ns0:vAlign ns0:val="center"/>
+          </ns0:tcPr>
+          <ns0:p>
+            <ns0:pPr>
+              <ns0:keepNext ns0:val="0"/>
+              <ns0:keepLines/>
+              <ns0:pageBreakBefore ns0:val="0"/>
+              <ns0:widowControl/>
+              <ns0:spacing ns0:line="276" ns0:lineRule="auto" ns0:before="240" ns0:after="60"/>
+              <ns0:jc ns0:val="left"/>
+              <ns0:wordWrap ns0:val="0"/>
+            </ns0:pPr>
+            <ns0:r>
+              <ns0:rPr>
+                <ns0:rFonts ns0:ascii="Noto Sans SC" ns0:hAnsi="Noto Sans SC" ns0:eastAsia="Noto Sans SC"/>
+                <ns0:b ns0:val="0"/>
+                <ns0:color ns0:val="143D50"/>
+                <ns0:sz ns0:val="19"/>
+              </ns0:rPr>
+            </ns0:r>
+            <ns0:r>
+              <ns0:rPr>
+                <ns0:rFonts ns0:ascii="Noto Sans SC" ns0:hAnsi="Noto Sans SC" ns0:eastAsia="Noto Sans SC"/>
+                <ns0:b ns0:val="0"/>
+                <ns0:color ns0:val="143D50"/>
+                <ns0:sz ns0:val="19"/>
+              </ns0:rPr>
+              <ns0:t>六、总结与建议</ns0:t>
+            </ns0:r>
+          </ns0:p>
+        </ns0:tc>
+        <ns0:tc>
+          <ns0:tcPr>
+            <ns0:tcW ns0:w="3269" ns0:type="dxa"/>
+            <ns0:tcBorders>
+              <ns0:top ns0:val="nil"/>
+              <ns0:left ns0:val="nil"/>
+              <ns0:bottom ns0:val="single" ns0:color="DEE0E3" ns0:sz="8" ns0:space="0"/>
+              <ns0:right ns0:val="single" ns0:color="DEE0E3" ns0:sz="8" ns0:space="0"/>
+            </ns0:tcBorders>
+            <ns0:shd ns0:val="clear" ns0:color="auto" ns0:fill="auto"/>
+            <ns0:vAlign ns0:val="center"/>
+          </ns0:tcPr>
+          <ns0:p>
+            <ns0:pPr>
+              <ns0:keepNext ns0:val="0"/>
+              <ns0:keepLines/>
+              <ns0:pageBreakBefore ns0:val="0"/>
+              <ns0:widowControl/>
+              <ns0:spacing ns0:line="276" ns0:lineRule="auto" ns0:before="0" ns0:after="60"/>
+              <ns0:jc ns0:val="left"/>
+              <ns0:wordWrap ns0:val="0"/>
+            </ns0:pPr>
+            <ns0:r>
+              <ns0:rPr>
+                <ns0:rFonts ns0:ascii="Noto Sans SC" ns0:hAnsi="Noto Sans SC" ns0:eastAsia="Noto Sans SC"/>
+                <ns0:b ns0:val="0"/>
+                <ns0:color ns0:val="202D33"/>
+                <ns0:sz ns0:val="19"/>
+              </ns0:rPr>
+            </ns0:r>
+            <ns0:r>
+              <ns0:rPr>
+                <ns0:rFonts ns0:ascii="Noto Sans SC" ns0:hAnsi="Noto Sans SC" ns0:eastAsia="Noto Sans SC"/>
+                <ns0:b ns0:val="0"/>
+                <ns0:color ns0:val="202D33"/>
+                <ns0:sz ns0:val="19"/>
+              </ns0:rPr>
+              <ns0:t>评估实施周期与预算，决策推进</ns0:t>
+            </ns0:r>
+          </ns0:p>
+        </ns0:tc>
+      </ns0:tr>
+    </ns0:tbl>
+    <ns0:p ns2:paraId="1EE548AA">
+      <ns0:pPr>
+        <ns0:keepNext ns0:val="0"/>
+        <ns0:keepLines/>
+        <ns0:pageBreakBefore ns0:val="0"/>
+        <ns0:widowControl/>
+        <ns0:suppressLineNumbers ns0:val="0"/>
+        <ns0:spacing ns0:line="331" ns0:lineRule="auto" ns0:before="0" ns0:after="140"/>
+        <ns0:ind ns0:firstLine="420"/>
+        <ns0:jc ns0:val="left"/>
+        <ns0:rPr>
+          <ns0:rFonts ns0:hint="eastAsia" ns0:ascii="等线" ns0:hAnsi="等线" ns0:eastAsia="等线" ns0:cs="等线"/>
+          <ns0:sz ns0:val="21"/>
+          <ns0:szCs ns0:val="21"/>
+        </ns0:rPr>
+        <ns0:wordWrap ns0:val="0"/>
+      </ns0:pPr>
+      <ns0:r>
+        <ns0:rPr>
+          <ns0:rFonts ns0:hint="eastAsia" ns0:ascii="Noto Sans SC" ns0:hAnsi="Noto Sans SC" ns0:eastAsia="Noto Sans SC" ns0:cs="等线"/>
+          <ns0:b ns0:val="0"/>
+          <ns0:bCs/>
+          <ns0:color ns0:val="202D33"/>
+          <ns0:kern ns0:val="0"/>
+          <ns0:sz ns0:val="21"/>
+          <ns0:lang ns0:val="en-US" ns0:eastAsia="zh-CN" ns0:bidi="ar"/>
+        </ns0:rPr>
+        <ns0:t>本报告使用比赛模拟数据。事实、原因假设与缺失证据分别标注；任务仅为模拟发送。</ns0:t>
+      </ns0:r>
+      <ns0:r>
+        <ns0:rPr>
+          <ns0:rFonts ns0:hint="eastAsia" ns0:ascii="Noto Sans SC" ns0:hAnsi="Noto Sans SC" ns0:eastAsia="Noto Sans SC" ns0:cs="等线"/>
+          <ns0:b ns0:val="0"/>
+          <ns0:color ns0:val="202D33"/>
+          <ns0:kern ns0:val="0"/>
+          <ns0:sz ns0:val="21"/>
+          <ns0:lang ns0:val="en-US" ns0:eastAsia="zh-CN" ns0:bidi="ar"/>
+        </ns0:rPr>
+        <ns0:t/>
+      </ns0:r>
+    </ns0:p>
+    <ns0:p ns2:paraId="15E5B084">
+      <ns0:pPr>
+        <ns0:pStyle ns0:val="19"/>
+        <ns0:keepNext ns0:val="0"/>
+        <ns0:keepLines/>
+        <ns0:pageBreakBefore ns0:val="0"/>
+        <ns0:widowControl/>
+        <ns0:spacing ns0:before="0" ns0:after="140" ns0:line="331" ns0:lineRule="auto"/>
+        <ns0:ind ns0:firstLine="420"/>
+        <ns0:jc ns0:val="left"/>
+        <ns0:wordWrap ns0:val="0"/>
+      </ns0:pPr>
+      <ns0:r>
+        <ns0:rPr>
+          <ns0:rFonts ns0:ascii="Noto Sans SC" ns0:hAnsi="Noto Sans SC" ns0:eastAsia="Noto Sans SC"/>
+          <ns0:b ns0:val="0"/>
+          <ns0:color ns0:val="202D33"/>
+          <ns0:sz ns0:val="21"/>
+          <ns0:lang ns0:val="zh-CN"/>
+        </ns0:rPr>
+        <ns0:t>目</ns0:t>
+      </ns0:r>
+      <ns0:r>
+        <ns0:rPr>
+          <ns0:rFonts ns0:hint="eastAsia" ns0:ascii="Noto Sans SC" ns0:hAnsi="Noto Sans SC" ns0:eastAsia="Noto Sans SC"/>
+          <ns0:b ns0:val="0"/>
+          <ns0:color ns0:val="202D33"/>
+          <ns0:sz ns0:val="21"/>
+        </ns0:rPr>
+        <ns0:t xml:space="preserve">     </ns0:t>
+      </ns0:r>
+      <ns0:r>
+        <ns0:rPr>
+          <ns0:rFonts ns0:ascii="Noto Sans SC" ns0:hAnsi="Noto Sans SC" ns0:eastAsia="Noto Sans SC"/>
+          <ns0:b ns0:val="0"/>
+          <ns0:color ns0:val="202D33"/>
+          <ns0:sz ns0:val="21"/>
+          <ns0:lang ns0:val="zh-CN"/>
+        </ns0:rPr>
+        <ns0:t>录</ns0:t>
+      </ns0:r>
+    </ns0:p>
+    <ns0:p>
+      <ns0:bookmarkStart ns0:id="30000" ns0:name="YH_TOC"/>
+      <ns0:pPr>
+        <ns0:keepNext ns0:val="0"/>
         <ns0:keepLines/>
         <ns0:pageBreakBefore ns0:val="0"/>
         <ns0:widowControl/>
@@ -18,9 +3257,593 @@
           <ns0:rFonts ns0:ascii="Noto Sans SC" ns0:hAnsi="Noto Sans SC" ns0:eastAsia="Noto Sans SC"/>
           <ns0:b ns0:val="0"/>
           <ns0:color ns0:val="202D33"/>
+          <ns0:sz ns0:val="21"/>
+        </ns0:rPr>
+        <ns0:fldChar ns0:fldCharType="begin"/>
+      </ns0:r>
+      <ns0:r>
+        <ns0:rPr>
+          <ns0:rFonts ns0:ascii="Noto Sans SC" ns0:hAnsi="Noto Sans SC" ns0:eastAsia="Noto Sans SC"/>
+          <ns0:b ns0:val="0"/>
+          <ns0:color ns0:val="202D33"/>
+          <ns0:sz ns0:val="21"/>
+        </ns0:rPr>
+        <ns0:instrText xml:space="preserve"> TOC \o "1-4" \h \z \u </ns0:instrText>
+      </ns0:r>
+      <ns0:r>
+        <ns0:rPr>
+          <ns0:rFonts ns0:ascii="Noto Sans SC" ns0:hAnsi="Noto Sans SC" ns0:eastAsia="Noto Sans SC"/>
+          <ns0:b ns0:val="0"/>
+          <ns0:color ns0:val="202D33"/>
+          <ns0:sz ns0:val="21"/>
+        </ns0:rPr>
+        <ns0:fldChar ns0:fldCharType="separate"/>
+      </ns0:r>
+      <ns0:r>
+        <ns0:rPr>
+          <ns0:rFonts ns0:ascii="Noto Sans SC" ns0:hAnsi="Noto Sans SC" ns0:eastAsia="Noto Sans SC"/>
+          <ns0:b ns0:val="0"/>
+          <ns0:color ns0:val="202D33"/>
+          <ns0:sz ns0:val="21"/>
+        </ns0:rPr>
+        <ns0:t xml:space="preserve">（右键点击此处 → 更新域 → 更新整个目录）</ns0:t>
+      </ns0:r>
+      <ns0:r>
+        <ns0:rPr>
+          <ns0:rFonts ns0:ascii="Noto Sans SC" ns0:hAnsi="Noto Sans SC" ns0:eastAsia="Noto Sans SC"/>
+          <ns0:b ns0:val="0"/>
+          <ns0:color ns0:val="202D33"/>
+          <ns0:sz ns0:val="21"/>
+        </ns0:rPr>
+        <ns0:fldChar ns0:fldCharType="end"/>
+      </ns0:r>
+    </ns0:p>
+    <ns0:p>
+      <ns0:pPr>
+        <ns0:keepNext ns0:val="0"/>
+        <ns0:keepLines/>
+        <ns0:pageBreakBefore ns0:val="0"/>
+        <ns0:widowControl/>
+        <ns0:spacing ns0:after="20" ns0:line="312" ns0:lineRule="auto" ns0:before="20"/>
+        <ns0:ind ns0:firstLine="420"/>
+        <ns0:jc ns0:val="left"/>
+        <ns0:wordWrap ns0:val="0"/>
+      </ns0:pPr>
+      <ns0:r>
+        <ns0:rPr>
+          <ns0:rFonts ns0:ascii="Noto Sans SC" ns0:hAnsi="Noto Sans SC" ns0:eastAsia="Noto Sans SC"/>
+          <ns0:b ns0:val="0"/>
+          <ns0:color ns0:val="202D33"/>
+          <ns0:sz ns0:val="21"/>
+        </ns0:rPr>
+        <ns0:t xml:space="preserve">　一、封面与基本信息</ns0:t>
+      </ns0:r>
+    </ns0:p>
+    <ns0:p>
+      <ns0:pPr>
+        <ns0:keepNext ns0:val="0"/>
+        <ns0:keepLines/>
+        <ns0:pageBreakBefore ns0:val="0"/>
+        <ns0:widowControl/>
+        <ns0:spacing ns0:after="20" ns0:line="312" ns0:lineRule="auto" ns0:before="20"/>
+        <ns0:ind ns0:firstLine="420"/>
+        <ns0:jc ns0:val="left"/>
+        <ns0:wordWrap ns0:val="0"/>
+      </ns0:pPr>
+      <ns0:r>
+        <ns0:rPr>
+          <ns0:rFonts ns0:ascii="Noto Sans SC" ns0:hAnsi="Noto Sans SC" ns0:eastAsia="Noto Sans SC"/>
+          <ns0:b ns0:val="0"/>
+          <ns0:color ns0:val="202D33"/>
+          <ns0:sz ns0:val="21"/>
+        </ns0:rPr>
+        <ns0:t xml:space="preserve">　二、总成本概览　·　第3页</ns0:t>
+      </ns0:r>
+    </ns0:p>
+    <ns0:p>
+      <ns0:pPr>
+        <ns0:keepNext ns0:val="0"/>
+        <ns0:keepLines/>
+        <ns0:pageBreakBefore ns0:val="0"/>
+        <ns0:widowControl/>
+        <ns0:spacing ns0:after="20" ns0:line="312" ns0:lineRule="auto" ns0:before="20"/>
+        <ns0:ind ns0:firstLine="420"/>
+        <ns0:jc ns0:val="left"/>
+        <ns0:wordWrap ns0:val="0"/>
+      </ns0:pPr>
+      <ns0:r>
+        <ns0:rPr>
+          <ns0:rFonts ns0:ascii="Noto Sans SC" ns0:hAnsi="Noto Sans SC" ns0:eastAsia="Noto Sans SC"/>
+          <ns0:b ns0:val="0"/>
+          <ns0:color ns0:val="202D33"/>
+          <ns0:sz ns0:val="21"/>
+        </ns0:rPr>
+        <ns0:t xml:space="preserve">　　2.1 核心指标一览</ns0:t>
+      </ns0:r>
+    </ns0:p>
+    <ns0:p>
+      <ns0:pPr>
+        <ns0:keepNext ns0:val="0"/>
+        <ns0:keepLines/>
+        <ns0:pageBreakBefore ns0:val="0"/>
+        <ns0:widowControl/>
+        <ns0:spacing ns0:after="20" ns0:line="312" ns0:lineRule="auto" ns0:before="20"/>
+        <ns0:ind ns0:firstLine="420"/>
+        <ns0:jc ns0:val="left"/>
+        <ns0:wordWrap ns0:val="0"/>
+      </ns0:pPr>
+      <ns0:r>
+        <ns0:rPr>
+          <ns0:rFonts ns0:ascii="Noto Sans SC" ns0:hAnsi="Noto Sans SC" ns0:eastAsia="Noto Sans SC"/>
+          <ns0:b ns0:val="0"/>
+          <ns0:color ns0:val="202D33"/>
+          <ns0:sz ns0:val="21"/>
+        </ns0:rPr>
+        <ns0:t xml:space="preserve">　　2.2 成本结构</ns0:t>
+      </ns0:r>
+    </ns0:p>
+    <ns0:p>
+      <ns0:pPr>
+        <ns0:keepNext ns0:val="0"/>
+        <ns0:keepLines/>
+        <ns0:pageBreakBefore ns0:val="0"/>
+        <ns0:widowControl/>
+        <ns0:spacing ns0:after="20" ns0:line="312" ns0:lineRule="auto" ns0:before="20"/>
+        <ns0:ind ns0:firstLine="420"/>
+        <ns0:jc ns0:val="left"/>
+        <ns0:wordWrap ns0:val="0"/>
+      </ns0:pPr>
+      <ns0:r>
+        <ns0:rPr>
+          <ns0:rFonts ns0:ascii="Noto Sans SC" ns0:hAnsi="Noto Sans SC" ns0:eastAsia="Noto Sans SC"/>
+          <ns0:b ns0:val="0"/>
+          <ns0:color ns0:val="202D33"/>
+          <ns0:sz ns0:val="21"/>
+        </ns0:rPr>
+        <ns0:t xml:space="preserve">　三、成本要素明细分析</ns0:t>
+      </ns0:r>
+    </ns0:p>
+    <ns0:p>
+      <ns0:pPr>
+        <ns0:keepNext ns0:val="0"/>
+        <ns0:keepLines/>
+        <ns0:pageBreakBefore ns0:val="0"/>
+        <ns0:widowControl/>
+        <ns0:spacing ns0:after="20" ns0:line="312" ns0:lineRule="auto" ns0:before="20"/>
+        <ns0:ind ns0:firstLine="420"/>
+        <ns0:jc ns0:val="left"/>
+        <ns0:wordWrap ns0:val="0"/>
+      </ns0:pPr>
+      <ns0:r>
+        <ns0:rPr>
+          <ns0:rFonts ns0:ascii="Noto Sans SC" ns0:hAnsi="Noto Sans SC" ns0:eastAsia="Noto Sans SC"/>
+          <ns0:b ns0:val="0"/>
+          <ns0:color ns0:val="202D33"/>
+          <ns0:sz ns0:val="21"/>
+        </ns0:rPr>
+        <ns0:t xml:space="preserve">　　3.1 直接材料分析</ns0:t>
+      </ns0:r>
+    </ns0:p>
+    <ns0:p>
+      <ns0:pPr>
+        <ns0:keepNext ns0:val="0"/>
+        <ns0:keepLines/>
+        <ns0:pageBreakBefore ns0:val="0"/>
+        <ns0:widowControl/>
+        <ns0:spacing ns0:after="20" ns0:line="312" ns0:lineRule="auto" ns0:before="20"/>
+        <ns0:ind ns0:firstLine="420"/>
+        <ns0:jc ns0:val="left"/>
+        <ns0:wordWrap ns0:val="0"/>
+      </ns0:pPr>
+      <ns0:r>
+        <ns0:rPr>
+          <ns0:rFonts ns0:ascii="Noto Sans SC" ns0:hAnsi="Noto Sans SC" ns0:eastAsia="Noto Sans SC"/>
+          <ns0:b ns0:val="0"/>
+          <ns0:color ns0:val="202D33"/>
+          <ns0:sz ns0:val="21"/>
+        </ns0:rPr>
+        <ns0:t xml:space="preserve">　　3.1.1 原材料成本明细</ns0:t>
+      </ns0:r>
+    </ns0:p>
+    <ns0:p>
+      <ns0:pPr>
+        <ns0:keepNext ns0:val="0"/>
+        <ns0:keepLines/>
+        <ns0:pageBreakBefore ns0:val="0"/>
+        <ns0:widowControl/>
+        <ns0:spacing ns0:after="20" ns0:line="312" ns0:lineRule="auto" ns0:before="20"/>
+        <ns0:ind ns0:firstLine="420"/>
+        <ns0:jc ns0:val="left"/>
+        <ns0:wordWrap ns0:val="0"/>
+      </ns0:pPr>
+      <ns0:r>
+        <ns0:rPr>
+          <ns0:rFonts ns0:ascii="Noto Sans SC" ns0:hAnsi="Noto Sans SC" ns0:eastAsia="Noto Sans SC"/>
+          <ns0:b ns0:val="0"/>
+          <ns0:color ns0:val="202D33"/>
+          <ns0:sz ns0:val="21"/>
+        </ns0:rPr>
+        <ns0:t xml:space="preserve">　　3.1.2 材料成本变动归因</ns0:t>
+      </ns0:r>
+    </ns0:p>
+    <ns0:p>
+      <ns0:pPr>
+        <ns0:keepNext ns0:val="0"/>
+        <ns0:keepLines/>
+        <ns0:pageBreakBefore ns0:val="0"/>
+        <ns0:widowControl/>
+        <ns0:spacing ns0:after="20" ns0:line="312" ns0:lineRule="auto" ns0:before="20"/>
+        <ns0:ind ns0:firstLine="420"/>
+        <ns0:jc ns0:val="left"/>
+        <ns0:wordWrap ns0:val="0"/>
+      </ns0:pPr>
+      <ns0:r>
+        <ns0:rPr>
+          <ns0:rFonts ns0:ascii="Noto Sans SC" ns0:hAnsi="Noto Sans SC" ns0:eastAsia="Noto Sans SC"/>
+          <ns0:b ns0:val="0"/>
+          <ns0:color ns0:val="202D33"/>
+          <ns0:sz ns0:val="21"/>
+        </ns0:rPr>
+        <ns0:t xml:space="preserve">　　3.2 直接人工分析</ns0:t>
+      </ns0:r>
+    </ns0:p>
+    <ns0:p>
+      <ns0:pPr>
+        <ns0:keepNext ns0:val="0"/>
+        <ns0:keepLines/>
+        <ns0:pageBreakBefore ns0:val="0"/>
+        <ns0:widowControl/>
+        <ns0:spacing ns0:after="20" ns0:line="312" ns0:lineRule="auto" ns0:before="20"/>
+        <ns0:ind ns0:firstLine="420"/>
+        <ns0:jc ns0:val="left"/>
+        <ns0:wordWrap ns0:val="0"/>
+      </ns0:pPr>
+      <ns0:r>
+        <ns0:rPr>
+          <ns0:rFonts ns0:ascii="Noto Sans SC" ns0:hAnsi="Noto Sans SC" ns0:eastAsia="Noto Sans SC"/>
+          <ns0:b ns0:val="0"/>
+          <ns0:color ns0:val="202D33"/>
+          <ns0:sz ns0:val="21"/>
+        </ns0:rPr>
+        <ns0:t xml:space="preserve">　　3.3 制造费用分析</ns0:t>
+      </ns0:r>
+    </ns0:p>
+    <ns0:p>
+      <ns0:pPr>
+        <ns0:keepNext ns0:val="0"/>
+        <ns0:keepLines/>
+        <ns0:pageBreakBefore ns0:val="0"/>
+        <ns0:widowControl/>
+        <ns0:spacing ns0:after="20" ns0:line="312" ns0:lineRule="auto" ns0:before="20"/>
+        <ns0:ind ns0:firstLine="420"/>
+        <ns0:jc ns0:val="left"/>
+        <ns0:wordWrap ns0:val="0"/>
+      </ns0:pPr>
+      <ns0:r>
+        <ns0:rPr>
+          <ns0:rFonts ns0:ascii="Noto Sans SC" ns0:hAnsi="Noto Sans SC" ns0:eastAsia="Noto Sans SC"/>
+          <ns0:b ns0:val="0"/>
+          <ns0:color ns0:val="202D33"/>
+          <ns0:sz ns0:val="21"/>
+        </ns0:rPr>
+        <ns0:t xml:space="preserve">　四、重点产品专项分析 — 银黄口服液</ns0:t>
+      </ns0:r>
+    </ns0:p>
+    <ns0:p>
+      <ns0:pPr>
+        <ns0:keepNext ns0:val="0"/>
+        <ns0:keepLines/>
+        <ns0:pageBreakBefore ns0:val="0"/>
+        <ns0:widowControl/>
+        <ns0:spacing ns0:after="20" ns0:line="312" ns0:lineRule="auto" ns0:before="20"/>
+        <ns0:ind ns0:firstLine="420"/>
+        <ns0:jc ns0:val="left"/>
+        <ns0:wordWrap ns0:val="0"/>
+      </ns0:pPr>
+      <ns0:r>
+        <ns0:rPr>
+          <ns0:rFonts ns0:ascii="Noto Sans SC" ns0:hAnsi="Noto Sans SC" ns0:eastAsia="Noto Sans SC"/>
+          <ns0:b ns0:val="0"/>
+          <ns0:color ns0:val="202D33"/>
+          <ns0:sz ns0:val="21"/>
+        </ns0:rPr>
+        <ns0:t xml:space="preserve">　　4.1 可用期间单位成本趋势（截至 2026-06，共 6 个月）</ns0:t>
+      </ns0:r>
+    </ns0:p>
+    <ns0:p>
+      <ns0:pPr>
+        <ns0:keepNext ns0:val="0"/>
+        <ns0:keepLines/>
+        <ns0:pageBreakBefore ns0:val="0"/>
+        <ns0:widowControl/>
+        <ns0:spacing ns0:after="20" ns0:line="312" ns0:lineRule="auto" ns0:before="20"/>
+        <ns0:ind ns0:firstLine="420"/>
+        <ns0:jc ns0:val="left"/>
+        <ns0:wordWrap ns0:val="0"/>
+      </ns0:pPr>
+      <ns0:r>
+        <ns0:rPr>
+          <ns0:rFonts ns0:ascii="Noto Sans SC" ns0:hAnsi="Noto Sans SC" ns0:eastAsia="Noto Sans SC"/>
+          <ns0:b ns0:val="0"/>
+          <ns0:color ns0:val="202D33"/>
+          <ns0:sz ns0:val="21"/>
+        </ns0:rPr>
+        <ns0:t xml:space="preserve">　　4.2 成本异常点排查</ns0:t>
+      </ns0:r>
+    </ns0:p>
+    <ns0:p>
+      <ns0:pPr>
+        <ns0:keepNext ns0:val="0"/>
+        <ns0:keepLines/>
+        <ns0:pageBreakBefore ns0:val="0"/>
+        <ns0:widowControl/>
+        <ns0:spacing ns0:after="20" ns0:line="312" ns0:lineRule="auto" ns0:before="20"/>
+        <ns0:ind ns0:firstLine="420"/>
+        <ns0:jc ns0:val="left"/>
+        <ns0:wordWrap ns0:val="0"/>
+      </ns0:pPr>
+      <ns0:r>
+        <ns0:rPr>
+          <ns0:rFonts ns0:ascii="Noto Sans SC" ns0:hAnsi="Noto Sans SC" ns0:eastAsia="Noto Sans SC"/>
+          <ns0:b ns0:val="0"/>
+          <ns0:color ns0:val="202D33"/>
+          <ns0:sz ns0:val="21"/>
+        </ns0:rPr>
+        <ns0:t xml:space="preserve">　　4.3 关键原材料市场价格跟踪</ns0:t>
+      </ns0:r>
+    </ns0:p>
+    <ns0:p>
+      <ns0:pPr>
+        <ns0:keepNext ns0:val="0"/>
+        <ns0:keepLines/>
+        <ns0:pageBreakBefore ns0:val="0"/>
+        <ns0:widowControl/>
+        <ns0:spacing ns0:after="20" ns0:line="312" ns0:lineRule="auto" ns0:before="20"/>
+        <ns0:ind ns0:firstLine="420"/>
+        <ns0:jc ns0:val="left"/>
+        <ns0:wordWrap ns0:val="0"/>
+      </ns0:pPr>
+      <ns0:r>
+        <ns0:rPr>
+          <ns0:rFonts ns0:ascii="Noto Sans SC" ns0:hAnsi="Noto Sans SC" ns0:eastAsia="Noto Sans SC"/>
+          <ns0:b ns0:val="0"/>
+          <ns0:color ns0:val="202D33"/>
+          <ns0:sz ns0:val="21"/>
+        </ns0:rPr>
+        <ns0:t xml:space="preserve">　五、对标分析　·　第7页</ns0:t>
+      </ns0:r>
+    </ns0:p>
+    <ns0:p>
+      <ns0:pPr>
+        <ns0:keepNext ns0:val="0"/>
+        <ns0:keepLines/>
+        <ns0:pageBreakBefore ns0:val="0"/>
+        <ns0:widowControl/>
+        <ns0:spacing ns0:after="20" ns0:line="312" ns0:lineRule="auto" ns0:before="20"/>
+        <ns0:ind ns0:firstLine="420"/>
+        <ns0:jc ns0:val="left"/>
+        <ns0:wordWrap ns0:val="0"/>
+      </ns0:pPr>
+      <ns0:r>
+        <ns0:rPr>
+          <ns0:rFonts ns0:ascii="Noto Sans SC" ns0:hAnsi="Noto Sans SC" ns0:eastAsia="Noto Sans SC"/>
+          <ns0:b ns0:val="0"/>
+          <ns0:color ns0:val="202D33"/>
+          <ns0:sz ns0:val="21"/>
+        </ns0:rPr>
+        <ns0:t xml:space="preserve">　　5.1 差异总览</ns0:t>
+      </ns0:r>
+    </ns0:p>
+    <ns0:p>
+      <ns0:pPr>
+        <ns0:keepNext ns0:val="0"/>
+        <ns0:keepLines/>
+        <ns0:pageBreakBefore ns0:val="0"/>
+        <ns0:widowControl/>
+        <ns0:spacing ns0:after="20" ns0:line="312" ns0:lineRule="auto" ns0:before="20"/>
+        <ns0:ind ns0:firstLine="420"/>
+        <ns0:jc ns0:val="left"/>
+        <ns0:wordWrap ns0:val="0"/>
+      </ns0:pPr>
+      <ns0:r>
+        <ns0:rPr>
+          <ns0:rFonts ns0:ascii="Noto Sans SC" ns0:hAnsi="Noto Sans SC" ns0:eastAsia="Noto Sans SC"/>
+          <ns0:b ns0:val="0"/>
+          <ns0:color ns0:val="202D33"/>
+          <ns0:sz ns0:val="21"/>
+        </ns0:rPr>
+        <ns0:t xml:space="preserve">　　5.2 差异结构拆解</ns0:t>
+      </ns0:r>
+    </ns0:p>
+    <ns0:p>
+      <ns0:pPr>
+        <ns0:keepNext ns0:val="0"/>
+        <ns0:keepLines/>
+        <ns0:pageBreakBefore ns0:val="0"/>
+        <ns0:widowControl/>
+        <ns0:spacing ns0:after="20" ns0:line="312" ns0:lineRule="auto" ns0:before="20"/>
+        <ns0:ind ns0:firstLine="420"/>
+        <ns0:jc ns0:val="left"/>
+        <ns0:wordWrap ns0:val="0"/>
+      </ns0:pPr>
+      <ns0:r>
+        <ns0:rPr>
+          <ns0:rFonts ns0:ascii="Noto Sans SC" ns0:hAnsi="Noto Sans SC" ns0:eastAsia="Noto Sans SC"/>
+          <ns0:b ns0:val="0"/>
+          <ns0:color ns0:val="202D33"/>
+          <ns0:sz ns0:val="21"/>
+        </ns0:rPr>
+        <ns0:t xml:space="preserve">　　5.3 差异归因分析</ns0:t>
+      </ns0:r>
+    </ns0:p>
+    <ns0:p>
+      <ns0:pPr>
+        <ns0:keepNext ns0:val="0"/>
+        <ns0:keepLines/>
+        <ns0:pageBreakBefore ns0:val="0"/>
+        <ns0:widowControl/>
+        <ns0:spacing ns0:after="20" ns0:line="312" ns0:lineRule="auto" ns0:before="20"/>
+        <ns0:ind ns0:firstLine="420"/>
+        <ns0:jc ns0:val="left"/>
+        <ns0:wordWrap ns0:val="0"/>
+      </ns0:pPr>
+      <ns0:r>
+        <ns0:rPr>
+          <ns0:rFonts ns0:ascii="Noto Sans SC" ns0:hAnsi="Noto Sans SC" ns0:eastAsia="Noto Sans SC"/>
+          <ns0:b ns0:val="0"/>
+          <ns0:color ns0:val="202D33"/>
+          <ns0:sz ns0:val="21"/>
+        </ns0:rPr>
+        <ns0:t xml:space="preserve">　六、总结与建议　·　第2页</ns0:t>
+      </ns0:r>
+    </ns0:p>
+    <ns0:p>
+      <ns0:pPr>
+        <ns0:keepNext ns0:val="0"/>
+        <ns0:keepLines/>
+        <ns0:pageBreakBefore ns0:val="0"/>
+        <ns0:widowControl/>
+        <ns0:spacing ns0:after="20" ns0:line="312" ns0:lineRule="auto" ns0:before="20"/>
+        <ns0:ind ns0:firstLine="420"/>
+        <ns0:jc ns0:val="left"/>
+        <ns0:wordWrap ns0:val="0"/>
+      </ns0:pPr>
+      <ns0:r>
+        <ns0:rPr>
+          <ns0:rFonts ns0:ascii="Noto Sans SC" ns0:hAnsi="Noto Sans SC" ns0:eastAsia="Noto Sans SC"/>
+          <ns0:b ns0:val="0"/>
+          <ns0:color ns0:val="202D33"/>
+          <ns0:sz ns0:val="21"/>
+        </ns0:rPr>
+        <ns0:t xml:space="preserve">　　6.1 本月成本管理亮点</ns0:t>
+      </ns0:r>
+    </ns0:p>
+    <ns0:p>
+      <ns0:pPr>
+        <ns0:keepNext ns0:val="0"/>
+        <ns0:keepLines/>
+        <ns0:pageBreakBefore ns0:val="0"/>
+        <ns0:widowControl/>
+        <ns0:spacing ns0:after="20" ns0:line="312" ns0:lineRule="auto" ns0:before="20"/>
+        <ns0:ind ns0:firstLine="420"/>
+        <ns0:jc ns0:val="left"/>
+        <ns0:wordWrap ns0:val="0"/>
+      </ns0:pPr>
+      <ns0:r>
+        <ns0:rPr>
+          <ns0:rFonts ns0:ascii="Noto Sans SC" ns0:hAnsi="Noto Sans SC" ns0:eastAsia="Noto Sans SC"/>
+          <ns0:b ns0:val="0"/>
+          <ns0:color ns0:val="202D33"/>
+          <ns0:sz ns0:val="21"/>
+        </ns0:rPr>
+        <ns0:t xml:space="preserve">　　6.2 需关注的问题</ns0:t>
+      </ns0:r>
+    </ns0:p>
+    <ns0:p>
+      <ns0:pPr>
+        <ns0:keepNext ns0:val="0"/>
+        <ns0:keepLines/>
+        <ns0:pageBreakBefore ns0:val="0"/>
+        <ns0:widowControl/>
+        <ns0:spacing ns0:after="20" ns0:line="312" ns0:lineRule="auto" ns0:before="20"/>
+        <ns0:ind ns0:firstLine="420"/>
+        <ns0:jc ns0:val="left"/>
+        <ns0:wordWrap ns0:val="0"/>
+      </ns0:pPr>
+      <ns0:r>
+        <ns0:rPr>
+          <ns0:rFonts ns0:ascii="Noto Sans SC" ns0:hAnsi="Noto Sans SC" ns0:eastAsia="Noto Sans SC"/>
+          <ns0:b ns0:val="0"/>
+          <ns0:color ns0:val="202D33"/>
+          <ns0:sz ns0:val="21"/>
+        </ns0:rPr>
+        <ns0:t xml:space="preserve">　　6.3 改进建议</ns0:t>
+      </ns0:r>
+    </ns0:p>
+    <ns0:p>
+      <ns0:pPr>
+        <ns0:keepNext ns0:val="0"/>
+        <ns0:keepLines/>
+        <ns0:pageBreakBefore ns0:val="0"/>
+        <ns0:widowControl/>
+        <ns0:spacing ns0:after="20" ns0:line="312" ns0:lineRule="auto" ns0:before="20"/>
+        <ns0:ind ns0:firstLine="420"/>
+        <ns0:jc ns0:val="left"/>
+        <ns0:wordWrap ns0:val="0"/>
+      </ns0:pPr>
+      <ns0:r>
+        <ns0:rPr>
+          <ns0:rFonts ns0:ascii="Noto Sans SC" ns0:hAnsi="Noto Sans SC" ns0:eastAsia="Noto Sans SC"/>
+          <ns0:b ns0:val="0"/>
+          <ns0:color ns0:val="202D33"/>
+          <ns0:sz ns0:val="21"/>
+        </ns0:rPr>
+        <ns0:t xml:space="preserve">　　6.4 整改任务清单（自动生成）</ns0:t>
+      </ns0:r>
+    </ns0:p>
+    <ns0:p ns2:paraId="63D1E5E1">
+      <ns0:pPr>
+        <ns0:keepNext/>
+        <ns0:keepLines/>
+        <ns0:pageBreakBefore ns0:val="0"/>
+        <ns0:widowControl/>
+        <ns0:spacing ns0:before="0" ns0:after="0" ns0:line="20" ns0:lineRule="exact"/>
+        <ns0:ind ns0:left="0" ns0:firstLine="420"/>
+        <ns0:jc ns0:val="left"/>
+        <ns0:outlineLvl ns0:val="1"/>
+        <ns0:rPr>
+          <ns0:rFonts ns0:ascii="Arial" ns0:hAnsi="Arial" ns0:eastAsia="等线" ns0:cs="Arial"/>
+          <ns0:b/>
+          <ns0:sz ns0:val="32"/>
+        </ns0:rPr>
+        <ns0:wordWrap ns0:val="0"/>
+      </ns0:pPr>
+      <ns0:bookmarkStart ns0:id="9" ns0:name="heading_0"/>
+    </ns0:p>
+    <ns0:bookmarkEnd ns0:id="9"/>
+    <ns0:p>
+      <ns0:bookmarkStart ns0:id="10130" ns0:name="YH_c282ade0_130"/>
+      <ns0:pPr>
+        <ns0:keepNext/>
+        <ns0:keepLines/>
+        <ns0:pageBreakBefore ns0:val="0"/>
+        <ns0:widowControl/>
+        <ns0:spacing ns0:line="331" ns0:lineRule="auto" ns0:before="0" ns0:after="140"/>
+        <ns0:ind ns0:firstLine="420"/>
+        <ns0:jc ns0:val="left"/>
+        <ns0:outlineLvl ns0:val="0"/>
+        <ns0:wordWrap ns0:val="0"/>
+      </ns0:pPr>
+      <ns0:r>
+        <ns0:rPr>
+          <ns0:rFonts ns0:ascii="Noto Sans SC" ns0:hAnsi="Noto Sans SC" ns0:eastAsia="Noto Sans SC"/>
+          <ns0:b ns0:val="0"/>
+          <ns0:color ns0:val="202D33"/>
           <ns0:sz ns0:val="40"/>
         </ns0:rPr>
-        <ns0:t>银黄口服液成本分析报告</ns0:t>
+        <ns0:t xml:space="preserve">银黄口服液 月度成本分析报告</ns0:t>
+      </ns0:r>
+      <ns0:bookmarkEnd ns0:id="10130"/>
+    </ns0:p>
+    <ns0:p>
+      <ns0:pPr>
+        <ns0:keepNext ns0:val="0"/>
+        <ns0:keepLines/>
+        <ns0:pageBreakBefore ns0:val="0"/>
+        <ns0:widowControl/>
+        <ns0:spacing ns0:line="331" ns0:lineRule="auto" ns0:before="0" ns0:after="140"/>
+        <ns0:ind ns0:firstLine="420"/>
+        <ns0:jc ns0:val="left"/>
+        <ns0:wordWrap ns0:val="0"/>
+      </ns0:pPr>
+      <ns0:r>
+        <ns0:rPr>
+          <ns0:rFonts ns0:ascii="Noto Sans SC" ns0:hAnsi="Noto Sans SC" ns0:eastAsia="Noto Sans SC"/>
+          <ns0:b ns0:val="0"/>
+          <ns0:color ns0:val="202D33"/>
+          <ns0:sz ns0:val="21"/>
+        </ns0:rPr>
+        <ns0:t>报告编号：YH-0DA533FD</ns0:t>
       </ns0:r>
     </ns0:p>
     <ns0:p>
@@ -41,7 +3864,7 @@
           <ns0:color ns0:val="202D33"/>
           <ns0:sz ns0:val="21"/>
         </ns0:rPr>
-        <ns0:t>中药一厂 · 2026-06 · 10ml×1﻿0﻿支﻿/﻿盒</ns0:t>
+        <ns0:t>分析周期：2026-06</ns0:t>
       </ns0:r>
     </ns0:p>
     <ns0:p>
@@ -62,7 +3885,7 @@
           <ns0:color ns0:val="202D33"/>
           <ns0:sz ns0:val="21"/>
         </ns0:rPr>
-        <ns0:t>人工审核：待审核。</ns0:t>
+        <ns0:t>编制单位：中药一厂 财务部</ns0:t>
       </ns0:r>
     </ns0:p>
     <ns0:p>
@@ -83,7 +3906,49 @@
           <ns0:color ns0:val="202D33"/>
           <ns0:sz ns0:val="21"/>
         </ns0:rPr>
-        <ns0:t>本次采用模型辅助解释；因果归因仍待人工复核。</ns0:t>
+        <ns0:t>编制日期：2026-09-21</ns0:t>
+      </ns0:r>
+    </ns0:p>
+    <ns0:p>
+      <ns0:pPr>
+        <ns0:keepNext ns0:val="0"/>
+        <ns0:keepLines/>
+        <ns0:pageBreakBefore ns0:val="0"/>
+        <ns0:widowControl/>
+        <ns0:spacing ns0:line="331" ns0:lineRule="auto" ns0:before="0" ns0:after="140"/>
+        <ns0:ind ns0:firstLine="420"/>
+        <ns0:jc ns0:val="left"/>
+        <ns0:wordWrap ns0:val="0"/>
+      </ns0:pPr>
+      <ns0:r>
+        <ns0:rPr>
+          <ns0:rFonts ns0:ascii="Noto Sans SC" ns0:hAnsi="Noto Sans SC" ns0:eastAsia="Noto Sans SC"/>
+          <ns0:b ns0:val="0"/>
+          <ns0:color ns0:val="202D33"/>
+          <ns0:sz ns0:val="21"/>
+        </ns0:rPr>
+        <ns0:t>文件密级：内部</ns0:t>
+      </ns0:r>
+    </ns0:p>
+    <ns0:p>
+      <ns0:pPr>
+        <ns0:keepNext ns0:val="0"/>
+        <ns0:keepLines/>
+        <ns0:pageBreakBefore ns0:val="0"/>
+        <ns0:widowControl/>
+        <ns0:spacing ns0:line="331" ns0:lineRule="auto" ns0:before="0" ns0:after="140"/>
+        <ns0:ind ns0:firstLine="420"/>
+        <ns0:jc ns0:val="left"/>
+        <ns0:wordWrap ns0:val="0"/>
+      </ns0:pPr>
+      <ns0:r>
+        <ns0:rPr>
+          <ns0:rFonts ns0:ascii="Noto Sans SC" ns0:hAnsi="Noto Sans SC" ns0:eastAsia="Noto Sans SC"/>
+          <ns0:b ns0:val="0"/>
+          <ns0:color ns0:val="202D33"/>
+          <ns0:sz ns0:val="21"/>
+        </ns0:rPr>
+        <ns0:t>人工审核：待审核。本次采用模型辅助解释；因果归因仍待人工复核。</ns0:t>
       </ns0:r>
     </ns0:p>
     <ns0:p>
@@ -105,511 +3970,6 @@
           <ns0:sz ns0:val="21"/>
         </ns0:rPr>
         <ns0:t>核心发现：本月单位成本 1﻿0﻿.﻿9﻿3﻿ ﻿元﻿/﻿盒，总成本 5﻿4﻿6﻿5﻿0﻿0﻿.﻿0﻿0﻿ ﻿元。对成本影响最大的是直接材料，每盒比上月减少 0﻿.﻿1﻿7﻿ ﻿元。正文第三节按要素拆解变动并给出方向评估，第五节是与中药二厂的对比，第六节给出可直接执行的核查建议。</ns0:t>
-      </ns0:r>
-    </ns0:p>
-    <ns0:p>
-      <ns0:pPr>
-        <ns0:keepNext ns0:val="0"/>
-        <ns0:keepLines/>
-        <ns0:pageBreakBefore ns0:val="0"/>
-        <ns0:widowControl/>
-        <ns0:spacing ns0:line="331" ns0:lineRule="auto" ns0:before="0" ns0:after="140"/>
-        <ns0:ind ns0:firstLine="420"/>
-        <ns0:jc ns0:val="left"/>
-        <ns0:wordWrap ns0:val="0"/>
-      </ns0:pPr>
-      <ns0:bookmarkStart ns0:id="30000" ns0:name="YH_TOC"/>
-      <ns0:r>
-        <ns0:rPr>
-          <ns0:rFonts ns0:ascii="Noto Sans SC" ns0:hAnsi="Noto Sans SC" ns0:eastAsia="Noto Sans SC"/>
-          <ns0:b ns0:val="0"/>
-          <ns0:color ns0:val="202D33"/>
-          <ns0:sz ns0:val="21"/>
-        </ns0:rPr>
-        <ns0:t>目录</ns0:t>
-      </ns0:r>
-    </ns0:p>
-    <ns0:p>
-      <ns0:pPr>
-        <ns0:keepNext/>
-        <ns0:keepLines/>
-        <ns0:pageBreakBefore ns0:val="0"/>
-        <ns0:widowControl/>
-        <ns0:spacing ns0:after="20" ns0:line="312" ns0:lineRule="auto" ns0:before="20"/>
-        <ns0:ind ns0:firstLine="420"/>
-        <ns0:jc ns0:val="left"/>
-        <ns0:wordWrap ns0:val="0"/>
-      </ns0:pPr>
-      <ns0:r>
-        <ns0:rPr>
-          <ns0:rFonts ns0:ascii="Noto Sans SC" ns0:hAnsi="Noto Sans SC" ns0:eastAsia="Noto Sans SC"/>
-          <ns0:b ns0:val="0"/>
-          <ns0:color ns0:val="202D33"/>
-          <ns0:sz ns0:val="21"/>
-        </ns0:rPr>
-        <ns0:t xml:space="preserve">　一、封面与基本信息</ns0:t>
-      </ns0:r>
-    </ns0:p>
-    <ns0:p>
-      <ns0:pPr>
-        <ns0:keepNext/>
-        <ns0:keepLines/>
-        <ns0:pageBreakBefore ns0:val="0"/>
-        <ns0:widowControl/>
-        <ns0:spacing ns0:after="20" ns0:line="312" ns0:lineRule="auto" ns0:before="20"/>
-        <ns0:ind ns0:firstLine="420"/>
-        <ns0:jc ns0:val="left"/>
-        <ns0:wordWrap ns0:val="0"/>
-      </ns0:pPr>
-      <ns0:r>
-        <ns0:rPr>
-          <ns0:rFonts ns0:ascii="Noto Sans SC" ns0:hAnsi="Noto Sans SC" ns0:eastAsia="Noto Sans SC"/>
-          <ns0:b ns0:val="0"/>
-          <ns0:color ns0:val="202D33"/>
-          <ns0:sz ns0:val="21"/>
-        </ns0:rPr>
-        <ns0:t xml:space="preserve">　二、总成本概览　·　第2页</ns0:t>
-      </ns0:r>
-    </ns0:p>
-    <ns0:p>
-      <ns0:pPr>
-        <ns0:keepNext/>
-        <ns0:keepLines/>
-        <ns0:pageBreakBefore ns0:val="0"/>
-        <ns0:widowControl/>
-        <ns0:spacing ns0:after="20" ns0:line="312" ns0:lineRule="auto" ns0:before="20"/>
-        <ns0:ind ns0:firstLine="420"/>
-        <ns0:jc ns0:val="left"/>
-        <ns0:wordWrap ns0:val="0"/>
-      </ns0:pPr>
-      <ns0:r>
-        <ns0:rPr>
-          <ns0:rFonts ns0:ascii="Noto Sans SC" ns0:hAnsi="Noto Sans SC" ns0:eastAsia="Noto Sans SC"/>
-          <ns0:b ns0:val="0"/>
-          <ns0:color ns0:val="202D33"/>
-          <ns0:sz ns0:val="21"/>
-        </ns0:rPr>
-        <ns0:t xml:space="preserve">　　2.1 核心指标一览</ns0:t>
-      </ns0:r>
-    </ns0:p>
-    <ns0:p>
-      <ns0:pPr>
-        <ns0:keepNext/>
-        <ns0:keepLines/>
-        <ns0:pageBreakBefore ns0:val="0"/>
-        <ns0:widowControl/>
-        <ns0:spacing ns0:after="20" ns0:line="312" ns0:lineRule="auto" ns0:before="20"/>
-        <ns0:ind ns0:firstLine="420"/>
-        <ns0:jc ns0:val="left"/>
-        <ns0:wordWrap ns0:val="0"/>
-      </ns0:pPr>
-      <ns0:r>
-        <ns0:rPr>
-          <ns0:rFonts ns0:ascii="Noto Sans SC" ns0:hAnsi="Noto Sans SC" ns0:eastAsia="Noto Sans SC"/>
-          <ns0:b ns0:val="0"/>
-          <ns0:color ns0:val="202D33"/>
-          <ns0:sz ns0:val="21"/>
-        </ns0:rPr>
-        <ns0:t xml:space="preserve">　　2.2 成本结构</ns0:t>
-      </ns0:r>
-    </ns0:p>
-    <ns0:p>
-      <ns0:pPr>
-        <ns0:keepNext/>
-        <ns0:keepLines/>
-        <ns0:pageBreakBefore ns0:val="0"/>
-        <ns0:widowControl/>
-        <ns0:spacing ns0:after="20" ns0:line="312" ns0:lineRule="auto" ns0:before="20"/>
-        <ns0:ind ns0:firstLine="420"/>
-        <ns0:jc ns0:val="left"/>
-        <ns0:wordWrap ns0:val="0"/>
-      </ns0:pPr>
-      <ns0:r>
-        <ns0:rPr>
-          <ns0:rFonts ns0:ascii="Noto Sans SC" ns0:hAnsi="Noto Sans SC" ns0:eastAsia="Noto Sans SC"/>
-          <ns0:b ns0:val="0"/>
-          <ns0:color ns0:val="202D33"/>
-          <ns0:sz ns0:val="21"/>
-        </ns0:rPr>
-        <ns0:t xml:space="preserve">　三、成本要素明细分析</ns0:t>
-      </ns0:r>
-    </ns0:p>
-    <ns0:p>
-      <ns0:pPr>
-        <ns0:keepNext/>
-        <ns0:keepLines/>
-        <ns0:pageBreakBefore ns0:val="0"/>
-        <ns0:widowControl/>
-        <ns0:spacing ns0:after="20" ns0:line="312" ns0:lineRule="auto" ns0:before="20"/>
-        <ns0:ind ns0:firstLine="420"/>
-        <ns0:jc ns0:val="left"/>
-        <ns0:wordWrap ns0:val="0"/>
-      </ns0:pPr>
-      <ns0:r>
-        <ns0:rPr>
-          <ns0:rFonts ns0:ascii="Noto Sans SC" ns0:hAnsi="Noto Sans SC" ns0:eastAsia="Noto Sans SC"/>
-          <ns0:b ns0:val="0"/>
-          <ns0:color ns0:val="202D33"/>
-          <ns0:sz ns0:val="21"/>
-        </ns0:rPr>
-        <ns0:t xml:space="preserve">　　3.1 直接材料分析</ns0:t>
-      </ns0:r>
-    </ns0:p>
-    <ns0:p>
-      <ns0:pPr>
-        <ns0:keepNext/>
-        <ns0:keepLines/>
-        <ns0:pageBreakBefore ns0:val="0"/>
-        <ns0:widowControl/>
-        <ns0:spacing ns0:after="20" ns0:line="312" ns0:lineRule="auto" ns0:before="20"/>
-        <ns0:ind ns0:firstLine="420"/>
-        <ns0:jc ns0:val="left"/>
-        <ns0:wordWrap ns0:val="0"/>
-      </ns0:pPr>
-      <ns0:r>
-        <ns0:rPr>
-          <ns0:rFonts ns0:ascii="Noto Sans SC" ns0:hAnsi="Noto Sans SC" ns0:eastAsia="Noto Sans SC"/>
-          <ns0:b ns0:val="0"/>
-          <ns0:color ns0:val="202D33"/>
-          <ns0:sz ns0:val="21"/>
-        </ns0:rPr>
-        <ns0:t xml:space="preserve">　　3.1.1 原材料成本明细</ns0:t>
-      </ns0:r>
-    </ns0:p>
-    <ns0:p>
-      <ns0:pPr>
-        <ns0:keepNext/>
-        <ns0:keepLines/>
-        <ns0:pageBreakBefore ns0:val="0"/>
-        <ns0:widowControl/>
-        <ns0:spacing ns0:after="20" ns0:line="312" ns0:lineRule="auto" ns0:before="20"/>
-        <ns0:ind ns0:firstLine="420"/>
-        <ns0:jc ns0:val="left"/>
-        <ns0:wordWrap ns0:val="0"/>
-      </ns0:pPr>
-      <ns0:r>
-        <ns0:rPr>
-          <ns0:rFonts ns0:ascii="Noto Sans SC" ns0:hAnsi="Noto Sans SC" ns0:eastAsia="Noto Sans SC"/>
-          <ns0:b ns0:val="0"/>
-          <ns0:color ns0:val="202D33"/>
-          <ns0:sz ns0:val="21"/>
-        </ns0:rPr>
-        <ns0:t xml:space="preserve">　　3.1.2 材料成本变动归因</ns0:t>
-      </ns0:r>
-    </ns0:p>
-    <ns0:p>
-      <ns0:pPr>
-        <ns0:keepNext/>
-        <ns0:keepLines/>
-        <ns0:pageBreakBefore ns0:val="0"/>
-        <ns0:widowControl/>
-        <ns0:spacing ns0:after="20" ns0:line="312" ns0:lineRule="auto" ns0:before="20"/>
-        <ns0:ind ns0:firstLine="420"/>
-        <ns0:jc ns0:val="left"/>
-        <ns0:wordWrap ns0:val="0"/>
-      </ns0:pPr>
-      <ns0:r>
-        <ns0:rPr>
-          <ns0:rFonts ns0:ascii="Noto Sans SC" ns0:hAnsi="Noto Sans SC" ns0:eastAsia="Noto Sans SC"/>
-          <ns0:b ns0:val="0"/>
-          <ns0:color ns0:val="202D33"/>
-          <ns0:sz ns0:val="21"/>
-        </ns0:rPr>
-        <ns0:t xml:space="preserve">　　3.2 直接人工分析</ns0:t>
-      </ns0:r>
-    </ns0:p>
-    <ns0:p>
-      <ns0:pPr>
-        <ns0:keepNext/>
-        <ns0:keepLines/>
-        <ns0:pageBreakBefore ns0:val="0"/>
-        <ns0:widowControl/>
-        <ns0:spacing ns0:after="20" ns0:line="312" ns0:lineRule="auto" ns0:before="20"/>
-        <ns0:ind ns0:firstLine="420"/>
-        <ns0:jc ns0:val="left"/>
-        <ns0:wordWrap ns0:val="0"/>
-      </ns0:pPr>
-      <ns0:r>
-        <ns0:rPr>
-          <ns0:rFonts ns0:ascii="Noto Sans SC" ns0:hAnsi="Noto Sans SC" ns0:eastAsia="Noto Sans SC"/>
-          <ns0:b ns0:val="0"/>
-          <ns0:color ns0:val="202D33"/>
-          <ns0:sz ns0:val="21"/>
-        </ns0:rPr>
-        <ns0:t xml:space="preserve">　　3.3 制造费用分析</ns0:t>
-      </ns0:r>
-    </ns0:p>
-    <ns0:p>
-      <ns0:pPr>
-        <ns0:keepNext/>
-        <ns0:keepLines/>
-        <ns0:pageBreakBefore ns0:val="0"/>
-        <ns0:widowControl/>
-        <ns0:spacing ns0:after="20" ns0:line="312" ns0:lineRule="auto" ns0:before="20"/>
-        <ns0:ind ns0:firstLine="420"/>
-        <ns0:jc ns0:val="left"/>
-        <ns0:wordWrap ns0:val="0"/>
-      </ns0:pPr>
-      <ns0:r>
-        <ns0:rPr>
-          <ns0:rFonts ns0:ascii="Noto Sans SC" ns0:hAnsi="Noto Sans SC" ns0:eastAsia="Noto Sans SC"/>
-          <ns0:b ns0:val="0"/>
-          <ns0:color ns0:val="202D33"/>
-          <ns0:sz ns0:val="21"/>
-        </ns0:rPr>
-        <ns0:t xml:space="preserve">　四、重点产品专项分析 — 银黄口服液</ns0:t>
-      </ns0:r>
-    </ns0:p>
-    <ns0:p>
-      <ns0:pPr>
-        <ns0:keepNext/>
-        <ns0:keepLines/>
-        <ns0:pageBreakBefore ns0:val="0"/>
-        <ns0:widowControl/>
-        <ns0:spacing ns0:after="20" ns0:line="312" ns0:lineRule="auto" ns0:before="20"/>
-        <ns0:ind ns0:firstLine="420"/>
-        <ns0:jc ns0:val="left"/>
-        <ns0:wordWrap ns0:val="0"/>
-      </ns0:pPr>
-      <ns0:r>
-        <ns0:rPr>
-          <ns0:rFonts ns0:ascii="Noto Sans SC" ns0:hAnsi="Noto Sans SC" ns0:eastAsia="Noto Sans SC"/>
-          <ns0:b ns0:val="0"/>
-          <ns0:color ns0:val="202D33"/>
-          <ns0:sz ns0:val="21"/>
-        </ns0:rPr>
-        <ns0:t xml:space="preserve">　　4.1 可用期间单位成本趋势（截至 2026-06，共 6 个月）</ns0:t>
-      </ns0:r>
-    </ns0:p>
-    <ns0:p>
-      <ns0:pPr>
-        <ns0:keepNext/>
-        <ns0:keepLines/>
-        <ns0:pageBreakBefore ns0:val="0"/>
-        <ns0:widowControl/>
-        <ns0:spacing ns0:after="20" ns0:line="312" ns0:lineRule="auto" ns0:before="20"/>
-        <ns0:ind ns0:firstLine="420"/>
-        <ns0:jc ns0:val="left"/>
-        <ns0:wordWrap ns0:val="0"/>
-      </ns0:pPr>
-      <ns0:r>
-        <ns0:rPr>
-          <ns0:rFonts ns0:ascii="Noto Sans SC" ns0:hAnsi="Noto Sans SC" ns0:eastAsia="Noto Sans SC"/>
-          <ns0:b ns0:val="0"/>
-          <ns0:color ns0:val="202D33"/>
-          <ns0:sz ns0:val="21"/>
-        </ns0:rPr>
-        <ns0:t xml:space="preserve">　　4.2 成本异常点排查</ns0:t>
-      </ns0:r>
-    </ns0:p>
-    <ns0:p>
-      <ns0:pPr>
-        <ns0:keepNext/>
-        <ns0:keepLines/>
-        <ns0:pageBreakBefore ns0:val="0"/>
-        <ns0:widowControl/>
-        <ns0:spacing ns0:after="20" ns0:line="312" ns0:lineRule="auto" ns0:before="20"/>
-        <ns0:ind ns0:firstLine="420"/>
-        <ns0:jc ns0:val="left"/>
-        <ns0:wordWrap ns0:val="0"/>
-      </ns0:pPr>
-      <ns0:r>
-        <ns0:rPr>
-          <ns0:rFonts ns0:ascii="Noto Sans SC" ns0:hAnsi="Noto Sans SC" ns0:eastAsia="Noto Sans SC"/>
-          <ns0:b ns0:val="0"/>
-          <ns0:color ns0:val="202D33"/>
-          <ns0:sz ns0:val="21"/>
-        </ns0:rPr>
-        <ns0:t xml:space="preserve">　　4.3 关键原材料市场价格跟踪</ns0:t>
-      </ns0:r>
-    </ns0:p>
-    <ns0:p>
-      <ns0:pPr>
-        <ns0:keepNext/>
-        <ns0:keepLines/>
-        <ns0:pageBreakBefore ns0:val="0"/>
-        <ns0:widowControl/>
-        <ns0:spacing ns0:after="20" ns0:line="312" ns0:lineRule="auto" ns0:before="20"/>
-        <ns0:ind ns0:firstLine="420"/>
-        <ns0:jc ns0:val="left"/>
-        <ns0:wordWrap ns0:val="0"/>
-      </ns0:pPr>
-      <ns0:r>
-        <ns0:rPr>
-          <ns0:rFonts ns0:ascii="Noto Sans SC" ns0:hAnsi="Noto Sans SC" ns0:eastAsia="Noto Sans SC"/>
-          <ns0:b ns0:val="0"/>
-          <ns0:color ns0:val="202D33"/>
-          <ns0:sz ns0:val="21"/>
-        </ns0:rPr>
-        <ns0:t xml:space="preserve">　五、对标分析　·　第6页</ns0:t>
-      </ns0:r>
-    </ns0:p>
-    <ns0:p>
-      <ns0:pPr>
-        <ns0:keepNext/>
-        <ns0:keepLines/>
-        <ns0:pageBreakBefore ns0:val="0"/>
-        <ns0:widowControl/>
-        <ns0:spacing ns0:after="20" ns0:line="312" ns0:lineRule="auto" ns0:before="20"/>
-        <ns0:ind ns0:firstLine="420"/>
-        <ns0:jc ns0:val="left"/>
-        <ns0:wordWrap ns0:val="0"/>
-      </ns0:pPr>
-      <ns0:r>
-        <ns0:rPr>
-          <ns0:rFonts ns0:ascii="Noto Sans SC" ns0:hAnsi="Noto Sans SC" ns0:eastAsia="Noto Sans SC"/>
-          <ns0:b ns0:val="0"/>
-          <ns0:color ns0:val="202D33"/>
-          <ns0:sz ns0:val="21"/>
-        </ns0:rPr>
-        <ns0:t xml:space="preserve">　　5.1 差异总览</ns0:t>
-      </ns0:r>
-    </ns0:p>
-    <ns0:p>
-      <ns0:pPr>
-        <ns0:keepNext/>
-        <ns0:keepLines/>
-        <ns0:pageBreakBefore ns0:val="0"/>
-        <ns0:widowControl/>
-        <ns0:spacing ns0:after="20" ns0:line="312" ns0:lineRule="auto" ns0:before="20"/>
-        <ns0:ind ns0:firstLine="420"/>
-        <ns0:jc ns0:val="left"/>
-        <ns0:wordWrap ns0:val="0"/>
-      </ns0:pPr>
-      <ns0:r>
-        <ns0:rPr>
-          <ns0:rFonts ns0:ascii="Noto Sans SC" ns0:hAnsi="Noto Sans SC" ns0:eastAsia="Noto Sans SC"/>
-          <ns0:b ns0:val="0"/>
-          <ns0:color ns0:val="202D33"/>
-          <ns0:sz ns0:val="21"/>
-        </ns0:rPr>
-        <ns0:t xml:space="preserve">　　5.2 差异结构拆解</ns0:t>
-      </ns0:r>
-    </ns0:p>
-    <ns0:p>
-      <ns0:pPr>
-        <ns0:keepNext/>
-        <ns0:keepLines/>
-        <ns0:pageBreakBefore ns0:val="0"/>
-        <ns0:widowControl/>
-        <ns0:spacing ns0:after="20" ns0:line="312" ns0:lineRule="auto" ns0:before="20"/>
-        <ns0:ind ns0:firstLine="420"/>
-        <ns0:jc ns0:val="left"/>
-        <ns0:wordWrap ns0:val="0"/>
-      </ns0:pPr>
-      <ns0:r>
-        <ns0:rPr>
-          <ns0:rFonts ns0:ascii="Noto Sans SC" ns0:hAnsi="Noto Sans SC" ns0:eastAsia="Noto Sans SC"/>
-          <ns0:b ns0:val="0"/>
-          <ns0:color ns0:val="202D33"/>
-          <ns0:sz ns0:val="21"/>
-        </ns0:rPr>
-        <ns0:t xml:space="preserve">　　5.3 差异归因分析</ns0:t>
-      </ns0:r>
-    </ns0:p>
-    <ns0:p>
-      <ns0:pPr>
-        <ns0:keepNext/>
-        <ns0:keepLines/>
-        <ns0:pageBreakBefore ns0:val="0"/>
-        <ns0:widowControl/>
-        <ns0:spacing ns0:after="20" ns0:line="312" ns0:lineRule="auto" ns0:before="20"/>
-        <ns0:ind ns0:firstLine="420"/>
-        <ns0:jc ns0:val="left"/>
-        <ns0:wordWrap ns0:val="0"/>
-      </ns0:pPr>
-      <ns0:r>
-        <ns0:rPr>
-          <ns0:rFonts ns0:ascii="Noto Sans SC" ns0:hAnsi="Noto Sans SC" ns0:eastAsia="Noto Sans SC"/>
-          <ns0:b ns0:val="0"/>
-          <ns0:color ns0:val="202D33"/>
-          <ns0:sz ns0:val="21"/>
-        </ns0:rPr>
-        <ns0:t xml:space="preserve">　六、总结与建议　·　第7页</ns0:t>
-      </ns0:r>
-    </ns0:p>
-    <ns0:p>
-      <ns0:pPr>
-        <ns0:keepNext/>
-        <ns0:keepLines/>
-        <ns0:pageBreakBefore ns0:val="0"/>
-        <ns0:widowControl/>
-        <ns0:spacing ns0:after="20" ns0:line="312" ns0:lineRule="auto" ns0:before="20"/>
-        <ns0:ind ns0:firstLine="420"/>
-        <ns0:jc ns0:val="left"/>
-        <ns0:wordWrap ns0:val="0"/>
-      </ns0:pPr>
-      <ns0:r>
-        <ns0:rPr>
-          <ns0:rFonts ns0:ascii="Noto Sans SC" ns0:hAnsi="Noto Sans SC" ns0:eastAsia="Noto Sans SC"/>
-          <ns0:b ns0:val="0"/>
-          <ns0:color ns0:val="202D33"/>
-          <ns0:sz ns0:val="21"/>
-        </ns0:rPr>
-        <ns0:t xml:space="preserve">　　6.1 本月成本管理亮点</ns0:t>
-      </ns0:r>
-    </ns0:p>
-    <ns0:p>
-      <ns0:pPr>
-        <ns0:keepNext/>
-        <ns0:keepLines/>
-        <ns0:pageBreakBefore ns0:val="0"/>
-        <ns0:widowControl/>
-        <ns0:spacing ns0:after="20" ns0:line="312" ns0:lineRule="auto" ns0:before="20"/>
-        <ns0:ind ns0:firstLine="420"/>
-        <ns0:jc ns0:val="left"/>
-        <ns0:wordWrap ns0:val="0"/>
-      </ns0:pPr>
-      <ns0:r>
-        <ns0:rPr>
-          <ns0:rFonts ns0:ascii="Noto Sans SC" ns0:hAnsi="Noto Sans SC" ns0:eastAsia="Noto Sans SC"/>
-          <ns0:b ns0:val="0"/>
-          <ns0:color ns0:val="202D33"/>
-          <ns0:sz ns0:val="21"/>
-        </ns0:rPr>
-        <ns0:t xml:space="preserve">　　6.2 需关注的问题</ns0:t>
-      </ns0:r>
-    </ns0:p>
-    <ns0:p>
-      <ns0:pPr>
-        <ns0:keepNext/>
-        <ns0:keepLines/>
-        <ns0:pageBreakBefore ns0:val="0"/>
-        <ns0:widowControl/>
-        <ns0:spacing ns0:after="20" ns0:line="312" ns0:lineRule="auto" ns0:before="20"/>
-        <ns0:ind ns0:firstLine="420"/>
-        <ns0:jc ns0:val="left"/>
-        <ns0:wordWrap ns0:val="0"/>
-      </ns0:pPr>
-      <ns0:r>
-        <ns0:rPr>
-          <ns0:rFonts ns0:ascii="Noto Sans SC" ns0:hAnsi="Noto Sans SC" ns0:eastAsia="Noto Sans SC"/>
-          <ns0:b ns0:val="0"/>
-          <ns0:color ns0:val="202D33"/>
-          <ns0:sz ns0:val="21"/>
-        </ns0:rPr>
-        <ns0:t xml:space="preserve">　　6.3 改进建议</ns0:t>
-      </ns0:r>
-    </ns0:p>
-    <ns0:p>
-      <ns0:pPr>
-        <ns0:keepNext/>
-        <ns0:keepLines/>
-        <ns0:pageBreakBefore ns0:val="0"/>
-        <ns0:widowControl/>
-        <ns0:spacing ns0:after="20" ns0:line="312" ns0:lineRule="auto" ns0:before="20"/>
-        <ns0:ind ns0:firstLine="420"/>
-        <ns0:jc ns0:val="left"/>
-        <ns0:wordWrap ns0:val="0"/>
-      </ns0:pPr>
-      <ns0:r>
-        <ns0:rPr>
-          <ns0:rFonts ns0:ascii="Noto Sans SC" ns0:hAnsi="Noto Sans SC" ns0:eastAsia="Noto Sans SC"/>
-          <ns0:b ns0:val="0"/>
-          <ns0:color ns0:val="202D33"/>
-          <ns0:sz ns0:val="21"/>
-        </ns0:rPr>
-        <ns0:t xml:space="preserve">　　6.4 整改任务清单（自动生成）</ns0:t>
       </ns0:r>
     </ns0:p>
     <ns0:p>
@@ -661,8 +4021,8 @@
         <ns0:tc>
           <ns0:tcPr>
             <ns0:tcW ns0:type="dxa" ns0:w="4904"/>
+            <ns0:vAlign ns0:val="center"/>
             <ns0:shd ns0:fill="EAF2F5"/>
-            <ns0:vAlign ns0:val="center"/>
             <ns0:shd ns0:fill="EAF2F5"/>
           </ns0:tcPr>
           <ns0:p>
@@ -689,8 +4049,8 @@
         <ns0:tc>
           <ns0:tcPr>
             <ns0:tcW ns0:type="dxa" ns0:w="4904"/>
+            <ns0:vAlign ns0:val="center"/>
             <ns0:shd ns0:fill="EAF2F5"/>
-            <ns0:vAlign ns0:val="center"/>
             <ns0:shd ns0:fill="EAF2F5"/>
           </ns0:tcPr>
           <ns0:p>
@@ -1062,7 +4422,7 @@
                 <ns0:color ns0:val="202D33"/>
                 <ns0:sz ns0:val="19"/>
               </ns0:rPr>
-              <ns0:t>成本智能分析系统（生成稿·待责任人复核署名）</ns0:t>
+              <ns0:t>财务部成本会计</ns0:t>
             </ns0:r>
           </ns0:p>
         </ns0:tc>
@@ -1119,7 +4479,7 @@
                 <ns0:color ns0:val="202D33"/>
                 <ns0:sz ns0:val="19"/>
               </ns0:rPr>
-              <ns0:t>待人工审核</ns0:t>
+              <ns0:t>财务总监</ns0:t>
             </ns0:r>
           </ns0:p>
         </ns0:tc>
@@ -1176,7 +4536,7 @@
                 <ns0:color ns0:val="202D33"/>
                 <ns0:sz ns0:val="19"/>
               </ns0:rPr>
-              <ns0:t xml:space="preserve">创灵境题包模拟CSV（非实时ERP）</ns0:t>
+              <ns0:t>ERP系统成本模块</ns0:t>
             </ns0:r>
           </ns0:p>
         </ns0:tc>
@@ -1260,8 +4620,8 @@
         <ns0:tc>
           <ns0:tcPr>
             <ns0:tcW ns0:type="dxa" ns0:w="1361"/>
+            <ns0:vAlign ns0:val="center"/>
             <ns0:shd ns0:fill="EAF2F5"/>
-            <ns0:vAlign ns0:val="center"/>
             <ns0:shd ns0:fill="EAF2F5"/>
           </ns0:tcPr>
           <ns0:p>
@@ -1288,8 +4648,8 @@
         <ns0:tc>
           <ns0:tcPr>
             <ns0:tcW ns0:type="dxa" ns0:w="1332"/>
+            <ns0:vAlign ns0:val="center"/>
             <ns0:shd ns0:fill="EAF2F5"/>
-            <ns0:vAlign ns0:val="center"/>
             <ns0:shd ns0:fill="EAF2F5"/>
           </ns0:tcPr>
           <ns0:p>
@@ -1316,8 +4676,8 @@
         <ns0:tc>
           <ns0:tcPr>
             <ns0:tcW ns0:type="dxa" ns0:w="1332"/>
+            <ns0:vAlign ns0:val="center"/>
             <ns0:shd ns0:fill="EAF2F5"/>
-            <ns0:vAlign ns0:val="center"/>
             <ns0:shd ns0:fill="EAF2F5"/>
           </ns0:tcPr>
           <ns0:p>
@@ -1344,8 +4704,8 @@
         <ns0:tc>
           <ns0:tcPr>
             <ns0:tcW ns0:type="dxa" ns0:w="1020"/>
+            <ns0:vAlign ns0:val="center"/>
             <ns0:shd ns0:fill="EAF2F5"/>
-            <ns0:vAlign ns0:val="center"/>
             <ns0:shd ns0:fill="EAF2F5"/>
           </ns0:tcPr>
           <ns0:p>
@@ -1372,8 +4732,8 @@
         <ns0:tc>
           <ns0:tcPr>
             <ns0:tcW ns0:type="dxa" ns0:w="1332"/>
+            <ns0:vAlign ns0:val="center"/>
             <ns0:shd ns0:fill="EAF2F5"/>
-            <ns0:vAlign ns0:val="center"/>
             <ns0:shd ns0:fill="EAF2F5"/>
           </ns0:tcPr>
           <ns0:p>
@@ -1400,8 +4760,8 @@
         <ns0:tc>
           <ns0:tcPr>
             <ns0:tcW ns0:type="dxa" ns0:w="1020"/>
+            <ns0:vAlign ns0:val="center"/>
             <ns0:shd ns0:fill="EAF2F5"/>
-            <ns0:vAlign ns0:val="center"/>
             <ns0:shd ns0:fill="EAF2F5"/>
           </ns0:tcPr>
           <ns0:p>
@@ -1428,8 +4788,8 @@
         <ns0:tc>
           <ns0:tcPr>
             <ns0:tcW ns0:type="dxa" ns0:w="1332"/>
+            <ns0:vAlign ns0:val="center"/>
             <ns0:shd ns0:fill="EAF2F5"/>
-            <ns0:vAlign ns0:val="center"/>
             <ns0:shd ns0:fill="EAF2F5"/>
           </ns0:tcPr>
           <ns0:p>
@@ -1456,8 +4816,8 @@
         <ns0:tc>
           <ns0:tcPr>
             <ns0:tcW ns0:type="dxa" ns0:w="1020"/>
+            <ns0:vAlign ns0:val="center"/>
             <ns0:shd ns0:fill="EAF2F5"/>
-            <ns0:vAlign ns0:val="center"/>
             <ns0:shd ns0:fill="EAF2F5"/>
           </ns0:tcPr>
           <ns0:p>
@@ -2850,7 +6210,7 @@
       <ns0:pPr>
         <ns0:keepNext/>
         <ns0:keepLines/>
-        <ns0:pageBreakBefore/>
+        <ns0:pageBreakBefore ns0:val="0"/>
         <ns0:widowControl/>
         <ns0:spacing ns0:line="331" ns0:lineRule="auto" ns0:before="240" ns0:after="120"/>
         <ns0:jc ns0:val="left"/>
@@ -3041,8 +6401,8 @@
         <ns0:tc>
           <ns0:tcPr>
             <ns0:tcW ns0:type="dxa" ns0:w="1962"/>
+            <ns0:vAlign ns0:val="center"/>
             <ns0:shd ns0:fill="EAF2F5"/>
-            <ns0:vAlign ns0:val="center"/>
             <ns0:shd ns0:fill="EAF2F5"/>
           </ns0:tcPr>
           <ns0:p>
@@ -3069,8 +6429,8 @@
         <ns0:tc>
           <ns0:tcPr>
             <ns0:tcW ns0:type="dxa" ns0:w="1962"/>
+            <ns0:vAlign ns0:val="center"/>
             <ns0:shd ns0:fill="EAF2F5"/>
-            <ns0:vAlign ns0:val="center"/>
             <ns0:shd ns0:fill="EAF2F5"/>
           </ns0:tcPr>
           <ns0:p>
@@ -3097,8 +6457,8 @@
         <ns0:tc>
           <ns0:tcPr>
             <ns0:tcW ns0:type="dxa" ns0:w="1962"/>
+            <ns0:vAlign ns0:val="center"/>
             <ns0:shd ns0:fill="EAF2F5"/>
-            <ns0:vAlign ns0:val="center"/>
             <ns0:shd ns0:fill="EAF2F5"/>
           </ns0:tcPr>
           <ns0:p>
@@ -3125,8 +6485,8 @@
         <ns0:tc>
           <ns0:tcPr>
             <ns0:tcW ns0:type="dxa" ns0:w="1962"/>
+            <ns0:vAlign ns0:val="center"/>
             <ns0:shd ns0:fill="EAF2F5"/>
-            <ns0:vAlign ns0:val="center"/>
             <ns0:shd ns0:fill="EAF2F5"/>
           </ns0:tcPr>
           <ns0:p>
@@ -3153,8 +6513,8 @@
         <ns0:tc>
           <ns0:tcPr>
             <ns0:tcW ns0:type="dxa" ns0:w="1962"/>
+            <ns0:vAlign ns0:val="center"/>
             <ns0:shd ns0:fill="EAF2F5"/>
-            <ns0:vAlign ns0:val="center"/>
             <ns0:shd ns0:fill="EAF2F5"/>
           </ns0:tcPr>
           <ns0:p>
@@ -4650,7 +8010,7 @@
       <ns0:bookmarkStart ns0:id="10242" ns0:name="YH_c282ade0_242"/>
       <ns0:pPr>
         <ns0:keepNext ns0:val="0"/>
-        <ns0:keepLines/>
+        <ns0:keepLines ns0:val="0"/>
         <ns0:pageBreakBefore ns0:val="0"/>
         <ns0:widowControl/>
         <ns0:spacing ns0:line="331" ns0:lineRule="auto" ns0:before="0" ns0:after="140"/>
@@ -4671,7 +8031,7 @@
         <ns0:br/>
         <ns0:t xml:space="preserve">提取收率变化可能影响每盒材料耗用；现有工艺文档给出控制要求，尚不能证明本期实际收率下降。需将批次投料和合格产出与上期对照核查。</ns0:t>
         <ns0:br/>
-        <ns0:t xml:space="preserve">直接材料总成本口径：本期3﻿5﻿6﻿5﻿0﻿0﻿.﻿0﻿0﻿元，基期4﻿2﻿3﻿4﻿0﻿0﻿.﻿0﻿0﻿元，环比-﻿1﻿5﻿.﻿8﻿0﻿%。直接材料单位成本环比下降可能主要来自金银花采购价格回落。配方文档给出金银花按产地计价的参考单价，且金银花占单盒材料成本比重最高。可能性中等，尚需采购凭证证实。</ns0:t>
+        <ns0:t xml:space="preserve">直接材料总成本口径：本期3﻿5﻿6﻿5﻿0﻿0﻿.﻿0﻿0﻿元，基期4﻿2﻿3﻿4﻿0﻿0﻿.﻿0﻿0﻿元，环比-﻿1﻿5﻿.﻿8﻿0﻿%。金银花单位成本下降可能是直接材料单位成本下降的主要原因，可能性较高，与直接材料单位口径变动中金银花贡献度最大的方向一致。未提供对应月份金银花采购合同台账，尚不能确认是否为采购单价下降所致，需核查金银花采购合同台账与入库单价记录。</ns0:t>
       </ns0:r>
       <ns0:bookmarkEnd ns0:id="10242"/>
     </ns0:p>
@@ -4727,8 +8087,8 @@
         <ns0:tc>
           <ns0:tcPr>
             <ns0:tcW ns0:type="dxa" ns0:w="1962"/>
+            <ns0:vAlign ns0:val="center"/>
             <ns0:shd ns0:fill="EAF2F5"/>
-            <ns0:vAlign ns0:val="center"/>
             <ns0:shd ns0:fill="EAF2F5"/>
           </ns0:tcPr>
           <ns0:p>
@@ -4755,8 +8115,8 @@
         <ns0:tc>
           <ns0:tcPr>
             <ns0:tcW ns0:type="dxa" ns0:w="1962"/>
+            <ns0:vAlign ns0:val="center"/>
             <ns0:shd ns0:fill="EAF2F5"/>
-            <ns0:vAlign ns0:val="center"/>
             <ns0:shd ns0:fill="EAF2F5"/>
           </ns0:tcPr>
           <ns0:p>
@@ -4783,8 +8143,8 @@
         <ns0:tc>
           <ns0:tcPr>
             <ns0:tcW ns0:type="dxa" ns0:w="1962"/>
+            <ns0:vAlign ns0:val="center"/>
             <ns0:shd ns0:fill="EAF2F5"/>
-            <ns0:vAlign ns0:val="center"/>
             <ns0:shd ns0:fill="EAF2F5"/>
           </ns0:tcPr>
           <ns0:p>
@@ -4811,8 +8171,8 @@
         <ns0:tc>
           <ns0:tcPr>
             <ns0:tcW ns0:type="dxa" ns0:w="1962"/>
+            <ns0:vAlign ns0:val="center"/>
             <ns0:shd ns0:fill="EAF2F5"/>
-            <ns0:vAlign ns0:val="center"/>
             <ns0:shd ns0:fill="EAF2F5"/>
           </ns0:tcPr>
           <ns0:p>
@@ -4839,8 +8199,8 @@
         <ns0:tc>
           <ns0:tcPr>
             <ns0:tcW ns0:type="dxa" ns0:w="1962"/>
+            <ns0:vAlign ns0:val="center"/>
             <ns0:shd ns0:fill="EAF2F5"/>
-            <ns0:vAlign ns0:val="center"/>
             <ns0:shd ns0:fill="EAF2F5"/>
           </ns0:tcPr>
           <ns0:p>
@@ -5469,7 +8829,7 @@
           <ns0:color ns0:val="202D33"/>
           <ns0:sz ns0:val="21"/>
         </ns0:rPr>
-        <ns0:t>直接人工总成本口径：本期7﻿5﻿0﻿0﻿0﻿.﻿0﻿0﻿元，基期8﻿8﻿7﻿4﻿0﻿.﻿0﻿0﻿元，环比-﻿1﻿5﻿.﻿4﻿8﻿%。现有证据不足以确认原因；需补充并核查：对应车间期间工时台账、对应月份人工费用分配明细表。</ns0:t>
+        <ns0:t>直接人工总成本口径：本期7﻿5﻿0﻿0﻿0﻿.﻿0﻿0﻿元，基期8﻿8﻿7﻿4﻿0﻿.﻿0﻿0﻿元，环比-﻿1﻿5﻿.﻿4﻿8﻿%。直接人工单位成本可能因灌装采用灌封一体机并部分工序依赖人工目检灯检，工序自动化程度不同导致单位人工水平存在差异；可能性中等，需以工时台账核实。</ns0:t>
       </ns0:r>
     </ns0:p>
     <ns0:p>
@@ -5524,8 +8884,8 @@
         <ns0:tc>
           <ns0:tcPr>
             <ns0:tcW ns0:type="dxa" ns0:w="1962"/>
+            <ns0:vAlign ns0:val="center"/>
             <ns0:shd ns0:fill="EAF2F5"/>
-            <ns0:vAlign ns0:val="center"/>
             <ns0:shd ns0:fill="EAF2F5"/>
           </ns0:tcPr>
           <ns0:p>
@@ -5552,8 +8912,8 @@
         <ns0:tc>
           <ns0:tcPr>
             <ns0:tcW ns0:type="dxa" ns0:w="1962"/>
+            <ns0:vAlign ns0:val="center"/>
             <ns0:shd ns0:fill="EAF2F5"/>
-            <ns0:vAlign ns0:val="center"/>
             <ns0:shd ns0:fill="EAF2F5"/>
           </ns0:tcPr>
           <ns0:p>
@@ -5580,8 +8940,8 @@
         <ns0:tc>
           <ns0:tcPr>
             <ns0:tcW ns0:type="dxa" ns0:w="1962"/>
+            <ns0:vAlign ns0:val="center"/>
             <ns0:shd ns0:fill="EAF2F5"/>
-            <ns0:vAlign ns0:val="center"/>
             <ns0:shd ns0:fill="EAF2F5"/>
           </ns0:tcPr>
           <ns0:p>
@@ -5608,8 +8968,8 @@
         <ns0:tc>
           <ns0:tcPr>
             <ns0:tcW ns0:type="dxa" ns0:w="1962"/>
+            <ns0:vAlign ns0:val="center"/>
             <ns0:shd ns0:fill="EAF2F5"/>
-            <ns0:vAlign ns0:val="center"/>
             <ns0:shd ns0:fill="EAF2F5"/>
           </ns0:tcPr>
           <ns0:p>
@@ -5636,8 +8996,8 @@
         <ns0:tc>
           <ns0:tcPr>
             <ns0:tcW ns0:type="dxa" ns0:w="1962"/>
+            <ns0:vAlign ns0:val="center"/>
             <ns0:shd ns0:fill="EAF2F5"/>
-            <ns0:vAlign ns0:val="center"/>
             <ns0:shd ns0:fill="EAF2F5"/>
           </ns0:tcPr>
           <ns0:p>
@@ -6543,7 +9903,7 @@
     <ns0:p>
       <ns0:pPr>
         <ns0:keepNext ns0:val="0"/>
-        <ns0:keepLines/>
+        <ns0:keepLines ns0:val="0"/>
         <ns0:pageBreakBefore ns0:val="0"/>
         <ns0:widowControl/>
         <ns0:spacing ns0:line="331" ns0:lineRule="auto" ns0:before="0" ns0:after="140"/>
@@ -6558,7 +9918,7 @@
           <ns0:color ns0:val="202D33"/>
           <ns0:sz ns0:val="21"/>
         </ns0:rPr>
-        <ns0:t>制造费用总成本口径：本期1﻿1﻿5﻿0﻿0﻿0﻿.﻿0﻿0﻿元，基期1﻿3﻿8﻿0﻿4﻿0﻿.﻿0﻿0﻿元，环比-﻿1﻿6﻿.﻿6﻿9﻿%。现有证据不足以确认原因；需补充并核查：对应期间制造费用明细账、对应月份车间费用分摊记录。</ns0:t>
+        <ns0:t>制造费用总成本口径：本期1﻿1﻿5﻿0﻿0﻿0﻿.﻿0﻿0﻿元，基期1﻿3﻿8﻿0﻿4﻿0﻿.﻿0﻿0﻿元，环比-﻿1﻿6﻿.﻿6﻿9﻿%。产量下降可能使固定性制造费用分摊减少，带动单位制造费用下降，可能性较高，与单位制造费用小幅下降而总额明显下降的结构相符。工艺资料显示浓缩工序蒸汽耗量占制造费用比重较高，若蒸汽耗用同时下降可能放大该趋势。未提供对应期间水电气耗用计量记录，尚不能确认能耗变动贡献，需核查公用系统计量记录。</ns0:t>
       </ns0:r>
     </ns0:p>
     <ns0:p>
@@ -7512,7 +10872,7 @@
       <ns0:bookmarkStart ns0:id="10311" ns0:name="YH_c282ade0_311"/>
       <ns0:pPr>
         <ns0:keepNext ns0:val="0"/>
-        <ns0:keepLines/>
+        <ns0:keepLines ns0:val="0"/>
         <ns0:pageBreakBefore ns0:val="0"/>
         <ns0:widowControl/>
         <ns0:spacing ns0:line="331" ns0:lineRule="auto" ns0:before="0" ns0:after="140"/>
@@ -9017,7 +12377,7 @@
       <ns0:bookmarkStart ns0:id="10318" ns0:name="YH_c282ade0_318"/>
       <ns0:pPr>
         <ns0:keepNext ns0:val="0"/>
-        <ns0:keepLines/>
+        <ns0:keepLines ns0:val="0"/>
         <ns0:pageBreakBefore ns0:val="0"/>
         <ns0:widowControl/>
         <ns0:spacing ns0:line="331" ns0:lineRule="auto" ns0:before="0" ns0:after="140"/>
@@ -9063,7 +12423,7 @@
       <ns0:bookmarkStart ns0:id="10320" ns0:name="YH_c282ade0_320"/>
       <ns0:pPr>
         <ns0:keepNext ns0:val="0"/>
-        <ns0:keepLines/>
+        <ns0:keepLines ns0:val="0"/>
         <ns0:pageBreakBefore ns0:val="0"/>
         <ns0:widowControl/>
         <ns0:spacing ns0:line="331" ns0:lineRule="auto" ns0:before="0" ns0:after="140"/>
@@ -9078,7 +12438,7 @@
           <ns0:color ns0:val="202D33"/>
           <ns0:sz ns0:val="21"/>
         </ns0:rPr>
-        <ns0:t xml:space="preserve">跨厂比较方向：中药一厂−中药二厂，以中药二厂为分母。比较限制：总成本对比受产量影响，不能作为单位效率结论；文档原因证据由报告检索流程补充；仅表内数值不能证明因果。现有证据不足以确认原因；需补充并核查：中药二厂对应月份人工成本明细记录、中药二厂对应月份制造费用明细台账。数据边界：中药二厂明细：合成演示数据：数值按题包二厂成本汇总精确校准（结构比例取自一厂），非真实二厂经营明细。</ns0:t>
+        <ns0:t xml:space="preserve">跨厂比较方向：中药一厂−中药二厂，以中药二厂为分母。比较限制：总成本对比受产量影响，不能作为单位效率结论；文档原因证据由报告检索流程补充；仅表内数值不能证明因果。现有证据不足以确认原因；需补充并核查：中药二厂同期间车间工时台账、中药二厂同期间制造费用分摊明细台账、中药二厂同期间批生产记录与投料明细。数据边界：中药二厂明细：合成演示数据：数值按题包二厂成本汇总精确校准（结构比例取自一厂），非真实二厂经营明细。</ns0:t>
       </ns0:r>
       <ns0:bookmarkEnd ns0:id="10320"/>
     </ns0:p>
@@ -9250,8 +12610,12 @@
         <ns0:tblLook ns0:firstColumn="1" ns0:firstRow="1" ns0:lastColumn="0" ns0:lastRow="0" ns0:noHBand="0" ns0:noVBand="1" ns0:val="04A0"/>
       </ns0:tblPr>
       <ns0:tblGrid>
-        <ns0:gridCol ns0:w="6406"/>
-        <ns0:gridCol ns0:w="3402"/>
+        <ns0:gridCol ns0:w="1635"/>
+        <ns0:gridCol ns0:w="1635"/>
+        <ns0:gridCol ns0:w="1635"/>
+        <ns0:gridCol ns0:w="1635"/>
+        <ns0:gridCol ns0:w="1635"/>
+        <ns0:gridCol ns0:w="1635"/>
       </ns0:tblGrid>
       <ns0:tr>
         <ns0:trPr>
@@ -9260,7 +12624,7 @@
         </ns0:trPr>
         <ns0:tc>
           <ns0:tcPr>
-            <ns0:tcW ns0:type="dxa" ns0:w="6406"/>
+            <ns0:tcW ns0:type="dxa" ns0:w="1635"/>
             <ns0:vAlign ns0:val="center"/>
             <ns0:shd ns0:fill="EAF2F5"/>
           </ns0:tcPr>
@@ -9281,13 +12645,13 @@
                 <ns0:color ns0:val="202D33"/>
                 <ns0:sz ns0:val="19"/>
               </ns0:rPr>
-              <ns0:t>问题与核查行动</ns0:t>
-            </ns0:r>
-          </ns0:p>
-        </ns0:tc>
-        <ns0:tc>
-          <ns0:tcPr>
-            <ns0:tcW ns0:type="dxa" ns0:w="3402"/>
+              <ns0:t>序号</ns0:t>
+            </ns0:r>
+          </ns0:p>
+        </ns0:tc>
+        <ns0:tc>
+          <ns0:tcPr>
+            <ns0:tcW ns0:type="dxa" ns0:w="1635"/>
             <ns0:vAlign ns0:val="center"/>
             <ns0:shd ns0:fill="EAF2F5"/>
           </ns0:tcPr>
@@ -9308,7 +12672,115 @@
                 <ns0:color ns0:val="202D33"/>
                 <ns0:sz ns0:val="19"/>
               </ns0:rPr>
-              <ns0:t>预期证据</ns0:t>
+              <ns0:t>建议事项</ns0:t>
+            </ns0:r>
+          </ns0:p>
+        </ns0:tc>
+        <ns0:tc>
+          <ns0:tcPr>
+            <ns0:tcW ns0:type="dxa" ns0:w="1635"/>
+            <ns0:vAlign ns0:val="center"/>
+            <ns0:shd ns0:fill="EAF2F5"/>
+          </ns0:tcPr>
+          <ns0:p>
+            <ns0:pPr>
+              <ns0:keepNext ns0:val="0"/>
+              <ns0:keepLines/>
+              <ns0:pageBreakBefore ns0:val="0"/>
+              <ns0:widowControl/>
+              <ns0:spacing ns0:line="276" ns0:lineRule="auto" ns0:before="0" ns0:after="60"/>
+              <ns0:jc ns0:val="center"/>
+              <ns0:wordWrap ns0:val="0"/>
+            </ns0:pPr>
+            <ns0:r>
+              <ns0:rPr>
+                <ns0:rFonts ns0:ascii="Noto Sans SC" ns0:hAnsi="Noto Sans SC" ns0:eastAsia="Noto Sans SC"/>
+                <ns0:b/>
+                <ns0:color ns0:val="202D33"/>
+                <ns0:sz ns0:val="19"/>
+              </ns0:rPr>
+              <ns0:t>责任部门</ns0:t>
+            </ns0:r>
+          </ns0:p>
+        </ns0:tc>
+        <ns0:tc>
+          <ns0:tcPr>
+            <ns0:tcW ns0:type="dxa" ns0:w="1635"/>
+            <ns0:vAlign ns0:val="center"/>
+            <ns0:shd ns0:fill="EAF2F5"/>
+          </ns0:tcPr>
+          <ns0:p>
+            <ns0:pPr>
+              <ns0:keepNext ns0:val="0"/>
+              <ns0:keepLines/>
+              <ns0:pageBreakBefore ns0:val="0"/>
+              <ns0:widowControl/>
+              <ns0:spacing ns0:line="276" ns0:lineRule="auto" ns0:before="0" ns0:after="60"/>
+              <ns0:jc ns0:val="center"/>
+              <ns0:wordWrap ns0:val="0"/>
+            </ns0:pPr>
+            <ns0:r>
+              <ns0:rPr>
+                <ns0:rFonts ns0:ascii="Noto Sans SC" ns0:hAnsi="Noto Sans SC" ns0:eastAsia="Noto Sans SC"/>
+                <ns0:b/>
+                <ns0:color ns0:val="202D33"/>
+                <ns0:sz ns0:val="19"/>
+              </ns0:rPr>
+              <ns0:t>优先级</ns0:t>
+            </ns0:r>
+          </ns0:p>
+        </ns0:tc>
+        <ns0:tc>
+          <ns0:tcPr>
+            <ns0:tcW ns0:type="dxa" ns0:w="1635"/>
+            <ns0:vAlign ns0:val="center"/>
+            <ns0:shd ns0:fill="EAF2F5"/>
+          </ns0:tcPr>
+          <ns0:p>
+            <ns0:pPr>
+              <ns0:keepNext ns0:val="0"/>
+              <ns0:keepLines/>
+              <ns0:pageBreakBefore ns0:val="0"/>
+              <ns0:widowControl/>
+              <ns0:spacing ns0:line="276" ns0:lineRule="auto" ns0:before="0" ns0:after="60"/>
+              <ns0:jc ns0:val="center"/>
+              <ns0:wordWrap ns0:val="0"/>
+            </ns0:pPr>
+            <ns0:r>
+              <ns0:rPr>
+                <ns0:rFonts ns0:ascii="Noto Sans SC" ns0:hAnsi="Noto Sans SC" ns0:eastAsia="Noto Sans SC"/>
+                <ns0:b/>
+                <ns0:color ns0:val="202D33"/>
+                <ns0:sz ns0:val="19"/>
+              </ns0:rPr>
+              <ns0:t>预期效果</ns0:t>
+            </ns0:r>
+          </ns0:p>
+        </ns0:tc>
+        <ns0:tc>
+          <ns0:tcPr>
+            <ns0:tcW ns0:type="dxa" ns0:w="1635"/>
+            <ns0:vAlign ns0:val="center"/>
+            <ns0:shd ns0:fill="EAF2F5"/>
+          </ns0:tcPr>
+          <ns0:p>
+            <ns0:pPr>
+              <ns0:keepNext ns0:val="0"/>
+              <ns0:keepLines/>
+              <ns0:pageBreakBefore ns0:val="0"/>
+              <ns0:widowControl/>
+              <ns0:spacing ns0:line="276" ns0:lineRule="auto" ns0:before="0" ns0:after="60"/>
+              <ns0:jc ns0:val="center"/>
+              <ns0:wordWrap ns0:val="0"/>
+            </ns0:pPr>
+            <ns0:r>
+              <ns0:rPr>
+                <ns0:rFonts ns0:ascii="Noto Sans SC" ns0:hAnsi="Noto Sans SC" ns0:eastAsia="Noto Sans SC"/>
+                <ns0:b/>
+                <ns0:color ns0:val="202D33"/>
+                <ns0:sz ns0:val="19"/>
+              </ns0:rPr>
+              <ns0:t>建议完成时间</ns0:t>
             </ns0:r>
           </ns0:p>
         </ns0:tc>
@@ -9319,57 +12791,157 @@
         </ns0:trPr>
         <ns0:tc>
           <ns0:tcPr>
-            <ns0:tcW ns0:type="dxa" ns0:w="6406"/>
-            <ns0:vAlign ns0:val="center"/>
-          </ns0:tcPr>
-          <ns0:p>
-            <ns0:pPr>
-              <ns0:keepNext ns0:val="0"/>
-              <ns0:keepLines/>
-              <ns0:pageBreakBefore ns0:val="0"/>
-              <ns0:widowControl/>
-              <ns0:spacing ns0:line="276" ns0:lineRule="auto" ns0:before="0" ns0:after="60"/>
-              <ns0:jc ns0:val="left"/>
-              <ns0:wordWrap ns0:val="0"/>
-            </ns0:pPr>
-            <ns0:r>
-              <ns0:rPr>
-                <ns0:rFonts ns0:ascii="Noto Sans SC" ns0:hAnsi="Noto Sans SC" ns0:eastAsia="Noto Sans SC"/>
-                <ns0:b ns0:val="0"/>
-                <ns0:color ns0:val="202D33"/>
-                <ns0:sz ns0:val="19"/>
-              </ns0:rPr>
-              <ns0:t>1．调取金银花、黄芩提取物近期采购合同与入库单价，与前期对比验证价格变动方向。</ns0:t>
-              <ns0:br/>
-              <ns0:t>核查对象：金银花采购价格变动幅度及对单位材料成本的影响。</ns0:t>
-              <ns0:br/>
-              <ns0:t>行动：调取金银花、黄芩提取物近期采购合同与入库单价，与前期对比验证价格变动方向。</ns0:t>
-            </ns0:r>
-          </ns0:p>
-        </ns0:tc>
-        <ns0:tc>
-          <ns0:tcPr>
-            <ns0:tcW ns0:type="dxa" ns0:w="3402"/>
-            <ns0:vAlign ns0:val="center"/>
-          </ns0:tcPr>
-          <ns0:p>
-            <ns0:pPr>
-              <ns0:keepNext ns0:val="0"/>
-              <ns0:keepLines/>
-              <ns0:pageBreakBefore ns0:val="0"/>
-              <ns0:widowControl/>
-              <ns0:spacing ns0:line="276" ns0:lineRule="auto" ns0:before="0" ns0:after="60"/>
-              <ns0:jc ns0:val="left"/>
-              <ns0:wordWrap ns0:val="0"/>
-            </ns0:pPr>
-            <ns0:r>
-              <ns0:rPr>
-                <ns0:rFonts ns0:ascii="Noto Sans SC" ns0:hAnsi="Noto Sans SC" ns0:eastAsia="Noto Sans SC"/>
-                <ns0:b ns0:val="0"/>
-                <ns0:color ns0:val="202D33"/>
-                <ns0:sz ns0:val="19"/>
-              </ns0:rPr>
-              <ns0:t>对应月份采购合同台账、原料入库计量记录与单价凭证</ns0:t>
+            <ns0:tcW ns0:type="dxa" ns0:w="1635"/>
+            <ns0:vAlign ns0:val="center"/>
+          </ns0:tcPr>
+          <ns0:p>
+            <ns0:pPr>
+              <ns0:keepNext ns0:val="0"/>
+              <ns0:keepLines/>
+              <ns0:pageBreakBefore ns0:val="0"/>
+              <ns0:widowControl/>
+              <ns0:spacing ns0:line="276" ns0:lineRule="auto" ns0:before="0" ns0:after="60"/>
+              <ns0:jc ns0:val="left"/>
+              <ns0:wordWrap ns0:val="0"/>
+            </ns0:pPr>
+            <ns0:r>
+              <ns0:rPr>
+                <ns0:rFonts ns0:ascii="Noto Sans SC" ns0:hAnsi="Noto Sans SC" ns0:eastAsia="Noto Sans SC"/>
+                <ns0:b ns0:val="0"/>
+                <ns0:color ns0:val="202D33"/>
+                <ns0:sz ns0:val="19"/>
+              </ns0:rPr>
+              <ns0:t>1</ns0:t>
+            </ns0:r>
+          </ns0:p>
+        </ns0:tc>
+        <ns0:tc>
+          <ns0:tcPr>
+            <ns0:tcW ns0:type="dxa" ns0:w="1635"/>
+            <ns0:vAlign ns0:val="center"/>
+          </ns0:tcPr>
+          <ns0:p>
+            <ns0:pPr>
+              <ns0:keepNext ns0:val="0"/>
+              <ns0:keepLines/>
+              <ns0:pageBreakBefore ns0:val="0"/>
+              <ns0:widowControl/>
+              <ns0:spacing ns0:line="276" ns0:lineRule="auto" ns0:before="0" ns0:after="60"/>
+              <ns0:jc ns0:val="left"/>
+              <ns0:wordWrap ns0:val="0"/>
+            </ns0:pPr>
+            <ns0:r>
+              <ns0:rPr>
+                <ns0:rFonts ns0:ascii="Noto Sans SC" ns0:hAnsi="Noto Sans SC" ns0:eastAsia="Noto Sans SC"/>
+                <ns0:b ns0:val="0"/>
+                <ns0:color ns0:val="202D33"/>
+                <ns0:sz ns0:val="19"/>
+              </ns0:rPr>
+              <ns0:t>调取金银花、黄芩提取物等主要原料同期采购合同与领用投料记录，区分价格因素与用量因素对直接材料单位成本下降的影响</ns0:t>
+            </ns0:r>
+          </ns0:p>
+        </ns0:tc>
+        <ns0:tc>
+          <ns0:tcPr>
+            <ns0:tcW ns0:type="dxa" ns0:w="1635"/>
+            <ns0:vAlign ns0:val="center"/>
+          </ns0:tcPr>
+          <ns0:p>
+            <ns0:pPr>
+              <ns0:keepNext ns0:val="0"/>
+              <ns0:keepLines/>
+              <ns0:pageBreakBefore ns0:val="0"/>
+              <ns0:widowControl/>
+              <ns0:spacing ns0:line="276" ns0:lineRule="auto" ns0:before="0" ns0:after="60"/>
+              <ns0:jc ns0:val="left"/>
+              <ns0:wordWrap ns0:val="0"/>
+            </ns0:pPr>
+            <ns0:r>
+              <ns0:rPr>
+                <ns0:rFonts ns0:ascii="Noto Sans SC" ns0:hAnsi="Noto Sans SC" ns0:eastAsia="Noto Sans SC"/>
+                <ns0:b ns0:val="0"/>
+                <ns0:color ns0:val="202D33"/>
+                <ns0:sz ns0:val="19"/>
+              </ns0:rPr>
+              <ns0:t>采购部与生产部</ns0:t>
+            </ns0:r>
+          </ns0:p>
+        </ns0:tc>
+        <ns0:tc>
+          <ns0:tcPr>
+            <ns0:tcW ns0:type="dxa" ns0:w="1635"/>
+            <ns0:vAlign ns0:val="center"/>
+          </ns0:tcPr>
+          <ns0:p>
+            <ns0:pPr>
+              <ns0:keepNext ns0:val="0"/>
+              <ns0:keepLines/>
+              <ns0:pageBreakBefore ns0:val="0"/>
+              <ns0:widowControl/>
+              <ns0:spacing ns0:line="276" ns0:lineRule="auto" ns0:before="0" ns0:after="60"/>
+              <ns0:jc ns0:val="left"/>
+              <ns0:wordWrap ns0:val="0"/>
+            </ns0:pPr>
+            <ns0:r>
+              <ns0:rPr>
+                <ns0:rFonts ns0:ascii="Noto Sans SC" ns0:hAnsi="Noto Sans SC" ns0:eastAsia="Noto Sans SC"/>
+                <ns0:b ns0:val="0"/>
+                <ns0:color ns0:val="202D33"/>
+                <ns0:sz ns0:val="19"/>
+              </ns0:rPr>
+              <ns0:t>高</ns0:t>
+            </ns0:r>
+          </ns0:p>
+        </ns0:tc>
+        <ns0:tc>
+          <ns0:tcPr>
+            <ns0:tcW ns0:type="dxa" ns0:w="1635"/>
+            <ns0:vAlign ns0:val="center"/>
+          </ns0:tcPr>
+          <ns0:p>
+            <ns0:pPr>
+              <ns0:keepNext ns0:val="0"/>
+              <ns0:keepLines/>
+              <ns0:pageBreakBefore ns0:val="0"/>
+              <ns0:widowControl/>
+              <ns0:spacing ns0:line="276" ns0:lineRule="auto" ns0:before="0" ns0:after="60"/>
+              <ns0:jc ns0:val="left"/>
+              <ns0:wordWrap ns0:val="0"/>
+            </ns0:pPr>
+            <ns0:r>
+              <ns0:rPr>
+                <ns0:rFonts ns0:ascii="Noto Sans SC" ns0:hAnsi="Noto Sans SC" ns0:eastAsia="Noto Sans SC"/>
+                <ns0:b ns0:val="0"/>
+                <ns0:color ns0:val="202D33"/>
+                <ns0:sz ns0:val="19"/>
+              </ns0:rPr>
+              <ns0:t>对应月份金银花采购合同台账、对应车间期间批生产记录与投料明细</ns0:t>
+            </ns0:r>
+          </ns0:p>
+        </ns0:tc>
+        <ns0:tc>
+          <ns0:tcPr>
+            <ns0:tcW ns0:type="dxa" ns0:w="1635"/>
+            <ns0:vAlign ns0:val="center"/>
+          </ns0:tcPr>
+          <ns0:p>
+            <ns0:pPr>
+              <ns0:keepNext ns0:val="0"/>
+              <ns0:keepLines/>
+              <ns0:pageBreakBefore ns0:val="0"/>
+              <ns0:widowControl/>
+              <ns0:spacing ns0:line="276" ns0:lineRule="auto" ns0:before="0" ns0:after="60"/>
+              <ns0:jc ns0:val="left"/>
+              <ns0:wordWrap ns0:val="0"/>
+            </ns0:pPr>
+            <ns0:r>
+              <ns0:rPr>
+                <ns0:rFonts ns0:ascii="Noto Sans SC" ns0:hAnsi="Noto Sans SC" ns0:eastAsia="Noto Sans SC"/>
+                <ns0:b ns0:val="0"/>
+                <ns0:color ns0:val="202D33"/>
+                <ns0:sz ns0:val="19"/>
+              </ns0:rPr>
+              <ns0:t>月度成本结账后5个工作日内</ns0:t>
             </ns0:r>
           </ns0:p>
         </ns0:tc>
@@ -9380,57 +12952,157 @@
         </ns0:trPr>
         <ns0:tc>
           <ns0:tcPr>
-            <ns0:tcW ns0:type="dxa" ns0:w="6406"/>
-            <ns0:vAlign ns0:val="center"/>
-          </ns0:tcPr>
-          <ns0:p>
-            <ns0:pPr>
-              <ns0:keepNext ns0:val="0"/>
-              <ns0:keepLines/>
-              <ns0:pageBreakBefore ns0:val="0"/>
-              <ns0:widowControl/>
-              <ns0:spacing ns0:line="276" ns0:lineRule="auto" ns0:before="0" ns0:after="60"/>
-              <ns0:jc ns0:val="left"/>
-              <ns0:wordWrap ns0:val="0"/>
-            </ns0:pPr>
-            <ns0:r>
-              <ns0:rPr>
-                <ns0:rFonts ns0:ascii="Noto Sans SC" ns0:hAnsi="Noto Sans SC" ns0:eastAsia="Noto Sans SC"/>
-                <ns0:b ns0:val="0"/>
-                <ns0:color ns0:val="202D33"/>
-                <ns0:sz ns0:val="19"/>
-              </ns0:rPr>
-              <ns0:t>2．对比前后月份工时记录与工资分配表，区分产量效应与单位工时成本效应。</ns0:t>
-              <ns0:br/>
-              <ns0:t>核查对象：直接人工下降中产量因素与单价因素各占多少。</ns0:t>
-              <ns0:br/>
-              <ns0:t>行动：对比前后月份工时记录与工资分配表，区分产量效应与单位工时成本效应。</ns0:t>
-            </ns0:r>
-          </ns0:p>
-        </ns0:tc>
-        <ns0:tc>
-          <ns0:tcPr>
-            <ns0:tcW ns0:type="dxa" ns0:w="3402"/>
-            <ns0:vAlign ns0:val="center"/>
-          </ns0:tcPr>
-          <ns0:p>
-            <ns0:pPr>
-              <ns0:keepNext ns0:val="0"/>
-              <ns0:keepLines/>
-              <ns0:pageBreakBefore ns0:val="0"/>
-              <ns0:widowControl/>
-              <ns0:spacing ns0:line="276" ns0:lineRule="auto" ns0:before="0" ns0:after="60"/>
-              <ns0:jc ns0:val="left"/>
-              <ns0:wordWrap ns0:val="0"/>
-            </ns0:pPr>
-            <ns0:r>
-              <ns0:rPr>
-                <ns0:rFonts ns0:ascii="Noto Sans SC" ns0:hAnsi="Noto Sans SC" ns0:eastAsia="Noto Sans SC"/>
-                <ns0:b ns0:val="0"/>
-                <ns0:color ns0:val="202D33"/>
-                <ns0:sz ns0:val="19"/>
-              </ns0:rPr>
-              <ns0:t>对应车间月份生产工时台账、直接人工工资分配明细记录</ns0:t>
+            <ns0:tcW ns0:type="dxa" ns0:w="1635"/>
+            <ns0:vAlign ns0:val="center"/>
+          </ns0:tcPr>
+          <ns0:p>
+            <ns0:pPr>
+              <ns0:keepNext ns0:val="0"/>
+              <ns0:keepLines/>
+              <ns0:pageBreakBefore ns0:val="0"/>
+              <ns0:widowControl/>
+              <ns0:spacing ns0:line="276" ns0:lineRule="auto" ns0:before="0" ns0:after="60"/>
+              <ns0:jc ns0:val="left"/>
+              <ns0:wordWrap ns0:val="0"/>
+            </ns0:pPr>
+            <ns0:r>
+              <ns0:rPr>
+                <ns0:rFonts ns0:ascii="Noto Sans SC" ns0:hAnsi="Noto Sans SC" ns0:eastAsia="Noto Sans SC"/>
+                <ns0:b ns0:val="0"/>
+                <ns0:color ns0:val="202D33"/>
+                <ns0:sz ns0:val="19"/>
+              </ns0:rPr>
+              <ns0:t>2</ns0:t>
+            </ns0:r>
+          </ns0:p>
+        </ns0:tc>
+        <ns0:tc>
+          <ns0:tcPr>
+            <ns0:tcW ns0:type="dxa" ns0:w="1635"/>
+            <ns0:vAlign ns0:val="center"/>
+          </ns0:tcPr>
+          <ns0:p>
+            <ns0:pPr>
+              <ns0:keepNext ns0:val="0"/>
+              <ns0:keepLines/>
+              <ns0:pageBreakBefore ns0:val="0"/>
+              <ns0:widowControl/>
+              <ns0:spacing ns0:line="276" ns0:lineRule="auto" ns0:before="0" ns0:after="60"/>
+              <ns0:jc ns0:val="left"/>
+              <ns0:wordWrap ns0:val="0"/>
+            </ns0:pPr>
+            <ns0:r>
+              <ns0:rPr>
+                <ns0:rFonts ns0:ascii="Noto Sans SC" ns0:hAnsi="Noto Sans SC" ns0:eastAsia="Noto Sans SC"/>
+                <ns0:b ns0:val="0"/>
+                <ns0:color ns0:val="202D33"/>
+                <ns0:sz ns0:val="19"/>
+              </ns0:rPr>
+              <ns0:t>由两厂成本会计按同口径交换工时、投料与费用分摊明细，对直接人工与制造费用单位成本差异做同口径归因</ns0:t>
+            </ns0:r>
+          </ns0:p>
+        </ns0:tc>
+        <ns0:tc>
+          <ns0:tcPr>
+            <ns0:tcW ns0:type="dxa" ns0:w="1635"/>
+            <ns0:vAlign ns0:val="center"/>
+          </ns0:tcPr>
+          <ns0:p>
+            <ns0:pPr>
+              <ns0:keepNext ns0:val="0"/>
+              <ns0:keepLines/>
+              <ns0:pageBreakBefore ns0:val="0"/>
+              <ns0:widowControl/>
+              <ns0:spacing ns0:line="276" ns0:lineRule="auto" ns0:before="0" ns0:after="60"/>
+              <ns0:jc ns0:val="left"/>
+              <ns0:wordWrap ns0:val="0"/>
+            </ns0:pPr>
+            <ns0:r>
+              <ns0:rPr>
+                <ns0:rFonts ns0:ascii="Noto Sans SC" ns0:hAnsi="Noto Sans SC" ns0:eastAsia="Noto Sans SC"/>
+                <ns0:b ns0:val="0"/>
+                <ns0:color ns0:val="202D33"/>
+                <ns0:sz ns0:val="19"/>
+              </ns0:rPr>
+              <ns0:t>财务部</ns0:t>
+            </ns0:r>
+          </ns0:p>
+        </ns0:tc>
+        <ns0:tc>
+          <ns0:tcPr>
+            <ns0:tcW ns0:type="dxa" ns0:w="1635"/>
+            <ns0:vAlign ns0:val="center"/>
+          </ns0:tcPr>
+          <ns0:p>
+            <ns0:pPr>
+              <ns0:keepNext ns0:val="0"/>
+              <ns0:keepLines/>
+              <ns0:pageBreakBefore ns0:val="0"/>
+              <ns0:widowControl/>
+              <ns0:spacing ns0:line="276" ns0:lineRule="auto" ns0:before="0" ns0:after="60"/>
+              <ns0:jc ns0:val="left"/>
+              <ns0:wordWrap ns0:val="0"/>
+            </ns0:pPr>
+            <ns0:r>
+              <ns0:rPr>
+                <ns0:rFonts ns0:ascii="Noto Sans SC" ns0:hAnsi="Noto Sans SC" ns0:eastAsia="Noto Sans SC"/>
+                <ns0:b ns0:val="0"/>
+                <ns0:color ns0:val="202D33"/>
+                <ns0:sz ns0:val="19"/>
+              </ns0:rPr>
+              <ns0:t>中</ns0:t>
+            </ns0:r>
+          </ns0:p>
+        </ns0:tc>
+        <ns0:tc>
+          <ns0:tcPr>
+            <ns0:tcW ns0:type="dxa" ns0:w="1635"/>
+            <ns0:vAlign ns0:val="center"/>
+          </ns0:tcPr>
+          <ns0:p>
+            <ns0:pPr>
+              <ns0:keepNext ns0:val="0"/>
+              <ns0:keepLines/>
+              <ns0:pageBreakBefore ns0:val="0"/>
+              <ns0:widowControl/>
+              <ns0:spacing ns0:line="276" ns0:lineRule="auto" ns0:before="0" ns0:after="60"/>
+              <ns0:jc ns0:val="left"/>
+              <ns0:wordWrap ns0:val="0"/>
+            </ns0:pPr>
+            <ns0:r>
+              <ns0:rPr>
+                <ns0:rFonts ns0:ascii="Noto Sans SC" ns0:hAnsi="Noto Sans SC" ns0:eastAsia="Noto Sans SC"/>
+                <ns0:b ns0:val="0"/>
+                <ns0:color ns0:val="202D33"/>
+                <ns0:sz ns0:val="19"/>
+              </ns0:rPr>
+              <ns0:t>中药二厂同期间车间工时台账、中药二厂同期间制造费用分摊明细台账</ns0:t>
+            </ns0:r>
+          </ns0:p>
+        </ns0:tc>
+        <ns0:tc>
+          <ns0:tcPr>
+            <ns0:tcW ns0:type="dxa" ns0:w="1635"/>
+            <ns0:vAlign ns0:val="center"/>
+          </ns0:tcPr>
+          <ns0:p>
+            <ns0:pPr>
+              <ns0:keepNext ns0:val="0"/>
+              <ns0:keepLines/>
+              <ns0:pageBreakBefore ns0:val="0"/>
+              <ns0:widowControl/>
+              <ns0:spacing ns0:line="276" ns0:lineRule="auto" ns0:before="0" ns0:after="60"/>
+              <ns0:jc ns0:val="left"/>
+              <ns0:wordWrap ns0:val="0"/>
+            </ns0:pPr>
+            <ns0:r>
+              <ns0:rPr>
+                <ns0:rFonts ns0:ascii="Noto Sans SC" ns0:hAnsi="Noto Sans SC" ns0:eastAsia="Noto Sans SC"/>
+                <ns0:b ns0:val="0"/>
+                <ns0:color ns0:val="202D33"/>
+                <ns0:sz ns0:val="19"/>
+              </ns0:rPr>
+              <ns0:t>月度成本分析完成后10个工作日内</ns0:t>
             </ns0:r>
           </ns0:p>
         </ns0:tc>
@@ -9441,57 +13113,157 @@
         </ns0:trPr>
         <ns0:tc>
           <ns0:tcPr>
-            <ns0:tcW ns0:type="dxa" ns0:w="6406"/>
-            <ns0:vAlign ns0:val="center"/>
-          </ns0:tcPr>
-          <ns0:p>
-            <ns0:pPr>
-              <ns0:keepNext ns0:val="0"/>
-              <ns0:keepLines/>
-              <ns0:pageBreakBefore ns0:val="0"/>
-              <ns0:widowControl/>
-              <ns0:spacing ns0:line="276" ns0:lineRule="auto" ns0:before="0" ns0:after="60"/>
-              <ns0:jc ns0:val="left"/>
-              <ns0:wordWrap ns0:val="0"/>
-            </ns0:pPr>
-            <ns0:r>
-              <ns0:rPr>
-                <ns0:rFonts ns0:ascii="Noto Sans SC" ns0:hAnsi="Noto Sans SC" ns0:eastAsia="Noto Sans SC"/>
-                <ns0:b ns0:val="0"/>
-                <ns0:color ns0:val="202D33"/>
-                <ns0:sz ns0:val="19"/>
-              </ns0:rPr>
-              <ns0:t>3．按能源、折旧、维护等分项核对制造费用明细，验证固定费用摊薄假设。</ns0:t>
-              <ns0:br/>
-              <ns0:t>核查对象：制造费用各分项环比变动方向及原因。</ns0:t>
-              <ns0:br/>
-              <ns0:t>行动：按能源、折旧、维护等分项核对制造费用明细，验证固定费用摊薄假设。</ns0:t>
-            </ns0:r>
-          </ns0:p>
-        </ns0:tc>
-        <ns0:tc>
-          <ns0:tcPr>
-            <ns0:tcW ns0:type="dxa" ns0:w="3402"/>
-            <ns0:vAlign ns0:val="center"/>
-          </ns0:tcPr>
-          <ns0:p>
-            <ns0:pPr>
-              <ns0:keepNext ns0:val="0"/>
-              <ns0:keepLines/>
-              <ns0:pageBreakBefore ns0:val="0"/>
-              <ns0:widowControl/>
-              <ns0:spacing ns0:line="276" ns0:lineRule="auto" ns0:before="0" ns0:after="60"/>
-              <ns0:jc ns0:val="left"/>
-              <ns0:wordWrap ns0:val="0"/>
-            </ns0:pPr>
-            <ns0:r>
-              <ns0:rPr>
-                <ns0:rFonts ns0:ascii="Noto Sans SC" ns0:hAnsi="Noto Sans SC" ns0:eastAsia="Noto Sans SC"/>
-                <ns0:b ns0:val="0"/>
-                <ns0:color ns0:val="202D33"/>
-                <ns0:sz ns0:val="19"/>
-              </ns0:rPr>
-              <ns0:t>对应月份制造费用分项明细账、设备运行日志与能耗计量记录</ns0:t>
+            <ns0:tcW ns0:type="dxa" ns0:w="1635"/>
+            <ns0:vAlign ns0:val="center"/>
+          </ns0:tcPr>
+          <ns0:p>
+            <ns0:pPr>
+              <ns0:keepNext ns0:val="0"/>
+              <ns0:keepLines/>
+              <ns0:pageBreakBefore ns0:val="0"/>
+              <ns0:widowControl/>
+              <ns0:spacing ns0:line="276" ns0:lineRule="auto" ns0:before="0" ns0:after="60"/>
+              <ns0:jc ns0:val="left"/>
+              <ns0:wordWrap ns0:val="0"/>
+            </ns0:pPr>
+            <ns0:r>
+              <ns0:rPr>
+                <ns0:rFonts ns0:ascii="Noto Sans SC" ns0:hAnsi="Noto Sans SC" ns0:eastAsia="Noto Sans SC"/>
+                <ns0:b ns0:val="0"/>
+                <ns0:color ns0:val="202D33"/>
+                <ns0:sz ns0:val="19"/>
+              </ns0:rPr>
+              <ns0:t>3</ns0:t>
+            </ns0:r>
+          </ns0:p>
+        </ns0:tc>
+        <ns0:tc>
+          <ns0:tcPr>
+            <ns0:tcW ns0:type="dxa" ns0:w="1635"/>
+            <ns0:vAlign ns0:val="center"/>
+          </ns0:tcPr>
+          <ns0:p>
+            <ns0:pPr>
+              <ns0:keepNext ns0:val="0"/>
+              <ns0:keepLines/>
+              <ns0:pageBreakBefore ns0:val="0"/>
+              <ns0:widowControl/>
+              <ns0:spacing ns0:line="276" ns0:lineRule="auto" ns0:before="0" ns0:after="60"/>
+              <ns0:jc ns0:val="left"/>
+              <ns0:wordWrap ns0:val="0"/>
+            </ns0:pPr>
+            <ns0:r>
+              <ns0:rPr>
+                <ns0:rFonts ns0:ascii="Noto Sans SC" ns0:hAnsi="Noto Sans SC" ns0:eastAsia="Noto Sans SC"/>
+                <ns0:b ns0:val="0"/>
+                <ns0:color ns0:val="202D33"/>
+                <ns0:sz ns0:val="19"/>
+              </ns0:rPr>
+              <ns0:t>按同批次核对采购价、投料与合格产出，分别检查采购变化和生产损耗；工艺调整须经质量部门批准。</ns0:t>
+            </ns0:r>
+          </ns0:p>
+        </ns0:tc>
+        <ns0:tc>
+          <ns0:tcPr>
+            <ns0:tcW ns0:type="dxa" ns0:w="1635"/>
+            <ns0:vAlign ns0:val="center"/>
+          </ns0:tcPr>
+          <ns0:p>
+            <ns0:pPr>
+              <ns0:keepNext ns0:val="0"/>
+              <ns0:keepLines/>
+              <ns0:pageBreakBefore ns0:val="0"/>
+              <ns0:widowControl/>
+              <ns0:spacing ns0:line="276" ns0:lineRule="auto" ns0:before="0" ns0:after="60"/>
+              <ns0:jc ns0:val="left"/>
+              <ns0:wordWrap ns0:val="0"/>
+            </ns0:pPr>
+            <ns0:r>
+              <ns0:rPr>
+                <ns0:rFonts ns0:ascii="Noto Sans SC" ns0:hAnsi="Noto Sans SC" ns0:eastAsia="Noto Sans SC"/>
+                <ns0:b ns0:val="0"/>
+                <ns0:color ns0:val="202D33"/>
+                <ns0:sz ns0:val="19"/>
+              </ns0:rPr>
+              <ns0:t>采购部、生产部、财务部</ns0:t>
+            </ns0:r>
+          </ns0:p>
+        </ns0:tc>
+        <ns0:tc>
+          <ns0:tcPr>
+            <ns0:tcW ns0:type="dxa" ns0:w="1635"/>
+            <ns0:vAlign ns0:val="center"/>
+          </ns0:tcPr>
+          <ns0:p>
+            <ns0:pPr>
+              <ns0:keepNext ns0:val="0"/>
+              <ns0:keepLines/>
+              <ns0:pageBreakBefore ns0:val="0"/>
+              <ns0:widowControl/>
+              <ns0:spacing ns0:line="276" ns0:lineRule="auto" ns0:before="0" ns0:after="60"/>
+              <ns0:jc ns0:val="left"/>
+              <ns0:wordWrap ns0:val="0"/>
+            </ns0:pPr>
+            <ns0:r>
+              <ns0:rPr>
+                <ns0:rFonts ns0:ascii="Noto Sans SC" ns0:hAnsi="Noto Sans SC" ns0:eastAsia="Noto Sans SC"/>
+                <ns0:b ns0:val="0"/>
+                <ns0:color ns0:val="202D33"/>
+                <ns0:sz ns0:val="19"/>
+              </ns0:rPr>
+              <ns0:t>高</ns0:t>
+            </ns0:r>
+          </ns0:p>
+        </ns0:tc>
+        <ns0:tc>
+          <ns0:tcPr>
+            <ns0:tcW ns0:type="dxa" ns0:w="1635"/>
+            <ns0:vAlign ns0:val="center"/>
+          </ns0:tcPr>
+          <ns0:p>
+            <ns0:pPr>
+              <ns0:keepNext ns0:val="0"/>
+              <ns0:keepLines/>
+              <ns0:pageBreakBefore ns0:val="0"/>
+              <ns0:widowControl/>
+              <ns0:spacing ns0:line="276" ns0:lineRule="auto" ns0:before="0" ns0:after="60"/>
+              <ns0:jc ns0:val="left"/>
+              <ns0:wordWrap ns0:val="0"/>
+            </ns0:pPr>
+            <ns0:r>
+              <ns0:rPr>
+                <ns0:rFonts ns0:ascii="Noto Sans SC" ns0:hAnsi="Noto Sans SC" ns0:eastAsia="Noto Sans SC"/>
+                <ns0:b ns0:val="0"/>
+                <ns0:color ns0:val="202D33"/>
+                <ns0:sz ns0:val="19"/>
+              </ns0:rPr>
+              <ns0:t>实际采购合同及入库单价、批次投料、合格产出与收率记录</ns0:t>
+            </ns0:r>
+          </ns0:p>
+        </ns0:tc>
+        <ns0:tc>
+          <ns0:tcPr>
+            <ns0:tcW ns0:type="dxa" ns0:w="1635"/>
+            <ns0:vAlign ns0:val="center"/>
+          </ns0:tcPr>
+          <ns0:p>
+            <ns0:pPr>
+              <ns0:keepNext ns0:val="0"/>
+              <ns0:keepLines/>
+              <ns0:pageBreakBefore ns0:val="0"/>
+              <ns0:widowControl/>
+              <ns0:spacing ns0:line="276" ns0:lineRule="auto" ns0:before="0" ns0:after="60"/>
+              <ns0:jc ns0:val="left"/>
+              <ns0:wordWrap ns0:val="0"/>
+            </ns0:pPr>
+            <ns0:r>
+              <ns0:rPr>
+                <ns0:rFonts ns0:ascii="Noto Sans SC" ns0:hAnsi="Noto Sans SC" ns0:eastAsia="Noto Sans SC"/>
+                <ns0:b ns0:val="0"/>
+                <ns0:color ns0:val="202D33"/>
+                <ns0:sz ns0:val="19"/>
+              </ns0:rPr>
+              <ns0:t>提交本期成本复核结论前完成资料核对；由责任部门确认具体日期</ns0:t>
             </ns0:r>
           </ns0:p>
         </ns0:tc>
@@ -9502,57 +13274,157 @@
         </ns0:trPr>
         <ns0:tc>
           <ns0:tcPr>
-            <ns0:tcW ns0:type="dxa" ns0:w="6406"/>
-            <ns0:vAlign ns0:val="center"/>
-          </ns0:tcPr>
-          <ns0:p>
-            <ns0:pPr>
-              <ns0:keepNext ns0:val="0"/>
-              <ns0:keepLines/>
-              <ns0:pageBreakBefore ns0:val="0"/>
-              <ns0:widowControl/>
-              <ns0:spacing ns0:line="276" ns0:lineRule="auto" ns0:before="0" ns0:after="60"/>
-              <ns0:jc ns0:val="left"/>
-              <ns0:wordWrap ns0:val="0"/>
-            </ns0:pPr>
-            <ns0:r>
-              <ns0:rPr>
-                <ns0:rFonts ns0:ascii="Noto Sans SC" ns0:hAnsi="Noto Sans SC" ns0:eastAsia="Noto Sans SC"/>
-                <ns0:b ns0:val="0"/>
-                <ns0:color ns0:val="202D33"/>
-                <ns0:sz ns0:val="19"/>
-              </ns0:rPr>
-              <ns0:t>4．跨厂比较方向：中药一厂−中药二厂，以中药二厂为分母。比较限制：总成本对比受产量影响，不能作为单位效率结论；文档原因证据由报告检索流程补充；仅表内数值不能证明因果。建立两厂同口径单位成本对比表，逐项核对人工单价、工时与费用分摊口径后再作效率结论。</ns0:t>
-              <ns0:br/>
-              <ns0:t>核查对象：两厂直接人工与制造费用单位差异的成因与口径一致性。</ns0:t>
-              <ns0:br/>
-              <ns0:t>行动：建立两厂同口径单位成本对比表，逐项核对人工单价、工时与费用分摊口径后再作效率结论。</ns0:t>
-            </ns0:r>
-          </ns0:p>
-        </ns0:tc>
-        <ns0:tc>
-          <ns0:tcPr>
-            <ns0:tcW ns0:type="dxa" ns0:w="3402"/>
-            <ns0:vAlign ns0:val="center"/>
-          </ns0:tcPr>
-          <ns0:p>
-            <ns0:pPr>
-              <ns0:keepNext ns0:val="0"/>
-              <ns0:keepLines/>
-              <ns0:pageBreakBefore ns0:val="0"/>
-              <ns0:widowControl/>
-              <ns0:spacing ns0:line="276" ns0:lineRule="auto" ns0:before="0" ns0:after="60"/>
-              <ns0:jc ns0:val="left"/>
-              <ns0:wordWrap ns0:val="0"/>
-            </ns0:pPr>
-            <ns0:r>
-              <ns0:rPr>
-                <ns0:rFonts ns0:ascii="Noto Sans SC" ns0:hAnsi="Noto Sans SC" ns0:eastAsia="Noto Sans SC"/>
-                <ns0:b ns0:val="0"/>
-                <ns0:color ns0:val="202D33"/>
-                <ns0:sz ns0:val="19"/>
-              </ns0:rPr>
-              <ns0:t>中药二厂同期单位成本分项明细、中药二厂对应车间月份工时台账、两厂制造费用分摊明细记录</ns0:t>
+            <ns0:tcW ns0:type="dxa" ns0:w="1635"/>
+            <ns0:vAlign ns0:val="center"/>
+          </ns0:tcPr>
+          <ns0:p>
+            <ns0:pPr>
+              <ns0:keepNext ns0:val="0"/>
+              <ns0:keepLines/>
+              <ns0:pageBreakBefore ns0:val="0"/>
+              <ns0:widowControl/>
+              <ns0:spacing ns0:line="276" ns0:lineRule="auto" ns0:before="0" ns0:after="60"/>
+              <ns0:jc ns0:val="left"/>
+              <ns0:wordWrap ns0:val="0"/>
+            </ns0:pPr>
+            <ns0:r>
+              <ns0:rPr>
+                <ns0:rFonts ns0:ascii="Noto Sans SC" ns0:hAnsi="Noto Sans SC" ns0:eastAsia="Noto Sans SC"/>
+                <ns0:b ns0:val="0"/>
+                <ns0:color ns0:val="202D33"/>
+                <ns0:sz ns0:val="19"/>
+              </ns0:rPr>
+              <ns0:t>4</ns0:t>
+            </ns0:r>
+          </ns0:p>
+        </ns0:tc>
+        <ns0:tc>
+          <ns0:tcPr>
+            <ns0:tcW ns0:type="dxa" ns0:w="1635"/>
+            <ns0:vAlign ns0:val="center"/>
+          </ns0:tcPr>
+          <ns0:p>
+            <ns0:pPr>
+              <ns0:keepNext ns0:val="0"/>
+              <ns0:keepLines/>
+              <ns0:pageBreakBefore ns0:val="0"/>
+              <ns0:widowControl/>
+              <ns0:spacing ns0:line="276" ns0:lineRule="auto" ns0:before="0" ns0:after="60"/>
+              <ns0:jc ns0:val="left"/>
+              <ns0:wordWrap ns0:val="0"/>
+            </ns0:pPr>
+            <ns0:r>
+              <ns0:rPr>
+                <ns0:rFonts ns0:ascii="Noto Sans SC" ns0:hAnsi="Noto Sans SC" ns0:eastAsia="Noto Sans SC"/>
+                <ns0:b ns0:val="0"/>
+                <ns0:color ns0:val="202D33"/>
+                <ns0:sz ns0:val="19"/>
+              </ns0:rPr>
+              <ns0:t>核对人员结构、加班及返工工时，区分每盒工时变化与人工费用结构变化。</ns0:t>
+            </ns0:r>
+          </ns0:p>
+        </ns0:tc>
+        <ns0:tc>
+          <ns0:tcPr>
+            <ns0:tcW ns0:type="dxa" ns0:w="1635"/>
+            <ns0:vAlign ns0:val="center"/>
+          </ns0:tcPr>
+          <ns0:p>
+            <ns0:pPr>
+              <ns0:keepNext ns0:val="0"/>
+              <ns0:keepLines/>
+              <ns0:pageBreakBefore ns0:val="0"/>
+              <ns0:widowControl/>
+              <ns0:spacing ns0:line="276" ns0:lineRule="auto" ns0:before="0" ns0:after="60"/>
+              <ns0:jc ns0:val="left"/>
+              <ns0:wordWrap ns0:val="0"/>
+            </ns0:pPr>
+            <ns0:r>
+              <ns0:rPr>
+                <ns0:rFonts ns0:ascii="Noto Sans SC" ns0:hAnsi="Noto Sans SC" ns0:eastAsia="Noto Sans SC"/>
+                <ns0:b ns0:val="0"/>
+                <ns0:color ns0:val="202D33"/>
+                <ns0:sz ns0:val="19"/>
+              </ns0:rPr>
+              <ns0:t>生产部、人力资源部、财务部</ns0:t>
+            </ns0:r>
+          </ns0:p>
+        </ns0:tc>
+        <ns0:tc>
+          <ns0:tcPr>
+            <ns0:tcW ns0:type="dxa" ns0:w="1635"/>
+            <ns0:vAlign ns0:val="center"/>
+          </ns0:tcPr>
+          <ns0:p>
+            <ns0:pPr>
+              <ns0:keepNext ns0:val="0"/>
+              <ns0:keepLines/>
+              <ns0:pageBreakBefore ns0:val="0"/>
+              <ns0:widowControl/>
+              <ns0:spacing ns0:line="276" ns0:lineRule="auto" ns0:before="0" ns0:after="60"/>
+              <ns0:jc ns0:val="left"/>
+              <ns0:wordWrap ns0:val="0"/>
+            </ns0:pPr>
+            <ns0:r>
+              <ns0:rPr>
+                <ns0:rFonts ns0:ascii="Noto Sans SC" ns0:hAnsi="Noto Sans SC" ns0:eastAsia="Noto Sans SC"/>
+                <ns0:b ns0:val="0"/>
+                <ns0:color ns0:val="202D33"/>
+                <ns0:sz ns0:val="19"/>
+              </ns0:rPr>
+              <ns0:t>中</ns0:t>
+            </ns0:r>
+          </ns0:p>
+        </ns0:tc>
+        <ns0:tc>
+          <ns0:tcPr>
+            <ns0:tcW ns0:type="dxa" ns0:w="1635"/>
+            <ns0:vAlign ns0:val="center"/>
+          </ns0:tcPr>
+          <ns0:p>
+            <ns0:pPr>
+              <ns0:keepNext ns0:val="0"/>
+              <ns0:keepLines/>
+              <ns0:pageBreakBefore ns0:val="0"/>
+              <ns0:widowControl/>
+              <ns0:spacing ns0:line="276" ns0:lineRule="auto" ns0:before="0" ns0:after="60"/>
+              <ns0:jc ns0:val="left"/>
+              <ns0:wordWrap ns0:val="0"/>
+            </ns0:pPr>
+            <ns0:r>
+              <ns0:rPr>
+                <ns0:rFonts ns0:ascii="Noto Sans SC" ns0:hAnsi="Noto Sans SC" ns0:eastAsia="Noto Sans SC"/>
+                <ns0:b ns0:val="0"/>
+                <ns0:color ns0:val="202D33"/>
+                <ns0:sz ns0:val="19"/>
+              </ns0:rPr>
+              <ns0:t>班次及加班记录、工资组成与工时台账</ns0:t>
+            </ns0:r>
+          </ns0:p>
+        </ns0:tc>
+        <ns0:tc>
+          <ns0:tcPr>
+            <ns0:tcW ns0:type="dxa" ns0:w="1635"/>
+            <ns0:vAlign ns0:val="center"/>
+          </ns0:tcPr>
+          <ns0:p>
+            <ns0:pPr>
+              <ns0:keepNext ns0:val="0"/>
+              <ns0:keepLines/>
+              <ns0:pageBreakBefore ns0:val="0"/>
+              <ns0:widowControl/>
+              <ns0:spacing ns0:line="276" ns0:lineRule="auto" ns0:before="0" ns0:after="60"/>
+              <ns0:jc ns0:val="left"/>
+              <ns0:wordWrap ns0:val="0"/>
+            </ns0:pPr>
+            <ns0:r>
+              <ns0:rPr>
+                <ns0:rFonts ns0:ascii="Noto Sans SC" ns0:hAnsi="Noto Sans SC" ns0:eastAsia="Noto Sans SC"/>
+                <ns0:b ns0:val="0"/>
+                <ns0:color ns0:val="202D33"/>
+                <ns0:sz ns0:val="19"/>
+              </ns0:rPr>
+              <ns0:t>提交本期成本复核结论前完成资料核对；由责任部门确认具体日期</ns0:t>
             </ns0:r>
           </ns0:p>
         </ns0:tc>
@@ -9563,57 +13435,157 @@
         </ns0:trPr>
         <ns0:tc>
           <ns0:tcPr>
-            <ns0:tcW ns0:type="dxa" ns0:w="6406"/>
-            <ns0:vAlign ns0:val="center"/>
-          </ns0:tcPr>
-          <ns0:p>
-            <ns0:pPr>
-              <ns0:keepNext ns0:val="0"/>
-              <ns0:keepLines/>
-              <ns0:pageBreakBefore ns0:val="0"/>
-              <ns0:widowControl/>
-              <ns0:spacing ns0:line="276" ns0:lineRule="auto" ns0:before="0" ns0:after="60"/>
-              <ns0:jc ns0:val="left"/>
-              <ns0:wordWrap ns0:val="0"/>
-            </ns0:pPr>
-            <ns0:r>
-              <ns0:rPr>
-                <ns0:rFonts ns0:ascii="Noto Sans SC" ns0:hAnsi="Noto Sans SC" ns0:eastAsia="Noto Sans SC"/>
-                <ns0:b ns0:val="0"/>
-                <ns0:color ns0:val="202D33"/>
-                <ns0:sz ns0:val="19"/>
-              </ns0:rPr>
-              <ns0:t>5．现有明细已定位主要原料驱动；价格与实物耗用的影响尚未分开。</ns0:t>
-              <ns0:br/>
-              <ns0:t>核查对象：金银花本期与上期采购和批次耗用</ns0:t>
-              <ns0:br/>
-              <ns0:t>行动：按同批次核对采购价、投料与合格产出，分别检查采购变化和生产损耗；工艺调整须经质量部门批准。</ns0:t>
-            </ns0:r>
-          </ns0:p>
-        </ns0:tc>
-        <ns0:tc>
-          <ns0:tcPr>
-            <ns0:tcW ns0:type="dxa" ns0:w="3402"/>
-            <ns0:vAlign ns0:val="center"/>
-          </ns0:tcPr>
-          <ns0:p>
-            <ns0:pPr>
-              <ns0:keepNext ns0:val="0"/>
-              <ns0:keepLines/>
-              <ns0:pageBreakBefore ns0:val="0"/>
-              <ns0:widowControl/>
-              <ns0:spacing ns0:line="276" ns0:lineRule="auto" ns0:before="0" ns0:after="60"/>
-              <ns0:jc ns0:val="left"/>
-              <ns0:wordWrap ns0:val="0"/>
-            </ns0:pPr>
-            <ns0:r>
-              <ns0:rPr>
-                <ns0:rFonts ns0:ascii="Noto Sans SC" ns0:hAnsi="Noto Sans SC" ns0:eastAsia="Noto Sans SC"/>
-                <ns0:b ns0:val="0"/>
-                <ns0:color ns0:val="202D33"/>
-                <ns0:sz ns0:val="19"/>
-              </ns0:rPr>
-              <ns0:t>实际采购合同及入库单价、批次投料、合格产出与收率记录</ns0:t>
+            <ns0:tcW ns0:type="dxa" ns0:w="1635"/>
+            <ns0:vAlign ns0:val="center"/>
+          </ns0:tcPr>
+          <ns0:p>
+            <ns0:pPr>
+              <ns0:keepNext ns0:val="0"/>
+              <ns0:keepLines/>
+              <ns0:pageBreakBefore ns0:val="0"/>
+              <ns0:widowControl/>
+              <ns0:spacing ns0:line="276" ns0:lineRule="auto" ns0:before="0" ns0:after="60"/>
+              <ns0:jc ns0:val="left"/>
+              <ns0:wordWrap ns0:val="0"/>
+            </ns0:pPr>
+            <ns0:r>
+              <ns0:rPr>
+                <ns0:rFonts ns0:ascii="Noto Sans SC" ns0:hAnsi="Noto Sans SC" ns0:eastAsia="Noto Sans SC"/>
+                <ns0:b ns0:val="0"/>
+                <ns0:color ns0:val="202D33"/>
+                <ns0:sz ns0:val="19"/>
+              </ns0:rPr>
+              <ns0:t>5</ns0:t>
+            </ns0:r>
+          </ns0:p>
+        </ns0:tc>
+        <ns0:tc>
+          <ns0:tcPr>
+            <ns0:tcW ns0:type="dxa" ns0:w="1635"/>
+            <ns0:vAlign ns0:val="center"/>
+          </ns0:tcPr>
+          <ns0:p>
+            <ns0:pPr>
+              <ns0:keepNext ns0:val="0"/>
+              <ns0:keepLines/>
+              <ns0:pageBreakBefore ns0:val="0"/>
+              <ns0:widowControl/>
+              <ns0:spacing ns0:line="276" ns0:lineRule="auto" ns0:before="0" ns0:after="60"/>
+              <ns0:jc ns0:val="left"/>
+              <ns0:wordWrap ns0:val="0"/>
+            </ns0:pPr>
+            <ns0:r>
+              <ns0:rPr>
+                <ns0:rFonts ns0:ascii="Noto Sans SC" ns0:hAnsi="Noto Sans SC" ns0:eastAsia="Noto Sans SC"/>
+                <ns0:b ns0:val="0"/>
+                <ns0:color ns0:val="202D33"/>
+                <ns0:sz ns0:val="19"/>
+              </ns0:rPr>
+              <ns0:t>逐项核对费用总额、分配基数和产量影响，仅将本期适用工单用于原因核查，避免重复计入维修费。</ns0:t>
+            </ns0:r>
+          </ns0:p>
+        </ns0:tc>
+        <ns0:tc>
+          <ns0:tcPr>
+            <ns0:tcW ns0:type="dxa" ns0:w="1635"/>
+            <ns0:vAlign ns0:val="center"/>
+          </ns0:tcPr>
+          <ns0:p>
+            <ns0:pPr>
+              <ns0:keepNext ns0:val="0"/>
+              <ns0:keepLines/>
+              <ns0:pageBreakBefore ns0:val="0"/>
+              <ns0:widowControl/>
+              <ns0:spacing ns0:line="276" ns0:lineRule="auto" ns0:before="0" ns0:after="60"/>
+              <ns0:jc ns0:val="left"/>
+              <ns0:wordWrap ns0:val="0"/>
+            </ns0:pPr>
+            <ns0:r>
+              <ns0:rPr>
+                <ns0:rFonts ns0:ascii="Noto Sans SC" ns0:hAnsi="Noto Sans SC" ns0:eastAsia="Noto Sans SC"/>
+                <ns0:b ns0:val="0"/>
+                <ns0:color ns0:val="202D33"/>
+                <ns0:sz ns0:val="19"/>
+              </ns0:rPr>
+              <ns0:t>设备部、财务部、生产部</ns0:t>
+            </ns0:r>
+          </ns0:p>
+        </ns0:tc>
+        <ns0:tc>
+          <ns0:tcPr>
+            <ns0:tcW ns0:type="dxa" ns0:w="1635"/>
+            <ns0:vAlign ns0:val="center"/>
+          </ns0:tcPr>
+          <ns0:p>
+            <ns0:pPr>
+              <ns0:keepNext ns0:val="0"/>
+              <ns0:keepLines/>
+              <ns0:pageBreakBefore ns0:val="0"/>
+              <ns0:widowControl/>
+              <ns0:spacing ns0:line="276" ns0:lineRule="auto" ns0:before="0" ns0:after="60"/>
+              <ns0:jc ns0:val="left"/>
+              <ns0:wordWrap ns0:val="0"/>
+            </ns0:pPr>
+            <ns0:r>
+              <ns0:rPr>
+                <ns0:rFonts ns0:ascii="Noto Sans SC" ns0:hAnsi="Noto Sans SC" ns0:eastAsia="Noto Sans SC"/>
+                <ns0:b ns0:val="0"/>
+                <ns0:color ns0:val="202D33"/>
+                <ns0:sz ns0:val="19"/>
+              </ns0:rPr>
+              <ns0:t>中</ns0:t>
+            </ns0:r>
+          </ns0:p>
+        </ns0:tc>
+        <ns0:tc>
+          <ns0:tcPr>
+            <ns0:tcW ns0:type="dxa" ns0:w="1635"/>
+            <ns0:vAlign ns0:val="center"/>
+          </ns0:tcPr>
+          <ns0:p>
+            <ns0:pPr>
+              <ns0:keepNext ns0:val="0"/>
+              <ns0:keepLines/>
+              <ns0:pageBreakBefore ns0:val="0"/>
+              <ns0:widowControl/>
+              <ns0:spacing ns0:line="276" ns0:lineRule="auto" ns0:before="0" ns0:after="60"/>
+              <ns0:jc ns0:val="left"/>
+              <ns0:wordWrap ns0:val="0"/>
+            </ns0:pPr>
+            <ns0:r>
+              <ns0:rPr>
+                <ns0:rFonts ns0:ascii="Noto Sans SC" ns0:hAnsi="Noto Sans SC" ns0:eastAsia="Noto Sans SC"/>
+                <ns0:b ns0:val="0"/>
+                <ns0:color ns0:val="202D33"/>
+                <ns0:sz ns0:val="19"/>
+              </ns0:rPr>
+              <ns0:t>费用分配表及分配基数、本期维修工单与入账凭证</ns0:t>
+            </ns0:r>
+          </ns0:p>
+        </ns0:tc>
+        <ns0:tc>
+          <ns0:tcPr>
+            <ns0:tcW ns0:type="dxa" ns0:w="1635"/>
+            <ns0:vAlign ns0:val="center"/>
+          </ns0:tcPr>
+          <ns0:p>
+            <ns0:pPr>
+              <ns0:keepNext ns0:val="0"/>
+              <ns0:keepLines/>
+              <ns0:pageBreakBefore ns0:val="0"/>
+              <ns0:widowControl/>
+              <ns0:spacing ns0:line="276" ns0:lineRule="auto" ns0:before="0" ns0:after="60"/>
+              <ns0:jc ns0:val="left"/>
+              <ns0:wordWrap ns0:val="0"/>
+            </ns0:pPr>
+            <ns0:r>
+              <ns0:rPr>
+                <ns0:rFonts ns0:ascii="Noto Sans SC" ns0:hAnsi="Noto Sans SC" ns0:eastAsia="Noto Sans SC"/>
+                <ns0:b ns0:val="0"/>
+                <ns0:color ns0:val="202D33"/>
+                <ns0:sz ns0:val="19"/>
+              </ns0:rPr>
+              <ns0:t>提交本期成本复核结论前完成资料核对；由责任部门确认具体日期</ns0:t>
             </ns0:r>
           </ns0:p>
         </ns0:tc>
@@ -9624,179 +13596,157 @@
         </ns0:trPr>
         <ns0:tc>
           <ns0:tcPr>
-            <ns0:tcW ns0:type="dxa" ns0:w="6406"/>
-            <ns0:vAlign ns0:val="center"/>
-          </ns0:tcPr>
-          <ns0:p>
-            <ns0:pPr>
-              <ns0:keepNext ns0:val="0"/>
-              <ns0:keepLines/>
-              <ns0:pageBreakBefore ns0:val="0"/>
-              <ns0:widowControl/>
-              <ns0:spacing ns0:line="276" ns0:lineRule="auto" ns0:before="0" ns0:after="60"/>
-              <ns0:jc ns0:val="left"/>
-              <ns0:wordWrap ns0:val="0"/>
-            </ns0:pPr>
-            <ns0:r>
-              <ns0:rPr>
-                <ns0:rFonts ns0:ascii="Noto Sans SC" ns0:hAnsi="Noto Sans SC" ns0:eastAsia="Noto Sans SC"/>
-                <ns0:b ns0:val="0"/>
-                <ns0:color ns0:val="202D33"/>
-                <ns0:sz ns0:val="19"/>
-              </ns0:rPr>
-              <ns0:t>6．人工单位成本存在差异；题包平均小时工资是折算结果，不能据此断言基础薪率上涨。</ns0:t>
-              <ns0:br/>
-              <ns0:t>核查对象：本期与上期工时、工资组成和合格产量</ns0:t>
-              <ns0:br/>
-              <ns0:t>行动：核对人员结构、加班及返工工时，区分每盒工时变化与人工费用结构变化。</ns0:t>
-            </ns0:r>
-          </ns0:p>
-        </ns0:tc>
-        <ns0:tc>
-          <ns0:tcPr>
-            <ns0:tcW ns0:type="dxa" ns0:w="3402"/>
-            <ns0:vAlign ns0:val="center"/>
-          </ns0:tcPr>
-          <ns0:p>
-            <ns0:pPr>
-              <ns0:keepNext ns0:val="0"/>
-              <ns0:keepLines/>
-              <ns0:pageBreakBefore ns0:val="0"/>
-              <ns0:widowControl/>
-              <ns0:spacing ns0:line="276" ns0:lineRule="auto" ns0:before="0" ns0:after="60"/>
-              <ns0:jc ns0:val="left"/>
-              <ns0:wordWrap ns0:val="0"/>
-            </ns0:pPr>
-            <ns0:r>
-              <ns0:rPr>
-                <ns0:rFonts ns0:ascii="Noto Sans SC" ns0:hAnsi="Noto Sans SC" ns0:eastAsia="Noto Sans SC"/>
-                <ns0:b ns0:val="0"/>
-                <ns0:color ns0:val="202D33"/>
-                <ns0:sz ns0:val="19"/>
-              </ns0:rPr>
-              <ns0:t>班次及加班记录、工资组成与工时台账、返工工时与合格产量</ns0:t>
-            </ns0:r>
-          </ns0:p>
-        </ns0:tc>
-      </ns0:tr>
-      <ns0:tr>
-        <ns0:trPr>
-          <ns0:cantSplit/>
-        </ns0:trPr>
-        <ns0:tc>
-          <ns0:tcPr>
-            <ns0:tcW ns0:type="dxa" ns0:w="6406"/>
-            <ns0:vAlign ns0:val="center"/>
-          </ns0:tcPr>
-          <ns0:p>
-            <ns0:pPr>
-              <ns0:keepNext ns0:val="0"/>
-              <ns0:keepLines/>
-              <ns0:pageBreakBefore ns0:val="0"/>
-              <ns0:widowControl/>
-              <ns0:spacing ns0:line="276" ns0:lineRule="auto" ns0:before="0" ns0:after="60"/>
-              <ns0:jc ns0:val="left"/>
-              <ns0:wordWrap ns0:val="0"/>
-            </ns0:pPr>
-            <ns0:r>
-              <ns0:rPr>
-                <ns0:rFonts ns0:ascii="Noto Sans SC" ns0:hAnsi="Noto Sans SC" ns0:eastAsia="Noto Sans SC"/>
-                <ns0:b ns0:val="0"/>
-                <ns0:color ns0:val="202D33"/>
-                <ns0:sz ns0:val="19"/>
-              </ns0:rPr>
-              <ns0:t>7．制造费用单位成本存在差异；事件记录不能直接作为本期新增费用。</ns0:t>
-              <ns0:br/>
-              <ns0:t>核查对象：本期费用分配、维修入账与设备运行</ns0:t>
-              <ns0:br/>
-              <ns0:t>行动：逐项核对费用总额、分配基数和产量影响，仅将本期适用工单用于原因核查，避免重复计入维修费。</ns0:t>
-            </ns0:r>
-          </ns0:p>
-        </ns0:tc>
-        <ns0:tc>
-          <ns0:tcPr>
-            <ns0:tcW ns0:type="dxa" ns0:w="3402"/>
-            <ns0:vAlign ns0:val="center"/>
-          </ns0:tcPr>
-          <ns0:p>
-            <ns0:pPr>
-              <ns0:keepNext ns0:val="0"/>
-              <ns0:keepLines/>
-              <ns0:pageBreakBefore ns0:val="0"/>
-              <ns0:widowControl/>
-              <ns0:spacing ns0:line="276" ns0:lineRule="auto" ns0:before="0" ns0:after="60"/>
-              <ns0:jc ns0:val="left"/>
-              <ns0:wordWrap ns0:val="0"/>
-            </ns0:pPr>
-            <ns0:r>
-              <ns0:rPr>
-                <ns0:rFonts ns0:ascii="Noto Sans SC" ns0:hAnsi="Noto Sans SC" ns0:eastAsia="Noto Sans SC"/>
-                <ns0:b ns0:val="0"/>
-                <ns0:color ns0:val="202D33"/>
-                <ns0:sz ns0:val="19"/>
-              </ns0:rPr>
-              <ns0:t>费用分配表及分配基数、本期维修工单与入账凭证、停机和能耗记录</ns0:t>
-            </ns0:r>
-          </ns0:p>
-        </ns0:tc>
-      </ns0:tr>
-      <ns0:tr>
-        <ns0:trPr>
-          <ns0:cantSplit/>
-        </ns0:trPr>
-        <ns0:tc>
-          <ns0:tcPr>
-            <ns0:tcW ns0:type="dxa" ns0:w="6406"/>
-            <ns0:vAlign ns0:val="center"/>
-          </ns0:tcPr>
-          <ns0:p>
-            <ns0:pPr>
-              <ns0:keepNext ns0:val="0"/>
-              <ns0:keepLines/>
-              <ns0:pageBreakBefore ns0:val="0"/>
-              <ns0:widowControl/>
-              <ns0:spacing ns0:line="276" ns0:lineRule="auto" ns0:before="0" ns0:after="60"/>
-              <ns0:jc ns0:val="left"/>
-              <ns0:wordWrap ns0:val="0"/>
-            </ns0:pPr>
-            <ns0:r>
-              <ns0:rPr>
-                <ns0:rFonts ns0:ascii="Noto Sans SC" ns0:hAnsi="Noto Sans SC" ns0:eastAsia="Noto Sans SC"/>
-                <ns0:b ns0:val="0"/>
-                <ns0:color ns0:val="202D33"/>
-                <ns0:sz ns0:val="19"/>
-              </ns0:rPr>
-              <ns0:t>8．跨厂三要素结构可以由汇总数据拆分；差异机制仍需两厂同口径明细支持。</ns0:t>
-              <ns0:br/>
-              <ns0:t>核查对象：两厂同规格产品成本归集、工时及费用分配</ns0:t>
-              <ns0:br/>
-              <ns0:t>行动：先核对两厂成本归集口径，再按材料、人工和制造费用差额检查主要项目；缺少二厂原料明细时保留缺项。</ns0:t>
-            </ns0:r>
-          </ns0:p>
-        </ns0:tc>
-        <ns0:tc>
-          <ns0:tcPr>
-            <ns0:tcW ns0:type="dxa" ns0:w="3402"/>
-            <ns0:vAlign ns0:val="center"/>
-          </ns0:tcPr>
-          <ns0:p>
-            <ns0:pPr>
-              <ns0:keepNext ns0:val="0"/>
-              <ns0:keepLines/>
-              <ns0:pageBreakBefore ns0:val="0"/>
-              <ns0:widowControl/>
-              <ns0:spacing ns0:line="276" ns0:lineRule="auto" ns0:before="0" ns0:after="60"/>
-              <ns0:jc ns0:val="left"/>
-              <ns0:wordWrap ns0:val="0"/>
-            </ns0:pPr>
-            <ns0:r>
-              <ns0:rPr>
-                <ns0:rFonts ns0:ascii="Noto Sans SC" ns0:hAnsi="Noto Sans SC" ns0:eastAsia="Noto Sans SC"/>
-                <ns0:b ns0:val="0"/>
-                <ns0:color ns0:val="202D33"/>
-                <ns0:sz ns0:val="19"/>
-              </ns0:rPr>
-              <ns0:t>两厂原料明细、两厂工时和费用分配表、可比批次工艺记录</ns0:t>
+            <ns0:tcW ns0:type="dxa" ns0:w="1635"/>
+            <ns0:vAlign ns0:val="center"/>
+          </ns0:tcPr>
+          <ns0:p>
+            <ns0:pPr>
+              <ns0:keepNext ns0:val="0"/>
+              <ns0:keepLines/>
+              <ns0:pageBreakBefore ns0:val="0"/>
+              <ns0:widowControl/>
+              <ns0:spacing ns0:line="276" ns0:lineRule="auto" ns0:before="0" ns0:after="60"/>
+              <ns0:jc ns0:val="left"/>
+              <ns0:wordWrap ns0:val="0"/>
+            </ns0:pPr>
+            <ns0:r>
+              <ns0:rPr>
+                <ns0:rFonts ns0:ascii="Noto Sans SC" ns0:hAnsi="Noto Sans SC" ns0:eastAsia="Noto Sans SC"/>
+                <ns0:b ns0:val="0"/>
+                <ns0:color ns0:val="202D33"/>
+                <ns0:sz ns0:val="19"/>
+              </ns0:rPr>
+              <ns0:t>6</ns0:t>
+            </ns0:r>
+          </ns0:p>
+        </ns0:tc>
+        <ns0:tc>
+          <ns0:tcPr>
+            <ns0:tcW ns0:type="dxa" ns0:w="1635"/>
+            <ns0:vAlign ns0:val="center"/>
+          </ns0:tcPr>
+          <ns0:p>
+            <ns0:pPr>
+              <ns0:keepNext ns0:val="0"/>
+              <ns0:keepLines/>
+              <ns0:pageBreakBefore ns0:val="0"/>
+              <ns0:widowControl/>
+              <ns0:spacing ns0:line="276" ns0:lineRule="auto" ns0:before="0" ns0:after="60"/>
+              <ns0:jc ns0:val="left"/>
+              <ns0:wordWrap ns0:val="0"/>
+            </ns0:pPr>
+            <ns0:r>
+              <ns0:rPr>
+                <ns0:rFonts ns0:ascii="Noto Sans SC" ns0:hAnsi="Noto Sans SC" ns0:eastAsia="Noto Sans SC"/>
+                <ns0:b ns0:val="0"/>
+                <ns0:color ns0:val="202D33"/>
+                <ns0:sz ns0:val="19"/>
+              </ns0:rPr>
+              <ns0:t>先核对两厂成本归集口径，再按材料、人工和制造费用差额检查主要项目；缺少二厂原料明细时保留缺项。</ns0:t>
+            </ns0:r>
+          </ns0:p>
+        </ns0:tc>
+        <ns0:tc>
+          <ns0:tcPr>
+            <ns0:tcW ns0:type="dxa" ns0:w="1635"/>
+            <ns0:vAlign ns0:val="center"/>
+          </ns0:tcPr>
+          <ns0:p>
+            <ns0:pPr>
+              <ns0:keepNext ns0:val="0"/>
+              <ns0:keepLines/>
+              <ns0:pageBreakBefore ns0:val="0"/>
+              <ns0:widowControl/>
+              <ns0:spacing ns0:line="276" ns0:lineRule="auto" ns0:before="0" ns0:after="60"/>
+              <ns0:jc ns0:val="left"/>
+              <ns0:wordWrap ns0:val="0"/>
+            </ns0:pPr>
+            <ns0:r>
+              <ns0:rPr>
+                <ns0:rFonts ns0:ascii="Noto Sans SC" ns0:hAnsi="Noto Sans SC" ns0:eastAsia="Noto Sans SC"/>
+                <ns0:b ns0:val="0"/>
+                <ns0:color ns0:val="202D33"/>
+                <ns0:sz ns0:val="19"/>
+              </ns0:rPr>
+              <ns0:t>两厂财务部、生产部</ns0:t>
+            </ns0:r>
+          </ns0:p>
+        </ns0:tc>
+        <ns0:tc>
+          <ns0:tcPr>
+            <ns0:tcW ns0:type="dxa" ns0:w="1635"/>
+            <ns0:vAlign ns0:val="center"/>
+          </ns0:tcPr>
+          <ns0:p>
+            <ns0:pPr>
+              <ns0:keepNext ns0:val="0"/>
+              <ns0:keepLines/>
+              <ns0:pageBreakBefore ns0:val="0"/>
+              <ns0:widowControl/>
+              <ns0:spacing ns0:line="276" ns0:lineRule="auto" ns0:before="0" ns0:after="60"/>
+              <ns0:jc ns0:val="left"/>
+              <ns0:wordWrap ns0:val="0"/>
+            </ns0:pPr>
+            <ns0:r>
+              <ns0:rPr>
+                <ns0:rFonts ns0:ascii="Noto Sans SC" ns0:hAnsi="Noto Sans SC" ns0:eastAsia="Noto Sans SC"/>
+                <ns0:b ns0:val="0"/>
+                <ns0:color ns0:val="202D33"/>
+                <ns0:sz ns0:val="19"/>
+              </ns0:rPr>
+              <ns0:t>高</ns0:t>
+            </ns0:r>
+          </ns0:p>
+        </ns0:tc>
+        <ns0:tc>
+          <ns0:tcPr>
+            <ns0:tcW ns0:type="dxa" ns0:w="1635"/>
+            <ns0:vAlign ns0:val="center"/>
+          </ns0:tcPr>
+          <ns0:p>
+            <ns0:pPr>
+              <ns0:keepNext ns0:val="0"/>
+              <ns0:keepLines/>
+              <ns0:pageBreakBefore ns0:val="0"/>
+              <ns0:widowControl/>
+              <ns0:spacing ns0:line="276" ns0:lineRule="auto" ns0:before="0" ns0:after="60"/>
+              <ns0:jc ns0:val="left"/>
+              <ns0:wordWrap ns0:val="0"/>
+            </ns0:pPr>
+            <ns0:r>
+              <ns0:rPr>
+                <ns0:rFonts ns0:ascii="Noto Sans SC" ns0:hAnsi="Noto Sans SC" ns0:eastAsia="Noto Sans SC"/>
+                <ns0:b ns0:val="0"/>
+                <ns0:color ns0:val="202D33"/>
+                <ns0:sz ns0:val="19"/>
+              </ns0:rPr>
+              <ns0:t>两厂原料明细、两厂工时和费用分配表</ns0:t>
+            </ns0:r>
+          </ns0:p>
+        </ns0:tc>
+        <ns0:tc>
+          <ns0:tcPr>
+            <ns0:tcW ns0:type="dxa" ns0:w="1635"/>
+            <ns0:vAlign ns0:val="center"/>
+          </ns0:tcPr>
+          <ns0:p>
+            <ns0:pPr>
+              <ns0:keepNext ns0:val="0"/>
+              <ns0:keepLines/>
+              <ns0:pageBreakBefore ns0:val="0"/>
+              <ns0:widowControl/>
+              <ns0:spacing ns0:line="276" ns0:lineRule="auto" ns0:before="0" ns0:after="60"/>
+              <ns0:jc ns0:val="left"/>
+              <ns0:wordWrap ns0:val="0"/>
+            </ns0:pPr>
+            <ns0:r>
+              <ns0:rPr>
+                <ns0:rFonts ns0:ascii="Noto Sans SC" ns0:hAnsi="Noto Sans SC" ns0:eastAsia="Noto Sans SC"/>
+                <ns0:b ns0:val="0"/>
+                <ns0:color ns0:val="202D33"/>
+                <ns0:sz ns0:val="19"/>
+              </ns0:rPr>
+              <ns0:t>提交本期成本复核结论前完成资料核对；由责任部门确认具体日期</ns0:t>
             </ns0:r>
           </ns0:p>
         </ns0:tc>
@@ -9855,9 +13805,12 @@
         <ns0:tblLook ns0:firstColumn="1" ns0:firstRow="1" ns0:lastColumn="0" ns0:lastRow="0" ns0:noHBand="0" ns0:noVBand="1" ns0:val="04A0"/>
       </ns0:tblPr>
       <ns0:tblGrid>
-        <ns0:gridCol ns0:w="3269"/>
-        <ns0:gridCol ns0:w="3269"/>
-        <ns0:gridCol ns0:w="3269"/>
+        <ns0:gridCol ns0:w="1635"/>
+        <ns0:gridCol ns0:w="1635"/>
+        <ns0:gridCol ns0:w="1635"/>
+        <ns0:gridCol ns0:w="1635"/>
+        <ns0:gridCol ns0:w="1635"/>
+        <ns0:gridCol ns0:w="1635"/>
       </ns0:tblGrid>
       <ns0:tr>
         <ns0:trPr>
@@ -9866,7 +13819,7 @@
         </ns0:trPr>
         <ns0:tc>
           <ns0:tcPr>
-            <ns0:tcW ns0:type="dxa" ns0:w="3269"/>
+            <ns0:tcW ns0:type="dxa" ns0:w="1635"/>
             <ns0:vAlign ns0:val="center"/>
             <ns0:shd ns0:fill="EAF2F5"/>
           </ns0:tcPr>
@@ -9887,13 +13840,13 @@
                 <ns0:color ns0:val="202D33"/>
                 <ns0:sz ns0:val="19"/>
               </ns0:rPr>
-              <ns0:t>责任部门／角色</ns0:t>
-            </ns0:r>
-          </ns0:p>
-        </ns0:tc>
-        <ns0:tc>
-          <ns0:tcPr>
-            <ns0:tcW ns0:type="dxa" ns0:w="3269"/>
+              <ns0:t>任务编号</ns0:t>
+            </ns0:r>
+          </ns0:p>
+        </ns0:tc>
+        <ns0:tc>
+          <ns0:tcPr>
+            <ns0:tcW ns0:type="dxa" ns0:w="1635"/>
             <ns0:vAlign ns0:val="center"/>
             <ns0:shd ns0:fill="EAF2F5"/>
           </ns0:tcPr>
@@ -9914,13 +13867,67 @@
                 <ns0:color ns0:val="202D33"/>
                 <ns0:sz ns0:val="19"/>
               </ns0:rPr>
+              <ns0:t>任务标题</ns0:t>
+            </ns0:r>
+          </ns0:p>
+        </ns0:tc>
+        <ns0:tc>
+          <ns0:tcPr>
+            <ns0:tcW ns0:type="dxa" ns0:w="1635"/>
+            <ns0:vAlign ns0:val="center"/>
+            <ns0:shd ns0:fill="EAF2F5"/>
+          </ns0:tcPr>
+          <ns0:p>
+            <ns0:pPr>
+              <ns0:keepNext ns0:val="0"/>
+              <ns0:keepLines/>
+              <ns0:pageBreakBefore ns0:val="0"/>
+              <ns0:widowControl/>
+              <ns0:spacing ns0:line="276" ns0:lineRule="auto" ns0:before="0" ns0:after="60"/>
+              <ns0:jc ns0:val="center"/>
+              <ns0:wordWrap ns0:val="0"/>
+            </ns0:pPr>
+            <ns0:r>
+              <ns0:rPr>
+                <ns0:rFonts ns0:ascii="Noto Sans SC" ns0:hAnsi="Noto Sans SC" ns0:eastAsia="Noto Sans SC"/>
+                <ns0:b/>
+                <ns0:color ns0:val="202D33"/>
+                <ns0:sz ns0:val="19"/>
+              </ns0:rPr>
+              <ns0:t>责任人</ns0:t>
+            </ns0:r>
+          </ns0:p>
+        </ns0:tc>
+        <ns0:tc>
+          <ns0:tcPr>
+            <ns0:tcW ns0:type="dxa" ns0:w="1635"/>
+            <ns0:vAlign ns0:val="center"/>
+            <ns0:shd ns0:fill="EAF2F5"/>
+          </ns0:tcPr>
+          <ns0:p>
+            <ns0:pPr>
+              <ns0:keepNext ns0:val="0"/>
+              <ns0:keepLines/>
+              <ns0:pageBreakBefore ns0:val="0"/>
+              <ns0:widowControl/>
+              <ns0:spacing ns0:line="276" ns0:lineRule="auto" ns0:before="0" ns0:after="60"/>
+              <ns0:jc ns0:val="center"/>
+              <ns0:wordWrap ns0:val="0"/>
+            </ns0:pPr>
+            <ns0:r>
+              <ns0:rPr>
+                <ns0:rFonts ns0:ascii="Noto Sans SC" ns0:hAnsi="Noto Sans SC" ns0:eastAsia="Noto Sans SC"/>
+                <ns0:b/>
+                <ns0:color ns0:val="202D33"/>
+                <ns0:sz ns0:val="19"/>
+              </ns0:rPr>
               <ns0:t>优先级</ns0:t>
             </ns0:r>
           </ns0:p>
         </ns0:tc>
         <ns0:tc>
           <ns0:tcPr>
-            <ns0:tcW ns0:type="dxa" ns0:w="3269"/>
+            <ns0:tcW ns0:type="dxa" ns0:w="1635"/>
             <ns0:vAlign ns0:val="center"/>
             <ns0:shd ns0:fill="EAF2F5"/>
           </ns0:tcPr>
@@ -9941,7 +13948,34 @@
                 <ns0:color ns0:val="202D33"/>
                 <ns0:sz ns0:val="19"/>
               </ns0:rPr>
-              <ns0:t>期限依据与状态</ns0:t>
+              <ns0:t>来源</ns0:t>
+            </ns0:r>
+          </ns0:p>
+        </ns0:tc>
+        <ns0:tc>
+          <ns0:tcPr>
+            <ns0:tcW ns0:type="dxa" ns0:w="1635"/>
+            <ns0:vAlign ns0:val="center"/>
+            <ns0:shd ns0:fill="EAF2F5"/>
+          </ns0:tcPr>
+          <ns0:p>
+            <ns0:pPr>
+              <ns0:keepNext ns0:val="0"/>
+              <ns0:keepLines/>
+              <ns0:pageBreakBefore ns0:val="0"/>
+              <ns0:widowControl/>
+              <ns0:spacing ns0:line="276" ns0:lineRule="auto" ns0:before="0" ns0:after="60"/>
+              <ns0:jc ns0:val="center"/>
+              <ns0:wordWrap ns0:val="0"/>
+            </ns0:pPr>
+            <ns0:r>
+              <ns0:rPr>
+                <ns0:rFonts ns0:ascii="Noto Sans SC" ns0:hAnsi="Noto Sans SC" ns0:eastAsia="Noto Sans SC"/>
+                <ns0:b/>
+                <ns0:color ns0:val="202D33"/>
+                <ns0:sz ns0:val="19"/>
+              </ns0:rPr>
+              <ns0:t>截止时间</ns0:t>
             </ns0:r>
           </ns0:p>
         </ns0:tc>
@@ -9952,79 +13986,157 @@
         </ns0:trPr>
         <ns0:tc>
           <ns0:tcPr>
-            <ns0:tcW ns0:type="dxa" ns0:w="3269"/>
-            <ns0:vAlign ns0:val="center"/>
-          </ns0:tcPr>
-          <ns0:p>
-            <ns0:pPr>
-              <ns0:keepNext ns0:val="0"/>
-              <ns0:keepLines/>
-              <ns0:pageBreakBefore ns0:val="0"/>
-              <ns0:widowControl/>
-              <ns0:spacing ns0:line="276" ns0:lineRule="auto" ns0:before="0" ns0:after="60"/>
-              <ns0:jc ns0:val="left"/>
-              <ns0:wordWrap ns0:val="0"/>
-            </ns0:pPr>
-            <ns0:r>
-              <ns0:rPr>
-                <ns0:rFonts ns0:ascii="Noto Sans SC" ns0:hAnsi="Noto Sans SC" ns0:eastAsia="Noto Sans SC"/>
-                <ns0:b ns0:val="0"/>
-                <ns0:color ns0:val="202D33"/>
-                <ns0:sz ns0:val="19"/>
-              </ns0:rPr>
-              <ns0:t>1．采购部／待分配（姓名待分配）</ns0:t>
-            </ns0:r>
-          </ns0:p>
-        </ns0:tc>
-        <ns0:tc>
-          <ns0:tcPr>
-            <ns0:tcW ns0:type="dxa" ns0:w="3269"/>
-            <ns0:vAlign ns0:val="center"/>
-          </ns0:tcPr>
-          <ns0:p>
-            <ns0:pPr>
-              <ns0:keepNext ns0:val="0"/>
-              <ns0:keepLines/>
-              <ns0:pageBreakBefore ns0:val="0"/>
-              <ns0:widowControl/>
-              <ns0:spacing ns0:line="276" ns0:lineRule="auto" ns0:before="0" ns0:after="60"/>
-              <ns0:jc ns0:val="left"/>
-              <ns0:wordWrap ns0:val="0"/>
-            </ns0:pPr>
-            <ns0:r>
-              <ns0:rPr>
-                <ns0:rFonts ns0:ascii="Noto Sans SC" ns0:hAnsi="Noto Sans SC" ns0:eastAsia="Noto Sans SC"/>
-                <ns0:b ns0:val="0"/>
-                <ns0:color ns0:val="202D33"/>
-                <ns0:sz ns0:val="19"/>
-              </ns0:rPr>
-              <ns0:t>中</ns0:t>
-            </ns0:r>
-          </ns0:p>
-        </ns0:tc>
-        <ns0:tc>
-          <ns0:tcPr>
-            <ns0:tcW ns0:type="dxa" ns0:w="3269"/>
-            <ns0:vAlign ns0:val="center"/>
-          </ns0:tcPr>
-          <ns0:p>
-            <ns0:pPr>
-              <ns0:keepNext ns0:val="0"/>
-              <ns0:keepLines/>
-              <ns0:pageBreakBefore ns0:val="0"/>
-              <ns0:widowControl/>
-              <ns0:spacing ns0:line="276" ns0:lineRule="auto" ns0:before="0" ns0:after="60"/>
-              <ns0:jc ns0:val="left"/>
-              <ns0:wordWrap ns0:val="0"/>
-            </ns0:pPr>
-            <ns0:r>
-              <ns0:rPr>
-                <ns0:rFonts ns0:ascii="Noto Sans SC" ns0:hAnsi="Noto Sans SC" ns0:eastAsia="Noto Sans SC"/>
-                <ns0:b ns0:val="0"/>
-                <ns0:color ns0:val="202D33"/>
-                <ns0:sz ns0:val="19"/>
-              </ns0:rPr>
-              <ns0:t>月度成本结账后10个工作日内；待确认发送</ns0:t>
+            <ns0:tcW ns0:type="dxa" ns0:w="1635"/>
+            <ns0:vAlign ns0:val="center"/>
+          </ns0:tcPr>
+          <ns0:p>
+            <ns0:pPr>
+              <ns0:keepNext ns0:val="0"/>
+              <ns0:keepLines/>
+              <ns0:pageBreakBefore ns0:val="0"/>
+              <ns0:widowControl/>
+              <ns0:spacing ns0:line="276" ns0:lineRule="auto" ns0:before="0" ns0:after="60"/>
+              <ns0:jc ns0:val="left"/>
+              <ns0:wordWrap ns0:val="0"/>
+            </ns0:pPr>
+            <ns0:r>
+              <ns0:rPr>
+                <ns0:rFonts ns0:ascii="Noto Sans SC" ns0:hAnsi="Noto Sans SC" ns0:eastAsia="Noto Sans SC"/>
+                <ns0:b ns0:val="0"/>
+                <ns0:color ns0:val="202D33"/>
+                <ns0:sz ns0:val="19"/>
+              </ns0:rPr>
+              <ns0:t>YH-67bc5b99</ns0:t>
+            </ns0:r>
+          </ns0:p>
+        </ns0:tc>
+        <ns0:tc>
+          <ns0:tcPr>
+            <ns0:tcW ns0:type="dxa" ns0:w="1635"/>
+            <ns0:vAlign ns0:val="center"/>
+          </ns0:tcPr>
+          <ns0:p>
+            <ns0:pPr>
+              <ns0:keepNext ns0:val="0"/>
+              <ns0:keepLines/>
+              <ns0:pageBreakBefore ns0:val="0"/>
+              <ns0:widowControl/>
+              <ns0:spacing ns0:line="276" ns0:lineRule="auto" ns0:before="0" ns0:after="60"/>
+              <ns0:jc ns0:val="left"/>
+              <ns0:wordWrap ns0:val="0"/>
+            </ns0:pPr>
+            <ns0:r>
+              <ns0:rPr>
+                <ns0:rFonts ns0:ascii="Noto Sans SC" ns0:hAnsi="Noto Sans SC" ns0:eastAsia="Noto Sans SC"/>
+                <ns0:b ns0:val="0"/>
+                <ns0:color ns0:val="202D33"/>
+                <ns0:sz ns0:val="19"/>
+              </ns0:rPr>
+              <ns0:t>金银花等主要原料价格与单盒耗用变动分解</ns0:t>
+            </ns0:r>
+          </ns0:p>
+        </ns0:tc>
+        <ns0:tc>
+          <ns0:tcPr>
+            <ns0:tcW ns0:type="dxa" ns0:w="1635"/>
+            <ns0:vAlign ns0:val="center"/>
+          </ns0:tcPr>
+          <ns0:p>
+            <ns0:pPr>
+              <ns0:keepNext ns0:val="0"/>
+              <ns0:keepLines/>
+              <ns0:pageBreakBefore ns0:val="0"/>
+              <ns0:widowControl/>
+              <ns0:spacing ns0:line="276" ns0:lineRule="auto" ns0:before="0" ns0:after="60"/>
+              <ns0:jc ns0:val="left"/>
+              <ns0:wordWrap ns0:val="0"/>
+            </ns0:pPr>
+            <ns0:r>
+              <ns0:rPr>
+                <ns0:rFonts ns0:ascii="Noto Sans SC" ns0:hAnsi="Noto Sans SC" ns0:eastAsia="Noto Sans SC"/>
+                <ns0:b ns0:val="0"/>
+                <ns0:color ns0:val="202D33"/>
+                <ns0:sz ns0:val="19"/>
+              </ns0:rPr>
+              <ns0:t>待分配</ns0:t>
+            </ns0:r>
+          </ns0:p>
+        </ns0:tc>
+        <ns0:tc>
+          <ns0:tcPr>
+            <ns0:tcW ns0:type="dxa" ns0:w="1635"/>
+            <ns0:vAlign ns0:val="center"/>
+          </ns0:tcPr>
+          <ns0:p>
+            <ns0:pPr>
+              <ns0:keepNext ns0:val="0"/>
+              <ns0:keepLines/>
+              <ns0:pageBreakBefore ns0:val="0"/>
+              <ns0:widowControl/>
+              <ns0:spacing ns0:line="276" ns0:lineRule="auto" ns0:before="0" ns0:after="60"/>
+              <ns0:jc ns0:val="left"/>
+              <ns0:wordWrap ns0:val="0"/>
+            </ns0:pPr>
+            <ns0:r>
+              <ns0:rPr>
+                <ns0:rFonts ns0:ascii="Noto Sans SC" ns0:hAnsi="Noto Sans SC" ns0:eastAsia="Noto Sans SC"/>
+                <ns0:b ns0:val="0"/>
+                <ns0:color ns0:val="202D33"/>
+                <ns0:sz ns0:val="19"/>
+              </ns0:rPr>
+              <ns0:t>高</ns0:t>
+            </ns0:r>
+          </ns0:p>
+        </ns0:tc>
+        <ns0:tc>
+          <ns0:tcPr>
+            <ns0:tcW ns0:type="dxa" ns0:w="1635"/>
+            <ns0:vAlign ns0:val="center"/>
+          </ns0:tcPr>
+          <ns0:p>
+            <ns0:pPr>
+              <ns0:keepNext ns0:val="0"/>
+              <ns0:keepLines/>
+              <ns0:pageBreakBefore ns0:val="0"/>
+              <ns0:widowControl/>
+              <ns0:spacing ns0:line="276" ns0:lineRule="auto" ns0:before="0" ns0:after="60"/>
+              <ns0:jc ns0:val="left"/>
+              <ns0:wordWrap ns0:val="0"/>
+            </ns0:pPr>
+            <ns0:r>
+              <ns0:rPr>
+                <ns0:rFonts ns0:ascii="Noto Sans SC" ns0:hAnsi="Noto Sans SC" ns0:eastAsia="Noto Sans SC"/>
+                <ns0:b ns0:val="0"/>
+                <ns0:color ns0:val="202D33"/>
+                <ns0:sz ns0:val="19"/>
+              </ns0:rPr>
+              <ns0:t>本报告1号建议</ns0:t>
+            </ns0:r>
+          </ns0:p>
+        </ns0:tc>
+        <ns0:tc>
+          <ns0:tcPr>
+            <ns0:tcW ns0:type="dxa" ns0:w="1635"/>
+            <ns0:vAlign ns0:val="center"/>
+          </ns0:tcPr>
+          <ns0:p>
+            <ns0:pPr>
+              <ns0:keepNext ns0:val="0"/>
+              <ns0:keepLines/>
+              <ns0:pageBreakBefore ns0:val="0"/>
+              <ns0:widowControl/>
+              <ns0:spacing ns0:line="276" ns0:lineRule="auto" ns0:before="0" ns0:after="60"/>
+              <ns0:jc ns0:val="left"/>
+              <ns0:wordWrap ns0:val="0"/>
+            </ns0:pPr>
+            <ns0:r>
+              <ns0:rPr>
+                <ns0:rFonts ns0:ascii="Noto Sans SC" ns0:hAnsi="Noto Sans SC" ns0:eastAsia="Noto Sans SC"/>
+                <ns0:b ns0:val="0"/>
+                <ns0:color ns0:val="202D33"/>
+                <ns0:sz ns0:val="19"/>
+              </ns0:rPr>
+              <ns0:t>月度成本结账后5个工作日内（确认后经模拟RPA发送）</ns0:t>
             </ns0:r>
           </ns0:p>
         </ns0:tc>
@@ -10035,79 +14147,157 @@
         </ns0:trPr>
         <ns0:tc>
           <ns0:tcPr>
-            <ns0:tcW ns0:type="dxa" ns0:w="3269"/>
-            <ns0:vAlign ns0:val="center"/>
-          </ns0:tcPr>
-          <ns0:p>
-            <ns0:pPr>
-              <ns0:keepNext ns0:val="0"/>
-              <ns0:keepLines/>
-              <ns0:pageBreakBefore ns0:val="0"/>
-              <ns0:widowControl/>
-              <ns0:spacing ns0:line="276" ns0:lineRule="auto" ns0:before="0" ns0:after="60"/>
-              <ns0:jc ns0:val="left"/>
-              <ns0:wordWrap ns0:val="0"/>
-            </ns0:pPr>
-            <ns0:r>
-              <ns0:rPr>
-                <ns0:rFonts ns0:ascii="Noto Sans SC" ns0:hAnsi="Noto Sans SC" ns0:eastAsia="Noto Sans SC"/>
-                <ns0:b ns0:val="0"/>
-                <ns0:color ns0:val="202D33"/>
-                <ns0:sz ns0:val="19"/>
-              </ns0:rPr>
-              <ns0:t>2．生产部／待分配（姓名待分配）</ns0:t>
-            </ns0:r>
-          </ns0:p>
-        </ns0:tc>
-        <ns0:tc>
-          <ns0:tcPr>
-            <ns0:tcW ns0:type="dxa" ns0:w="3269"/>
-            <ns0:vAlign ns0:val="center"/>
-          </ns0:tcPr>
-          <ns0:p>
-            <ns0:pPr>
-              <ns0:keepNext ns0:val="0"/>
-              <ns0:keepLines/>
-              <ns0:pageBreakBefore ns0:val="0"/>
-              <ns0:widowControl/>
-              <ns0:spacing ns0:line="276" ns0:lineRule="auto" ns0:before="0" ns0:after="60"/>
-              <ns0:jc ns0:val="left"/>
-              <ns0:wordWrap ns0:val="0"/>
-            </ns0:pPr>
-            <ns0:r>
-              <ns0:rPr>
-                <ns0:rFonts ns0:ascii="Noto Sans SC" ns0:hAnsi="Noto Sans SC" ns0:eastAsia="Noto Sans SC"/>
-                <ns0:b ns0:val="0"/>
-                <ns0:color ns0:val="202D33"/>
-                <ns0:sz ns0:val="19"/>
-              </ns0:rPr>
-              <ns0:t>低</ns0:t>
-            </ns0:r>
-          </ns0:p>
-        </ns0:tc>
-        <ns0:tc>
-          <ns0:tcPr>
-            <ns0:tcW ns0:type="dxa" ns0:w="3269"/>
-            <ns0:vAlign ns0:val="center"/>
-          </ns0:tcPr>
-          <ns0:p>
-            <ns0:pPr>
-              <ns0:keepNext ns0:val="0"/>
-              <ns0:keepLines/>
-              <ns0:pageBreakBefore ns0:val="0"/>
-              <ns0:widowControl/>
-              <ns0:spacing ns0:line="276" ns0:lineRule="auto" ns0:before="0" ns0:after="60"/>
-              <ns0:jc ns0:val="left"/>
-              <ns0:wordWrap ns0:val="0"/>
-            </ns0:pPr>
-            <ns0:r>
-              <ns0:rPr>
-                <ns0:rFonts ns0:ascii="Noto Sans SC" ns0:hAnsi="Noto Sans SC" ns0:eastAsia="Noto Sans SC"/>
-                <ns0:b ns0:val="0"/>
-                <ns0:color ns0:val="202D33"/>
-                <ns0:sz ns0:val="19"/>
-              </ns0:rPr>
-              <ns0:t>月度成本分析完成后10个工作日内；待确认发送</ns0:t>
+            <ns0:tcW ns0:type="dxa" ns0:w="1635"/>
+            <ns0:vAlign ns0:val="center"/>
+          </ns0:tcPr>
+          <ns0:p>
+            <ns0:pPr>
+              <ns0:keepNext ns0:val="0"/>
+              <ns0:keepLines/>
+              <ns0:pageBreakBefore ns0:val="0"/>
+              <ns0:widowControl/>
+              <ns0:spacing ns0:line="276" ns0:lineRule="auto" ns0:before="0" ns0:after="60"/>
+              <ns0:jc ns0:val="left"/>
+              <ns0:wordWrap ns0:val="0"/>
+            </ns0:pPr>
+            <ns0:r>
+              <ns0:rPr>
+                <ns0:rFonts ns0:ascii="Noto Sans SC" ns0:hAnsi="Noto Sans SC" ns0:eastAsia="Noto Sans SC"/>
+                <ns0:b ns0:val="0"/>
+                <ns0:color ns0:val="202D33"/>
+                <ns0:sz ns0:val="19"/>
+              </ns0:rPr>
+              <ns0:t>YH-264bd6c4</ns0:t>
+            </ns0:r>
+          </ns0:p>
+        </ns0:tc>
+        <ns0:tc>
+          <ns0:tcPr>
+            <ns0:tcW ns0:type="dxa" ns0:w="1635"/>
+            <ns0:vAlign ns0:val="center"/>
+          </ns0:tcPr>
+          <ns0:p>
+            <ns0:pPr>
+              <ns0:keepNext ns0:val="0"/>
+              <ns0:keepLines/>
+              <ns0:pageBreakBefore ns0:val="0"/>
+              <ns0:widowControl/>
+              <ns0:spacing ns0:line="276" ns0:lineRule="auto" ns0:before="0" ns0:after="60"/>
+              <ns0:jc ns0:val="left"/>
+              <ns0:wordWrap ns0:val="0"/>
+            </ns0:pPr>
+            <ns0:r>
+              <ns0:rPr>
+                <ns0:rFonts ns0:ascii="Noto Sans SC" ns0:hAnsi="Noto Sans SC" ns0:eastAsia="Noto Sans SC"/>
+                <ns0:b ns0:val="0"/>
+                <ns0:color ns0:val="202D33"/>
+                <ns0:sz ns0:val="19"/>
+              </ns0:rPr>
+              <ns0:t>两厂直接人工与制造费用单位成本差异的可比口径分解</ns0:t>
+            </ns0:r>
+          </ns0:p>
+        </ns0:tc>
+        <ns0:tc>
+          <ns0:tcPr>
+            <ns0:tcW ns0:type="dxa" ns0:w="1635"/>
+            <ns0:vAlign ns0:val="center"/>
+          </ns0:tcPr>
+          <ns0:p>
+            <ns0:pPr>
+              <ns0:keepNext ns0:val="0"/>
+              <ns0:keepLines/>
+              <ns0:pageBreakBefore ns0:val="0"/>
+              <ns0:widowControl/>
+              <ns0:spacing ns0:line="276" ns0:lineRule="auto" ns0:before="0" ns0:after="60"/>
+              <ns0:jc ns0:val="left"/>
+              <ns0:wordWrap ns0:val="0"/>
+            </ns0:pPr>
+            <ns0:r>
+              <ns0:rPr>
+                <ns0:rFonts ns0:ascii="Noto Sans SC" ns0:hAnsi="Noto Sans SC" ns0:eastAsia="Noto Sans SC"/>
+                <ns0:b ns0:val="0"/>
+                <ns0:color ns0:val="202D33"/>
+                <ns0:sz ns0:val="19"/>
+              </ns0:rPr>
+              <ns0:t>待分配</ns0:t>
+            </ns0:r>
+          </ns0:p>
+        </ns0:tc>
+        <ns0:tc>
+          <ns0:tcPr>
+            <ns0:tcW ns0:type="dxa" ns0:w="1635"/>
+            <ns0:vAlign ns0:val="center"/>
+          </ns0:tcPr>
+          <ns0:p>
+            <ns0:pPr>
+              <ns0:keepNext ns0:val="0"/>
+              <ns0:keepLines/>
+              <ns0:pageBreakBefore ns0:val="0"/>
+              <ns0:widowControl/>
+              <ns0:spacing ns0:line="276" ns0:lineRule="auto" ns0:before="0" ns0:after="60"/>
+              <ns0:jc ns0:val="left"/>
+              <ns0:wordWrap ns0:val="0"/>
+            </ns0:pPr>
+            <ns0:r>
+              <ns0:rPr>
+                <ns0:rFonts ns0:ascii="Noto Sans SC" ns0:hAnsi="Noto Sans SC" ns0:eastAsia="Noto Sans SC"/>
+                <ns0:b ns0:val="0"/>
+                <ns0:color ns0:val="202D33"/>
+                <ns0:sz ns0:val="19"/>
+              </ns0:rPr>
+              <ns0:t>中</ns0:t>
+            </ns0:r>
+          </ns0:p>
+        </ns0:tc>
+        <ns0:tc>
+          <ns0:tcPr>
+            <ns0:tcW ns0:type="dxa" ns0:w="1635"/>
+            <ns0:vAlign ns0:val="center"/>
+          </ns0:tcPr>
+          <ns0:p>
+            <ns0:pPr>
+              <ns0:keepNext ns0:val="0"/>
+              <ns0:keepLines/>
+              <ns0:pageBreakBefore ns0:val="0"/>
+              <ns0:widowControl/>
+              <ns0:spacing ns0:line="276" ns0:lineRule="auto" ns0:before="0" ns0:after="60"/>
+              <ns0:jc ns0:val="left"/>
+              <ns0:wordWrap ns0:val="0"/>
+            </ns0:pPr>
+            <ns0:r>
+              <ns0:rPr>
+                <ns0:rFonts ns0:ascii="Noto Sans SC" ns0:hAnsi="Noto Sans SC" ns0:eastAsia="Noto Sans SC"/>
+                <ns0:b ns0:val="0"/>
+                <ns0:color ns0:val="202D33"/>
+                <ns0:sz ns0:val="19"/>
+              </ns0:rPr>
+              <ns0:t>本报告2号建议</ns0:t>
+            </ns0:r>
+          </ns0:p>
+        </ns0:tc>
+        <ns0:tc>
+          <ns0:tcPr>
+            <ns0:tcW ns0:type="dxa" ns0:w="1635"/>
+            <ns0:vAlign ns0:val="center"/>
+          </ns0:tcPr>
+          <ns0:p>
+            <ns0:pPr>
+              <ns0:keepNext ns0:val="0"/>
+              <ns0:keepLines/>
+              <ns0:pageBreakBefore ns0:val="0"/>
+              <ns0:widowControl/>
+              <ns0:spacing ns0:line="276" ns0:lineRule="auto" ns0:before="0" ns0:after="60"/>
+              <ns0:jc ns0:val="left"/>
+              <ns0:wordWrap ns0:val="0"/>
+            </ns0:pPr>
+            <ns0:r>
+              <ns0:rPr>
+                <ns0:rFonts ns0:ascii="Noto Sans SC" ns0:hAnsi="Noto Sans SC" ns0:eastAsia="Noto Sans SC"/>
+                <ns0:b ns0:val="0"/>
+                <ns0:color ns0:val="202D33"/>
+                <ns0:sz ns0:val="19"/>
+              </ns0:rPr>
+              <ns0:t>月度成本分析完成后10个工作日内（确认后经模拟RPA发送）</ns0:t>
             </ns0:r>
           </ns0:p>
         </ns0:tc>
@@ -10118,79 +14308,157 @@
         </ns0:trPr>
         <ns0:tc>
           <ns0:tcPr>
-            <ns0:tcW ns0:type="dxa" ns0:w="3269"/>
-            <ns0:vAlign ns0:val="center"/>
-          </ns0:tcPr>
-          <ns0:p>
-            <ns0:pPr>
-              <ns0:keepNext ns0:val="0"/>
-              <ns0:keepLines/>
-              <ns0:pageBreakBefore ns0:val="0"/>
-              <ns0:widowControl/>
-              <ns0:spacing ns0:line="276" ns0:lineRule="auto" ns0:before="0" ns0:after="60"/>
-              <ns0:jc ns0:val="left"/>
-              <ns0:wordWrap ns0:val="0"/>
-            </ns0:pPr>
-            <ns0:r>
-              <ns0:rPr>
-                <ns0:rFonts ns0:ascii="Noto Sans SC" ns0:hAnsi="Noto Sans SC" ns0:eastAsia="Noto Sans SC"/>
-                <ns0:b ns0:val="0"/>
-                <ns0:color ns0:val="202D33"/>
-                <ns0:sz ns0:val="19"/>
-              </ns0:rPr>
-              <ns0:t>3．财务部／待分配（姓名待分配）</ns0:t>
-            </ns0:r>
-          </ns0:p>
-        </ns0:tc>
-        <ns0:tc>
-          <ns0:tcPr>
-            <ns0:tcW ns0:type="dxa" ns0:w="3269"/>
-            <ns0:vAlign ns0:val="center"/>
-          </ns0:tcPr>
-          <ns0:p>
-            <ns0:pPr>
-              <ns0:keepNext ns0:val="0"/>
-              <ns0:keepLines/>
-              <ns0:pageBreakBefore ns0:val="0"/>
-              <ns0:widowControl/>
-              <ns0:spacing ns0:line="276" ns0:lineRule="auto" ns0:before="0" ns0:after="60"/>
-              <ns0:jc ns0:val="left"/>
-              <ns0:wordWrap ns0:val="0"/>
-            </ns0:pPr>
-            <ns0:r>
-              <ns0:rPr>
-                <ns0:rFonts ns0:ascii="Noto Sans SC" ns0:hAnsi="Noto Sans SC" ns0:eastAsia="Noto Sans SC"/>
-                <ns0:b ns0:val="0"/>
-                <ns0:color ns0:val="202D33"/>
-                <ns0:sz ns0:val="19"/>
-              </ns0:rPr>
-              <ns0:t>低</ns0:t>
-            </ns0:r>
-          </ns0:p>
-        </ns0:tc>
-        <ns0:tc>
-          <ns0:tcPr>
-            <ns0:tcW ns0:type="dxa" ns0:w="3269"/>
-            <ns0:vAlign ns0:val="center"/>
-          </ns0:tcPr>
-          <ns0:p>
-            <ns0:pPr>
-              <ns0:keepNext ns0:val="0"/>
-              <ns0:keepLines/>
-              <ns0:pageBreakBefore ns0:val="0"/>
-              <ns0:widowControl/>
-              <ns0:spacing ns0:line="276" ns0:lineRule="auto" ns0:before="0" ns0:after="60"/>
-              <ns0:jc ns0:val="left"/>
-              <ns0:wordWrap ns0:val="0"/>
-            </ns0:pPr>
-            <ns0:r>
-              <ns0:rPr>
-                <ns0:rFonts ns0:ascii="Noto Sans SC" ns0:hAnsi="Noto Sans SC" ns0:eastAsia="Noto Sans SC"/>
-                <ns0:b ns0:val="0"/>
-                <ns0:color ns0:val="202D33"/>
-                <ns0:sz ns0:val="19"/>
-              </ns0:rPr>
-              <ns0:t>月度成本结账后10个工作日内；待确认发送</ns0:t>
+            <ns0:tcW ns0:type="dxa" ns0:w="1635"/>
+            <ns0:vAlign ns0:val="center"/>
+          </ns0:tcPr>
+          <ns0:p>
+            <ns0:pPr>
+              <ns0:keepNext ns0:val="0"/>
+              <ns0:keepLines/>
+              <ns0:pageBreakBefore ns0:val="0"/>
+              <ns0:widowControl/>
+              <ns0:spacing ns0:line="276" ns0:lineRule="auto" ns0:before="0" ns0:after="60"/>
+              <ns0:jc ns0:val="left"/>
+              <ns0:wordWrap ns0:val="0"/>
+            </ns0:pPr>
+            <ns0:r>
+              <ns0:rPr>
+                <ns0:rFonts ns0:ascii="Noto Sans SC" ns0:hAnsi="Noto Sans SC" ns0:eastAsia="Noto Sans SC"/>
+                <ns0:b ns0:val="0"/>
+                <ns0:color ns0:val="202D33"/>
+                <ns0:sz ns0:val="19"/>
+              </ns0:rPr>
+              <ns0:t>YH-b6465b36</ns0:t>
+            </ns0:r>
+          </ns0:p>
+        </ns0:tc>
+        <ns0:tc>
+          <ns0:tcPr>
+            <ns0:tcW ns0:type="dxa" ns0:w="1635"/>
+            <ns0:vAlign ns0:val="center"/>
+          </ns0:tcPr>
+          <ns0:p>
+            <ns0:pPr>
+              <ns0:keepNext ns0:val="0"/>
+              <ns0:keepLines/>
+              <ns0:pageBreakBefore ns0:val="0"/>
+              <ns0:widowControl/>
+              <ns0:spacing ns0:line="276" ns0:lineRule="auto" ns0:before="0" ns0:after="60"/>
+              <ns0:jc ns0:val="left"/>
+              <ns0:wordWrap ns0:val="0"/>
+            </ns0:pPr>
+            <ns0:r>
+              <ns0:rPr>
+                <ns0:rFonts ns0:ascii="Noto Sans SC" ns0:hAnsi="Noto Sans SC" ns0:eastAsia="Noto Sans SC"/>
+                <ns0:b ns0:val="0"/>
+                <ns0:color ns0:val="202D33"/>
+                <ns0:sz ns0:val="19"/>
+              </ns0:rPr>
+              <ns0:t>金银花本期与上期采购和批次耗用</ns0:t>
+            </ns0:r>
+          </ns0:p>
+        </ns0:tc>
+        <ns0:tc>
+          <ns0:tcPr>
+            <ns0:tcW ns0:type="dxa" ns0:w="1635"/>
+            <ns0:vAlign ns0:val="center"/>
+          </ns0:tcPr>
+          <ns0:p>
+            <ns0:pPr>
+              <ns0:keepNext ns0:val="0"/>
+              <ns0:keepLines/>
+              <ns0:pageBreakBefore ns0:val="0"/>
+              <ns0:widowControl/>
+              <ns0:spacing ns0:line="276" ns0:lineRule="auto" ns0:before="0" ns0:after="60"/>
+              <ns0:jc ns0:val="left"/>
+              <ns0:wordWrap ns0:val="0"/>
+            </ns0:pPr>
+            <ns0:r>
+              <ns0:rPr>
+                <ns0:rFonts ns0:ascii="Noto Sans SC" ns0:hAnsi="Noto Sans SC" ns0:eastAsia="Noto Sans SC"/>
+                <ns0:b ns0:val="0"/>
+                <ns0:color ns0:val="202D33"/>
+                <ns0:sz ns0:val="19"/>
+              </ns0:rPr>
+              <ns0:t>待分配</ns0:t>
+            </ns0:r>
+          </ns0:p>
+        </ns0:tc>
+        <ns0:tc>
+          <ns0:tcPr>
+            <ns0:tcW ns0:type="dxa" ns0:w="1635"/>
+            <ns0:vAlign ns0:val="center"/>
+          </ns0:tcPr>
+          <ns0:p>
+            <ns0:pPr>
+              <ns0:keepNext ns0:val="0"/>
+              <ns0:keepLines/>
+              <ns0:pageBreakBefore ns0:val="0"/>
+              <ns0:widowControl/>
+              <ns0:spacing ns0:line="276" ns0:lineRule="auto" ns0:before="0" ns0:after="60"/>
+              <ns0:jc ns0:val="left"/>
+              <ns0:wordWrap ns0:val="0"/>
+            </ns0:pPr>
+            <ns0:r>
+              <ns0:rPr>
+                <ns0:rFonts ns0:ascii="Noto Sans SC" ns0:hAnsi="Noto Sans SC" ns0:eastAsia="Noto Sans SC"/>
+                <ns0:b ns0:val="0"/>
+                <ns0:color ns0:val="202D33"/>
+                <ns0:sz ns0:val="19"/>
+              </ns0:rPr>
+              <ns0:t>高</ns0:t>
+            </ns0:r>
+          </ns0:p>
+        </ns0:tc>
+        <ns0:tc>
+          <ns0:tcPr>
+            <ns0:tcW ns0:type="dxa" ns0:w="1635"/>
+            <ns0:vAlign ns0:val="center"/>
+          </ns0:tcPr>
+          <ns0:p>
+            <ns0:pPr>
+              <ns0:keepNext ns0:val="0"/>
+              <ns0:keepLines/>
+              <ns0:pageBreakBefore ns0:val="0"/>
+              <ns0:widowControl/>
+              <ns0:spacing ns0:line="276" ns0:lineRule="auto" ns0:before="0" ns0:after="60"/>
+              <ns0:jc ns0:val="left"/>
+              <ns0:wordWrap ns0:val="0"/>
+            </ns0:pPr>
+            <ns0:r>
+              <ns0:rPr>
+                <ns0:rFonts ns0:ascii="Noto Sans SC" ns0:hAnsi="Noto Sans SC" ns0:eastAsia="Noto Sans SC"/>
+                <ns0:b ns0:val="0"/>
+                <ns0:color ns0:val="202D33"/>
+                <ns0:sz ns0:val="19"/>
+              </ns0:rPr>
+              <ns0:t>本报告3号建议</ns0:t>
+            </ns0:r>
+          </ns0:p>
+        </ns0:tc>
+        <ns0:tc>
+          <ns0:tcPr>
+            <ns0:tcW ns0:type="dxa" ns0:w="1635"/>
+            <ns0:vAlign ns0:val="center"/>
+          </ns0:tcPr>
+          <ns0:p>
+            <ns0:pPr>
+              <ns0:keepNext ns0:val="0"/>
+              <ns0:keepLines/>
+              <ns0:pageBreakBefore ns0:val="0"/>
+              <ns0:widowControl/>
+              <ns0:spacing ns0:line="276" ns0:lineRule="auto" ns0:before="0" ns0:after="60"/>
+              <ns0:jc ns0:val="left"/>
+              <ns0:wordWrap ns0:val="0"/>
+            </ns0:pPr>
+            <ns0:r>
+              <ns0:rPr>
+                <ns0:rFonts ns0:ascii="Noto Sans SC" ns0:hAnsi="Noto Sans SC" ns0:eastAsia="Noto Sans SC"/>
+                <ns0:b ns0:val="0"/>
+                <ns0:color ns0:val="202D33"/>
+                <ns0:sz ns0:val="19"/>
+              </ns0:rPr>
+              <ns0:t>提交本期成本复核结论前完成资料核对；由责任部门确认具体日期（确认后经模拟RPA发送）</ns0:t>
             </ns0:r>
           </ns0:p>
         </ns0:tc>
@@ -10201,33 +14469,85 @@
         </ns0:trPr>
         <ns0:tc>
           <ns0:tcPr>
-            <ns0:tcW ns0:type="dxa" ns0:w="3269"/>
-            <ns0:vAlign ns0:val="center"/>
-          </ns0:tcPr>
-          <ns0:p>
-            <ns0:pPr>
-              <ns0:keepNext ns0:val="0"/>
-              <ns0:keepLines/>
-              <ns0:pageBreakBefore ns0:val="0"/>
-              <ns0:widowControl/>
-              <ns0:spacing ns0:line="276" ns0:lineRule="auto" ns0:before="0" ns0:after="60"/>
-              <ns0:jc ns0:val="left"/>
-              <ns0:wordWrap ns0:val="0"/>
-            </ns0:pPr>
-            <ns0:r>
-              <ns0:rPr>
-                <ns0:rFonts ns0:ascii="Noto Sans SC" ns0:hAnsi="Noto Sans SC" ns0:eastAsia="Noto Sans SC"/>
-                <ns0:b ns0:val="0"/>
-                <ns0:color ns0:val="202D33"/>
-                <ns0:sz ns0:val="19"/>
-              </ns0:rPr>
-              <ns0:t>4．财务部／待分配（姓名待分配）</ns0:t>
-            </ns0:r>
-          </ns0:p>
-        </ns0:tc>
-        <ns0:tc>
-          <ns0:tcPr>
-            <ns0:tcW ns0:type="dxa" ns0:w="3269"/>
+            <ns0:tcW ns0:type="dxa" ns0:w="1635"/>
+            <ns0:vAlign ns0:val="center"/>
+          </ns0:tcPr>
+          <ns0:p>
+            <ns0:pPr>
+              <ns0:keepNext ns0:val="0"/>
+              <ns0:keepLines/>
+              <ns0:pageBreakBefore ns0:val="0"/>
+              <ns0:widowControl/>
+              <ns0:spacing ns0:line="276" ns0:lineRule="auto" ns0:before="0" ns0:after="60"/>
+              <ns0:jc ns0:val="left"/>
+              <ns0:wordWrap ns0:val="0"/>
+            </ns0:pPr>
+            <ns0:r>
+              <ns0:rPr>
+                <ns0:rFonts ns0:ascii="Noto Sans SC" ns0:hAnsi="Noto Sans SC" ns0:eastAsia="Noto Sans SC"/>
+                <ns0:b ns0:val="0"/>
+                <ns0:color ns0:val="202D33"/>
+                <ns0:sz ns0:val="19"/>
+              </ns0:rPr>
+              <ns0:t>YH-d24bbb46</ns0:t>
+            </ns0:r>
+          </ns0:p>
+        </ns0:tc>
+        <ns0:tc>
+          <ns0:tcPr>
+            <ns0:tcW ns0:type="dxa" ns0:w="1635"/>
+            <ns0:vAlign ns0:val="center"/>
+          </ns0:tcPr>
+          <ns0:p>
+            <ns0:pPr>
+              <ns0:keepNext ns0:val="0"/>
+              <ns0:keepLines/>
+              <ns0:pageBreakBefore ns0:val="0"/>
+              <ns0:widowControl/>
+              <ns0:spacing ns0:line="276" ns0:lineRule="auto" ns0:before="0" ns0:after="60"/>
+              <ns0:jc ns0:val="left"/>
+              <ns0:wordWrap ns0:val="0"/>
+            </ns0:pPr>
+            <ns0:r>
+              <ns0:rPr>
+                <ns0:rFonts ns0:ascii="Noto Sans SC" ns0:hAnsi="Noto Sans SC" ns0:eastAsia="Noto Sans SC"/>
+                <ns0:b ns0:val="0"/>
+                <ns0:color ns0:val="202D33"/>
+                <ns0:sz ns0:val="19"/>
+              </ns0:rPr>
+              <ns0:t>本期与上期工时、工资组成和合格产量</ns0:t>
+            </ns0:r>
+          </ns0:p>
+        </ns0:tc>
+        <ns0:tc>
+          <ns0:tcPr>
+            <ns0:tcW ns0:type="dxa" ns0:w="1635"/>
+            <ns0:vAlign ns0:val="center"/>
+          </ns0:tcPr>
+          <ns0:p>
+            <ns0:pPr>
+              <ns0:keepNext ns0:val="0"/>
+              <ns0:keepLines/>
+              <ns0:pageBreakBefore ns0:val="0"/>
+              <ns0:widowControl/>
+              <ns0:spacing ns0:line="276" ns0:lineRule="auto" ns0:before="0" ns0:after="60"/>
+              <ns0:jc ns0:val="left"/>
+              <ns0:wordWrap ns0:val="0"/>
+            </ns0:pPr>
+            <ns0:r>
+              <ns0:rPr>
+                <ns0:rFonts ns0:ascii="Noto Sans SC" ns0:hAnsi="Noto Sans SC" ns0:eastAsia="Noto Sans SC"/>
+                <ns0:b ns0:val="0"/>
+                <ns0:color ns0:val="202D33"/>
+                <ns0:sz ns0:val="19"/>
+              </ns0:rPr>
+              <ns0:t>待分配</ns0:t>
+            </ns0:r>
+          </ns0:p>
+        </ns0:tc>
+        <ns0:tc>
+          <ns0:tcPr>
+            <ns0:tcW ns0:type="dxa" ns0:w="1635"/>
             <ns0:vAlign ns0:val="center"/>
           </ns0:tcPr>
           <ns0:p>
@@ -10253,27 +14573,53 @@
         </ns0:tc>
         <ns0:tc>
           <ns0:tcPr>
-            <ns0:tcW ns0:type="dxa" ns0:w="3269"/>
-            <ns0:vAlign ns0:val="center"/>
-          </ns0:tcPr>
-          <ns0:p>
-            <ns0:pPr>
-              <ns0:keepNext ns0:val="0"/>
-              <ns0:keepLines/>
-              <ns0:pageBreakBefore ns0:val="0"/>
-              <ns0:widowControl/>
-              <ns0:spacing ns0:line="276" ns0:lineRule="auto" ns0:before="0" ns0:after="60"/>
-              <ns0:jc ns0:val="left"/>
-              <ns0:wordWrap ns0:val="0"/>
-            </ns0:pPr>
-            <ns0:r>
-              <ns0:rPr>
-                <ns0:rFonts ns0:ascii="Noto Sans SC" ns0:hAnsi="Noto Sans SC" ns0:eastAsia="Noto Sans SC"/>
-                <ns0:b ns0:val="0"/>
-                <ns0:color ns0:val="202D33"/>
-                <ns0:sz ns0:val="19"/>
-              </ns0:rPr>
-              <ns0:t>月度成本分析完成后15个工作日内；待确认发送</ns0:t>
+            <ns0:tcW ns0:type="dxa" ns0:w="1635"/>
+            <ns0:vAlign ns0:val="center"/>
+          </ns0:tcPr>
+          <ns0:p>
+            <ns0:pPr>
+              <ns0:keepNext ns0:val="0"/>
+              <ns0:keepLines/>
+              <ns0:pageBreakBefore ns0:val="0"/>
+              <ns0:widowControl/>
+              <ns0:spacing ns0:line="276" ns0:lineRule="auto" ns0:before="0" ns0:after="60"/>
+              <ns0:jc ns0:val="left"/>
+              <ns0:wordWrap ns0:val="0"/>
+            </ns0:pPr>
+            <ns0:r>
+              <ns0:rPr>
+                <ns0:rFonts ns0:ascii="Noto Sans SC" ns0:hAnsi="Noto Sans SC" ns0:eastAsia="Noto Sans SC"/>
+                <ns0:b ns0:val="0"/>
+                <ns0:color ns0:val="202D33"/>
+                <ns0:sz ns0:val="19"/>
+              </ns0:rPr>
+              <ns0:t>本报告4号建议</ns0:t>
+            </ns0:r>
+          </ns0:p>
+        </ns0:tc>
+        <ns0:tc>
+          <ns0:tcPr>
+            <ns0:tcW ns0:type="dxa" ns0:w="1635"/>
+            <ns0:vAlign ns0:val="center"/>
+          </ns0:tcPr>
+          <ns0:p>
+            <ns0:pPr>
+              <ns0:keepNext ns0:val="0"/>
+              <ns0:keepLines/>
+              <ns0:pageBreakBefore ns0:val="0"/>
+              <ns0:widowControl/>
+              <ns0:spacing ns0:line="276" ns0:lineRule="auto" ns0:before="0" ns0:after="60"/>
+              <ns0:jc ns0:val="left"/>
+              <ns0:wordWrap ns0:val="0"/>
+            </ns0:pPr>
+            <ns0:r>
+              <ns0:rPr>
+                <ns0:rFonts ns0:ascii="Noto Sans SC" ns0:hAnsi="Noto Sans SC" ns0:eastAsia="Noto Sans SC"/>
+                <ns0:b ns0:val="0"/>
+                <ns0:color ns0:val="202D33"/>
+                <ns0:sz ns0:val="19"/>
+              </ns0:rPr>
+              <ns0:t>提交本期成本复核结论前完成资料核对；由责任部门确认具体日期（确认后经模拟RPA发送）</ns0:t>
             </ns0:r>
           </ns0:p>
         </ns0:tc>
@@ -10284,79 +14630,157 @@
         </ns0:trPr>
         <ns0:tc>
           <ns0:tcPr>
-            <ns0:tcW ns0:type="dxa" ns0:w="3269"/>
-            <ns0:vAlign ns0:val="center"/>
-          </ns0:tcPr>
-          <ns0:p>
-            <ns0:pPr>
-              <ns0:keepNext ns0:val="0"/>
-              <ns0:keepLines/>
-              <ns0:pageBreakBefore ns0:val="0"/>
-              <ns0:widowControl/>
-              <ns0:spacing ns0:line="276" ns0:lineRule="auto" ns0:before="0" ns0:after="60"/>
-              <ns0:jc ns0:val="left"/>
-              <ns0:wordWrap ns0:val="0"/>
-            </ns0:pPr>
-            <ns0:r>
-              <ns0:rPr>
-                <ns0:rFonts ns0:ascii="Noto Sans SC" ns0:hAnsi="Noto Sans SC" ns0:eastAsia="Noto Sans SC"/>
-                <ns0:b ns0:val="0"/>
-                <ns0:color ns0:val="202D33"/>
-                <ns0:sz ns0:val="19"/>
-              </ns0:rPr>
-              <ns0:t>5．采购部、生产部、财务部／待分配（姓名待分配）</ns0:t>
-            </ns0:r>
-          </ns0:p>
-        </ns0:tc>
-        <ns0:tc>
-          <ns0:tcPr>
-            <ns0:tcW ns0:type="dxa" ns0:w="3269"/>
-            <ns0:vAlign ns0:val="center"/>
-          </ns0:tcPr>
-          <ns0:p>
-            <ns0:pPr>
-              <ns0:keepNext ns0:val="0"/>
-              <ns0:keepLines/>
-              <ns0:pageBreakBefore ns0:val="0"/>
-              <ns0:widowControl/>
-              <ns0:spacing ns0:line="276" ns0:lineRule="auto" ns0:before="0" ns0:after="60"/>
-              <ns0:jc ns0:val="left"/>
-              <ns0:wordWrap ns0:val="0"/>
-            </ns0:pPr>
-            <ns0:r>
-              <ns0:rPr>
-                <ns0:rFonts ns0:ascii="Noto Sans SC" ns0:hAnsi="Noto Sans SC" ns0:eastAsia="Noto Sans SC"/>
-                <ns0:b ns0:val="0"/>
-                <ns0:color ns0:val="202D33"/>
-                <ns0:sz ns0:val="19"/>
-              </ns0:rPr>
-              <ns0:t>高</ns0:t>
-            </ns0:r>
-          </ns0:p>
-        </ns0:tc>
-        <ns0:tc>
-          <ns0:tcPr>
-            <ns0:tcW ns0:type="dxa" ns0:w="3269"/>
-            <ns0:vAlign ns0:val="center"/>
-          </ns0:tcPr>
-          <ns0:p>
-            <ns0:pPr>
-              <ns0:keepNext ns0:val="0"/>
-              <ns0:keepLines/>
-              <ns0:pageBreakBefore ns0:val="0"/>
-              <ns0:widowControl/>
-              <ns0:spacing ns0:line="276" ns0:lineRule="auto" ns0:before="0" ns0:after="60"/>
-              <ns0:jc ns0:val="left"/>
-              <ns0:wordWrap ns0:val="0"/>
-            </ns0:pPr>
-            <ns0:r>
-              <ns0:rPr>
-                <ns0:rFonts ns0:ascii="Noto Sans SC" ns0:hAnsi="Noto Sans SC" ns0:eastAsia="Noto Sans SC"/>
-                <ns0:b ns0:val="0"/>
-                <ns0:color ns0:val="202D33"/>
-                <ns0:sz ns0:val="19"/>
-              </ns0:rPr>
-              <ns0:t>提交本期成本复核结论前完成资料核对；由责任部门确认具体日期；待确认发送</ns0:t>
+            <ns0:tcW ns0:type="dxa" ns0:w="1635"/>
+            <ns0:vAlign ns0:val="center"/>
+          </ns0:tcPr>
+          <ns0:p>
+            <ns0:pPr>
+              <ns0:keepNext ns0:val="0"/>
+              <ns0:keepLines/>
+              <ns0:pageBreakBefore ns0:val="0"/>
+              <ns0:widowControl/>
+              <ns0:spacing ns0:line="276" ns0:lineRule="auto" ns0:before="0" ns0:after="60"/>
+              <ns0:jc ns0:val="left"/>
+              <ns0:wordWrap ns0:val="0"/>
+            </ns0:pPr>
+            <ns0:r>
+              <ns0:rPr>
+                <ns0:rFonts ns0:ascii="Noto Sans SC" ns0:hAnsi="Noto Sans SC" ns0:eastAsia="Noto Sans SC"/>
+                <ns0:b ns0:val="0"/>
+                <ns0:color ns0:val="202D33"/>
+                <ns0:sz ns0:val="19"/>
+              </ns0:rPr>
+              <ns0:t>YH-6e423c2d</ns0:t>
+            </ns0:r>
+          </ns0:p>
+        </ns0:tc>
+        <ns0:tc>
+          <ns0:tcPr>
+            <ns0:tcW ns0:type="dxa" ns0:w="1635"/>
+            <ns0:vAlign ns0:val="center"/>
+          </ns0:tcPr>
+          <ns0:p>
+            <ns0:pPr>
+              <ns0:keepNext ns0:val="0"/>
+              <ns0:keepLines/>
+              <ns0:pageBreakBefore ns0:val="0"/>
+              <ns0:widowControl/>
+              <ns0:spacing ns0:line="276" ns0:lineRule="auto" ns0:before="0" ns0:after="60"/>
+              <ns0:jc ns0:val="left"/>
+              <ns0:wordWrap ns0:val="0"/>
+            </ns0:pPr>
+            <ns0:r>
+              <ns0:rPr>
+                <ns0:rFonts ns0:ascii="Noto Sans SC" ns0:hAnsi="Noto Sans SC" ns0:eastAsia="Noto Sans SC"/>
+                <ns0:b ns0:val="0"/>
+                <ns0:color ns0:val="202D33"/>
+                <ns0:sz ns0:val="19"/>
+              </ns0:rPr>
+              <ns0:t>本期费用分配、维修入账与设备运行</ns0:t>
+            </ns0:r>
+          </ns0:p>
+        </ns0:tc>
+        <ns0:tc>
+          <ns0:tcPr>
+            <ns0:tcW ns0:type="dxa" ns0:w="1635"/>
+            <ns0:vAlign ns0:val="center"/>
+          </ns0:tcPr>
+          <ns0:p>
+            <ns0:pPr>
+              <ns0:keepNext ns0:val="0"/>
+              <ns0:keepLines/>
+              <ns0:pageBreakBefore ns0:val="0"/>
+              <ns0:widowControl/>
+              <ns0:spacing ns0:line="276" ns0:lineRule="auto" ns0:before="0" ns0:after="60"/>
+              <ns0:jc ns0:val="left"/>
+              <ns0:wordWrap ns0:val="0"/>
+            </ns0:pPr>
+            <ns0:r>
+              <ns0:rPr>
+                <ns0:rFonts ns0:ascii="Noto Sans SC" ns0:hAnsi="Noto Sans SC" ns0:eastAsia="Noto Sans SC"/>
+                <ns0:b ns0:val="0"/>
+                <ns0:color ns0:val="202D33"/>
+                <ns0:sz ns0:val="19"/>
+              </ns0:rPr>
+              <ns0:t>待分配</ns0:t>
+            </ns0:r>
+          </ns0:p>
+        </ns0:tc>
+        <ns0:tc>
+          <ns0:tcPr>
+            <ns0:tcW ns0:type="dxa" ns0:w="1635"/>
+            <ns0:vAlign ns0:val="center"/>
+          </ns0:tcPr>
+          <ns0:p>
+            <ns0:pPr>
+              <ns0:keepNext ns0:val="0"/>
+              <ns0:keepLines/>
+              <ns0:pageBreakBefore ns0:val="0"/>
+              <ns0:widowControl/>
+              <ns0:spacing ns0:line="276" ns0:lineRule="auto" ns0:before="0" ns0:after="60"/>
+              <ns0:jc ns0:val="left"/>
+              <ns0:wordWrap ns0:val="0"/>
+            </ns0:pPr>
+            <ns0:r>
+              <ns0:rPr>
+                <ns0:rFonts ns0:ascii="Noto Sans SC" ns0:hAnsi="Noto Sans SC" ns0:eastAsia="Noto Sans SC"/>
+                <ns0:b ns0:val="0"/>
+                <ns0:color ns0:val="202D33"/>
+                <ns0:sz ns0:val="19"/>
+              </ns0:rPr>
+              <ns0:t>中</ns0:t>
+            </ns0:r>
+          </ns0:p>
+        </ns0:tc>
+        <ns0:tc>
+          <ns0:tcPr>
+            <ns0:tcW ns0:type="dxa" ns0:w="1635"/>
+            <ns0:vAlign ns0:val="center"/>
+          </ns0:tcPr>
+          <ns0:p>
+            <ns0:pPr>
+              <ns0:keepNext ns0:val="0"/>
+              <ns0:keepLines/>
+              <ns0:pageBreakBefore ns0:val="0"/>
+              <ns0:widowControl/>
+              <ns0:spacing ns0:line="276" ns0:lineRule="auto" ns0:before="0" ns0:after="60"/>
+              <ns0:jc ns0:val="left"/>
+              <ns0:wordWrap ns0:val="0"/>
+            </ns0:pPr>
+            <ns0:r>
+              <ns0:rPr>
+                <ns0:rFonts ns0:ascii="Noto Sans SC" ns0:hAnsi="Noto Sans SC" ns0:eastAsia="Noto Sans SC"/>
+                <ns0:b ns0:val="0"/>
+                <ns0:color ns0:val="202D33"/>
+                <ns0:sz ns0:val="19"/>
+              </ns0:rPr>
+              <ns0:t>本报告5号建议</ns0:t>
+            </ns0:r>
+          </ns0:p>
+        </ns0:tc>
+        <ns0:tc>
+          <ns0:tcPr>
+            <ns0:tcW ns0:type="dxa" ns0:w="1635"/>
+            <ns0:vAlign ns0:val="center"/>
+          </ns0:tcPr>
+          <ns0:p>
+            <ns0:pPr>
+              <ns0:keepNext ns0:val="0"/>
+              <ns0:keepLines/>
+              <ns0:pageBreakBefore ns0:val="0"/>
+              <ns0:widowControl/>
+              <ns0:spacing ns0:line="276" ns0:lineRule="auto" ns0:before="0" ns0:after="60"/>
+              <ns0:jc ns0:val="left"/>
+              <ns0:wordWrap ns0:val="0"/>
+            </ns0:pPr>
+            <ns0:r>
+              <ns0:rPr>
+                <ns0:rFonts ns0:ascii="Noto Sans SC" ns0:hAnsi="Noto Sans SC" ns0:eastAsia="Noto Sans SC"/>
+                <ns0:b ns0:val="0"/>
+                <ns0:color ns0:val="202D33"/>
+                <ns0:sz ns0:val="19"/>
+              </ns0:rPr>
+              <ns0:t>提交本期成本复核结论前完成资料核对；由责任部门确认具体日期（确认后经模拟RPA发送）</ns0:t>
             </ns0:r>
           </ns0:p>
         </ns0:tc>
@@ -10367,199 +14791,85 @@
         </ns0:trPr>
         <ns0:tc>
           <ns0:tcPr>
-            <ns0:tcW ns0:type="dxa" ns0:w="3269"/>
-            <ns0:vAlign ns0:val="center"/>
-          </ns0:tcPr>
-          <ns0:p>
-            <ns0:pPr>
-              <ns0:keepNext ns0:val="0"/>
-              <ns0:keepLines/>
-              <ns0:pageBreakBefore ns0:val="0"/>
-              <ns0:widowControl/>
-              <ns0:spacing ns0:line="276" ns0:lineRule="auto" ns0:before="0" ns0:after="60"/>
-              <ns0:jc ns0:val="left"/>
-              <ns0:wordWrap ns0:val="0"/>
-            </ns0:pPr>
-            <ns0:r>
-              <ns0:rPr>
-                <ns0:rFonts ns0:ascii="Noto Sans SC" ns0:hAnsi="Noto Sans SC" ns0:eastAsia="Noto Sans SC"/>
-                <ns0:b ns0:val="0"/>
-                <ns0:color ns0:val="202D33"/>
-                <ns0:sz ns0:val="19"/>
-              </ns0:rPr>
-              <ns0:t>6．生产部、人力资源部、财务部／待分配（姓名待分配）</ns0:t>
-            </ns0:r>
-          </ns0:p>
-        </ns0:tc>
-        <ns0:tc>
-          <ns0:tcPr>
-            <ns0:tcW ns0:type="dxa" ns0:w="3269"/>
-            <ns0:vAlign ns0:val="center"/>
-          </ns0:tcPr>
-          <ns0:p>
-            <ns0:pPr>
-              <ns0:keepNext ns0:val="0"/>
-              <ns0:keepLines/>
-              <ns0:pageBreakBefore ns0:val="0"/>
-              <ns0:widowControl/>
-              <ns0:spacing ns0:line="276" ns0:lineRule="auto" ns0:before="0" ns0:after="60"/>
-              <ns0:jc ns0:val="left"/>
-              <ns0:wordWrap ns0:val="0"/>
-            </ns0:pPr>
-            <ns0:r>
-              <ns0:rPr>
-                <ns0:rFonts ns0:ascii="Noto Sans SC" ns0:hAnsi="Noto Sans SC" ns0:eastAsia="Noto Sans SC"/>
-                <ns0:b ns0:val="0"/>
-                <ns0:color ns0:val="202D33"/>
-                <ns0:sz ns0:val="19"/>
-              </ns0:rPr>
-              <ns0:t>中</ns0:t>
-            </ns0:r>
-          </ns0:p>
-        </ns0:tc>
-        <ns0:tc>
-          <ns0:tcPr>
-            <ns0:tcW ns0:type="dxa" ns0:w="3269"/>
-            <ns0:vAlign ns0:val="center"/>
-          </ns0:tcPr>
-          <ns0:p>
-            <ns0:pPr>
-              <ns0:keepNext ns0:val="0"/>
-              <ns0:keepLines/>
-              <ns0:pageBreakBefore ns0:val="0"/>
-              <ns0:widowControl/>
-              <ns0:spacing ns0:line="276" ns0:lineRule="auto" ns0:before="0" ns0:after="60"/>
-              <ns0:jc ns0:val="left"/>
-              <ns0:wordWrap ns0:val="0"/>
-            </ns0:pPr>
-            <ns0:r>
-              <ns0:rPr>
-                <ns0:rFonts ns0:ascii="Noto Sans SC" ns0:hAnsi="Noto Sans SC" ns0:eastAsia="Noto Sans SC"/>
-                <ns0:b ns0:val="0"/>
-                <ns0:color ns0:val="202D33"/>
-                <ns0:sz ns0:val="19"/>
-              </ns0:rPr>
-              <ns0:t>提交本期成本复核结论前完成资料核对；由责任部门确认具体日期；待确认发送</ns0:t>
-            </ns0:r>
-          </ns0:p>
-        </ns0:tc>
-      </ns0:tr>
-      <ns0:tr>
-        <ns0:trPr>
-          <ns0:cantSplit/>
-        </ns0:trPr>
-        <ns0:tc>
-          <ns0:tcPr>
-            <ns0:tcW ns0:type="dxa" ns0:w="3269"/>
-            <ns0:vAlign ns0:val="center"/>
-          </ns0:tcPr>
-          <ns0:p>
-            <ns0:pPr>
-              <ns0:keepNext ns0:val="0"/>
-              <ns0:keepLines/>
-              <ns0:pageBreakBefore ns0:val="0"/>
-              <ns0:widowControl/>
-              <ns0:spacing ns0:line="276" ns0:lineRule="auto" ns0:before="0" ns0:after="60"/>
-              <ns0:jc ns0:val="left"/>
-              <ns0:wordWrap ns0:val="0"/>
-            </ns0:pPr>
-            <ns0:r>
-              <ns0:rPr>
-                <ns0:rFonts ns0:ascii="Noto Sans SC" ns0:hAnsi="Noto Sans SC" ns0:eastAsia="Noto Sans SC"/>
-                <ns0:b ns0:val="0"/>
-                <ns0:color ns0:val="202D33"/>
-                <ns0:sz ns0:val="19"/>
-              </ns0:rPr>
-              <ns0:t>7．设备部、财务部、生产部／待分配（姓名待分配）</ns0:t>
-            </ns0:r>
-          </ns0:p>
-        </ns0:tc>
-        <ns0:tc>
-          <ns0:tcPr>
-            <ns0:tcW ns0:type="dxa" ns0:w="3269"/>
-            <ns0:vAlign ns0:val="center"/>
-          </ns0:tcPr>
-          <ns0:p>
-            <ns0:pPr>
-              <ns0:keepNext ns0:val="0"/>
-              <ns0:keepLines/>
-              <ns0:pageBreakBefore ns0:val="0"/>
-              <ns0:widowControl/>
-              <ns0:spacing ns0:line="276" ns0:lineRule="auto" ns0:before="0" ns0:after="60"/>
-              <ns0:jc ns0:val="left"/>
-              <ns0:wordWrap ns0:val="0"/>
-            </ns0:pPr>
-            <ns0:r>
-              <ns0:rPr>
-                <ns0:rFonts ns0:ascii="Noto Sans SC" ns0:hAnsi="Noto Sans SC" ns0:eastAsia="Noto Sans SC"/>
-                <ns0:b ns0:val="0"/>
-                <ns0:color ns0:val="202D33"/>
-                <ns0:sz ns0:val="19"/>
-              </ns0:rPr>
-              <ns0:t>中</ns0:t>
-            </ns0:r>
-          </ns0:p>
-        </ns0:tc>
-        <ns0:tc>
-          <ns0:tcPr>
-            <ns0:tcW ns0:type="dxa" ns0:w="3269"/>
-            <ns0:vAlign ns0:val="center"/>
-          </ns0:tcPr>
-          <ns0:p>
-            <ns0:pPr>
-              <ns0:keepNext ns0:val="0"/>
-              <ns0:keepLines/>
-              <ns0:pageBreakBefore ns0:val="0"/>
-              <ns0:widowControl/>
-              <ns0:spacing ns0:line="276" ns0:lineRule="auto" ns0:before="0" ns0:after="60"/>
-              <ns0:jc ns0:val="left"/>
-              <ns0:wordWrap ns0:val="0"/>
-            </ns0:pPr>
-            <ns0:r>
-              <ns0:rPr>
-                <ns0:rFonts ns0:ascii="Noto Sans SC" ns0:hAnsi="Noto Sans SC" ns0:eastAsia="Noto Sans SC"/>
-                <ns0:b ns0:val="0"/>
-                <ns0:color ns0:val="202D33"/>
-                <ns0:sz ns0:val="19"/>
-              </ns0:rPr>
-              <ns0:t>提交本期成本复核结论前完成资料核对；由责任部门确认具体日期；待确认发送</ns0:t>
-            </ns0:r>
-          </ns0:p>
-        </ns0:tc>
-      </ns0:tr>
-      <ns0:tr>
-        <ns0:trPr>
-          <ns0:cantSplit/>
-        </ns0:trPr>
-        <ns0:tc>
-          <ns0:tcPr>
-            <ns0:tcW ns0:type="dxa" ns0:w="3269"/>
-            <ns0:vAlign ns0:val="center"/>
-          </ns0:tcPr>
-          <ns0:p>
-            <ns0:pPr>
-              <ns0:keepNext ns0:val="0"/>
-              <ns0:keepLines/>
-              <ns0:pageBreakBefore ns0:val="0"/>
-              <ns0:widowControl/>
-              <ns0:spacing ns0:line="276" ns0:lineRule="auto" ns0:before="0" ns0:after="60"/>
-              <ns0:jc ns0:val="left"/>
-              <ns0:wordWrap ns0:val="0"/>
-            </ns0:pPr>
-            <ns0:r>
-              <ns0:rPr>
-                <ns0:rFonts ns0:ascii="Noto Sans SC" ns0:hAnsi="Noto Sans SC" ns0:eastAsia="Noto Sans SC"/>
-                <ns0:b ns0:val="0"/>
-                <ns0:color ns0:val="202D33"/>
-                <ns0:sz ns0:val="19"/>
-              </ns0:rPr>
-              <ns0:t>8．两厂财务部、生产部／待分配（姓名待分配）</ns0:t>
-            </ns0:r>
-          </ns0:p>
-        </ns0:tc>
-        <ns0:tc>
-          <ns0:tcPr>
-            <ns0:tcW ns0:type="dxa" ns0:w="3269"/>
+            <ns0:tcW ns0:type="dxa" ns0:w="1635"/>
+            <ns0:vAlign ns0:val="center"/>
+          </ns0:tcPr>
+          <ns0:p>
+            <ns0:pPr>
+              <ns0:keepNext ns0:val="0"/>
+              <ns0:keepLines/>
+              <ns0:pageBreakBefore ns0:val="0"/>
+              <ns0:widowControl/>
+              <ns0:spacing ns0:line="276" ns0:lineRule="auto" ns0:before="0" ns0:after="60"/>
+              <ns0:jc ns0:val="left"/>
+              <ns0:wordWrap ns0:val="0"/>
+            </ns0:pPr>
+            <ns0:r>
+              <ns0:rPr>
+                <ns0:rFonts ns0:ascii="Noto Sans SC" ns0:hAnsi="Noto Sans SC" ns0:eastAsia="Noto Sans SC"/>
+                <ns0:b ns0:val="0"/>
+                <ns0:color ns0:val="202D33"/>
+                <ns0:sz ns0:val="19"/>
+              </ns0:rPr>
+              <ns0:t>YH-19ae64d4</ns0:t>
+            </ns0:r>
+          </ns0:p>
+        </ns0:tc>
+        <ns0:tc>
+          <ns0:tcPr>
+            <ns0:tcW ns0:type="dxa" ns0:w="1635"/>
+            <ns0:vAlign ns0:val="center"/>
+          </ns0:tcPr>
+          <ns0:p>
+            <ns0:pPr>
+              <ns0:keepNext ns0:val="0"/>
+              <ns0:keepLines/>
+              <ns0:pageBreakBefore ns0:val="0"/>
+              <ns0:widowControl/>
+              <ns0:spacing ns0:line="276" ns0:lineRule="auto" ns0:before="0" ns0:after="60"/>
+              <ns0:jc ns0:val="left"/>
+              <ns0:wordWrap ns0:val="0"/>
+            </ns0:pPr>
+            <ns0:r>
+              <ns0:rPr>
+                <ns0:rFonts ns0:ascii="Noto Sans SC" ns0:hAnsi="Noto Sans SC" ns0:eastAsia="Noto Sans SC"/>
+                <ns0:b ns0:val="0"/>
+                <ns0:color ns0:val="202D33"/>
+                <ns0:sz ns0:val="19"/>
+              </ns0:rPr>
+              <ns0:t>两厂同规格产品成本归集、工时及费用分配</ns0:t>
+            </ns0:r>
+          </ns0:p>
+        </ns0:tc>
+        <ns0:tc>
+          <ns0:tcPr>
+            <ns0:tcW ns0:type="dxa" ns0:w="1635"/>
+            <ns0:vAlign ns0:val="center"/>
+          </ns0:tcPr>
+          <ns0:p>
+            <ns0:pPr>
+              <ns0:keepNext ns0:val="0"/>
+              <ns0:keepLines/>
+              <ns0:pageBreakBefore ns0:val="0"/>
+              <ns0:widowControl/>
+              <ns0:spacing ns0:line="276" ns0:lineRule="auto" ns0:before="0" ns0:after="60"/>
+              <ns0:jc ns0:val="left"/>
+              <ns0:wordWrap ns0:val="0"/>
+            </ns0:pPr>
+            <ns0:r>
+              <ns0:rPr>
+                <ns0:rFonts ns0:ascii="Noto Sans SC" ns0:hAnsi="Noto Sans SC" ns0:eastAsia="Noto Sans SC"/>
+                <ns0:b ns0:val="0"/>
+                <ns0:color ns0:val="202D33"/>
+                <ns0:sz ns0:val="19"/>
+              </ns0:rPr>
+              <ns0:t>待分配</ns0:t>
+            </ns0:r>
+          </ns0:p>
+        </ns0:tc>
+        <ns0:tc>
+          <ns0:tcPr>
+            <ns0:tcW ns0:type="dxa" ns0:w="1635"/>
             <ns0:vAlign ns0:val="center"/>
           </ns0:tcPr>
           <ns0:p>
@@ -10585,32 +14895,205 @@
         </ns0:tc>
         <ns0:tc>
           <ns0:tcPr>
-            <ns0:tcW ns0:type="dxa" ns0:w="3269"/>
-            <ns0:vAlign ns0:val="center"/>
-          </ns0:tcPr>
-          <ns0:p>
-            <ns0:pPr>
-              <ns0:keepNext ns0:val="0"/>
-              <ns0:keepLines/>
-              <ns0:pageBreakBefore ns0:val="0"/>
-              <ns0:widowControl/>
-              <ns0:spacing ns0:line="276" ns0:lineRule="auto" ns0:before="0" ns0:after="60"/>
-              <ns0:jc ns0:val="left"/>
-              <ns0:wordWrap ns0:val="0"/>
-            </ns0:pPr>
-            <ns0:r>
-              <ns0:rPr>
-                <ns0:rFonts ns0:ascii="Noto Sans SC" ns0:hAnsi="Noto Sans SC" ns0:eastAsia="Noto Sans SC"/>
-                <ns0:b ns0:val="0"/>
-                <ns0:color ns0:val="202D33"/>
-                <ns0:sz ns0:val="19"/>
-              </ns0:rPr>
-              <ns0:t>提交本期成本复核结论前完成资料核对；由责任部门确认具体日期；待确认发送</ns0:t>
+            <ns0:tcW ns0:type="dxa" ns0:w="1635"/>
+            <ns0:vAlign ns0:val="center"/>
+          </ns0:tcPr>
+          <ns0:p>
+            <ns0:pPr>
+              <ns0:keepNext ns0:val="0"/>
+              <ns0:keepLines/>
+              <ns0:pageBreakBefore ns0:val="0"/>
+              <ns0:widowControl/>
+              <ns0:spacing ns0:line="276" ns0:lineRule="auto" ns0:before="0" ns0:after="60"/>
+              <ns0:jc ns0:val="left"/>
+              <ns0:wordWrap ns0:val="0"/>
+            </ns0:pPr>
+            <ns0:r>
+              <ns0:rPr>
+                <ns0:rFonts ns0:ascii="Noto Sans SC" ns0:hAnsi="Noto Sans SC" ns0:eastAsia="Noto Sans SC"/>
+                <ns0:b ns0:val="0"/>
+                <ns0:color ns0:val="202D33"/>
+                <ns0:sz ns0:val="19"/>
+              </ns0:rPr>
+              <ns0:t>本报告6号建议</ns0:t>
+            </ns0:r>
+          </ns0:p>
+        </ns0:tc>
+        <ns0:tc>
+          <ns0:tcPr>
+            <ns0:tcW ns0:type="dxa" ns0:w="1635"/>
+            <ns0:vAlign ns0:val="center"/>
+          </ns0:tcPr>
+          <ns0:p>
+            <ns0:pPr>
+              <ns0:keepNext ns0:val="0"/>
+              <ns0:keepLines/>
+              <ns0:pageBreakBefore ns0:val="0"/>
+              <ns0:widowControl/>
+              <ns0:spacing ns0:line="276" ns0:lineRule="auto" ns0:before="0" ns0:after="60"/>
+              <ns0:jc ns0:val="left"/>
+              <ns0:wordWrap ns0:val="0"/>
+            </ns0:pPr>
+            <ns0:r>
+              <ns0:rPr>
+                <ns0:rFonts ns0:ascii="Noto Sans SC" ns0:hAnsi="Noto Sans SC" ns0:eastAsia="Noto Sans SC"/>
+                <ns0:b ns0:val="0"/>
+                <ns0:color ns0:val="202D33"/>
+                <ns0:sz ns0:val="19"/>
+              </ns0:rPr>
+              <ns0:t>提交本期成本复核结论前完成资料核对；由责任部门确认具体日期（确认后经模拟RPA发送）</ns0:t>
             </ns0:r>
           </ns0:p>
         </ns0:tc>
       </ns0:tr>
     </ns0:tbl>
+    <ns0:p>
+      <ns0:pPr>
+        <ns0:keepNext ns0:val="0"/>
+        <ns0:keepLines/>
+        <ns0:pageBreakBefore ns0:val="0"/>
+        <ns0:widowControl/>
+        <ns0:spacing ns0:line="331" ns0:lineRule="auto" ns0:before="0" ns0:after="140"/>
+        <ns0:ind ns0:firstLine="420"/>
+        <ns0:jc ns0:val="left"/>
+        <ns0:wordWrap ns0:val="0"/>
+      </ns0:pPr>
+      <ns0:r>
+        <ns0:rPr>
+          <ns0:rFonts ns0:ascii="Noto Sans SC" ns0:hAnsi="Noto Sans SC" ns0:eastAsia="Noto Sans SC"/>
+          <ns0:b ns0:val="0"/>
+          <ns0:color ns0:val="202D33"/>
+          <ns0:sz ns0:val="21"/>
+        </ns0:rPr>
+        <ns0:t>编制说明</ns0:t>
+      </ns0:r>
+    </ns0:p>
+    <ns0:p>
+      <ns0:pPr>
+        <ns0:keepNext ns0:val="0"/>
+        <ns0:keepLines/>
+        <ns0:pageBreakBefore ns0:val="0"/>
+        <ns0:widowControl/>
+        <ns0:spacing ns0:line="331" ns0:lineRule="auto" ns0:before="0" ns0:after="140"/>
+        <ns0:ind ns0:firstLine="420"/>
+        <ns0:jc ns0:val="left"/>
+        <ns0:wordWrap ns0:val="0"/>
+      </ns0:pPr>
+      <ns0:r>
+        <ns0:rPr>
+          <ns0:rFonts ns0:ascii="Noto Sans SC" ns0:hAnsi="Noto Sans SC" ns0:eastAsia="Noto Sans SC"/>
+          <ns0:b ns0:val="0"/>
+          <ns0:color ns0:val="202D33"/>
+          <ns0:sz ns0:val="21"/>
+        </ns0:rPr>
+        <ns0:t>本报告由成本智能分析系统自动生成，数据来源于ERP系统，分析文本由AI大模型结合行业知识库自动撰写。如有疑问请联系财务部。</ns0:t>
+      </ns0:r>
+    </ns0:p>
+    <ns0:p>
+      <ns0:pPr>
+        <ns0:keepNext ns0:val="0"/>
+        <ns0:keepLines/>
+        <ns0:pageBreakBefore ns0:val="0"/>
+        <ns0:widowControl/>
+        <ns0:spacing ns0:line="331" ns0:lineRule="auto" ns0:before="0" ns0:after="140"/>
+        <ns0:ind ns0:firstLine="420"/>
+        <ns0:jc ns0:val="left"/>
+        <ns0:wordWrap ns0:val="0"/>
+      </ns0:pPr>
+      <ns0:r>
+        <ns0:rPr>
+          <ns0:rFonts ns0:ascii="Noto Sans SC" ns0:hAnsi="Noto Sans SC" ns0:eastAsia="Noto Sans SC"/>
+          <ns0:b ns0:val="0"/>
+          <ns0:color ns0:val="202D33"/>
+          <ns0:sz ns0:val="21"/>
+        </ns0:rPr>
+        <ns0:t>知识库引用</ns0:t>
+      </ns0:r>
+    </ns0:p>
+    <ns0:p>
+      <ns0:pPr>
+        <ns0:keepNext ns0:val="0"/>
+        <ns0:keepLines/>
+        <ns0:pageBreakBefore ns0:val="0"/>
+        <ns0:widowControl/>
+        <ns0:spacing ns0:line="331" ns0:lineRule="auto" ns0:before="0" ns0:after="140"/>
+        <ns0:ind ns0:firstLine="420"/>
+        <ns0:jc ns0:val="left"/>
+        <ns0:wordWrap ns0:val="0"/>
+      </ns0:pPr>
+      <ns0:r>
+        <ns0:rPr>
+          <ns0:rFonts ns0:ascii="Noto Sans SC" ns0:hAnsi="Noto Sans SC" ns0:eastAsia="Noto Sans SC"/>
+          <ns0:b ns0:val="0"/>
+          <ns0:color ns0:val="202D33"/>
+          <ns0:sz ns0:val="21"/>
+        </ns0:rPr>
+        <ns0:t>产品配方：产品配方文档_银黄口服液.pdf（第2页）</ns0:t>
+      </ns0:r>
+    </ns0:p>
+    <ns0:p>
+      <ns0:pPr>
+        <ns0:keepNext ns0:val="0"/>
+        <ns0:keepLines/>
+        <ns0:pageBreakBefore ns0:val="0"/>
+        <ns0:widowControl/>
+        <ns0:spacing ns0:line="331" ns0:lineRule="auto" ns0:before="0" ns0:after="140"/>
+        <ns0:ind ns0:firstLine="420"/>
+        <ns0:jc ns0:val="left"/>
+        <ns0:wordWrap ns0:val="0"/>
+      </ns0:pPr>
+      <ns0:r>
+        <ns0:rPr>
+          <ns0:rFonts ns0:ascii="Noto Sans SC" ns0:hAnsi="Noto Sans SC" ns0:eastAsia="Noto Sans SC"/>
+          <ns0:b ns0:val="0"/>
+          <ns0:color ns0:val="202D33"/>
+          <ns0:sz ns0:val="21"/>
+        </ns0:rPr>
+        <ns0:t>工艺路线：生产工艺文档_中药一厂.pdf（第1页）</ns0:t>
+      </ns0:r>
+    </ns0:p>
+    <ns0:p>
+      <ns0:pPr>
+        <ns0:keepNext ns0:val="0"/>
+        <ns0:keepLines/>
+        <ns0:pageBreakBefore ns0:val="0"/>
+        <ns0:widowControl/>
+        <ns0:spacing ns0:line="331" ns0:lineRule="auto" ns0:before="0" ns0:after="140"/>
+        <ns0:ind ns0:firstLine="420"/>
+        <ns0:jc ns0:val="left"/>
+        <ns0:wordWrap ns0:val="0"/>
+      </ns0:pPr>
+      <ns0:r>
+        <ns0:rPr>
+          <ns0:rFonts ns0:ascii="Noto Sans SC" ns0:hAnsi="Noto Sans SC" ns0:eastAsia="Noto Sans SC"/>
+          <ns0:b ns0:val="0"/>
+          <ns0:color ns0:val="202D33"/>
+          <ns0:sz ns0:val="21"/>
+        </ns0:rPr>
+        <ns0:t>GMP要求：GMP法规核心摘要_2010修订版.pdf（第3页）</ns0:t>
+      </ns0:r>
+    </ns0:p>
+    <ns0:p>
+      <ns0:pPr>
+        <ns0:keepNext ns0:val="0"/>
+        <ns0:keepLines/>
+        <ns0:pageBreakBefore ns0:val="0"/>
+        <ns0:widowControl/>
+        <ns0:spacing ns0:line="331" ns0:lineRule="auto" ns0:before="0" ns0:after="140"/>
+        <ns0:ind ns0:firstLine="420"/>
+        <ns0:jc ns0:val="left"/>
+        <ns0:wordWrap ns0:val="0"/>
+      </ns0:pPr>
+      <ns0:r>
+        <ns0:rPr>
+          <ns0:rFonts ns0:ascii="Noto Sans SC" ns0:hAnsi="Noto Sans SC" ns0:eastAsia="Noto Sans SC"/>
+          <ns0:b ns0:val="0"/>
+          <ns0:color ns0:val="202D33"/>
+          <ns0:sz ns0:val="21"/>
+        </ns0:rPr>
+        <ns0:t>行业基准：行业成本基准数据_2026（题包02_行业参考数据）（本期未检索到适用段落，待核）</ns0:t>
+      </ns0:r>
+    </ns0:p>
     <ns0:p>
       <ns0:pPr>
         <ns0:keepNext/>
@@ -10733,7 +15216,7 @@
           <ns0:color ns0:val="202D33"/>
           <ns0:sz ns0:val="21"/>
         </ns0:rPr>
-        <ns0:t>本期检索到但未被正文直接引用的证据（候选依据 6 条）：</ns0:t>
+        <ns0:t>· 生产工艺文档_中药一厂.pdf · 二、银黄口服液 生产工艺路线 · 第1页</ns0:t>
       </ns0:r>
     </ns0:p>
     <ns0:p>
@@ -10754,7 +15237,7 @@
           <ns0:color ns0:val="202D33"/>
           <ns0:sz ns0:val="21"/>
         </ns0:rPr>
-        <ns0:t>· 生产工艺文档_中药一厂.pdf · 二、银黄口服液 生产工艺路线 · 第1页</ns0:t>
+        <ns0:t>本期检索到但未被正文直接引用的证据（候选依据 5 条）：</ns0:t>
       </ns0:r>
     </ns0:p>
     <ns0:p>

--- a/药衡智析_增量源码交接/public_source_candidate/07_交付/delivery_20260921/银黄口服液_2026-06.docx
+++ b/药衡智析_增量源码交接/public_source_candidate/07_交付/delivery_20260921/银黄口服液_2026-06.docx
@@ -2646,25 +2646,13 @@
           <ns0:sz ns0:val="21"/>
           <ns0:szCs ns0:val="21"/>
         </ns0:rPr>
-        <ns0:sectPr>
-          <ns0:headerReference ns3:id="rId5" ns0:type="first"/>
-          <ns0:footerReference ns3:id="rId7" ns0:type="first"/>
-          <ns0:headerReference ns3:id="rId3" ns0:type="default"/>
-          <ns0:headerReference ns3:id="rId4" ns0:type="even"/>
-          <ns0:footerReference ns3:id="rId6" ns0:type="even"/>
-          <ns0:footerReference ns0:type="default" ns3:id="rId15"/>
-          <ns0:pgSz ns0:w="11906" ns0:h="16838"/>
-          <ns0:pgMar ns0:top="1440" ns0:right="1797" ns0:bottom="1440" ns0:left="1797" ns0:header="851" ns0:footer="992" ns0:gutter="0"/>
-          <ns0:pgNumType ns0:fmt="decimal"/>
-          <ns0:cols ns0:space="720" ns0:num="1"/>
-          <ns0:docGrid ns0:type="lines" ns0:linePitch="312" ns0:charSpace="0"/>
-        </ns0:sectPr>
       </ns0:pPr>
     </ns0:p>
     <ns0:p ns2:paraId="15E5B084">
       <ns0:bookmarkStart ns0:id="30000" ns0:name="YH_TOC"/>
       <ns0:pPr>
         <ns0:pStyle ns0:val="19"/>
+        <ns0:keepNext/>
         <ns0:spacing ns0:before="360" ns0:after="120" ns0:line="360" ns0:lineRule="auto"/>
         <ns0:jc ns0:val="center"/>
       </ns0:pPr>
@@ -2689,14 +2677,13 @@
     </ns0:p>
     <ns0:p>
       <ns0:pPr>
-        <ns0:pageBreakBefore/>
         <ns0:spacing ns0:after="20" ns0:before="20" ns0:line="312" ns0:lineRule="auto"/>
       </ns0:pPr>
       <ns0:r>
         <ns0:rPr>
           <ns0:sz ns0:val="21"/>
         </ns0:rPr>
-        <ns0:t xml:space="preserve">　一、封面与基本信息　·　第7页</ns0:t>
+        <ns0:t xml:space="preserve">　一、封面与基本信息　·　第5页</ns0:t>
       </ns0:r>
     </ns0:p>
     <ns0:p>
@@ -2707,7 +2694,7 @@
         <ns0:rPr>
           <ns0:sz ns0:val="21"/>
         </ns0:rPr>
-        <ns0:t xml:space="preserve">　二、总成本概览　·　第7页</ns0:t>
+        <ns0:t xml:space="preserve">　二、总成本概览　·　第5页</ns0:t>
       </ns0:r>
     </ns0:p>
     <ns0:p>
@@ -2740,7 +2727,7 @@
         <ns0:rPr>
           <ns0:sz ns0:val="21"/>
         </ns0:rPr>
-        <ns0:t xml:space="preserve">　三、成本要素明细分析　·　第9页</ns0:t>
+        <ns0:t xml:space="preserve">　三、成本要素明细分析　·　第6页</ns0:t>
       </ns0:r>
     </ns0:p>
     <ns0:p>
@@ -2806,7 +2793,7 @@
         <ns0:rPr>
           <ns0:sz ns0:val="21"/>
         </ns0:rPr>
-        <ns0:t xml:space="preserve">　四、重点产品专项分析　·　第12页</ns0:t>
+        <ns0:t xml:space="preserve">　四、重点产品专项分析　·　第8页</ns0:t>
       </ns0:r>
     </ns0:p>
     <ns0:p>
@@ -2850,7 +2837,7 @@
         <ns0:rPr>
           <ns0:sz ns0:val="21"/>
         </ns0:rPr>
-        <ns0:t xml:space="preserve">　五、对标分析　·　第13页</ns0:t>
+        <ns0:t xml:space="preserve">　五、对标分析　·　第9页</ns0:t>
       </ns0:r>
     </ns0:p>
     <ns0:p>
@@ -2894,7 +2881,7 @@
         <ns0:rPr>
           <ns0:sz ns0:val="21"/>
         </ns0:rPr>
-        <ns0:t xml:space="preserve">　六、总结与建议　·　第14页</ns0:t>
+        <ns0:t xml:space="preserve">　六、总结与建议　·　第10页</ns0:t>
       </ns0:r>
     </ns0:p>
     <ns0:p>
@@ -2940,56 +2927,6 @@
         </ns0:rPr>
         <ns0:t xml:space="preserve">　　6.4 整改任务清单（自动生成）</ns0:t>
       </ns0:r>
-    </ns0:p>
-    <ns0:p>
-      <ns0:r>
-        <ns0:fldChar ns0:fldCharType="begin"/>
-      </ns0:r>
-      <ns0:r>
-        <ns0:instrText xml:space="preserve"> TOC \o "1-4" \h \z \u </ns0:instrText>
-      </ns0:r>
-      <ns0:r>
-        <ns0:fldChar ns0:fldCharType="separate"/>
-      </ns0:r>
-      <ns0:r>
-        <ns0:t xml:space="preserve">（右键点击此处 → 更新域 → 更新整个目录）</ns0:t>
-      </ns0:r>
-      <ns0:r>
-        <ns0:fldChar ns0:fldCharType="end"/>
-      </ns0:r>
-    </ns0:p>
-    <ns0:p ns2:paraId="63D1E5E1">
-      <ns0:pPr>
-        <ns0:spacing ns0:before="320" ns0:after="120" ns0:line="288" ns0:lineRule="auto"/>
-        <ns0:ind ns0:left="0"/>
-        <ns0:jc ns0:val="left"/>
-        <ns0:outlineLvl ns0:val="1"/>
-        <ns0:rPr>
-          <ns0:rFonts ns0:ascii="Arial" ns0:hAnsi="Arial" ns0:eastAsia="等线" ns0:cs="Arial"/>
-          <ns0:b/>
-          <ns0:sz ns0:val="32"/>
-        </ns0:rPr>
-        <ns0:sectPr>
-          <ns0:headerReference ns3:id="rId8" ns0:type="default"/>
-          <ns0:footerReference ns3:id="rId9" ns0:type="default"/>
-          <ns0:pgSz ns0:w="11905" ns0:h="16840"/>
-          <ns0:pgNumType ns0:fmt="decimal"/>
-          <ns0:cols ns0:space="720" ns0:num="1"/>
-        </ns0:sectPr>
-      </ns0:pPr>
-      <ns0:bookmarkStart ns0:id="9" ns0:name="heading_0"/>
-    </ns0:p>
-    <ns0:bookmarkEnd ns0:id="9"/>
-    <ns0:p ns2:paraId="0C43A0D7">
-      <ns0:pPr>
-        <ns0:spacing ns0:before="120" ns0:after="120" ns0:line="288" ns0:lineRule="auto"/>
-        <ns0:ind ns0:left="0"/>
-        <ns0:jc ns0:val="left"/>
-        <ns0:rPr>
-          <ns0:rFonts ns0:hint="default" ns0:eastAsia="宋体"/>
-          <ns0:lang ns0:val="en-US" ns0:eastAsia="zh-CN"/>
-        </ns0:rPr>
-      </ns0:pPr>
     </ns0:p>
     <ns0:p>
       <ns0:bookmarkStart ns0:id="10130" ns0:name="YH_c282ade0_130"/>
@@ -3025,6 +2962,7 @@
     <ns0:p>
       <ns0:bookmarkStart ns0:id="31000" ns0:name="YH_SEC_0"/>
       <ns0:pPr>
+        <ns0:pageBreakBefore/>
         <ns0:spacing ns0:line="360" ns0:lineRule="auto"/>
         <ns0:outlineLvl ns0:val="1"/>
       </ns0:pPr>
@@ -4263,7 +4201,7 @@
     </ns0:tbl>
     <ns0:p>
       <ns0:pPr>
-        <ns0:pageBreakBefore/>
+        <ns0:keepNext/>
       </ns0:pPr>
     </ns0:p>
     <ns0:p>
@@ -4796,11 +4734,7 @@
         </ns0:tc>
       </ns0:tr>
     </ns0:tbl>
-    <ns0:p>
-      <ns0:pPr>
-        <ns0:pageBreakBefore/>
-      </ns0:pPr>
-    </ns0:p>
+    <ns0:p/>
     <ns0:p>
       <ns0:bookmarkStart ns0:id="31004" ns0:name="YH_SEC_4"/>
       <ns0:pPr>
@@ -5717,14 +5651,13 @@
         <ns0:br/>
         <ns0:t xml:space="preserve">提取收率变化可能影响每盒材料耗用；现有工艺文档给出控制要求，尚不能证明本期实际收率下降。需将批次投料和合格产出与上期对照核查。</ns0:t>
         <ns0:br/>
-        <ns0:t xml:space="preserve">直接材料总成本口径：本期3﻿5﻿6﻿5﻿0﻿0﻿.﻿0﻿0﻿元，基期4﻿2﻿3﻿4﻿0﻿0﻿.﻿0﻿0﻿元，环比-﻿1﻿5﻿.﻿8﻿0﻿%。金银花单位成本下降可能源于采购单价回落或投料批次收率改善，与工艺文档中提取收率对材料成本敏感的机制同向，属于可能性中等的方向假设。</ns0:t>
+        <ns0:t xml:space="preserve">直接材料总成本口径：本期3﻿5﻿6﻿5﻿0﻿0﻿.﻿0﻿0﻿元，基期4﻿2﻿3﻿4﻿0﻿0﻿.﻿0﻿0﻿元，环比-﻿1﻿5﻿.﻿8﻿0﻿%。直接材料单位成本下降可能主要来自金银花耗用成本降低，可能性中等，依据是金银花在处方中占比最大且工艺文档记载提取收率直接影响材料成本，收率改善或采购价回落均可能压低单位材料成本；需要用投料批次与收率记录证实或证伪。</ns0:t>
       </ns0:r>
       <ns0:bookmarkEnd ns0:id="10242"/>
     </ns0:p>
     <ns0:p>
       <ns0:bookmarkStart ns0:id="31008" ns0:name="YH_SEC_8"/>
       <ns0:pPr>
-        <ns0:pageBreakBefore/>
         <ns0:spacing ns0:line="360" ns0:lineRule="auto"/>
         <ns0:outlineLvl ns0:val="2"/>
       </ns0:pPr>
@@ -6156,7 +6089,7 @@
     </ns0:p>
     <ns0:p>
       <ns0:r>
-        <ns0:t>直接人工总成本口径：本期7﻿5﻿0﻿0﻿0﻿.﻿0﻿0﻿元，基期8﻿8﻿7﻿4﻿0﻿.﻿0﻿0﻿元，环比-﻿1﻿5﻿.﻿4﻿8﻿%。现有证据不足以确认原因；需补充并核查：对应月份车间工时台账、期间生产排班记录。</ns0:t>
+        <ns0:t>直接人工总成本口径：本期7﻿5﻿0﻿0﻿0﻿.﻿0﻿0﻿元，基期8﻿8﻿7﻿4﻿0﻿.﻿0﻿0﻿元，环比-﻿1﻿5﻿.﻿4﻿8﻿%。现有证据不足以确认原因；需补充并核查：对应车间期间直接人工工时台账、对应月份生产排班与计件工资明细记录。</ns0:t>
       </ns0:r>
     </ns0:p>
     <ns0:p>
@@ -6759,14 +6692,13 @@
     </ns0:p>
     <ns0:p>
       <ns0:r>
-        <ns0:t>制造费用总成本口径：本期1﻿1﻿5﻿0﻿0﻿0﻿.﻿0﻿0﻿元，基期1﻿3﻿8﻿0﻿4﻿0﻿.﻿0﻿0﻿元，环比-﻿1﻿6﻿.﻿6﻿9﻿%。制造费用环比明显下降，可能的主要原因是产量下降带来的固定费用摊薄变化，可能性中等。</ns0:t>
+        <ns0:t>制造费用总成本口径：本期1﻿1﻿5﻿0﻿0﻿0﻿.﻿0﻿0﻿元，基期1﻿3﻿8﻿0﻿4﻿0﻿.﻿0﻿0﻿元，环比-﻿1﻿6﻿.﻿6﻿9﻿%。制造费用总额与单位成本下降可能主要由产量下降带来固定费用分摊减少以及蒸汽等能耗费用减少所致，可能性中等，依据是工艺文档记载浓缩工序蒸汽耗量在制造费用中占比较高，且产量排产变化会改变能耗与分摊；需要用制造费用明细与能耗计量记录证实。</ns0:t>
       </ns0:r>
     </ns0:p>
     <ns0:p>
       <ns0:bookmarkStart ns0:id="31010" ns0:name="YH_SEC_10"/>
       <ns0:bookmarkStart ns0:id="10307" ns0:name="YH_c282ade0_307"/>
       <ns0:pPr>
-        <ns0:pageBreakBefore/>
         <ns0:spacing ns0:line="360" ns0:lineRule="auto"/>
         <ns0:outlineLvl ns0:val="1"/>
       </ns0:pPr>
@@ -7857,7 +7789,6 @@
     <ns0:p>
       <ns0:bookmarkStart ns0:id="31013" ns0:name="YH_SEC_13"/>
       <ns0:pPr>
-        <ns0:pageBreakBefore/>
         <ns0:spacing ns0:line="360" ns0:lineRule="auto"/>
         <ns0:outlineLvl ns0:val="2"/>
       </ns0:pPr>
@@ -8483,6 +8414,7 @@
     <ns0:p>
       <ns0:bookmarkStart ns0:id="31014" ns0:name="YH_SEC_14"/>
       <ns0:pPr>
+        <ns0:keepNext/>
         <ns0:spacing ns0:line="360" ns0:lineRule="auto"/>
         <ns0:outlineLvl ns0:val="1"/>
       </ns0:pPr>
@@ -9228,7 +9160,7 @@
           <ns0:b ns0:val="0"/>
           <ns0:sz ns0:val="22"/>
         </ns0:rPr>
-        <ns0:t xml:space="preserve">跨厂比较方向：中药一厂−中药二厂，以中药二厂为分母。比较限制：总成本对比受产量影响，不能作为单位效率结论；文档原因证据由报告检索流程补充；仅表内数值不能证明因果。现有证据不足以确认原因；需补充并核查：中药二厂期间工时台账、两厂制造费用明细账、两厂批生产记录。数据边界：中药二厂明细：合成演示数据：数值按题包二厂成本汇总精确校准（结构比例取自一厂），非真实二厂经营明细。</ns0:t>
+        <ns0:t xml:space="preserve">跨厂比较方向：中药一厂−中药二厂，以中药二厂为分母。比较限制：总成本对比受产量影响，不能作为单位效率结论；文档原因证据由报告检索流程补充；仅表内数值不能证明因果。现有证据不足以确认原因；需补充并核查：中药二厂同期银黄口服液单位成本分项明细台账、中药二厂同期直接人工工时与工资凭证、中药二厂同期制造费用分摊明细记录、两厂同期中药材采购合同台账与单价记录。数据边界：中药二厂明细：合成演示数据：数值按题包二厂成本汇总精确校准（结构比例取自一厂），非真实二厂经营明细。</ns0:t>
       </ns0:r>
       <ns0:bookmarkEnd ns0:id="10320"/>
     </ns0:p>
@@ -9518,25 +9450,25 @@
                 <ns0:b ns0:val="0"/>
                 <ns0:sz ns0:val="18"/>
               </ns0:rPr>
-              <ns0:t>核对金银花与黄芩提取物采购单价及提取收率记录，区分价差与量差</ns0:t>
-            </ns0:r>
-          </ns0:p>
-        </ns0:tc>
-        <ns0:tc>
-          <ns0:tcPr>
-            <ns0:tcW ns0:type="dxa" ns0:w="1504"/>
-            <ns0:vAlign ns0:val="center"/>
-          </ns0:tcPr>
-          <ns0:p>
-            <ns0:pPr>
-              <ns0:jc ns0:val="left"/>
-            </ns0:pPr>
-            <ns0:r>
-              <ns0:rPr>
-                <ns0:b ns0:val="0"/>
-                <ns0:sz ns0:val="18"/>
-              </ns0:rPr>
-              <ns0:t>成本核算</ns0:t>
+              <ns0:t>调取金银花期间投料与收率台账以及采购合同台账，区分价格因素与收率因素对直接材料单位成本下降的贡献，生产工艺若需调整须报质量与生产负责人批准。</ns0:t>
+            </ns0:r>
+          </ns0:p>
+        </ns0:tc>
+        <ns0:tc>
+          <ns0:tcPr>
+            <ns0:tcW ns0:type="dxa" ns0:w="1504"/>
+            <ns0:vAlign ns0:val="center"/>
+          </ns0:tcPr>
+          <ns0:p>
+            <ns0:pPr>
+              <ns0:jc ns0:val="left"/>
+            </ns0:pPr>
+            <ns0:r>
+              <ns0:rPr>
+                <ns0:b ns0:val="0"/>
+                <ns0:sz ns0:val="18"/>
+              </ns0:rPr>
+              <ns0:t>生产与采购部门</ns0:t>
             </ns0:r>
           </ns0:p>
         </ns0:tc>
@@ -9572,7 +9504,7 @@
                 <ns0:b ns0:val="0"/>
                 <ns0:sz ns0:val="18"/>
               </ns0:rPr>
-              <ns0:t>金银花对应月份采购合同台账、车间期间提取收率批次记录</ns0:t>
+              <ns0:t>对应车间期间金银花投料批次记录与提取收率台账、对应月份金银花采购合同台账及入库单价凭证</ns0:t>
             </ns0:r>
           </ns0:p>
         </ns0:tc>
@@ -9631,79 +9563,79 @@
                 <ns0:b ns0:val="0"/>
                 <ns0:sz ns0:val="18"/>
               </ns0:rPr>
-              <ns0:t>调取车间工时与排班记录，分析单位工时耗用变化</ns0:t>
-            </ns0:r>
-          </ns0:p>
-        </ns0:tc>
-        <ns0:tc>
-          <ns0:tcPr>
-            <ns0:tcW ns0:type="dxa" ns0:w="1504"/>
-            <ns0:vAlign ns0:val="center"/>
-          </ns0:tcPr>
-          <ns0:p>
-            <ns0:pPr>
-              <ns0:jc ns0:val="left"/>
-            </ns0:pPr>
-            <ns0:r>
-              <ns0:rPr>
-                <ns0:b ns0:val="0"/>
-                <ns0:sz ns0:val="18"/>
-              </ns0:rPr>
-              <ns0:t>生产管理</ns0:t>
-            </ns0:r>
-          </ns0:p>
-        </ns0:tc>
-        <ns0:tc>
-          <ns0:tcPr>
-            <ns0:tcW ns0:type="dxa" ns0:w="1504"/>
-            <ns0:vAlign ns0:val="center"/>
-          </ns0:tcPr>
-          <ns0:p>
-            <ns0:pPr>
-              <ns0:jc ns0:val="left"/>
-            </ns0:pPr>
-            <ns0:r>
-              <ns0:rPr>
-                <ns0:b ns0:val="0"/>
-                <ns0:sz ns0:val="18"/>
-              </ns0:rPr>
-              <ns0:t>低</ns0:t>
-            </ns0:r>
-          </ns0:p>
-        </ns0:tc>
-        <ns0:tc>
-          <ns0:tcPr>
-            <ns0:tcW ns0:type="dxa" ns0:w="1504"/>
-            <ns0:vAlign ns0:val="center"/>
-          </ns0:tcPr>
-          <ns0:p>
-            <ns0:pPr>
-              <ns0:jc ns0:val="left"/>
-            </ns0:pPr>
-            <ns0:r>
-              <ns0:rPr>
-                <ns0:b ns0:val="0"/>
-                <ns0:sz ns0:val="18"/>
-              </ns0:rPr>
-              <ns0:t>对应月份车间工时台账</ns0:t>
-            </ns0:r>
-          </ns0:p>
-        </ns0:tc>
-        <ns0:tc>
-          <ns0:tcPr>
-            <ns0:tcW ns0:type="dxa" ns0:w="1504"/>
-            <ns0:vAlign ns0:val="center"/>
-          </ns0:tcPr>
-          <ns0:p>
-            <ns0:pPr>
-              <ns0:jc ns0:val="left"/>
-            </ns0:pPr>
-            <ns0:r>
-              <ns0:rPr>
-                <ns0:b ns0:val="0"/>
-                <ns0:sz ns0:val="18"/>
-              </ns0:rPr>
-              <ns0:t>月度成本分析完成后5个工作日内</ns0:t>
+              <ns0:t>调取期间工时台账与排班记录，核实人工下降是产量减少、效率提升还是计件单价变化所致。</ns0:t>
+            </ns0:r>
+          </ns0:p>
+        </ns0:tc>
+        <ns0:tc>
+          <ns0:tcPr>
+            <ns0:tcW ns0:type="dxa" ns0:w="1504"/>
+            <ns0:vAlign ns0:val="center"/>
+          </ns0:tcPr>
+          <ns0:p>
+            <ns0:pPr>
+              <ns0:jc ns0:val="left"/>
+            </ns0:pPr>
+            <ns0:r>
+              <ns0:rPr>
+                <ns0:b ns0:val="0"/>
+                <ns0:sz ns0:val="18"/>
+              </ns0:rPr>
+              <ns0:t>生产部门与财务部门</ns0:t>
+            </ns0:r>
+          </ns0:p>
+        </ns0:tc>
+        <ns0:tc>
+          <ns0:tcPr>
+            <ns0:tcW ns0:type="dxa" ns0:w="1504"/>
+            <ns0:vAlign ns0:val="center"/>
+          </ns0:tcPr>
+          <ns0:p>
+            <ns0:pPr>
+              <ns0:jc ns0:val="left"/>
+            </ns0:pPr>
+            <ns0:r>
+              <ns0:rPr>
+                <ns0:b ns0:val="0"/>
+                <ns0:sz ns0:val="18"/>
+              </ns0:rPr>
+              <ns0:t>中</ns0:t>
+            </ns0:r>
+          </ns0:p>
+        </ns0:tc>
+        <ns0:tc>
+          <ns0:tcPr>
+            <ns0:tcW ns0:type="dxa" ns0:w="1504"/>
+            <ns0:vAlign ns0:val="center"/>
+          </ns0:tcPr>
+          <ns0:p>
+            <ns0:pPr>
+              <ns0:jc ns0:val="left"/>
+            </ns0:pPr>
+            <ns0:r>
+              <ns0:rPr>
+                <ns0:b ns0:val="0"/>
+                <ns0:sz ns0:val="18"/>
+              </ns0:rPr>
+              <ns0:t>对应车间期间直接人工工时台账、对应月份生产排班与计件工资明细记录</ns0:t>
+            </ns0:r>
+          </ns0:p>
+        </ns0:tc>
+        <ns0:tc>
+          <ns0:tcPr>
+            <ns0:tcW ns0:type="dxa" ns0:w="1504"/>
+            <ns0:vAlign ns0:val="center"/>
+          </ns0:tcPr>
+          <ns0:p>
+            <ns0:pPr>
+              <ns0:jc ns0:val="left"/>
+            </ns0:pPr>
+            <ns0:r>
+              <ns0:rPr>
+                <ns0:b ns0:val="0"/>
+                <ns0:sz ns0:val="18"/>
+              </ns0:rPr>
+              <ns0:t>月度成本结账后10个工作日内</ns0:t>
             </ns0:r>
           </ns0:p>
         </ns0:tc>
@@ -9744,25 +9676,25 @@
                 <ns0:b ns0:val="0"/>
                 <ns0:sz ns0:val="18"/>
               </ns0:rPr>
-              <ns0:t>核对制造费用明细中固定与变动部分，验证分摊机制</ns0:t>
-            </ns0:r>
-          </ns0:p>
-        </ns0:tc>
-        <ns0:tc>
-          <ns0:tcPr>
-            <ns0:tcW ns0:type="dxa" ns0:w="1504"/>
-            <ns0:vAlign ns0:val="center"/>
-          </ns0:tcPr>
-          <ns0:p>
-            <ns0:pPr>
-              <ns0:jc ns0:val="left"/>
-            </ns0:pPr>
-            <ns0:r>
-              <ns0:rPr>
-                <ns0:b ns0:val="0"/>
-                <ns0:sz ns0:val="18"/>
-              </ns0:rPr>
-              <ns0:t>成本核算</ns0:t>
+              <ns0:t>调取制造费用明细账与能耗计量台账，把费用下降拆分为固定费用分摊因素与能耗变动因素，涉及能耗工艺调整须报生产负责人批准。</ns0:t>
+            </ns0:r>
+          </ns0:p>
+        </ns0:tc>
+        <ns0:tc>
+          <ns0:tcPr>
+            <ns0:tcW ns0:type="dxa" ns0:w="1504"/>
+            <ns0:vAlign ns0:val="center"/>
+          </ns0:tcPr>
+          <ns0:p>
+            <ns0:pPr>
+              <ns0:jc ns0:val="left"/>
+            </ns0:pPr>
+            <ns0:r>
+              <ns0:rPr>
+                <ns0:b ns0:val="0"/>
+                <ns0:sz ns0:val="18"/>
+              </ns0:rPr>
+              <ns0:t>财务部门与动力车间</ns0:t>
             </ns0:r>
           </ns0:p>
         </ns0:tc>
@@ -9798,7 +9730,7 @@
                 <ns0:b ns0:val="0"/>
                 <ns0:sz ns0:val="18"/>
               </ns0:rPr>
-              <ns0:t>期间制造费用明细账、车间能耗计量记录</ns0:t>
+              <ns0:t>对应期间制造费用明细账与蒸汽水电能耗计量台账、对应月份固定费用分摊与产量排产记录</ns0:t>
             </ns0:r>
           </ns0:p>
         </ns0:tc>
@@ -9857,25 +9789,25 @@
                 <ns0:b ns0:val="0"/>
                 <ns0:sz ns0:val="18"/>
               </ns0:rPr>
-              <ns0:t>组织两厂按同口径交换人工工时与制造费用明细，进行可比性核对</ns0:t>
-            </ns0:r>
-          </ns0:p>
-        </ns0:tc>
-        <ns0:tc>
-          <ns0:tcPr>
-            <ns0:tcW ns0:type="dxa" ns0:w="1504"/>
-            <ns0:vAlign ns0:val="center"/>
-          </ns0:tcPr>
-          <ns0:p>
-            <ns0:pPr>
-              <ns0:jc ns0:val="left"/>
-            </ns0:pPr>
-            <ns0:r>
-              <ns0:rPr>
-                <ns0:b ns0:val="0"/>
-                <ns0:sz ns0:val="18"/>
-              </ns0:rPr>
-              <ns0:t>成本核算</ns0:t>
+              <ns0:t>由集团组织两厂按同口径交换同期工时、费用与产量明细，先核对直接人工与制造费用口径一致后再作效率对标结论。</ns0:t>
+            </ns0:r>
+          </ns0:p>
+        </ns0:tc>
+        <ns0:tc>
+          <ns0:tcPr>
+            <ns0:tcW ns0:type="dxa" ns0:w="1504"/>
+            <ns0:vAlign ns0:val="center"/>
+          </ns0:tcPr>
+          <ns0:p>
+            <ns0:pPr>
+              <ns0:jc ns0:val="left"/>
+            </ns0:pPr>
+            <ns0:r>
+              <ns0:rPr>
+                <ns0:b ns0:val="0"/>
+                <ns0:sz ns0:val="18"/>
+              </ns0:rPr>
+              <ns0:t>集团财务部门</ns0:t>
             </ns0:r>
           </ns0:p>
         </ns0:tc>
@@ -9911,25 +9843,25 @@
                 <ns0:b ns0:val="0"/>
                 <ns0:sz ns0:val="18"/>
               </ns0:rPr>
-              <ns0:t>中药二厂期间工时台账、两厂制造费用明细账</ns0:t>
-            </ns0:r>
-          </ns0:p>
-        </ns0:tc>
-        <ns0:tc>
-          <ns0:tcPr>
-            <ns0:tcW ns0:type="dxa" ns0:w="1504"/>
-            <ns0:vAlign ns0:val="center"/>
-          </ns0:tcPr>
-          <ns0:p>
-            <ns0:pPr>
-              <ns0:jc ns0:val="left"/>
-            </ns0:pPr>
-            <ns0:r>
-              <ns0:rPr>
-                <ns0:b ns0:val="0"/>
-                <ns0:sz ns0:val="18"/>
-              </ns0:rPr>
-              <ns0:t>报告完成后15个工作日内</ns0:t>
+              <ns0:t>中药二厂同期银黄口服液直接人工工时与工资台账、中药二厂同期银黄口服液制造费用明细账与能耗计量台账</ns0:t>
+            </ns0:r>
+          </ns0:p>
+        </ns0:tc>
+        <ns0:tc>
+          <ns0:tcPr>
+            <ns0:tcW ns0:type="dxa" ns0:w="1504"/>
+            <ns0:vAlign ns0:val="center"/>
+          </ns0:tcPr>
+          <ns0:p>
+            <ns0:pPr>
+              <ns0:jc ns0:val="left"/>
+            </ns0:pPr>
+            <ns0:r>
+              <ns0:rPr>
+                <ns0:b ns0:val="0"/>
+                <ns0:sz ns0:val="18"/>
+              </ns0:rPr>
+              <ns0:t>月度成本分析完成后10个工作日内</ns0:t>
             </ns0:r>
           </ns0:p>
         </ns0:tc>
@@ -10577,25 +10509,25 @@
                 <ns0:b ns0:val="0"/>
                 <ns0:sz ns0:val="18"/>
               </ns0:rPr>
-              <ns0:t>YH-66e756f6</ns0:t>
-            </ns0:r>
-          </ns0:p>
-        </ns0:tc>
-        <ns0:tc>
-          <ns0:tcPr>
-            <ns0:tcW ns0:type="dxa" ns0:w="1504"/>
-            <ns0:vAlign ns0:val="center"/>
-          </ns0:tcPr>
-          <ns0:p>
-            <ns0:pPr>
-              <ns0:jc ns0:val="left"/>
-            </ns0:pPr>
-            <ns0:r>
-              <ns0:rPr>
-                <ns0:b ns0:val="0"/>
-                <ns0:sz ns0:val="18"/>
-              </ns0:rPr>
-              <ns0:t>直接材料环比下降中采购价与收率因素各自占比</ns0:t>
+              <ns0:t>YH-d99da6a0</ns0:t>
+            </ns0:r>
+          </ns0:p>
+        </ns0:tc>
+        <ns0:tc>
+          <ns0:tcPr>
+            <ns0:tcW ns0:type="dxa" ns0:w="1504"/>
+            <ns0:vAlign ns0:val="center"/>
+          </ns0:tcPr>
+          <ns0:p>
+            <ns0:pPr>
+              <ns0:jc ns0:val="left"/>
+            </ns0:pPr>
+            <ns0:r>
+              <ns0:rPr>
+                <ns0:b ns0:val="0"/>
+                <ns0:sz ns0:val="18"/>
+              </ns0:rPr>
+              <ns0:t>金银花单位耗用成本下降的价格与收率归因</ns0:t>
             </ns0:r>
           </ns0:p>
         </ns0:tc>
@@ -10690,25 +10622,25 @@
                 <ns0:b ns0:val="0"/>
                 <ns0:sz ns0:val="18"/>
               </ns0:rPr>
-              <ns0:t>YH-2b18a18c</ns0:t>
-            </ns0:r>
-          </ns0:p>
-        </ns0:tc>
-        <ns0:tc>
-          <ns0:tcPr>
-            <ns0:tcW ns0:type="dxa" ns0:w="1504"/>
-            <ns0:vAlign ns0:val="center"/>
-          </ns0:tcPr>
-          <ns0:p>
-            <ns0:pPr>
-              <ns0:jc ns0:val="left"/>
-            </ns0:pPr>
-            <ns0:r>
-              <ns0:rPr>
-                <ns0:b ns0:val="0"/>
-                <ns0:sz ns0:val="18"/>
-              </ns0:rPr>
-              <ns0:t>单位产量人工工时是否发生变化</ns0:t>
+              <ns0:t>YH-6d385534</ns0:t>
+            </ns0:r>
+          </ns0:p>
+        </ns0:tc>
+        <ns0:tc>
+          <ns0:tcPr>
+            <ns0:tcW ns0:type="dxa" ns0:w="1504"/>
+            <ns0:vAlign ns0:val="center"/>
+          </ns0:tcPr>
+          <ns0:p>
+            <ns0:pPr>
+              <ns0:jc ns0:val="left"/>
+            </ns0:pPr>
+            <ns0:r>
+              <ns0:rPr>
+                <ns0:b ns0:val="0"/>
+                <ns0:sz ns0:val="18"/>
+              </ns0:rPr>
+              <ns0:t>直接人工成本下降的工时与产量匹配关系</ns0:t>
             </ns0:r>
           </ns0:p>
         </ns0:tc>
@@ -10744,7 +10676,7 @@
                 <ns0:b ns0:val="0"/>
                 <ns0:sz ns0:val="18"/>
               </ns0:rPr>
-              <ns0:t>低</ns0:t>
+              <ns0:t>中</ns0:t>
             </ns0:r>
           </ns0:p>
         </ns0:tc>
@@ -10780,7 +10712,7 @@
                 <ns0:b ns0:val="0"/>
                 <ns0:sz ns0:val="18"/>
               </ns0:rPr>
-              <ns0:t>月度成本分析完成后5个工作日内（确认后经模拟RPA发送）</ns0:t>
+              <ns0:t>月度成本结账后10个工作日内（确认后经模拟RPA发送）</ns0:t>
             </ns0:r>
           </ns0:p>
         </ns0:tc>
@@ -10803,25 +10735,25 @@
                 <ns0:b ns0:val="0"/>
                 <ns0:sz ns0:val="18"/>
               </ns0:rPr>
-              <ns0:t>YH-c686b340</ns0:t>
-            </ns0:r>
-          </ns0:p>
-        </ns0:tc>
-        <ns0:tc>
-          <ns0:tcPr>
-            <ns0:tcW ns0:type="dxa" ns0:w="1504"/>
-            <ns0:vAlign ns0:val="center"/>
-          </ns0:tcPr>
-          <ns0:p>
-            <ns0:pPr>
-              <ns0:jc ns0:val="left"/>
-            </ns0:pPr>
-            <ns0:r>
-              <ns0:rPr>
-                <ns0:b ns0:val="0"/>
-                <ns0:sz ns0:val="18"/>
-              </ns0:rPr>
-              <ns0:t>制造费用下降主要由产量分摊还是能耗减少驱动</ns0:t>
+              <ns0:t>YH-ca925087</ns0:t>
+            </ns0:r>
+          </ns0:p>
+        </ns0:tc>
+        <ns0:tc>
+          <ns0:tcPr>
+            <ns0:tcW ns0:type="dxa" ns0:w="1504"/>
+            <ns0:vAlign ns0:val="center"/>
+          </ns0:tcPr>
+          <ns0:p>
+            <ns0:pPr>
+              <ns0:jc ns0:val="left"/>
+            </ns0:pPr>
+            <ns0:r>
+              <ns0:rPr>
+                <ns0:b ns0:val="0"/>
+                <ns0:sz ns0:val="18"/>
+              </ns0:rPr>
+              <ns0:t>制造费用下降中固定分摊与能耗变动的构成</ns0:t>
             </ns0:r>
           </ns0:p>
         </ns0:tc>
@@ -10916,25 +10848,25 @@
                 <ns0:b ns0:val="0"/>
                 <ns0:sz ns0:val="18"/>
               </ns0:rPr>
-              <ns0:t>YH-22bfe284</ns0:t>
-            </ns0:r>
-          </ns0:p>
-        </ns0:tc>
-        <ns0:tc>
-          <ns0:tcPr>
-            <ns0:tcW ns0:type="dxa" ns0:w="1504"/>
-            <ns0:vAlign ns0:val="center"/>
-          </ns0:tcPr>
-          <ns0:p>
-            <ns0:pPr>
-              <ns0:jc ns0:val="left"/>
-            </ns0:pPr>
-            <ns0:r>
-              <ns0:rPr>
-                <ns0:b ns0:val="0"/>
-                <ns0:sz ns0:val="18"/>
-              </ns0:rPr>
-              <ns0:t>两厂单位人工与制造费用差异的形成机制</ns0:t>
+              <ns0:t>YH-4212ad7c</ns0:t>
+            </ns0:r>
+          </ns0:p>
+        </ns0:tc>
+        <ns0:tc>
+          <ns0:tcPr>
+            <ns0:tcW ns0:type="dxa" ns0:w="1504"/>
+            <ns0:vAlign ns0:val="center"/>
+          </ns0:tcPr>
+          <ns0:p>
+            <ns0:pPr>
+              <ns0:jc ns0:val="left"/>
+            </ns0:pPr>
+            <ns0:r>
+              <ns0:rPr>
+                <ns0:b ns0:val="0"/>
+                <ns0:sz ns0:val="18"/>
+              </ns0:rPr>
+              <ns0:t>两厂银黄口服液单位成本差异的人工与费用归因</ns0:t>
             </ns0:r>
           </ns0:p>
         </ns0:tc>
@@ -11006,7 +10938,7 @@
                 <ns0:b ns0:val="0"/>
                 <ns0:sz ns0:val="18"/>
               </ns0:rPr>
-              <ns0:t>报告完成后15个工作日内（确认后经模拟RPA发送）</ns0:t>
+              <ns0:t>月度成本分析完成后10个工作日内（确认后经模拟RPA发送）</ns0:t>
             </ns0:r>
           </ns0:p>
         </ns0:tc>
@@ -11526,7 +11458,12 @@
     </ns0:p>
     <ns0:p>
       <ns0:r>
-        <ns0:t>本期检索到但未被正文直接引用的证据（候选依据 7 条）：</ns0:t>
+        <ns0:t>· 产品配方文档_银黄口服液.pdf · 二、处方组成 · 第1页</ns0:t>
+      </ns0:r>
+    </ns0:p>
+    <ns0:p>
+      <ns0:r>
+        <ns0:t>本期检索到但未被正文直接引用的证据（候选依据 6 条）：</ns0:t>
       </ns0:r>
     </ns0:p>
     <ns0:p>
@@ -11541,11 +11478,6 @@
     </ns0:p>
     <ns0:p>
       <ns0:r>
-        <ns0:t>· 产品配方文档_银黄口服液.pdf · 二、处方组成 · 第1页</ns0:t>
-      </ns0:r>
-    </ns0:p>
-    <ns0:p>
-      <ns0:r>
         <ns0:t>· GMP法规核心摘要_2010修订版.pdf · 相关章节 · 第3页</ns0:t>
       </ns0:r>
     </ns0:p>
@@ -11571,6 +11503,7 @@
     </ns0:p>
     <ns0:sectPr>
       <ns0:footerReference ns3:id="rId10" ns0:type="default"/>
+      <ns0:headerReference ns0:type="default" ns3:id="rId15"/>
       <ns0:pgSz ns0:w="11905" ns0:h="16840"/>
       <ns0:pgNumType ns0:fmt="decimal"/>
       <ns0:cols ns0:space="720" ns0:num="1"/>
@@ -11601,42 +11534,7 @@
 
 <file path=word/footer3.xml><?xml version="1.0" encoding="utf-8"?>
 <ns0:ftr xmlns:ns0="http://schemas.openxmlformats.org/wordprocessingml/2006/main" xmlns:ns1="http://schemas.openxmlformats.org/markup-compatibility/2006" xmlns:ns2="http://schemas.microsoft.com/office/word/2010/wordml" ns1:Ignorable="w14 w15 wp14">
-  <ns0:p>
-    <ns0:pPr>
-      <ns0:jc ns0:val="center"/>
-    </ns0:pPr>
-    <ns0:r>
-      <ns0:rPr>
-        <ns0:rFonts ns0:ascii="Noto Sans SC" ns0:hAnsi="Noto Sans SC"/>
-        <ns0:sz ns0:val="18"/>
-      </ns0:rPr>
-      <ns0:t>第</ns0:t>
-    </ns0:r>
-    <ns0:fldSimple ns0:instr="PAGE">
-      <ns0:r>
-        <ns0:t>1</ns0:t>
-      </ns0:r>
-    </ns0:fldSimple>
-    <ns0:r>
-      <ns0:rPr>
-        <ns0:rFonts ns0:ascii="Noto Sans SC" ns0:hAnsi="Noto Sans SC"/>
-        <ns0:sz ns0:val="18"/>
-      </ns0:rPr>
-      <ns0:t>页共</ns0:t>
-    </ns0:r>
-    <ns0:fldSimple ns0:instr="NUMPAGES">
-      <ns0:r>
-        <ns0:t>1</ns0:t>
-      </ns0:r>
-    </ns0:fldSimple>
-    <ns0:r>
-      <ns0:rPr>
-        <ns0:rFonts ns0:ascii="Noto Sans SC" ns0:hAnsi="Noto Sans SC"/>
-        <ns0:sz ns0:val="18"/>
-      </ns0:rPr>
-      <ns0:t>页</ns0:t>
-    </ns0:r>
-  </ns0:p>
+  <ns0:p ns2:paraId="5D2F0F5B"/>
 </ns0:ftr>
 </file>
 
@@ -11679,47 +11577,6 @@
     </ns0:r>
   </ns0:p>
 </ns0:ftr>
-</file>
-
-<file path=word/footer5.xml><?xml version="1.0" encoding="utf-8"?>
-<w:ftr xmlns:m="http://schemas.openxmlformats.org/officeDocument/2006/math" xmlns:mc="http://schemas.openxmlformats.org/markup-compatibility/2006" xmlns:mo="http://schemas.microsoft.com/office/mac/office/2008/main" xmlns:mv="urn:schemas-microsoft-com:mac:vml" xmlns:o="urn:schemas-microsoft-com:office:office" xmlns:r="http://schemas.openxmlformats.org/officeDocument/2006/relationships" xmlns:v="urn:schemas-microsoft-com:vml" xmlns:w10="urn:schemas-microsoft-com:office:word" xmlns:w14="http://schemas.microsoft.com/office/word/2010/wordml" xmlns:w="http://schemas.openxmlformats.org/wordprocessingml/2006/main" xmlns:wne="http://schemas.microsoft.com/office/word/2006/wordml" xmlns:wp14="http://schemas.microsoft.com/office/word/2010/wordprocessingDrawing" xmlns:wp="http://schemas.openxmlformats.org/drawingml/2006/wordprocessingDrawing" xmlns:wpc="http://schemas.microsoft.com/office/word/2010/wordprocessingCanvas" xmlns:wpg="http://schemas.microsoft.com/office/word/2010/wordprocessingGroup" xmlns:wpi="http://schemas.microsoft.com/office/word/2010/wordprocessingInk" xmlns:wps="http://schemas.microsoft.com/office/word/2010/wordprocessingShape" mc:Ignorable="w14 wp14">
-  <w:p>
-    <w:pPr>
-      <w:jc w:val="center"/>
-    </w:pPr>
-    <w:r>
-      <w:rPr>
-        <w:rFonts w:ascii="Noto Sans SC" w:hAnsi="Noto Sans SC"/>
-        <w:sz w:val="18"/>
-      </w:rPr>
-      <w:t>第</w:t>
-    </w:r>
-    <w:fldSimple w:instr="PAGE">
-      <w:r>
-        <w:t>1</w:t>
-      </w:r>
-    </w:fldSimple>
-    <w:r>
-      <w:rPr>
-        <w:rFonts w:ascii="Noto Sans SC" w:hAnsi="Noto Sans SC"/>
-        <w:sz w:val="18"/>
-      </w:rPr>
-      <w:t>页共</w:t>
-    </w:r>
-    <w:fldSimple w:instr="NUMPAGES">
-      <w:r>
-        <w:t>1</w:t>
-      </w:r>
-    </w:fldSimple>
-    <w:r>
-      <w:rPr>
-        <w:rFonts w:ascii="Noto Sans SC" w:hAnsi="Noto Sans SC"/>
-        <w:sz w:val="18"/>
-      </w:rPr>
-      <w:t>页</w:t>
-    </w:r>
-  </w:p>
-</w:ftr>
 </file>
 
 <file path=word/header1.xml><?xml version="1.0" encoding="utf-8"?>
@@ -11975,6 +11832,16 @@
     </ns0:r>
   </ns0:p>
 </ns0:hdr>
+</file>
+
+<file path=word/header5.xml><?xml version="1.0" encoding="utf-8"?>
+<w:hdr xmlns:m="http://schemas.openxmlformats.org/officeDocument/2006/math" xmlns:mc="http://schemas.openxmlformats.org/markup-compatibility/2006" xmlns:mo="http://schemas.microsoft.com/office/mac/office/2008/main" xmlns:mv="urn:schemas-microsoft-com:mac:vml" xmlns:o="urn:schemas-microsoft-com:office:office" xmlns:r="http://schemas.openxmlformats.org/officeDocument/2006/relationships" xmlns:v="urn:schemas-microsoft-com:vml" xmlns:w10="urn:schemas-microsoft-com:office:word" xmlns:w14="http://schemas.microsoft.com/office/word/2010/wordml" xmlns:w="http://schemas.openxmlformats.org/wordprocessingml/2006/main" xmlns:wne="http://schemas.microsoft.com/office/word/2006/wordml" xmlns:wp14="http://schemas.microsoft.com/office/word/2010/wordprocessingDrawing" xmlns:wp="http://schemas.openxmlformats.org/drawingml/2006/wordprocessingDrawing" xmlns:wpc="http://schemas.microsoft.com/office/word/2010/wordprocessingCanvas" xmlns:wpg="http://schemas.microsoft.com/office/word/2010/wordprocessingGroup" xmlns:wpi="http://schemas.microsoft.com/office/word/2010/wordprocessingInk" xmlns:wps="http://schemas.microsoft.com/office/word/2010/wordprocessingShape" mc:Ignorable="w14 wp14">
+  <w:p>
+    <w:pPr>
+      <w:pStyle w:val="Header"/>
+    </w:pPr>
+  </w:p>
+</w:hdr>
 </file>
 
 <file path=word/numbering.xml><?xml version="1.0" encoding="utf-8"?>
